--- a/4. 人工智能应用/AI-Coding/2. Claude Code.docx
+++ b/4. 人工智能应用/AI-Coding/2. Claude Code.docx
@@ -12,6 +12,30 @@
         </w:rPr>
         <w:t>概述</w:t>
       </w:r>
+    </w:p>
+    <w:p>
+      <w:r>
+        <w:tab/>
+      </w:r>
+      <w:r>
+        <w:rPr>
+          <w:rFonts w:hint="eastAsia"/>
+        </w:rPr>
+        <w:t>参考：</w:t>
+      </w:r>
+    </w:p>
+    <w:p>
+      <w:r>
+        <w:tab/>
+      </w:r>
+      <w:hyperlink r:id="rId5" w:history="1">
+        <w:r>
+          <w:rPr>
+            <w:rStyle w:val="ae"/>
+          </w:rPr>
+          <w:t>https://code.claude.com/docs/zh-CN/overview</w:t>
+        </w:r>
+      </w:hyperlink>
     </w:p>
     <w:p>
       <w:r>
@@ -112,7 +136,7 @@
                     <pic:cNvPicPr/>
                   </pic:nvPicPr>
                   <pic:blipFill>
-                    <a:blip r:embed="rId5"/>
+                    <a:blip r:embed="rId6"/>
                     <a:stretch>
                       <a:fillRect/>
                     </a:stretch>
@@ -198,16 +222,2989 @@
     </w:p>
     <w:p>
       <w:pPr>
+        <w:pStyle w:val="1"/>
+      </w:pPr>
+      <w:r>
+        <w:rPr>
+          <w:rFonts w:hint="eastAsia"/>
+        </w:rPr>
+        <w:t>快速开始</w:t>
+      </w:r>
+    </w:p>
+    <w:p>
+      <w:pPr>
         <w:pStyle w:val="2"/>
       </w:pPr>
       <w:r>
-        <w:t>S</w:t>
-      </w:r>
-      <w:r>
-        <w:rPr>
-          <w:rFonts w:hint="eastAsia"/>
-        </w:rPr>
-        <w:t>uperpower</w:t>
+        <w:rPr>
+          <w:rFonts w:hint="eastAsia"/>
+        </w:rPr>
+        <w:t>概述</w:t>
+      </w:r>
+    </w:p>
+    <w:p>
+      <w:pPr>
+        <w:ind w:firstLine="420"/>
+        <w:rPr>
+          <w:rFonts w:hint="eastAsia"/>
+        </w:rPr>
+      </w:pPr>
+      <w:r>
+        <w:rPr>
+          <w:rFonts w:hint="eastAsia"/>
+        </w:rPr>
+        <w:t xml:space="preserve">Claude Code </w:t>
+      </w:r>
+      <w:r>
+        <w:rPr>
+          <w:rFonts w:hint="eastAsia"/>
+        </w:rPr>
+        <w:t>是一个代理编码工具，可以读取你的代码库、编辑文件、运行命令，并与你的开发工具集成。可在终端、</w:t>
+      </w:r>
+      <w:r>
+        <w:rPr>
+          <w:rFonts w:hint="eastAsia"/>
+        </w:rPr>
+        <w:t>IDE</w:t>
+      </w:r>
+      <w:r>
+        <w:rPr>
+          <w:rFonts w:hint="eastAsia"/>
+        </w:rPr>
+        <w:t>、桌面应用和浏览器中使用。</w:t>
+      </w:r>
+    </w:p>
+    <w:p>
+      <w:pPr>
+        <w:ind w:firstLine="420"/>
+        <w:rPr>
+          <w:rFonts w:hint="eastAsia"/>
+        </w:rPr>
+      </w:pPr>
+      <w:r>
+        <w:rPr>
+          <w:rFonts w:hint="eastAsia"/>
+        </w:rPr>
+        <w:t xml:space="preserve">Claude Code </w:t>
+      </w:r>
+      <w:r>
+        <w:rPr>
+          <w:rFonts w:hint="eastAsia"/>
+        </w:rPr>
+        <w:t>是一个由</w:t>
+      </w:r>
+      <w:r>
+        <w:rPr>
+          <w:rFonts w:hint="eastAsia"/>
+        </w:rPr>
+        <w:t xml:space="preserve"> AI </w:t>
+      </w:r>
+      <w:r>
+        <w:rPr>
+          <w:rFonts w:hint="eastAsia"/>
+        </w:rPr>
+        <w:t>驱动的编码助手，可帮助你构建功能、修复错误和自动化开发任务。它理解你的整个代码库，可以跨多个文件和工具工作以完成任务。</w:t>
+      </w:r>
+    </w:p>
+    <w:p>
+      <w:pPr>
+        <w:pStyle w:val="2"/>
+        <w:rPr>
+          <w:rFonts w:hint="eastAsia"/>
+        </w:rPr>
+      </w:pPr>
+      <w:r>
+        <w:rPr>
+          <w:rFonts w:hint="eastAsia"/>
+        </w:rPr>
+        <w:t>核心概念</w:t>
+      </w:r>
+    </w:p>
+    <w:p>
+      <w:pPr>
+        <w:pStyle w:val="3"/>
+      </w:pPr>
+      <w:r>
+        <w:rPr>
+          <w:rFonts w:hint="eastAsia"/>
+        </w:rPr>
+        <w:t xml:space="preserve">Claude Code </w:t>
+      </w:r>
+      <w:r>
+        <w:rPr>
+          <w:rFonts w:hint="eastAsia"/>
+        </w:rPr>
+        <w:t>如何工作</w:t>
+      </w:r>
+    </w:p>
+    <w:p>
+      <w:r>
+        <w:tab/>
+      </w:r>
+      <w:r>
+        <w:t xml:space="preserve">Claude Code </w:t>
+      </w:r>
+      <w:r>
+        <w:t>是一个在您的终端中运行的代理助手。虽然它在编码方面表现出色，但它可以帮助您完成从命令行可以做的任何事情：编写文档、运行构</w:t>
+      </w:r>
+      <w:r>
+        <w:lastRenderedPageBreak/>
+        <w:t>建、搜索文件、研究主题等。</w:t>
+      </w:r>
+    </w:p>
+    <w:p>
+      <w:pPr>
+        <w:pStyle w:val="4"/>
+      </w:pPr>
+      <w:r>
+        <w:rPr>
+          <w:rFonts w:hint="eastAsia"/>
+        </w:rPr>
+        <w:t>代理循环</w:t>
+      </w:r>
+    </w:p>
+    <w:p>
+      <w:r>
+        <w:tab/>
+      </w:r>
+      <w:r>
+        <w:t>当您给</w:t>
+      </w:r>
+      <w:r>
+        <w:t xml:space="preserve"> Claude </w:t>
+      </w:r>
+      <w:r>
+        <w:t>一个任务时，它会经历三个阶段：</w:t>
+      </w:r>
+      <w:r>
+        <w:rPr>
+          <w:b/>
+          <w:bCs/>
+          <w:color w:val="EE0000"/>
+        </w:rPr>
+        <w:t>收集上下文、采取行动和验证结果</w:t>
+      </w:r>
+      <w:r>
+        <w:t>。这些阶段相互融合。</w:t>
+      </w:r>
+      <w:r>
+        <w:t xml:space="preserve">Claude </w:t>
+      </w:r>
+      <w:r>
+        <w:t>始终使用工具，无论是搜索文件以了解您的代码、编辑以进行更改，还是运行测试以检查其工作。</w:t>
+      </w:r>
+    </w:p>
+    <w:p>
+      <w:pPr>
+        <w:jc w:val="center"/>
+      </w:pPr>
+      <w:r>
+        <w:rPr>
+          <w:noProof/>
+        </w:rPr>
+        <w:drawing>
+          <wp:inline distT="0" distB="0" distL="0" distR="0" wp14:anchorId="2CB7A980" wp14:editId="23CD8865">
+            <wp:extent cx="4667148" cy="1655360"/>
+            <wp:effectExtent l="0" t="0" r="635" b="2540"/>
+            <wp:docPr id="1612346267" name="图片 1"/>
+            <wp:cNvGraphicFramePr>
+              <a:graphicFrameLocks xmlns:a="http://schemas.openxmlformats.org/drawingml/2006/main" noChangeAspect="1"/>
+            </wp:cNvGraphicFramePr>
+            <a:graphic xmlns:a="http://schemas.openxmlformats.org/drawingml/2006/main">
+              <a:graphicData uri="http://schemas.openxmlformats.org/drawingml/2006/picture">
+                <pic:pic xmlns:pic="http://schemas.openxmlformats.org/drawingml/2006/picture">
+                  <pic:nvPicPr>
+                    <pic:cNvPr id="1612346267" name=""/>
+                    <pic:cNvPicPr/>
+                  </pic:nvPicPr>
+                  <pic:blipFill>
+                    <a:blip r:embed="rId7"/>
+                    <a:stretch>
+                      <a:fillRect/>
+                    </a:stretch>
+                  </pic:blipFill>
+                  <pic:spPr>
+                    <a:xfrm>
+                      <a:off x="0" y="0"/>
+                      <a:ext cx="4676424" cy="1658650"/>
+                    </a:xfrm>
+                    <a:prstGeom prst="rect">
+                      <a:avLst/>
+                    </a:prstGeom>
+                  </pic:spPr>
+                </pic:pic>
+              </a:graphicData>
+            </a:graphic>
+          </wp:inline>
+        </w:drawing>
+      </w:r>
+    </w:p>
+    <w:p>
+      <w:pPr>
+        <w:rPr>
+          <w:rFonts w:hint="eastAsia"/>
+        </w:rPr>
+      </w:pPr>
+      <w:r>
+        <w:tab/>
+      </w:r>
+      <w:r>
+        <w:rPr>
+          <w:rFonts w:hint="eastAsia"/>
+        </w:rPr>
+        <w:t>循环会根据您的要求进行调整。关于您代码库的问题可能只需要收集上下文。错误修复会循环通过所有三个阶段多次。重构可能涉及广泛的验证。</w:t>
+      </w:r>
+      <w:r>
+        <w:rPr>
+          <w:rFonts w:hint="eastAsia"/>
+        </w:rPr>
+        <w:t xml:space="preserve">Claude </w:t>
+      </w:r>
+      <w:r>
+        <w:rPr>
+          <w:rFonts w:hint="eastAsia"/>
+        </w:rPr>
+        <w:t>根据从前一步学到的内容决定每一步需要什么，将数十个操作链接在一起并沿途进行纠正。</w:t>
+      </w:r>
+    </w:p>
+    <w:p>
+      <w:pPr>
+        <w:ind w:firstLine="420"/>
+        <w:rPr>
+          <w:rFonts w:hint="eastAsia"/>
+        </w:rPr>
+      </w:pPr>
+      <w:r>
+        <w:rPr>
+          <w:rFonts w:hint="eastAsia"/>
+        </w:rPr>
+        <w:t>您也是这个循环的一部分。您可以在任何时刻中断以引导</w:t>
+      </w:r>
+      <w:r>
+        <w:rPr>
+          <w:rFonts w:hint="eastAsia"/>
+        </w:rPr>
+        <w:t xml:space="preserve"> Claude </w:t>
+      </w:r>
+      <w:r>
+        <w:rPr>
+          <w:rFonts w:hint="eastAsia"/>
+        </w:rPr>
+        <w:t>朝不同的方向发展、提供额外的上下文或要求它尝试不同的方法。</w:t>
+      </w:r>
+      <w:r>
+        <w:rPr>
+          <w:rFonts w:hint="eastAsia"/>
+        </w:rPr>
+        <w:t xml:space="preserve">Claude </w:t>
+      </w:r>
+      <w:r>
+        <w:rPr>
+          <w:rFonts w:hint="eastAsia"/>
+        </w:rPr>
+        <w:t>自主工作但对您的输入保持响应。</w:t>
+      </w:r>
+    </w:p>
+    <w:p>
+      <w:pPr>
+        <w:ind w:firstLine="420"/>
+        <w:rPr>
+          <w:rFonts w:hint="eastAsia"/>
+        </w:rPr>
+      </w:pPr>
+      <w:r>
+        <w:rPr>
+          <w:rFonts w:hint="eastAsia"/>
+        </w:rPr>
+        <w:t>代理循环由两个组件驱动：模型进行</w:t>
+      </w:r>
+      <w:r>
+        <w:rPr>
+          <w:rFonts w:hint="eastAsia"/>
+          <w:color w:val="EE0000"/>
+        </w:rPr>
+        <w:t>推理</w:t>
+      </w:r>
+      <w:r>
+        <w:rPr>
+          <w:rFonts w:hint="eastAsia"/>
+        </w:rPr>
+        <w:t>和</w:t>
+      </w:r>
+      <w:r>
+        <w:rPr>
+          <w:rFonts w:hint="eastAsia"/>
+          <w:color w:val="EE0000"/>
+        </w:rPr>
+        <w:t>工具</w:t>
+      </w:r>
+      <w:r>
+        <w:rPr>
+          <w:rFonts w:hint="eastAsia"/>
+        </w:rPr>
+        <w:t>采取行动。</w:t>
+      </w:r>
+      <w:r>
+        <w:rPr>
+          <w:rFonts w:hint="eastAsia"/>
+        </w:rPr>
+        <w:t xml:space="preserve">Claude Code </w:t>
+      </w:r>
+      <w:r>
+        <w:rPr>
+          <w:rFonts w:hint="eastAsia"/>
+        </w:rPr>
+        <w:t>充当</w:t>
+      </w:r>
+      <w:r>
+        <w:rPr>
+          <w:rFonts w:hint="eastAsia"/>
+        </w:rPr>
+        <w:t xml:space="preserve"> Claude </w:t>
+      </w:r>
+      <w:r>
+        <w:rPr>
+          <w:rFonts w:hint="eastAsia"/>
+        </w:rPr>
+        <w:t>周围的代理框架：它提供工具、上下文管理和执行环境，将语言模型转变为能够进行编码的代理。</w:t>
+      </w:r>
+    </w:p>
+    <w:p>
+      <w:pPr>
+        <w:pStyle w:val="5"/>
+        <w:rPr>
+          <w:rFonts w:hint="eastAsia"/>
+        </w:rPr>
+      </w:pPr>
+      <w:r>
+        <w:rPr>
+          <w:rFonts w:hint="eastAsia"/>
+        </w:rPr>
+        <w:t>模型</w:t>
+      </w:r>
+    </w:p>
+    <w:p>
+      <w:pPr>
+        <w:pStyle w:val="5"/>
+        <w:rPr>
+          <w:rFonts w:hint="eastAsia"/>
+        </w:rPr>
+      </w:pPr>
+      <w:r>
+        <w:rPr>
+          <w:rFonts w:hint="eastAsia"/>
+        </w:rPr>
+        <w:t>工具</w:t>
+      </w:r>
+    </w:p>
+    <w:p>
+      <w:pPr>
+        <w:pStyle w:val="4"/>
+        <w:rPr>
+          <w:rFonts w:hint="eastAsia"/>
+        </w:rPr>
+      </w:pPr>
+      <w:r>
+        <w:rPr>
+          <w:rFonts w:hint="eastAsia"/>
+        </w:rPr>
+        <w:t xml:space="preserve">Claude </w:t>
+      </w:r>
+      <w:r>
+        <w:rPr>
+          <w:rFonts w:hint="eastAsia"/>
+        </w:rPr>
+        <w:t>可以访问什么</w:t>
+      </w:r>
+    </w:p>
+    <w:p>
+      <w:pPr>
+        <w:pStyle w:val="4"/>
+        <w:rPr>
+          <w:rFonts w:hint="eastAsia"/>
+        </w:rPr>
+      </w:pPr>
+      <w:r>
+        <w:rPr>
+          <w:rFonts w:hint="eastAsia"/>
+        </w:rPr>
+        <w:t>环境和界面</w:t>
+      </w:r>
+    </w:p>
+    <w:p>
+      <w:pPr>
+        <w:pStyle w:val="5"/>
+        <w:rPr>
+          <w:rFonts w:hint="eastAsia"/>
+        </w:rPr>
+      </w:pPr>
+      <w:r>
+        <w:rPr>
+          <w:rFonts w:hint="eastAsia"/>
+        </w:rPr>
+        <w:t>执行环境</w:t>
+      </w:r>
+    </w:p>
+    <w:p>
+      <w:pPr>
+        <w:pStyle w:val="5"/>
+        <w:rPr>
+          <w:rFonts w:hint="eastAsia"/>
+        </w:rPr>
+      </w:pPr>
+      <w:r>
+        <w:rPr>
+          <w:rFonts w:hint="eastAsia"/>
+        </w:rPr>
+        <w:t>界面</w:t>
+      </w:r>
+    </w:p>
+    <w:p>
+      <w:pPr>
+        <w:pStyle w:val="4"/>
+      </w:pPr>
+      <w:r>
+        <w:rPr>
+          <w:rFonts w:hint="eastAsia"/>
+        </w:rPr>
+        <w:t>使用会话</w:t>
+      </w:r>
+    </w:p>
+    <w:p>
+      <w:pPr>
+        <w:rPr>
+          <w:rFonts w:hint="eastAsia"/>
+        </w:rPr>
+      </w:pPr>
+      <w:r>
+        <w:tab/>
+      </w:r>
+      <w:r>
+        <w:rPr>
+          <w:rFonts w:hint="eastAsia"/>
+        </w:rPr>
+        <w:t xml:space="preserve">Claude Code </w:t>
+      </w:r>
+      <w:r>
+        <w:rPr>
+          <w:rFonts w:hint="eastAsia"/>
+        </w:rPr>
+        <w:t>在您工作时将您的对话保存在本地。每条消息、工具使用和结</w:t>
+      </w:r>
+      <w:r>
+        <w:rPr>
+          <w:rFonts w:hint="eastAsia"/>
+        </w:rPr>
+        <w:lastRenderedPageBreak/>
+        <w:t>果都被写入</w:t>
+      </w:r>
+      <w:r>
+        <w:rPr>
+          <w:rFonts w:hint="eastAsia"/>
+        </w:rPr>
+        <w:t xml:space="preserve"> ~/.</w:t>
+      </w:r>
+      <w:proofErr w:type="spellStart"/>
+      <w:r>
+        <w:rPr>
+          <w:rFonts w:hint="eastAsia"/>
+        </w:rPr>
+        <w:t>claude</w:t>
+      </w:r>
+      <w:proofErr w:type="spellEnd"/>
+      <w:r>
+        <w:rPr>
+          <w:rFonts w:hint="eastAsia"/>
+        </w:rPr>
+        <w:t xml:space="preserve">/projects/ </w:t>
+      </w:r>
+      <w:r>
+        <w:rPr>
+          <w:rFonts w:hint="eastAsia"/>
+        </w:rPr>
+        <w:t>下的纯文本</w:t>
+      </w:r>
+      <w:r>
+        <w:rPr>
+          <w:rFonts w:hint="eastAsia"/>
+        </w:rPr>
+        <w:t xml:space="preserve"> JSONL </w:t>
+      </w:r>
+      <w:r>
+        <w:rPr>
+          <w:rFonts w:hint="eastAsia"/>
+        </w:rPr>
+        <w:t>文件，这使得回退、恢复和分叉会话成为可能。在</w:t>
+      </w:r>
+      <w:r>
+        <w:rPr>
+          <w:rFonts w:hint="eastAsia"/>
+        </w:rPr>
+        <w:t xml:space="preserve"> Claude </w:t>
+      </w:r>
+      <w:r>
+        <w:rPr>
+          <w:rFonts w:hint="eastAsia"/>
+        </w:rPr>
+        <w:t>进行代码更改之前，它还会对受影响的文件进行快照，以便您在需要时可以恢复。有关路径、保留和如何清除此数据，请参阅</w:t>
+      </w:r>
+      <w:r>
+        <w:rPr>
+          <w:rFonts w:hint="eastAsia"/>
+        </w:rPr>
+        <w:t>~/.</w:t>
+      </w:r>
+      <w:proofErr w:type="spellStart"/>
+      <w:r>
+        <w:rPr>
+          <w:rFonts w:hint="eastAsia"/>
+        </w:rPr>
+        <w:t>claude</w:t>
+      </w:r>
+      <w:proofErr w:type="spellEnd"/>
+      <w:r>
+        <w:rPr>
+          <w:rFonts w:hint="eastAsia"/>
+        </w:rPr>
+        <w:t xml:space="preserve"> </w:t>
+      </w:r>
+      <w:r>
+        <w:rPr>
+          <w:rFonts w:hint="eastAsia"/>
+        </w:rPr>
+        <w:t>中的应用数据。</w:t>
+      </w:r>
+    </w:p>
+    <w:p>
+      <w:pPr>
+        <w:ind w:firstLine="420"/>
+        <w:rPr>
+          <w:rFonts w:hint="eastAsia"/>
+        </w:rPr>
+      </w:pPr>
+      <w:r>
+        <w:rPr>
+          <w:rFonts w:hint="eastAsia"/>
+        </w:rPr>
+        <w:t>会话是独立的。</w:t>
+      </w:r>
+      <w:r>
+        <w:rPr>
+          <w:rFonts w:hint="eastAsia"/>
+        </w:rPr>
+        <w:t xml:space="preserve"> </w:t>
+      </w:r>
+      <w:r>
+        <w:rPr>
+          <w:rFonts w:hint="eastAsia"/>
+        </w:rPr>
+        <w:t>每个新会话都以新的上下文窗口开始，没有来自以前会话的对话历史。</w:t>
+      </w:r>
+      <w:r>
+        <w:rPr>
+          <w:rFonts w:hint="eastAsia"/>
+        </w:rPr>
+        <w:t xml:space="preserve">Claude </w:t>
+      </w:r>
+      <w:r>
+        <w:rPr>
+          <w:rFonts w:hint="eastAsia"/>
+        </w:rPr>
+        <w:t>可以使用自动内存跨会话保持学习，您可以在</w:t>
+      </w:r>
+      <w:r>
+        <w:rPr>
+          <w:rFonts w:hint="eastAsia"/>
+        </w:rPr>
+        <w:t xml:space="preserve"> CLAUDE.md </w:t>
+      </w:r>
+      <w:r>
+        <w:rPr>
+          <w:rFonts w:hint="eastAsia"/>
+        </w:rPr>
+        <w:t>中添加您自己的持久说明。</w:t>
+      </w:r>
+    </w:p>
+    <w:p>
+      <w:pPr>
+        <w:pStyle w:val="5"/>
+        <w:rPr>
+          <w:rFonts w:hint="eastAsia"/>
+        </w:rPr>
+      </w:pPr>
+      <w:r>
+        <w:rPr>
+          <w:rFonts w:hint="eastAsia"/>
+        </w:rPr>
+        <w:lastRenderedPageBreak/>
+        <w:t>跨分支工作</w:t>
+      </w:r>
+    </w:p>
+    <w:p>
+      <w:pPr>
+        <w:pStyle w:val="5"/>
+        <w:rPr>
+          <w:rFonts w:hint="eastAsia"/>
+        </w:rPr>
+      </w:pPr>
+      <w:r>
+        <w:rPr>
+          <w:rFonts w:hint="eastAsia"/>
+        </w:rPr>
+        <w:t>恢复或分叉会话</w:t>
+      </w:r>
+    </w:p>
+    <w:p>
+      <w:pPr>
+        <w:pStyle w:val="5"/>
+        <w:rPr>
+          <w:rFonts w:hint="eastAsia"/>
+        </w:rPr>
+      </w:pPr>
+      <w:r>
+        <w:rPr>
+          <w:rFonts w:hint="eastAsia"/>
+        </w:rPr>
+        <w:t>上下文窗口</w:t>
+      </w:r>
+    </w:p>
+    <w:p>
+      <w:pPr>
+        <w:pStyle w:val="6"/>
+        <w:rPr>
+          <w:rFonts w:hint="eastAsia"/>
+        </w:rPr>
+      </w:pPr>
+      <w:r>
+        <w:rPr>
+          <w:rFonts w:hint="eastAsia"/>
+        </w:rPr>
+        <w:t>当上下文填满时</w:t>
+      </w:r>
+    </w:p>
+    <w:p>
+      <w:pPr>
+        <w:pStyle w:val="6"/>
+        <w:rPr>
+          <w:rFonts w:hint="eastAsia"/>
+        </w:rPr>
+      </w:pPr>
+      <w:r>
+        <w:rPr>
+          <w:rFonts w:hint="eastAsia"/>
+        </w:rPr>
+        <w:t>使用</w:t>
+      </w:r>
+      <w:r>
+        <w:rPr>
+          <w:rFonts w:hint="eastAsia"/>
+        </w:rPr>
+        <w:t xml:space="preserve"> skills </w:t>
+      </w:r>
+      <w:r>
+        <w:rPr>
+          <w:rFonts w:hint="eastAsia"/>
+        </w:rPr>
+        <w:t>和</w:t>
+      </w:r>
+      <w:r>
+        <w:rPr>
+          <w:rFonts w:hint="eastAsia"/>
+        </w:rPr>
+        <w:t xml:space="preserve"> subagents </w:t>
+      </w:r>
+      <w:r>
+        <w:rPr>
+          <w:rFonts w:hint="eastAsia"/>
+        </w:rPr>
+        <w:t>管理上下文</w:t>
+      </w:r>
+    </w:p>
+    <w:p>
+      <w:pPr>
+        <w:pStyle w:val="4"/>
+        <w:rPr>
+          <w:rFonts w:hint="eastAsia"/>
+        </w:rPr>
+      </w:pPr>
+      <w:r>
+        <w:rPr>
+          <w:rFonts w:hint="eastAsia"/>
+        </w:rPr>
+        <w:t>使用检查点和权限保持安全</w:t>
+      </w:r>
+    </w:p>
+    <w:p>
+      <w:pPr>
+        <w:pStyle w:val="5"/>
+        <w:rPr>
+          <w:rFonts w:hint="eastAsia"/>
+        </w:rPr>
+      </w:pPr>
+      <w:r>
+        <w:rPr>
+          <w:rFonts w:hint="eastAsia"/>
+        </w:rPr>
+        <w:t>使用检查点撤销更改</w:t>
+      </w:r>
+    </w:p>
+    <w:p>
+      <w:pPr>
+        <w:pStyle w:val="5"/>
+        <w:rPr>
+          <w:rFonts w:hint="eastAsia"/>
+        </w:rPr>
+      </w:pPr>
+      <w:r>
+        <w:rPr>
+          <w:rFonts w:hint="eastAsia"/>
+        </w:rPr>
+        <w:t>控制 Claude 可以做什么</w:t>
+      </w:r>
+    </w:p>
+    <w:p>
+      <w:pPr>
+        <w:pStyle w:val="4"/>
+        <w:rPr>
+          <w:rFonts w:hint="eastAsia"/>
+        </w:rPr>
+      </w:pPr>
+      <w:r>
+        <w:rPr>
+          <w:rFonts w:hint="eastAsia"/>
+        </w:rPr>
+        <w:t>有效使用</w:t>
+      </w:r>
+      <w:r>
+        <w:rPr>
+          <w:rFonts w:hint="eastAsia"/>
+        </w:rPr>
+        <w:t xml:space="preserve"> Claude Code</w:t>
+      </w:r>
+    </w:p>
+    <w:p>
+      <w:pPr>
+        <w:pStyle w:val="5"/>
+        <w:rPr>
+          <w:rFonts w:hint="eastAsia"/>
+        </w:rPr>
+      </w:pPr>
+      <w:r>
+        <w:rPr>
+          <w:rFonts w:hint="eastAsia"/>
+        </w:rPr>
+        <w:t>向 Claude Code 寻求帮助</w:t>
+      </w:r>
+    </w:p>
+    <w:p>
+      <w:pPr>
+        <w:pStyle w:val="5"/>
+        <w:rPr>
+          <w:rFonts w:hint="eastAsia"/>
+        </w:rPr>
+      </w:pPr>
+      <w:r>
+        <w:rPr>
+          <w:rFonts w:hint="eastAsia"/>
+        </w:rPr>
+        <w:t>这是一个对话</w:t>
+      </w:r>
+    </w:p>
+    <w:p>
+      <w:pPr>
+        <w:pStyle w:val="6"/>
+        <w:rPr>
+          <w:rFonts w:hint="eastAsia"/>
+        </w:rPr>
+      </w:pPr>
+      <w:r>
+        <w:rPr>
+          <w:rFonts w:hint="eastAsia"/>
+        </w:rPr>
+        <w:t>中断和引导</w:t>
+      </w:r>
+    </w:p>
+    <w:p>
+      <w:pPr>
+        <w:pStyle w:val="5"/>
+        <w:rPr>
+          <w:rFonts w:hint="eastAsia"/>
+        </w:rPr>
+      </w:pPr>
+      <w:r>
+        <w:rPr>
+          <w:rFonts w:hint="eastAsia"/>
+        </w:rPr>
+        <w:t>预先具体</w:t>
+      </w:r>
+    </w:p>
+    <w:p>
+      <w:pPr>
+        <w:pStyle w:val="5"/>
+        <w:rPr>
+          <w:rFonts w:hint="eastAsia"/>
+        </w:rPr>
+      </w:pPr>
+      <w:r>
+        <w:rPr>
+          <w:rFonts w:hint="eastAsia"/>
+        </w:rPr>
+        <w:t>给 Claude 一些东西来验证</w:t>
+      </w:r>
+    </w:p>
+    <w:p>
+      <w:pPr>
+        <w:pStyle w:val="5"/>
+        <w:rPr>
+          <w:rFonts w:hint="eastAsia"/>
+        </w:rPr>
+      </w:pPr>
+      <w:r>
+        <w:rPr>
+          <w:rFonts w:hint="eastAsia"/>
+        </w:rPr>
+        <w:t>在实现之前探索</w:t>
+      </w:r>
+    </w:p>
+    <w:p>
+      <w:pPr>
+        <w:pStyle w:val="5"/>
+        <w:rPr>
+          <w:rFonts w:hint="eastAsia"/>
+        </w:rPr>
+      </w:pPr>
+      <w:r>
+        <w:rPr>
+          <w:rFonts w:hint="eastAsia"/>
+        </w:rPr>
+        <w:t>委派，不要指示</w:t>
+      </w:r>
+    </w:p>
+    <w:p>
+      <w:pPr>
+        <w:pStyle w:val="3"/>
+        <w:rPr>
+          <w:rFonts w:hint="eastAsia"/>
+        </w:rPr>
+      </w:pPr>
+      <w:r>
+        <w:rPr>
+          <w:rFonts w:hint="eastAsia"/>
+        </w:rPr>
+        <w:t>扩展</w:t>
+      </w:r>
+      <w:r>
+        <w:rPr>
+          <w:rFonts w:hint="eastAsia"/>
+        </w:rPr>
+        <w:t xml:space="preserve"> Claude Code</w:t>
+      </w:r>
+    </w:p>
+    <w:p>
+      <w:pPr>
+        <w:pStyle w:val="3"/>
+        <w:rPr>
+          <w:rFonts w:hint="eastAsia"/>
+        </w:rPr>
+      </w:pPr>
+      <w:r>
+        <w:rPr>
+          <w:rFonts w:hint="eastAsia"/>
+        </w:rPr>
+        <w:t>探索</w:t>
+      </w:r>
+      <w:r>
+        <w:rPr>
+          <w:rFonts w:hint="eastAsia"/>
+        </w:rPr>
+        <w:t xml:space="preserve"> .</w:t>
+      </w:r>
+      <w:proofErr w:type="spellStart"/>
+      <w:r>
+        <w:rPr>
+          <w:rFonts w:hint="eastAsia"/>
+        </w:rPr>
+        <w:t>claude</w:t>
+      </w:r>
+      <w:proofErr w:type="spellEnd"/>
+      <w:r>
+        <w:rPr>
+          <w:rFonts w:hint="eastAsia"/>
+        </w:rPr>
+        <w:t xml:space="preserve"> </w:t>
+      </w:r>
+      <w:r>
+        <w:rPr>
+          <w:rFonts w:hint="eastAsia"/>
+        </w:rPr>
+        <w:t>目录</w:t>
+      </w:r>
+    </w:p>
+    <w:p>
+      <w:pPr>
+        <w:pStyle w:val="3"/>
+        <w:rPr>
+          <w:rFonts w:hint="eastAsia"/>
+        </w:rPr>
+      </w:pPr>
+      <w:r>
+        <w:rPr>
+          <w:rFonts w:hint="eastAsia"/>
+        </w:rPr>
+        <w:t>探索上下文窗口</w:t>
+      </w:r>
+    </w:p>
+    <w:p>
+      <w:pPr>
+        <w:pStyle w:val="3"/>
+      </w:pPr>
+      <w:r>
+        <w:t xml:space="preserve">Prompt </w:t>
+      </w:r>
+      <w:proofErr w:type="gramStart"/>
+      <w:r>
+        <w:t>caching</w:t>
+      </w:r>
+      <w:proofErr w:type="gramEnd"/>
+    </w:p>
+    <w:p>
+      <w:pPr>
+        <w:pStyle w:val="4"/>
+        <w:rPr>
+          <w:rFonts w:hint="eastAsia"/>
+        </w:rPr>
+      </w:pPr>
+      <w:r>
+        <w:rPr>
+          <w:rFonts w:hint="eastAsia"/>
+        </w:rPr>
+        <w:t>缓存的组织方式</w:t>
+      </w:r>
+    </w:p>
+    <w:p>
+      <w:pPr>
+        <w:pStyle w:val="5"/>
+        <w:rPr>
+          <w:rFonts w:hint="eastAsia"/>
+        </w:rPr>
+      </w:pPr>
+      <w:r>
+        <w:rPr>
+          <w:rFonts w:hint="eastAsia"/>
+        </w:rPr>
+        <w:t>缓存位置</w:t>
+      </w:r>
+    </w:p>
+    <w:p>
+      <w:pPr>
+        <w:pStyle w:val="4"/>
+        <w:rPr>
+          <w:rFonts w:hint="eastAsia"/>
+        </w:rPr>
+      </w:pPr>
+      <w:r>
+        <w:rPr>
+          <w:rFonts w:hint="eastAsia"/>
+        </w:rPr>
+        <w:t>使缓存失效的操作</w:t>
+      </w:r>
+    </w:p>
+    <w:p>
+      <w:pPr>
+        <w:pStyle w:val="5"/>
+        <w:rPr>
+          <w:rFonts w:hint="eastAsia"/>
+        </w:rPr>
+      </w:pPr>
+      <w:r>
+        <w:rPr>
+          <w:rFonts w:hint="eastAsia"/>
+        </w:rPr>
+        <w:t>切换模型</w:t>
+      </w:r>
+    </w:p>
+    <w:p>
+      <w:pPr>
+        <w:pStyle w:val="5"/>
+        <w:rPr>
+          <w:rFonts w:hint="eastAsia"/>
+        </w:rPr>
+      </w:pPr>
+      <w:r>
+        <w:rPr>
+          <w:rFonts w:hint="eastAsia"/>
+        </w:rPr>
+        <w:t>连接或断开 MCP 服务器</w:t>
+      </w:r>
+    </w:p>
+    <w:p>
+      <w:pPr>
+        <w:pStyle w:val="5"/>
+        <w:rPr>
+          <w:rFonts w:hint="eastAsia"/>
+        </w:rPr>
+      </w:pPr>
+      <w:r>
+        <w:rPr>
+          <w:rFonts w:hint="eastAsia"/>
+        </w:rPr>
+        <w:t>拒绝整个工具</w:t>
+      </w:r>
+    </w:p>
+    <w:p>
+      <w:pPr>
+        <w:pStyle w:val="5"/>
+        <w:rPr>
+          <w:rFonts w:hint="eastAsia"/>
+        </w:rPr>
+      </w:pPr>
+      <w:r>
+        <w:rPr>
+          <w:rFonts w:hint="eastAsia"/>
+        </w:rPr>
+        <w:t>压缩对话</w:t>
+      </w:r>
+    </w:p>
+    <w:p>
+      <w:pPr>
+        <w:pStyle w:val="5"/>
+        <w:rPr>
+          <w:rFonts w:hint="eastAsia"/>
+        </w:rPr>
+      </w:pPr>
+      <w:r>
+        <w:rPr>
+          <w:rFonts w:hint="eastAsia"/>
+        </w:rPr>
+        <w:t>升级 Claude Code</w:t>
+      </w:r>
+    </w:p>
+    <w:p>
+      <w:pPr>
+        <w:pStyle w:val="4"/>
+        <w:rPr>
+          <w:rFonts w:hint="eastAsia"/>
+        </w:rPr>
+      </w:pPr>
+      <w:r>
+        <w:rPr>
+          <w:rFonts w:hint="eastAsia"/>
+        </w:rPr>
+        <w:t>保持缓存的操作</w:t>
+      </w:r>
+    </w:p>
+    <w:p>
+      <w:pPr>
+        <w:pStyle w:val="5"/>
+        <w:rPr>
+          <w:rFonts w:hint="eastAsia"/>
+        </w:rPr>
+      </w:pPr>
+      <w:r>
+        <w:rPr>
+          <w:rFonts w:hint="eastAsia"/>
+        </w:rPr>
+        <w:lastRenderedPageBreak/>
+        <w:t>编辑存储库中的文件</w:t>
+      </w:r>
+    </w:p>
+    <w:p>
+      <w:pPr>
+        <w:pStyle w:val="5"/>
+        <w:rPr>
+          <w:rFonts w:hint="eastAsia"/>
+        </w:rPr>
+      </w:pPr>
+      <w:r>
+        <w:rPr>
+          <w:rFonts w:hint="eastAsia"/>
+        </w:rPr>
+        <w:t>在会话中期编辑 CLAUDE.md</w:t>
+      </w:r>
+    </w:p>
+    <w:p>
+      <w:pPr>
+        <w:pStyle w:val="5"/>
+        <w:rPr>
+          <w:rFonts w:hint="eastAsia"/>
+        </w:rPr>
+      </w:pPr>
+      <w:r>
+        <w:rPr>
+          <w:rFonts w:hint="eastAsia"/>
+        </w:rPr>
+        <w:t>更改输出样式</w:t>
+      </w:r>
+    </w:p>
+    <w:p>
+      <w:pPr>
+        <w:pStyle w:val="5"/>
+        <w:rPr>
+          <w:rFonts w:hint="eastAsia"/>
+        </w:rPr>
+      </w:pPr>
+      <w:r>
+        <w:rPr>
+          <w:rFonts w:hint="eastAsia"/>
+        </w:rPr>
+        <w:t>更改权限模式</w:t>
+      </w:r>
+    </w:p>
+    <w:p>
+      <w:pPr>
+        <w:pStyle w:val="5"/>
+        <w:rPr>
+          <w:rFonts w:hint="eastAsia"/>
+        </w:rPr>
+      </w:pPr>
+      <w:r>
+        <w:rPr>
+          <w:rFonts w:hint="eastAsia"/>
+        </w:rPr>
+        <w:t>调用技能和命令</w:t>
+      </w:r>
+    </w:p>
+    <w:p>
+      <w:pPr>
+        <w:pStyle w:val="5"/>
+        <w:rPr>
+          <w:rFonts w:hint="eastAsia"/>
+        </w:rPr>
+      </w:pPr>
+      <w:r>
+        <w:rPr>
+          <w:rFonts w:hint="eastAsia"/>
+        </w:rPr>
+        <w:t>运行 /recap</w:t>
+      </w:r>
+    </w:p>
+    <w:p>
+      <w:pPr>
+        <w:pStyle w:val="5"/>
+        <w:rPr>
+          <w:rFonts w:hint="eastAsia"/>
+        </w:rPr>
+      </w:pPr>
+      <w:r>
+        <w:rPr>
+          <w:rFonts w:hint="eastAsia"/>
+        </w:rPr>
+        <w:t>重绕对话</w:t>
+      </w:r>
+    </w:p>
+    <w:p>
+      <w:pPr>
+        <w:pStyle w:val="4"/>
+        <w:rPr>
+          <w:rFonts w:hint="eastAsia"/>
+        </w:rPr>
+      </w:pPr>
+      <w:r>
+        <w:rPr>
+          <w:rFonts w:hint="eastAsia"/>
+        </w:rPr>
+        <w:t>缓存生命周期</w:t>
+      </w:r>
+    </w:p>
+    <w:p>
+      <w:pPr>
+        <w:pStyle w:val="5"/>
+        <w:rPr>
+          <w:rFonts w:hint="eastAsia"/>
+        </w:rPr>
+      </w:pPr>
+      <w:r>
+        <w:rPr>
+          <w:rFonts w:hint="eastAsia"/>
+        </w:rPr>
+        <w:t>在 Claude 订阅上</w:t>
+      </w:r>
+    </w:p>
+    <w:p>
+      <w:pPr>
+        <w:pStyle w:val="5"/>
+        <w:rPr>
+          <w:rFonts w:hint="eastAsia"/>
+        </w:rPr>
+      </w:pPr>
+      <w:r>
+        <w:rPr>
+          <w:rFonts w:hint="eastAsia"/>
+        </w:rPr>
+        <w:t>在 API 密钥或第三方提供商上</w:t>
+      </w:r>
+    </w:p>
+    <w:p>
+      <w:pPr>
+        <w:pStyle w:val="5"/>
+        <w:rPr>
+          <w:rFonts w:hint="eastAsia"/>
+        </w:rPr>
+      </w:pPr>
+      <w:r>
+        <w:rPr>
+          <w:rFonts w:hint="eastAsia"/>
+        </w:rPr>
+        <w:t>覆盖 TTL</w:t>
+      </w:r>
+    </w:p>
+    <w:p>
+      <w:pPr>
+        <w:pStyle w:val="4"/>
+        <w:rPr>
+          <w:rFonts w:hint="eastAsia"/>
+        </w:rPr>
+      </w:pPr>
+      <w:r>
+        <w:rPr>
+          <w:rFonts w:hint="eastAsia"/>
+        </w:rPr>
+        <w:t>缓存范围</w:t>
+      </w:r>
+    </w:p>
+    <w:p>
+      <w:pPr>
+        <w:pStyle w:val="4"/>
+        <w:rPr>
+          <w:rFonts w:hint="eastAsia"/>
+        </w:rPr>
+      </w:pPr>
+      <w:r>
+        <w:rPr>
+          <w:rFonts w:hint="eastAsia"/>
+        </w:rPr>
+        <w:t>检查缓存性能</w:t>
+      </w:r>
+    </w:p>
+    <w:p>
+      <w:pPr>
+        <w:pStyle w:val="4"/>
+        <w:rPr>
+          <w:rFonts w:hint="eastAsia"/>
+        </w:rPr>
+      </w:pPr>
+      <w:r>
+        <w:rPr>
+          <w:rFonts w:hint="eastAsia"/>
+        </w:rPr>
+        <w:t>子代理和缓存</w:t>
+      </w:r>
+    </w:p>
+    <w:p>
+      <w:pPr>
+        <w:pStyle w:val="4"/>
+        <w:rPr>
+          <w:rFonts w:hint="eastAsia"/>
+        </w:rPr>
+      </w:pPr>
+      <w:r>
+        <w:rPr>
+          <w:rFonts w:hint="eastAsia"/>
+        </w:rPr>
+        <w:t>禁用</w:t>
+      </w:r>
+      <w:r>
+        <w:rPr>
+          <w:rFonts w:hint="eastAsia"/>
+        </w:rPr>
+        <w:t xml:space="preserve"> prompt caching</w:t>
+      </w:r>
+    </w:p>
+    <w:p>
+      <w:pPr>
+        <w:pStyle w:val="4"/>
+        <w:rPr>
+          <w:rFonts w:hint="eastAsia"/>
+        </w:rPr>
+      </w:pPr>
+      <w:r>
+        <w:rPr>
+          <w:rFonts w:hint="eastAsia"/>
+        </w:rPr>
+        <w:t>相关资源</w:t>
+      </w:r>
+    </w:p>
+    <w:p>
+      <w:pPr>
+        <w:pStyle w:val="2"/>
+        <w:rPr>
+          <w:rFonts w:hint="eastAsia"/>
+        </w:rPr>
+      </w:pPr>
+      <w:r>
+        <w:rPr>
+          <w:rFonts w:hint="eastAsia"/>
+        </w:rPr>
+        <w:t>使用</w:t>
+      </w:r>
+      <w:r>
+        <w:rPr>
+          <w:rFonts w:hint="eastAsia"/>
+        </w:rPr>
+        <w:t xml:space="preserve"> Claude Code</w:t>
+      </w:r>
+    </w:p>
+    <w:p>
+      <w:pPr>
+        <w:pStyle w:val="3"/>
+      </w:pPr>
+      <w:r>
+        <w:rPr>
+          <w:rFonts w:hint="eastAsia"/>
+        </w:rPr>
+        <w:t>存储指令和记忆</w:t>
+      </w:r>
+    </w:p>
+    <w:p>
+      <w:pPr>
+        <w:pStyle w:val="4"/>
+        <w:rPr>
+          <w:rFonts w:hint="eastAsia"/>
+        </w:rPr>
+      </w:pPr>
+      <w:r>
+        <w:rPr>
+          <w:rFonts w:hint="eastAsia"/>
+        </w:rPr>
+        <w:t xml:space="preserve">CLAUDE.md </w:t>
+      </w:r>
+      <w:r>
+        <w:rPr>
+          <w:rFonts w:hint="eastAsia"/>
+        </w:rPr>
+        <w:t>与自动记忆</w:t>
+      </w:r>
+    </w:p>
+    <w:p>
+      <w:pPr>
+        <w:pStyle w:val="4"/>
+        <w:rPr>
+          <w:rFonts w:hint="eastAsia"/>
+        </w:rPr>
+      </w:pPr>
+      <w:r>
+        <w:rPr>
+          <w:rFonts w:hint="eastAsia"/>
+        </w:rPr>
+        <w:t xml:space="preserve">CLAUDE.md </w:t>
+      </w:r>
+      <w:r>
+        <w:rPr>
+          <w:rFonts w:hint="eastAsia"/>
+        </w:rPr>
+        <w:t>文件</w:t>
+      </w:r>
+    </w:p>
+    <w:p>
+      <w:pPr>
+        <w:pStyle w:val="5"/>
+        <w:rPr>
+          <w:rFonts w:hint="eastAsia"/>
+        </w:rPr>
+      </w:pPr>
+      <w:r>
+        <w:rPr>
+          <w:rFonts w:hint="eastAsia"/>
+        </w:rPr>
+        <w:t>何时添加到 CLAUDE.md</w:t>
+      </w:r>
+    </w:p>
+    <w:p>
+      <w:pPr>
+        <w:pStyle w:val="5"/>
+        <w:rPr>
+          <w:rFonts w:hint="eastAsia"/>
+        </w:rPr>
+      </w:pPr>
+      <w:r>
+        <w:rPr>
+          <w:rFonts w:hint="eastAsia"/>
+        </w:rPr>
+        <w:t>选择 CLAUDE.md 文件的位置</w:t>
+      </w:r>
+    </w:p>
+    <w:p>
+      <w:pPr>
+        <w:pStyle w:val="5"/>
+        <w:rPr>
+          <w:rFonts w:hint="eastAsia"/>
+        </w:rPr>
+      </w:pPr>
+      <w:r>
+        <w:rPr>
+          <w:rFonts w:hint="eastAsia"/>
+        </w:rPr>
+        <w:t>设置项目 CLAUDE.md</w:t>
+      </w:r>
+    </w:p>
+    <w:p>
+      <w:pPr>
+        <w:pStyle w:val="5"/>
+        <w:rPr>
+          <w:rFonts w:hint="eastAsia"/>
+        </w:rPr>
+      </w:pPr>
+      <w:r>
+        <w:rPr>
+          <w:rFonts w:hint="eastAsia"/>
+        </w:rPr>
+        <w:t>编写有效的指令</w:t>
+      </w:r>
+    </w:p>
+    <w:p>
+      <w:pPr>
+        <w:pStyle w:val="5"/>
+        <w:rPr>
+          <w:rFonts w:hint="eastAsia"/>
+        </w:rPr>
+      </w:pPr>
+      <w:r>
+        <w:rPr>
+          <w:rFonts w:hint="eastAsia"/>
+        </w:rPr>
+        <w:t>导入其他文件</w:t>
+      </w:r>
+    </w:p>
+    <w:p>
+      <w:pPr>
+        <w:pStyle w:val="5"/>
+      </w:pPr>
+      <w:r>
+        <w:t>AGENTS.md</w:t>
+      </w:r>
+    </w:p>
+    <w:p>
+      <w:pPr>
+        <w:pStyle w:val="5"/>
+        <w:rPr>
+          <w:rFonts w:hint="eastAsia"/>
+        </w:rPr>
+      </w:pPr>
+      <w:r>
+        <w:rPr>
+          <w:rFonts w:hint="eastAsia"/>
+        </w:rPr>
+        <w:t>CLAUDE.md 文件如何加载</w:t>
+      </w:r>
+    </w:p>
+    <w:p>
+      <w:pPr>
+        <w:pStyle w:val="6"/>
+        <w:rPr>
+          <w:rFonts w:hint="eastAsia"/>
+        </w:rPr>
+      </w:pPr>
+      <w:r>
+        <w:rPr>
+          <w:rFonts w:hint="eastAsia"/>
+        </w:rPr>
+        <w:t>从其他目录加载</w:t>
+      </w:r>
+    </w:p>
+    <w:p>
+      <w:pPr>
+        <w:pStyle w:val="5"/>
+        <w:rPr>
+          <w:rFonts w:hint="eastAsia"/>
+        </w:rPr>
+      </w:pPr>
+      <w:r>
+        <w:rPr>
+          <w:rFonts w:hint="eastAsia"/>
+        </w:rPr>
+        <w:t>使用 .</w:t>
+      </w:r>
+      <w:proofErr w:type="spellStart"/>
+      <w:r>
+        <w:rPr>
+          <w:rFonts w:hint="eastAsia"/>
+        </w:rPr>
+        <w:t>claude</w:t>
+      </w:r>
+      <w:proofErr w:type="spellEnd"/>
+      <w:r>
+        <w:rPr>
+          <w:rFonts w:hint="eastAsia"/>
+        </w:rPr>
+        <w:t>/rules/ 组织规则</w:t>
+      </w:r>
+    </w:p>
+    <w:p>
+      <w:pPr>
+        <w:pStyle w:val="6"/>
+        <w:rPr>
+          <w:rFonts w:hint="eastAsia"/>
+        </w:rPr>
+      </w:pPr>
+      <w:r>
+        <w:rPr>
+          <w:rFonts w:hint="eastAsia"/>
+        </w:rPr>
+        <w:lastRenderedPageBreak/>
+        <w:t>设置规则</w:t>
+      </w:r>
+    </w:p>
+    <w:p>
+      <w:pPr>
+        <w:pStyle w:val="6"/>
+        <w:rPr>
+          <w:rFonts w:hint="eastAsia"/>
+        </w:rPr>
+      </w:pPr>
+      <w:r>
+        <w:rPr>
+          <w:rFonts w:hint="eastAsia"/>
+        </w:rPr>
+        <w:t>特定路径的规则</w:t>
+      </w:r>
+    </w:p>
+    <w:p>
+      <w:pPr>
+        <w:pStyle w:val="6"/>
+        <w:rPr>
+          <w:rFonts w:hint="eastAsia"/>
+        </w:rPr>
+      </w:pPr>
+      <w:r>
+        <w:rPr>
+          <w:rFonts w:hint="eastAsia"/>
+        </w:rPr>
+        <w:t>使用符号链接</w:t>
+      </w:r>
+      <w:proofErr w:type="gramStart"/>
+      <w:r>
+        <w:rPr>
+          <w:rFonts w:hint="eastAsia"/>
+        </w:rPr>
+        <w:t>跨项目</w:t>
+      </w:r>
+      <w:proofErr w:type="gramEnd"/>
+      <w:r>
+        <w:rPr>
+          <w:rFonts w:hint="eastAsia"/>
+        </w:rPr>
+        <w:t>共享规则</w:t>
+      </w:r>
+    </w:p>
+    <w:p>
+      <w:pPr>
+        <w:pStyle w:val="6"/>
+        <w:rPr>
+          <w:rFonts w:hint="eastAsia"/>
+        </w:rPr>
+      </w:pPr>
+      <w:r>
+        <w:rPr>
+          <w:rFonts w:hint="eastAsia"/>
+        </w:rPr>
+        <w:t>用户级规则</w:t>
+      </w:r>
+    </w:p>
+    <w:p>
+      <w:pPr>
+        <w:pStyle w:val="5"/>
+        <w:rPr>
+          <w:rFonts w:hint="eastAsia"/>
+        </w:rPr>
+      </w:pPr>
+      <w:r>
+        <w:rPr>
+          <w:rFonts w:hint="eastAsia"/>
+        </w:rPr>
+        <w:t>为大型团队管理 CLAUDE.md</w:t>
+      </w:r>
+    </w:p>
+    <w:p>
+      <w:pPr>
+        <w:pStyle w:val="6"/>
+        <w:rPr>
+          <w:rFonts w:hint="eastAsia"/>
+        </w:rPr>
+      </w:pPr>
+      <w:r>
+        <w:rPr>
+          <w:rFonts w:hint="eastAsia"/>
+        </w:rPr>
+        <w:t>部署组织范围的</w:t>
+      </w:r>
+      <w:r>
+        <w:rPr>
+          <w:rFonts w:hint="eastAsia"/>
+        </w:rPr>
+        <w:t xml:space="preserve"> CLAUDE.md</w:t>
+      </w:r>
+    </w:p>
+    <w:p>
+      <w:pPr>
+        <w:pStyle w:val="6"/>
+        <w:rPr>
+          <w:rFonts w:hint="eastAsia"/>
+        </w:rPr>
+      </w:pPr>
+      <w:r>
+        <w:rPr>
+          <w:rFonts w:hint="eastAsia"/>
+        </w:rPr>
+        <w:t>排除特定的</w:t>
+      </w:r>
+      <w:r>
+        <w:rPr>
+          <w:rFonts w:hint="eastAsia"/>
+        </w:rPr>
+        <w:t xml:space="preserve"> CLAUDE.md </w:t>
+      </w:r>
+      <w:r>
+        <w:rPr>
+          <w:rFonts w:hint="eastAsia"/>
+        </w:rPr>
+        <w:t>文件</w:t>
+      </w:r>
+    </w:p>
+    <w:p>
+      <w:pPr>
+        <w:pStyle w:val="4"/>
+        <w:rPr>
+          <w:rFonts w:hint="eastAsia"/>
+        </w:rPr>
+      </w:pPr>
+      <w:r>
+        <w:rPr>
+          <w:rFonts w:hint="eastAsia"/>
+        </w:rPr>
+        <w:t>自动记忆</w:t>
+      </w:r>
+    </w:p>
+    <w:p>
+      <w:pPr>
+        <w:pStyle w:val="5"/>
+        <w:rPr>
+          <w:rFonts w:hint="eastAsia"/>
+        </w:rPr>
+      </w:pPr>
+      <w:r>
+        <w:rPr>
+          <w:rFonts w:hint="eastAsia"/>
+        </w:rPr>
+        <w:t>启用或禁用自动记忆</w:t>
+      </w:r>
+    </w:p>
+    <w:p>
+      <w:pPr>
+        <w:pStyle w:val="5"/>
+        <w:rPr>
+          <w:rFonts w:hint="eastAsia"/>
+        </w:rPr>
+      </w:pPr>
+      <w:r>
+        <w:rPr>
+          <w:rFonts w:hint="eastAsia"/>
+        </w:rPr>
+        <w:t>存储位置</w:t>
+      </w:r>
+    </w:p>
+    <w:p>
+      <w:pPr>
+        <w:pStyle w:val="5"/>
+        <w:rPr>
+          <w:rFonts w:hint="eastAsia"/>
+        </w:rPr>
+      </w:pPr>
+      <w:r>
+        <w:rPr>
+          <w:rFonts w:hint="eastAsia"/>
+        </w:rPr>
+        <w:t>它如何工作</w:t>
+      </w:r>
+    </w:p>
+    <w:p>
+      <w:pPr>
+        <w:pStyle w:val="5"/>
+        <w:rPr>
+          <w:rFonts w:hint="eastAsia"/>
+        </w:rPr>
+      </w:pPr>
+      <w:r>
+        <w:rPr>
+          <w:rFonts w:hint="eastAsia"/>
+        </w:rPr>
+        <w:t>审计和编辑你的记忆</w:t>
+      </w:r>
+    </w:p>
+    <w:p>
+      <w:pPr>
+        <w:pStyle w:val="4"/>
+        <w:rPr>
+          <w:rFonts w:hint="eastAsia"/>
+        </w:rPr>
+      </w:pPr>
+      <w:r>
+        <w:rPr>
+          <w:rFonts w:hint="eastAsia"/>
+        </w:rPr>
+        <w:t>使用</w:t>
+      </w:r>
+      <w:r>
+        <w:rPr>
+          <w:rFonts w:hint="eastAsia"/>
+        </w:rPr>
+        <w:t xml:space="preserve"> /memory </w:t>
+      </w:r>
+      <w:r>
+        <w:rPr>
+          <w:rFonts w:hint="eastAsia"/>
+        </w:rPr>
+        <w:t>查看和编辑</w:t>
+      </w:r>
+    </w:p>
+    <w:p>
+      <w:pPr>
+        <w:pStyle w:val="4"/>
+        <w:rPr>
+          <w:rFonts w:hint="eastAsia"/>
+        </w:rPr>
+      </w:pPr>
+      <w:r>
+        <w:rPr>
+          <w:rFonts w:hint="eastAsia"/>
+        </w:rPr>
+        <w:t>故障排除记忆问题</w:t>
+      </w:r>
+    </w:p>
+    <w:p>
+      <w:pPr>
+        <w:pStyle w:val="5"/>
+        <w:rPr>
+          <w:rFonts w:hint="eastAsia"/>
+        </w:rPr>
+      </w:pPr>
+      <w:r>
+        <w:rPr>
+          <w:rFonts w:hint="eastAsia"/>
+        </w:rPr>
+        <w:t>Claude 不遵循我的 CLAUDE.md</w:t>
+      </w:r>
+    </w:p>
+    <w:p>
+      <w:pPr>
+        <w:pStyle w:val="5"/>
+        <w:rPr>
+          <w:rFonts w:hint="eastAsia"/>
+        </w:rPr>
+      </w:pPr>
+      <w:r>
+        <w:rPr>
+          <w:rFonts w:hint="eastAsia"/>
+        </w:rPr>
+        <w:t>我不知道自动记忆保存了什么</w:t>
+      </w:r>
+    </w:p>
+    <w:p>
+      <w:pPr>
+        <w:pStyle w:val="5"/>
+        <w:rPr>
+          <w:rFonts w:hint="eastAsia"/>
+        </w:rPr>
+      </w:pPr>
+      <w:r>
+        <w:rPr>
+          <w:rFonts w:hint="eastAsia"/>
+        </w:rPr>
+        <w:t>我的 CLAUDE.md 太大了</w:t>
+      </w:r>
+    </w:p>
+    <w:p>
+      <w:pPr>
+        <w:pStyle w:val="5"/>
+        <w:rPr>
+          <w:rFonts w:hint="eastAsia"/>
+        </w:rPr>
+      </w:pPr>
+      <w:r>
+        <w:rPr>
+          <w:rFonts w:hint="eastAsia"/>
+        </w:rPr>
+        <w:t>在 /compact 后指令似乎丢失了</w:t>
+      </w:r>
+    </w:p>
+    <w:p>
+      <w:pPr>
+        <w:pStyle w:val="4"/>
+        <w:rPr>
+          <w:rFonts w:hint="eastAsia"/>
+        </w:rPr>
+      </w:pPr>
+      <w:r>
+        <w:rPr>
+          <w:rFonts w:hint="eastAsia"/>
+        </w:rPr>
+        <w:t>相关资源</w:t>
+      </w:r>
+    </w:p>
+    <w:p>
+      <w:pPr>
+        <w:pStyle w:val="3"/>
+      </w:pPr>
+      <w:r>
+        <w:rPr>
+          <w:rFonts w:hint="eastAsia"/>
+        </w:rPr>
+        <w:t>权限模式</w:t>
+      </w:r>
+    </w:p>
+    <w:p>
+      <w:pPr>
+        <w:pStyle w:val="4"/>
+        <w:rPr>
+          <w:rFonts w:hint="eastAsia"/>
+        </w:rPr>
+      </w:pPr>
+      <w:r>
+        <w:rPr>
+          <w:rFonts w:hint="eastAsia"/>
+        </w:rPr>
+        <w:t>可用模式</w:t>
+      </w:r>
+    </w:p>
+    <w:p>
+      <w:pPr>
+        <w:pStyle w:val="4"/>
+        <w:rPr>
+          <w:rFonts w:hint="eastAsia"/>
+        </w:rPr>
+      </w:pPr>
+      <w:r>
+        <w:rPr>
+          <w:rFonts w:hint="eastAsia"/>
+        </w:rPr>
+        <w:t>切换权限模式</w:t>
+      </w:r>
+    </w:p>
+    <w:p>
+      <w:pPr>
+        <w:pStyle w:val="4"/>
+        <w:rPr>
+          <w:rFonts w:hint="eastAsia"/>
+        </w:rPr>
+      </w:pPr>
+      <w:r>
+        <w:rPr>
+          <w:rFonts w:hint="eastAsia"/>
+        </w:rPr>
+        <w:t>使用</w:t>
+      </w:r>
+      <w:r>
+        <w:rPr>
+          <w:rFonts w:hint="eastAsia"/>
+        </w:rPr>
+        <w:t xml:space="preserve"> </w:t>
+      </w:r>
+      <w:proofErr w:type="spellStart"/>
+      <w:r>
+        <w:rPr>
+          <w:rFonts w:hint="eastAsia"/>
+        </w:rPr>
+        <w:t>acceptEdits</w:t>
+      </w:r>
+      <w:proofErr w:type="spellEnd"/>
+      <w:r>
+        <w:rPr>
+          <w:rFonts w:hint="eastAsia"/>
+        </w:rPr>
+        <w:t xml:space="preserve"> mode </w:t>
+      </w:r>
+      <w:r>
+        <w:rPr>
+          <w:rFonts w:hint="eastAsia"/>
+        </w:rPr>
+        <w:t>自动批准文件编辑</w:t>
+      </w:r>
+    </w:p>
+    <w:p>
+      <w:pPr>
+        <w:pStyle w:val="4"/>
+        <w:rPr>
+          <w:rFonts w:hint="eastAsia"/>
+        </w:rPr>
+      </w:pPr>
+      <w:r>
+        <w:rPr>
+          <w:rFonts w:hint="eastAsia"/>
+        </w:rPr>
+        <w:t>使用</w:t>
+      </w:r>
+      <w:r>
+        <w:rPr>
+          <w:rFonts w:hint="eastAsia"/>
+        </w:rPr>
+        <w:t xml:space="preserve"> plan mode </w:t>
+      </w:r>
+      <w:r>
+        <w:rPr>
+          <w:rFonts w:hint="eastAsia"/>
+        </w:rPr>
+        <w:t>在编辑前进行分析</w:t>
+      </w:r>
+    </w:p>
+    <w:p>
+      <w:pPr>
+        <w:pStyle w:val="5"/>
+        <w:rPr>
+          <w:rFonts w:hint="eastAsia"/>
+        </w:rPr>
+      </w:pPr>
+      <w:r>
+        <w:rPr>
+          <w:rFonts w:hint="eastAsia"/>
+        </w:rPr>
+        <w:t>审查并批准计划</w:t>
+      </w:r>
+    </w:p>
+    <w:p>
+      <w:pPr>
+        <w:pStyle w:val="5"/>
+        <w:rPr>
+          <w:rFonts w:hint="eastAsia"/>
+        </w:rPr>
+      </w:pPr>
+      <w:r>
+        <w:rPr>
+          <w:rFonts w:hint="eastAsia"/>
+        </w:rPr>
+        <w:t>将 plan mode 设置为默认值</w:t>
+      </w:r>
+    </w:p>
+    <w:p>
+      <w:pPr>
+        <w:pStyle w:val="4"/>
+        <w:rPr>
+          <w:rFonts w:hint="eastAsia"/>
+        </w:rPr>
+      </w:pPr>
+      <w:r>
+        <w:rPr>
+          <w:rFonts w:hint="eastAsia"/>
+        </w:rPr>
+        <w:t>使用</w:t>
+      </w:r>
+      <w:r>
+        <w:rPr>
+          <w:rFonts w:hint="eastAsia"/>
+        </w:rPr>
+        <w:t xml:space="preserve"> auto mode </w:t>
+      </w:r>
+      <w:r>
+        <w:rPr>
+          <w:rFonts w:hint="eastAsia"/>
+        </w:rPr>
+        <w:t>消除提示</w:t>
+      </w:r>
+    </w:p>
+    <w:p>
+      <w:pPr>
+        <w:pStyle w:val="5"/>
+        <w:rPr>
+          <w:rFonts w:hint="eastAsia"/>
+        </w:rPr>
+      </w:pPr>
+      <w:r>
+        <w:rPr>
+          <w:rFonts w:hint="eastAsia"/>
+        </w:rPr>
+        <w:t>分类器默认阻止的内容</w:t>
+      </w:r>
+    </w:p>
+    <w:p>
+      <w:pPr>
+        <w:pStyle w:val="5"/>
+        <w:rPr>
+          <w:rFonts w:hint="eastAsia"/>
+        </w:rPr>
+      </w:pPr>
+      <w:r>
+        <w:rPr>
+          <w:rFonts w:hint="eastAsia"/>
+        </w:rPr>
+        <w:t>您在对话中陈述的边界</w:t>
+      </w:r>
+    </w:p>
+    <w:p>
+      <w:pPr>
+        <w:pStyle w:val="5"/>
+        <w:rPr>
+          <w:rFonts w:hint="eastAsia"/>
+        </w:rPr>
+      </w:pPr>
+      <w:r>
+        <w:rPr>
+          <w:rFonts w:hint="eastAsia"/>
+        </w:rPr>
+        <w:lastRenderedPageBreak/>
+        <w:t>当 auto mode 回退时</w:t>
+      </w:r>
+    </w:p>
+    <w:p>
+      <w:pPr>
+        <w:pStyle w:val="4"/>
+        <w:rPr>
+          <w:rFonts w:hint="eastAsia"/>
+        </w:rPr>
+      </w:pPr>
+      <w:r>
+        <w:rPr>
+          <w:rFonts w:hint="eastAsia"/>
+        </w:rPr>
+        <w:t>仅使用</w:t>
+      </w:r>
+      <w:r>
+        <w:rPr>
+          <w:rFonts w:hint="eastAsia"/>
+        </w:rPr>
+        <w:t xml:space="preserve"> </w:t>
+      </w:r>
+      <w:proofErr w:type="spellStart"/>
+      <w:r>
+        <w:rPr>
+          <w:rFonts w:hint="eastAsia"/>
+        </w:rPr>
+        <w:t>dontAsk</w:t>
+      </w:r>
+      <w:proofErr w:type="spellEnd"/>
+      <w:r>
+        <w:rPr>
+          <w:rFonts w:hint="eastAsia"/>
+        </w:rPr>
+        <w:t xml:space="preserve"> mode </w:t>
+      </w:r>
+      <w:r>
+        <w:rPr>
+          <w:rFonts w:hint="eastAsia"/>
+        </w:rPr>
+        <w:t>允许预先批准的工具</w:t>
+      </w:r>
+    </w:p>
+    <w:p>
+      <w:pPr>
+        <w:pStyle w:val="4"/>
+        <w:rPr>
+          <w:rFonts w:hint="eastAsia"/>
+        </w:rPr>
+      </w:pPr>
+      <w:r>
+        <w:rPr>
+          <w:rFonts w:hint="eastAsia"/>
+        </w:rPr>
+        <w:t>使用</w:t>
+      </w:r>
+      <w:r>
+        <w:rPr>
+          <w:rFonts w:hint="eastAsia"/>
+        </w:rPr>
+        <w:t xml:space="preserve"> </w:t>
+      </w:r>
+      <w:proofErr w:type="spellStart"/>
+      <w:r>
+        <w:rPr>
+          <w:rFonts w:hint="eastAsia"/>
+        </w:rPr>
+        <w:t>bypassPermissions</w:t>
+      </w:r>
+      <w:proofErr w:type="spellEnd"/>
+      <w:r>
+        <w:rPr>
+          <w:rFonts w:hint="eastAsia"/>
+        </w:rPr>
+        <w:t xml:space="preserve"> mode </w:t>
+      </w:r>
+      <w:r>
+        <w:rPr>
+          <w:rFonts w:hint="eastAsia"/>
+        </w:rPr>
+        <w:t>跳过所有检查</w:t>
+      </w:r>
+    </w:p>
+    <w:p>
+      <w:pPr>
+        <w:pStyle w:val="4"/>
+        <w:rPr>
+          <w:rFonts w:hint="eastAsia"/>
+        </w:rPr>
+      </w:pPr>
+      <w:r>
+        <w:rPr>
+          <w:rFonts w:hint="eastAsia"/>
+        </w:rPr>
+        <w:t>受保护的路径</w:t>
+      </w:r>
+    </w:p>
+    <w:p>
+      <w:pPr>
+        <w:pStyle w:val="4"/>
+        <w:rPr>
+          <w:rFonts w:hint="eastAsia"/>
+        </w:rPr>
+      </w:pPr>
+      <w:r>
+        <w:rPr>
+          <w:rFonts w:hint="eastAsia"/>
+        </w:rPr>
+        <w:t>另请参阅</w:t>
+      </w:r>
+    </w:p>
+    <w:p>
+      <w:pPr>
+        <w:pStyle w:val="3"/>
+      </w:pPr>
+      <w:r>
+        <w:rPr>
+          <w:rFonts w:hint="eastAsia"/>
+        </w:rPr>
+        <w:t>管理会话</w:t>
+      </w:r>
+    </w:p>
+    <w:p>
+      <w:pPr>
+        <w:pStyle w:val="4"/>
+        <w:rPr>
+          <w:rFonts w:hint="eastAsia"/>
+        </w:rPr>
+      </w:pPr>
+      <w:r>
+        <w:rPr>
+          <w:rFonts w:hint="eastAsia"/>
+        </w:rPr>
+        <w:t>恢复会话</w:t>
+      </w:r>
+    </w:p>
+    <w:p>
+      <w:pPr>
+        <w:pStyle w:val="5"/>
+        <w:rPr>
+          <w:rFonts w:hint="eastAsia"/>
+        </w:rPr>
+      </w:pPr>
+      <w:r>
+        <w:rPr>
+          <w:rFonts w:hint="eastAsia"/>
+        </w:rPr>
+        <w:t>会话选择器查看的位置</w:t>
+      </w:r>
+    </w:p>
+    <w:p>
+      <w:pPr>
+        <w:pStyle w:val="4"/>
+        <w:rPr>
+          <w:rFonts w:hint="eastAsia"/>
+        </w:rPr>
+      </w:pPr>
+      <w:r>
+        <w:rPr>
+          <w:rFonts w:hint="eastAsia"/>
+        </w:rPr>
+        <w:t>命名您的会话</w:t>
+      </w:r>
+    </w:p>
+    <w:p>
+      <w:pPr>
+        <w:pStyle w:val="4"/>
+        <w:rPr>
+          <w:rFonts w:hint="eastAsia"/>
+        </w:rPr>
+      </w:pPr>
+      <w:r>
+        <w:rPr>
+          <w:rFonts w:hint="eastAsia"/>
+        </w:rPr>
+        <w:t>使用会话选择器</w:t>
+      </w:r>
+    </w:p>
+    <w:p>
+      <w:pPr>
+        <w:pStyle w:val="4"/>
+        <w:rPr>
+          <w:rFonts w:hint="eastAsia"/>
+        </w:rPr>
+      </w:pPr>
+      <w:r>
+        <w:rPr>
+          <w:rFonts w:hint="eastAsia"/>
+        </w:rPr>
+        <w:t>分支会话</w:t>
+      </w:r>
+    </w:p>
+    <w:p>
+      <w:pPr>
+        <w:pStyle w:val="4"/>
+        <w:rPr>
+          <w:rFonts w:hint="eastAsia"/>
+        </w:rPr>
+      </w:pPr>
+      <w:r>
+        <w:rPr>
+          <w:rFonts w:hint="eastAsia"/>
+        </w:rPr>
+        <w:t>管理会话内的上下文</w:t>
+      </w:r>
+    </w:p>
+    <w:p>
+      <w:pPr>
+        <w:pStyle w:val="4"/>
+        <w:rPr>
+          <w:rFonts w:hint="eastAsia"/>
+        </w:rPr>
+      </w:pPr>
+      <w:r>
+        <w:rPr>
+          <w:rFonts w:hint="eastAsia"/>
+        </w:rPr>
+        <w:t>导出和定位会话数据</w:t>
+      </w:r>
+    </w:p>
+    <w:p>
+      <w:pPr>
+        <w:pStyle w:val="4"/>
+        <w:rPr>
+          <w:rFonts w:hint="eastAsia"/>
+        </w:rPr>
+      </w:pPr>
+      <w:r>
+        <w:rPr>
+          <w:rFonts w:hint="eastAsia"/>
+        </w:rPr>
+        <w:t>另请参阅</w:t>
+      </w:r>
+    </w:p>
+    <w:p>
+      <w:pPr>
+        <w:pStyle w:val="3"/>
+      </w:pPr>
+      <w:r>
+        <w:rPr>
+          <w:rFonts w:hint="eastAsia"/>
+        </w:rPr>
+        <w:t>常见工作流程</w:t>
+      </w:r>
+    </w:p>
+    <w:p>
+      <w:pPr>
+        <w:pStyle w:val="4"/>
+        <w:rPr>
+          <w:rFonts w:hint="eastAsia"/>
+        </w:rPr>
+      </w:pPr>
+      <w:r>
+        <w:rPr>
+          <w:rFonts w:hint="eastAsia"/>
+        </w:rPr>
+        <w:t>提示工作流程</w:t>
+      </w:r>
+    </w:p>
+    <w:p>
+      <w:pPr>
+        <w:pStyle w:val="5"/>
+        <w:rPr>
+          <w:rFonts w:hint="eastAsia"/>
+        </w:rPr>
+      </w:pPr>
+      <w:r>
+        <w:rPr>
+          <w:rFonts w:hint="eastAsia"/>
+        </w:rPr>
+        <w:t>理解新的代码库</w:t>
+      </w:r>
+    </w:p>
+    <w:p>
+      <w:pPr>
+        <w:pStyle w:val="6"/>
+        <w:rPr>
+          <w:rFonts w:hint="eastAsia"/>
+        </w:rPr>
+      </w:pPr>
+      <w:r>
+        <w:rPr>
+          <w:rFonts w:hint="eastAsia"/>
+        </w:rPr>
+        <w:t>快速获取代码库概览</w:t>
+      </w:r>
+    </w:p>
+    <w:p>
+      <w:pPr>
+        <w:pStyle w:val="6"/>
+        <w:rPr>
+          <w:rFonts w:hint="eastAsia"/>
+        </w:rPr>
+      </w:pPr>
+      <w:r>
+        <w:rPr>
+          <w:rFonts w:hint="eastAsia"/>
+        </w:rPr>
+        <w:t>查找相关代码</w:t>
+      </w:r>
+    </w:p>
+    <w:p>
+      <w:pPr>
+        <w:pStyle w:val="5"/>
+        <w:rPr>
+          <w:rFonts w:hint="eastAsia"/>
+        </w:rPr>
+      </w:pPr>
+      <w:r>
+        <w:rPr>
+          <w:rFonts w:hint="eastAsia"/>
+        </w:rPr>
+        <w:t>高效修复错误</w:t>
+      </w:r>
+    </w:p>
+    <w:p>
+      <w:pPr>
+        <w:pStyle w:val="5"/>
+        <w:rPr>
+          <w:rFonts w:hint="eastAsia"/>
+        </w:rPr>
+      </w:pPr>
+      <w:r>
+        <w:rPr>
+          <w:rFonts w:hint="eastAsia"/>
+        </w:rPr>
+        <w:t>重构代码</w:t>
+      </w:r>
+    </w:p>
+    <w:p>
+      <w:pPr>
+        <w:pStyle w:val="5"/>
+        <w:rPr>
+          <w:rFonts w:hint="eastAsia"/>
+        </w:rPr>
+      </w:pPr>
+      <w:r>
+        <w:rPr>
+          <w:rFonts w:hint="eastAsia"/>
+        </w:rPr>
+        <w:t>使用测试</w:t>
+      </w:r>
+    </w:p>
+    <w:p>
+      <w:pPr>
+        <w:pStyle w:val="5"/>
+        <w:rPr>
+          <w:rFonts w:hint="eastAsia"/>
+        </w:rPr>
+      </w:pPr>
+      <w:r>
+        <w:rPr>
+          <w:rFonts w:hint="eastAsia"/>
+        </w:rPr>
+        <w:t>创建拉取请求</w:t>
+      </w:r>
+    </w:p>
+    <w:p>
+      <w:pPr>
+        <w:pStyle w:val="5"/>
+        <w:rPr>
+          <w:rFonts w:hint="eastAsia"/>
+        </w:rPr>
+      </w:pPr>
+      <w:r>
+        <w:rPr>
+          <w:rFonts w:hint="eastAsia"/>
+        </w:rPr>
+        <w:t>处理文档</w:t>
+      </w:r>
+    </w:p>
+    <w:p>
+      <w:pPr>
+        <w:pStyle w:val="5"/>
+        <w:rPr>
+          <w:rFonts w:hint="eastAsia"/>
+        </w:rPr>
+      </w:pPr>
+      <w:r>
+        <w:rPr>
+          <w:rFonts w:hint="eastAsia"/>
+        </w:rPr>
+        <w:t>在笔记和非代码文件夹中工作</w:t>
+      </w:r>
+    </w:p>
+    <w:p>
+      <w:pPr>
+        <w:pStyle w:val="5"/>
+        <w:rPr>
+          <w:rFonts w:hint="eastAsia"/>
+        </w:rPr>
+      </w:pPr>
+      <w:r>
+        <w:rPr>
+          <w:rFonts w:hint="eastAsia"/>
+        </w:rPr>
+        <w:t>使用图像</w:t>
+      </w:r>
+    </w:p>
+    <w:p>
+      <w:pPr>
+        <w:pStyle w:val="5"/>
+        <w:rPr>
+          <w:rFonts w:hint="eastAsia"/>
+        </w:rPr>
+      </w:pPr>
+      <w:r>
+        <w:rPr>
+          <w:rFonts w:hint="eastAsia"/>
+        </w:rPr>
+        <w:t>引用文件和目录</w:t>
+      </w:r>
+    </w:p>
+    <w:p>
+      <w:pPr>
+        <w:pStyle w:val="5"/>
+        <w:rPr>
+          <w:rFonts w:hint="eastAsia"/>
+        </w:rPr>
+      </w:pPr>
+      <w:r>
+        <w:rPr>
+          <w:rFonts w:hint="eastAsia"/>
+        </w:rPr>
+        <w:t>按计划运行 Claude</w:t>
+      </w:r>
+    </w:p>
+    <w:p>
+      <w:pPr>
+        <w:pStyle w:val="5"/>
+        <w:rPr>
+          <w:rFonts w:hint="eastAsia"/>
+        </w:rPr>
+      </w:pPr>
+      <w:r>
+        <w:rPr>
+          <w:rFonts w:hint="eastAsia"/>
+        </w:rPr>
+        <w:t>询问 Claude 关于其功能</w:t>
+      </w:r>
+    </w:p>
+    <w:p>
+      <w:pPr>
+        <w:pStyle w:val="6"/>
+        <w:rPr>
+          <w:rFonts w:hint="eastAsia"/>
+        </w:rPr>
+      </w:pPr>
+      <w:r>
+        <w:rPr>
+          <w:rFonts w:hint="eastAsia"/>
+        </w:rPr>
+        <w:lastRenderedPageBreak/>
+        <w:t>示例问题</w:t>
+      </w:r>
+    </w:p>
+    <w:p>
+      <w:pPr>
+        <w:pStyle w:val="4"/>
+        <w:rPr>
+          <w:rFonts w:hint="eastAsia"/>
+        </w:rPr>
+      </w:pPr>
+      <w:r>
+        <w:rPr>
+          <w:rFonts w:hint="eastAsia"/>
+        </w:rPr>
+        <w:t>恢复以前的对话</w:t>
+      </w:r>
+    </w:p>
+    <w:p>
+      <w:pPr>
+        <w:pStyle w:val="4"/>
+        <w:rPr>
+          <w:rFonts w:hint="eastAsia"/>
+        </w:rPr>
+      </w:pPr>
+      <w:r>
+        <w:rPr>
+          <w:rFonts w:hint="eastAsia"/>
+        </w:rPr>
+        <w:t>使用</w:t>
+      </w:r>
+      <w:r>
+        <w:rPr>
+          <w:rFonts w:hint="eastAsia"/>
+        </w:rPr>
+        <w:t xml:space="preserve"> </w:t>
+      </w:r>
+      <w:proofErr w:type="spellStart"/>
+      <w:r>
+        <w:rPr>
+          <w:rFonts w:hint="eastAsia"/>
+        </w:rPr>
+        <w:t>worktrees</w:t>
+      </w:r>
+      <w:proofErr w:type="spellEnd"/>
+      <w:r>
+        <w:rPr>
+          <w:rFonts w:hint="eastAsia"/>
+        </w:rPr>
+        <w:t xml:space="preserve"> </w:t>
+      </w:r>
+      <w:r>
+        <w:rPr>
+          <w:rFonts w:hint="eastAsia"/>
+        </w:rPr>
+        <w:t>运行并行会话</w:t>
+      </w:r>
+    </w:p>
+    <w:p>
+      <w:pPr>
+        <w:pStyle w:val="4"/>
+        <w:rPr>
+          <w:rFonts w:hint="eastAsia"/>
+        </w:rPr>
+      </w:pPr>
+      <w:r>
+        <w:rPr>
+          <w:rFonts w:hint="eastAsia"/>
+        </w:rPr>
+        <w:t>编辑前规划</w:t>
+      </w:r>
+    </w:p>
+    <w:p>
+      <w:pPr>
+        <w:pStyle w:val="4"/>
+        <w:rPr>
+          <w:rFonts w:hint="eastAsia"/>
+        </w:rPr>
+      </w:pPr>
+      <w:r>
+        <w:rPr>
+          <w:rFonts w:hint="eastAsia"/>
+        </w:rPr>
+        <w:t>将研究委派给</w:t>
+      </w:r>
+      <w:r>
+        <w:rPr>
+          <w:rFonts w:hint="eastAsia"/>
+        </w:rPr>
+        <w:t xml:space="preserve"> subagents</w:t>
+      </w:r>
+    </w:p>
+    <w:p>
+      <w:pPr>
+        <w:pStyle w:val="4"/>
+        <w:rPr>
+          <w:rFonts w:hint="eastAsia"/>
+        </w:rPr>
+      </w:pPr>
+      <w:r>
+        <w:rPr>
+          <w:rFonts w:hint="eastAsia"/>
+        </w:rPr>
+        <w:t>将</w:t>
+      </w:r>
+      <w:r>
+        <w:rPr>
+          <w:rFonts w:hint="eastAsia"/>
+        </w:rPr>
+        <w:t xml:space="preserve"> Claude </w:t>
+      </w:r>
+      <w:r>
+        <w:rPr>
+          <w:rFonts w:hint="eastAsia"/>
+        </w:rPr>
+        <w:t>管道输入脚本</w:t>
+      </w:r>
+    </w:p>
+    <w:p>
+      <w:pPr>
+        <w:pStyle w:val="4"/>
+        <w:rPr>
+          <w:rFonts w:hint="eastAsia"/>
+        </w:rPr>
+      </w:pPr>
+      <w:r>
+        <w:rPr>
+          <w:rFonts w:hint="eastAsia"/>
+        </w:rPr>
+        <w:t>后续步骤</w:t>
+      </w:r>
+    </w:p>
+    <w:p>
+      <w:pPr>
+        <w:pStyle w:val="3"/>
+      </w:pPr>
+      <w:r>
+        <w:t>Prompt library</w:t>
+      </w:r>
+    </w:p>
+    <w:p>
+      <w:pPr>
+        <w:pStyle w:val="3"/>
+        <w:rPr>
+          <w:rFonts w:hint="eastAsia"/>
+        </w:rPr>
+      </w:pPr>
+      <w:r>
+        <w:rPr>
+          <w:rFonts w:hint="eastAsia"/>
+        </w:rPr>
+        <w:t xml:space="preserve">Claude Code </w:t>
+      </w:r>
+      <w:r>
+        <w:rPr>
+          <w:rFonts w:hint="eastAsia"/>
+        </w:rPr>
+        <w:t>最佳实践</w:t>
+      </w:r>
+    </w:p>
+    <w:p>
+      <w:pPr>
+        <w:pStyle w:val="2"/>
+        <w:rPr>
+          <w:rFonts w:hint="eastAsia"/>
+        </w:rPr>
+      </w:pPr>
+      <w:r>
+        <w:rPr>
+          <w:rFonts w:hint="eastAsia"/>
+        </w:rPr>
+        <w:t>平台和集成</w:t>
+      </w:r>
+    </w:p>
+    <w:p>
+      <w:pPr>
+        <w:pStyle w:val="3"/>
+        <w:rPr>
+          <w:rFonts w:hint="eastAsia"/>
+        </w:rPr>
+      </w:pPr>
+      <w:r>
+        <w:rPr>
+          <w:rFonts w:hint="eastAsia"/>
+        </w:rPr>
+        <w:t>概览</w:t>
+      </w:r>
+    </w:p>
+    <w:p>
+      <w:pPr>
+        <w:pStyle w:val="3"/>
+        <w:rPr>
+          <w:rFonts w:hint="eastAsia"/>
+        </w:rPr>
+      </w:pPr>
+      <w:r>
+        <w:t>Remote Control</w:t>
+      </w:r>
+    </w:p>
+    <w:p>
+      <w:pPr>
+        <w:pStyle w:val="3"/>
+      </w:pPr>
+      <w:r>
+        <w:rPr>
+          <w:rFonts w:hint="eastAsia"/>
+        </w:rPr>
+        <w:t xml:space="preserve">Claude Code </w:t>
+      </w:r>
+      <w:r>
+        <w:rPr>
+          <w:rFonts w:hint="eastAsia"/>
+        </w:rPr>
+        <w:t>网页版</w:t>
+      </w:r>
+    </w:p>
+    <w:p>
+      <w:pPr>
+        <w:pStyle w:val="4"/>
+        <w:rPr>
+          <w:rFonts w:hint="eastAsia"/>
+        </w:rPr>
+      </w:pPr>
+      <w:r>
+        <w:rPr>
+          <w:rFonts w:hint="eastAsia"/>
+        </w:rPr>
+        <w:t>在网络上开始使用</w:t>
+      </w:r>
+      <w:r>
+        <w:rPr>
+          <w:rFonts w:hint="eastAsia"/>
+        </w:rPr>
+        <w:t xml:space="preserve"> Claude Code</w:t>
+      </w:r>
+    </w:p>
+    <w:p>
+      <w:pPr>
+        <w:pStyle w:val="4"/>
+        <w:rPr>
+          <w:rFonts w:hint="eastAsia"/>
+        </w:rPr>
+      </w:pPr>
+      <w:r>
+        <w:rPr>
+          <w:rFonts w:hint="eastAsia"/>
+        </w:rPr>
+        <w:t>在网络上使用</w:t>
+      </w:r>
+      <w:r>
+        <w:rPr>
+          <w:rFonts w:hint="eastAsia"/>
+        </w:rPr>
+        <w:t xml:space="preserve"> Claude Code</w:t>
+      </w:r>
+    </w:p>
+    <w:p>
+      <w:pPr>
+        <w:pStyle w:val="4"/>
+        <w:rPr>
+          <w:rFonts w:hint="eastAsia"/>
+        </w:rPr>
+      </w:pPr>
+      <w:r>
+        <w:rPr>
+          <w:rFonts w:hint="eastAsia"/>
+        </w:rPr>
+        <w:t>使用例程自动化工作</w:t>
+      </w:r>
+    </w:p>
+    <w:p>
+      <w:pPr>
+        <w:pStyle w:val="4"/>
+        <w:rPr>
+          <w:rFonts w:hint="eastAsia"/>
+        </w:rPr>
+      </w:pPr>
+      <w:r>
+        <w:rPr>
+          <w:rFonts w:hint="eastAsia"/>
+        </w:rPr>
+        <w:t>在云端规划</w:t>
+      </w:r>
+    </w:p>
+    <w:p>
+      <w:pPr>
+        <w:pStyle w:val="4"/>
+        <w:rPr>
+          <w:rFonts w:hint="eastAsia"/>
+        </w:rPr>
+      </w:pPr>
+      <w:proofErr w:type="spellStart"/>
+      <w:r>
+        <w:t>Ultrareview</w:t>
+      </w:r>
+      <w:proofErr w:type="spellEnd"/>
+    </w:p>
+    <w:p>
+      <w:pPr>
+        <w:pStyle w:val="3"/>
+      </w:pPr>
+      <w:r>
+        <w:rPr>
+          <w:rFonts w:hint="eastAsia"/>
+        </w:rPr>
+        <w:t xml:space="preserve">Claude Code </w:t>
+      </w:r>
+      <w:r>
+        <w:rPr>
+          <w:rFonts w:hint="eastAsia"/>
+        </w:rPr>
+        <w:t>桌面版</w:t>
+      </w:r>
+    </w:p>
+    <w:p>
+      <w:pPr>
+        <w:pStyle w:val="4"/>
+        <w:rPr>
+          <w:rFonts w:hint="eastAsia"/>
+        </w:rPr>
+      </w:pPr>
+      <w:r>
+        <w:rPr>
+          <w:rFonts w:hint="eastAsia"/>
+        </w:rPr>
+        <w:t>开始使用</w:t>
+      </w:r>
+    </w:p>
+    <w:p>
+      <w:pPr>
+        <w:pStyle w:val="4"/>
+      </w:pPr>
+      <w:r>
+        <w:t>Desktop application</w:t>
+      </w:r>
+    </w:p>
+    <w:p>
+      <w:pPr>
+        <w:pStyle w:val="4"/>
+        <w:rPr>
+          <w:rFonts w:hint="eastAsia"/>
+        </w:rPr>
+      </w:pPr>
+      <w:r>
+        <w:rPr>
+          <w:rFonts w:hint="eastAsia"/>
+        </w:rPr>
+        <w:t>定期任务</w:t>
+      </w:r>
+    </w:p>
+    <w:p>
+      <w:pPr>
+        <w:pStyle w:val="4"/>
+        <w:rPr>
+          <w:rFonts w:hint="eastAsia"/>
+        </w:rPr>
+      </w:pPr>
+      <w:r>
+        <w:t>Desktop changelog</w:t>
+      </w:r>
+    </w:p>
+    <w:p>
+      <w:pPr>
+        <w:pStyle w:val="3"/>
+        <w:rPr>
+          <w:rFonts w:hint="eastAsia"/>
+        </w:rPr>
+      </w:pPr>
+      <w:r>
+        <w:rPr>
+          <w:rFonts w:hint="eastAsia"/>
+        </w:rPr>
+        <w:t xml:space="preserve">Chrome </w:t>
+      </w:r>
+      <w:r>
+        <w:rPr>
+          <w:rFonts w:hint="eastAsia"/>
+        </w:rPr>
+        <w:t>扩展程序（测试版）</w:t>
+      </w:r>
+    </w:p>
+    <w:p>
+      <w:pPr>
+        <w:pStyle w:val="3"/>
+      </w:pPr>
+      <w:r>
+        <w:t>Computer use (preview)</w:t>
+      </w:r>
+    </w:p>
+    <w:p>
+      <w:pPr>
+        <w:pStyle w:val="3"/>
+        <w:rPr>
+          <w:rFonts w:hint="eastAsia"/>
+        </w:rPr>
+      </w:pPr>
+      <w:r>
+        <w:rPr>
+          <w:rFonts w:hint="eastAsia"/>
+        </w:rPr>
+        <w:t>在</w:t>
+      </w:r>
+      <w:r>
+        <w:rPr>
+          <w:rFonts w:hint="eastAsia"/>
+        </w:rPr>
+        <w:t xml:space="preserve"> VS Code </w:t>
+      </w:r>
+      <w:r>
+        <w:rPr>
+          <w:rFonts w:hint="eastAsia"/>
+        </w:rPr>
+        <w:t>中使用</w:t>
+      </w:r>
+      <w:r>
+        <w:rPr>
+          <w:rFonts w:hint="eastAsia"/>
+        </w:rPr>
+        <w:t xml:space="preserve"> Claude Code</w:t>
+      </w:r>
+    </w:p>
+    <w:p>
+      <w:pPr>
+        <w:pStyle w:val="3"/>
+        <w:rPr>
+          <w:rFonts w:hint="eastAsia"/>
+        </w:rPr>
+      </w:pPr>
+      <w:r>
+        <w:t>JetBrains IDEs</w:t>
+      </w:r>
+    </w:p>
+    <w:p>
+      <w:pPr>
+        <w:pStyle w:val="3"/>
+      </w:pPr>
+      <w:r>
+        <w:rPr>
+          <w:rFonts w:hint="eastAsia"/>
+        </w:rPr>
+        <w:t>代码审查与</w:t>
+      </w:r>
+      <w:r>
+        <w:rPr>
+          <w:rFonts w:hint="eastAsia"/>
+        </w:rPr>
+        <w:t xml:space="preserve"> CI/CD</w:t>
+      </w:r>
+    </w:p>
+    <w:p>
+      <w:pPr>
+        <w:pStyle w:val="4"/>
+      </w:pPr>
+      <w:r>
+        <w:t>Code Review</w:t>
+      </w:r>
+    </w:p>
+    <w:p>
+      <w:pPr>
+        <w:pStyle w:val="4"/>
+      </w:pPr>
+      <w:r>
+        <w:t>GitHub Actions</w:t>
+      </w:r>
+    </w:p>
+    <w:p>
+      <w:pPr>
+        <w:pStyle w:val="4"/>
+      </w:pPr>
+      <w:proofErr w:type="spellStart"/>
+      <w:r>
+        <w:lastRenderedPageBreak/>
+        <w:t>Github</w:t>
+      </w:r>
+      <w:proofErr w:type="spellEnd"/>
+      <w:r>
+        <w:t xml:space="preserve"> enterprise server</w:t>
+      </w:r>
+    </w:p>
+    <w:p>
+      <w:pPr>
+        <w:pStyle w:val="4"/>
+        <w:rPr>
+          <w:rFonts w:hint="eastAsia"/>
+        </w:rPr>
+      </w:pPr>
+      <w:r>
+        <w:t>GitLab CI/CD</w:t>
+      </w:r>
+    </w:p>
+    <w:p>
+      <w:pPr>
+        <w:pStyle w:val="3"/>
+        <w:rPr>
+          <w:rFonts w:hint="eastAsia"/>
+        </w:rPr>
+      </w:pPr>
+      <w:r>
+        <w:rPr>
+          <w:rFonts w:hint="eastAsia"/>
+        </w:rPr>
+        <w:t xml:space="preserve">Slack </w:t>
+      </w:r>
+      <w:r>
+        <w:rPr>
+          <w:rFonts w:hint="eastAsia"/>
+        </w:rPr>
+        <w:t>中的</w:t>
+      </w:r>
+      <w:r>
+        <w:rPr>
+          <w:rFonts w:hint="eastAsia"/>
+        </w:rPr>
+        <w:t xml:space="preserve"> Claude Code</w:t>
       </w:r>
     </w:p>
     <w:p>
@@ -511,14 +3508,7 @@
         <w:rPr>
           <w:rFonts w:hint="eastAsia"/>
         </w:rPr>
-        <w:t xml:space="preserve">VS </w:t>
-      </w:r>
-      <w:r>
-        <w:rPr>
-          <w:rFonts w:hint="eastAsia"/>
-        </w:rPr>
-        <w:lastRenderedPageBreak/>
-        <w:t>Code</w:t>
+        <w:t>VS Code</w:t>
       </w:r>
       <w:r>
         <w:rPr>
@@ -812,6 +3802,7 @@
         <w:rPr>
           <w:noProof/>
         </w:rPr>
+        <w:lastRenderedPageBreak/>
         <w:drawing>
           <wp:inline distT="0" distB="0" distL="0" distR="0" wp14:anchorId="228B8A8F" wp14:editId="2AE75C47">
             <wp:extent cx="3906367" cy="2015734"/>
@@ -828,7 +3819,7 @@
                     <pic:cNvPicPr/>
                   </pic:nvPicPr>
                   <pic:blipFill>
-                    <a:blip r:embed="rId6"/>
+                    <a:blip r:embed="rId8"/>
                     <a:stretch>
                       <a:fillRect/>
                     </a:stretch>
@@ -909,7 +3900,7 @@
                     <pic:cNvPicPr/>
                   </pic:nvPicPr>
                   <pic:blipFill>
-                    <a:blip r:embed="rId7"/>
+                    <a:blip r:embed="rId9"/>
                     <a:stretch>
                       <a:fillRect/>
                     </a:stretch>
@@ -1050,7 +4041,6 @@
         <w:rPr>
           <w:rFonts w:hint="eastAsia"/>
         </w:rPr>
-        <w:lastRenderedPageBreak/>
         <w:t>在</w:t>
       </w:r>
       <w:proofErr w:type="spellStart"/>
@@ -1300,6 +4290,7 @@
         <w:ind w:firstLine="360"/>
       </w:pPr>
       <w:r>
+        <w:lastRenderedPageBreak/>
         <w:t>至少</w:t>
       </w:r>
       <w:r>
@@ -1546,7 +4537,6 @@
         <w:ind w:firstLine="360"/>
       </w:pPr>
       <w:r>
-        <w:lastRenderedPageBreak/>
         <w:t># Chocolatey (Windows)</w:t>
       </w:r>
     </w:p>
@@ -1643,7 +4633,7 @@
       <w:r>
         <w:t xml:space="preserve"> </w:t>
       </w:r>
-      <w:hyperlink r:id="rId8" w:history="1">
+      <w:hyperlink r:id="rId10" w:history="1">
         <w:r>
           <w:rPr>
             <w:rStyle w:val="ae"/>
@@ -1728,6 +4718,7 @@
         <w:pStyle w:val="3"/>
       </w:pPr>
       <w:r>
+        <w:lastRenderedPageBreak/>
         <w:t>初始化配置</w:t>
       </w:r>
     </w:p>
@@ -2049,214 +5040,522 @@
         <w:ind w:firstLine="420"/>
       </w:pPr>
       <w:r>
+        <w:t xml:space="preserve">Claude Code </w:t>
+      </w:r>
+      <w:r>
+        <w:t>使用以下配置文件：</w:t>
+      </w:r>
+    </w:p>
+    <w:p>
+      <w:pPr>
+        <w:ind w:firstLine="420"/>
+      </w:pPr>
+      <w:r>
+        <w:t xml:space="preserve"># </w:t>
+      </w:r>
+      <w:r>
+        <w:t>全局配置</w:t>
+      </w:r>
+    </w:p>
+    <w:p>
+      <w:pPr>
+        <w:ind w:firstLine="420"/>
+      </w:pPr>
+      <w:r>
+        <w:t>~/.</w:t>
+      </w:r>
+      <w:proofErr w:type="spellStart"/>
+      <w:r>
+        <w:t>claude</w:t>
+      </w:r>
+      <w:proofErr w:type="spellEnd"/>
+      <w:r>
+        <w:t>/</w:t>
+      </w:r>
+      <w:proofErr w:type="spellStart"/>
+      <w:r>
+        <w:t>config.json</w:t>
+      </w:r>
+      <w:proofErr w:type="spellEnd"/>
+      <w:r>
+        <w:t xml:space="preserve"> </w:t>
+      </w:r>
+    </w:p>
+    <w:p>
+      <w:pPr>
+        <w:ind w:firstLine="420"/>
+      </w:pPr>
+      <w:r>
+        <w:t xml:space="preserve"># </w:t>
+      </w:r>
+      <w:r>
+        <w:t>项目配置</w:t>
+      </w:r>
+      <w:r>
+        <w:t xml:space="preserve">  </w:t>
+      </w:r>
+    </w:p>
+    <w:p>
+      <w:pPr>
+        <w:ind w:firstLine="420"/>
+      </w:pPr>
+      <w:proofErr w:type="gramStart"/>
+      <w:r>
+        <w:t>./</w:t>
+      </w:r>
+      <w:proofErr w:type="gramEnd"/>
+      <w:r>
+        <w:t xml:space="preserve">CLAUDE.md </w:t>
+      </w:r>
+    </w:p>
+    <w:p>
+      <w:pPr>
+        <w:ind w:firstLine="420"/>
+      </w:pPr>
+      <w:r>
+        <w:t xml:space="preserve"># </w:t>
+      </w:r>
+      <w:r>
+        <w:t>用户偏好</w:t>
+      </w:r>
+    </w:p>
+    <w:p>
+      <w:pPr>
+        <w:ind w:firstLine="420"/>
+      </w:pPr>
+      <w:r>
+        <w:t>~/.</w:t>
+      </w:r>
+      <w:proofErr w:type="spellStart"/>
+      <w:r>
+        <w:t>claude</w:t>
+      </w:r>
+      <w:proofErr w:type="spellEnd"/>
+      <w:r>
+        <w:t>/</w:t>
+      </w:r>
+      <w:proofErr w:type="spellStart"/>
+      <w:r>
+        <w:t>preferences.json</w:t>
+      </w:r>
+      <w:proofErr w:type="spellEnd"/>
+    </w:p>
+    <w:p>
+      <w:pPr>
+        <w:pStyle w:val="3"/>
+      </w:pPr>
+      <w:r>
+        <w:t>配置文件详解</w:t>
+      </w:r>
+    </w:p>
+    <w:p>
+      <w:pPr>
+        <w:pStyle w:val="4"/>
+      </w:pPr>
+      <w:r>
+        <w:t>全局配置</w:t>
+      </w:r>
+      <w:r>
+        <w:t xml:space="preserve"> (~/.</w:t>
+      </w:r>
+      <w:proofErr w:type="spellStart"/>
+      <w:r>
+        <w:t>claude</w:t>
+      </w:r>
+      <w:proofErr w:type="spellEnd"/>
+      <w:r>
+        <w:t>/</w:t>
+      </w:r>
+      <w:proofErr w:type="spellStart"/>
+      <w:r>
+        <w:t>config.json</w:t>
+      </w:r>
+      <w:proofErr w:type="spellEnd"/>
+      <w:r>
+        <w:t>)</w:t>
+      </w:r>
+    </w:p>
+    <w:p>
+      <w:pPr>
+        <w:ind w:leftChars="200" w:left="480"/>
+      </w:pPr>
+      <w:r>
+        <w:t>{</w:t>
+      </w:r>
+    </w:p>
+    <w:p>
+      <w:pPr>
+        <w:ind w:leftChars="200" w:left="480"/>
+      </w:pPr>
+      <w:r>
+        <w:t xml:space="preserve">  "</w:t>
+      </w:r>
+      <w:proofErr w:type="spellStart"/>
+      <w:r>
+        <w:t>apiKey</w:t>
+      </w:r>
+      <w:proofErr w:type="spellEnd"/>
+      <w:r>
+        <w:t>": "your-</w:t>
+      </w:r>
+      <w:proofErr w:type="spellStart"/>
+      <w:r>
+        <w:t>api</w:t>
+      </w:r>
+      <w:proofErr w:type="spellEnd"/>
+      <w:r>
+        <w:t>-key",</w:t>
+      </w:r>
+    </w:p>
+    <w:p>
+      <w:pPr>
+        <w:ind w:leftChars="200" w:left="480"/>
+      </w:pPr>
+      <w:r>
+        <w:t xml:space="preserve">  "workspace</w:t>
+      </w:r>
+      <w:proofErr w:type="gramStart"/>
+      <w:r>
+        <w:t>": {</w:t>
+      </w:r>
+      <w:proofErr w:type="gramEnd"/>
+    </w:p>
+    <w:p>
+      <w:pPr>
+        <w:ind w:leftChars="200" w:left="480"/>
+      </w:pPr>
+      <w:r>
+        <w:t xml:space="preserve">    "default": "~/Projects",</w:t>
+      </w:r>
+    </w:p>
+    <w:p>
+      <w:pPr>
+        <w:ind w:leftChars="200" w:left="480"/>
+      </w:pPr>
+      <w:r>
         <w:lastRenderedPageBreak/>
-        <w:t xml:space="preserve">Claude Code </w:t>
-      </w:r>
-      <w:r>
-        <w:t>使用以下配置文件：</w:t>
-      </w:r>
-    </w:p>
-    <w:p>
-      <w:pPr>
-        <w:ind w:firstLine="420"/>
-      </w:pPr>
-      <w:r>
-        <w:t xml:space="preserve"># </w:t>
-      </w:r>
-      <w:r>
-        <w:t>全局配置</w:t>
-      </w:r>
-    </w:p>
-    <w:p>
-      <w:pPr>
-        <w:ind w:firstLine="420"/>
-      </w:pPr>
-      <w:r>
-        <w:t>~/.</w:t>
+        <w:t xml:space="preserve">    "templates": "~</w:t>
+      </w:r>
+      <w:proofErr w:type="gramStart"/>
+      <w:r>
+        <w:t>/.</w:t>
       </w:r>
       <w:proofErr w:type="spellStart"/>
       <w:r>
         <w:t>claude</w:t>
       </w:r>
       <w:proofErr w:type="spellEnd"/>
+      <w:proofErr w:type="gramEnd"/>
+      <w:r>
+        <w:t>/templates"</w:t>
+      </w:r>
+    </w:p>
+    <w:p>
+      <w:pPr>
+        <w:ind w:leftChars="200" w:left="480"/>
+      </w:pPr>
+      <w:r>
+        <w:t xml:space="preserve">  },</w:t>
+      </w:r>
+    </w:p>
+    <w:p>
+      <w:pPr>
+        <w:ind w:leftChars="200" w:left="480"/>
+      </w:pPr>
+      <w:r>
+        <w:t xml:space="preserve">  "editor": {</w:t>
+      </w:r>
+    </w:p>
+    <w:p>
+      <w:pPr>
+        <w:ind w:leftChars="200" w:left="480"/>
+      </w:pPr>
+      <w:r>
+        <w:t xml:space="preserve">    "default": "code",</w:t>
+      </w:r>
+    </w:p>
+    <w:p>
+      <w:pPr>
+        <w:ind w:leftChars="200" w:left="480"/>
+      </w:pPr>
+      <w:r>
+        <w:t xml:space="preserve">    "wait": true,</w:t>
+      </w:r>
+    </w:p>
+    <w:p>
+      <w:pPr>
+        <w:ind w:leftChars="200" w:left="480"/>
+      </w:pPr>
+      <w:r>
+        <w:t xml:space="preserve">    "</w:t>
+      </w:r>
+      <w:proofErr w:type="spellStart"/>
+      <w:r>
+        <w:t>args</w:t>
+      </w:r>
+      <w:proofErr w:type="spellEnd"/>
+      <w:r>
+        <w:t>": ["--new-window"]</w:t>
+      </w:r>
+    </w:p>
+    <w:p>
+      <w:pPr>
+        <w:ind w:leftChars="200" w:left="480"/>
+      </w:pPr>
+      <w:r>
+        <w:t xml:space="preserve">  },</w:t>
+      </w:r>
+    </w:p>
+    <w:p>
+      <w:pPr>
+        <w:ind w:leftChars="200" w:left="480"/>
+      </w:pPr>
+      <w:r>
+        <w:t xml:space="preserve">  "network</w:t>
+      </w:r>
+      <w:proofErr w:type="gramStart"/>
+      <w:r>
+        <w:t>": {</w:t>
+      </w:r>
+      <w:proofErr w:type="gramEnd"/>
+    </w:p>
+    <w:p>
+      <w:pPr>
+        <w:ind w:leftChars="200" w:left="480"/>
+      </w:pPr>
+      <w:r>
+        <w:t xml:space="preserve">    "timeout": 30000,</w:t>
+      </w:r>
+    </w:p>
+    <w:p>
+      <w:pPr>
+        <w:ind w:leftChars="200" w:left="480"/>
+      </w:pPr>
+      <w:r>
+        <w:t xml:space="preserve">    "proxy": "http://proxy.company.com:8080"</w:t>
+      </w:r>
+    </w:p>
+    <w:p>
+      <w:pPr>
+        <w:ind w:leftChars="200" w:left="480"/>
+      </w:pPr>
+      <w:r>
+        <w:t xml:space="preserve">  },</w:t>
+      </w:r>
+    </w:p>
+    <w:p>
+      <w:pPr>
+        <w:ind w:leftChars="200" w:left="480"/>
+      </w:pPr>
+      <w:r>
+        <w:t xml:space="preserve">  "ai</w:t>
+      </w:r>
+      <w:proofErr w:type="gramStart"/>
+      <w:r>
+        <w:t>": {</w:t>
+      </w:r>
+      <w:proofErr w:type="gramEnd"/>
+    </w:p>
+    <w:p>
+      <w:pPr>
+        <w:ind w:leftChars="200" w:left="480"/>
+      </w:pPr>
+      <w:r>
+        <w:t xml:space="preserve">    "model": "claude-3-5-sonnet-20241022",</w:t>
+      </w:r>
+    </w:p>
+    <w:p>
+      <w:pPr>
+        <w:ind w:leftChars="200" w:left="480"/>
+      </w:pPr>
+      <w:r>
+        <w:t xml:space="preserve">    "temperature": 0.1,</w:t>
+      </w:r>
+    </w:p>
+    <w:p>
+      <w:pPr>
+        <w:ind w:leftChars="200" w:left="480"/>
+      </w:pPr>
+      <w:r>
+        <w:t xml:space="preserve">    "</w:t>
+      </w:r>
+      <w:proofErr w:type="spellStart"/>
+      <w:r>
+        <w:t>maxTokens</w:t>
+      </w:r>
+      <w:proofErr w:type="spellEnd"/>
+      <w:r>
+        <w:t>": 4096</w:t>
+      </w:r>
+    </w:p>
+    <w:p>
+      <w:pPr>
+        <w:ind w:leftChars="200" w:left="480"/>
+      </w:pPr>
+      <w:r>
+        <w:t xml:space="preserve">  },</w:t>
+      </w:r>
+    </w:p>
+    <w:p>
+      <w:pPr>
+        <w:ind w:leftChars="200" w:left="480"/>
+      </w:pPr>
+      <w:r>
+        <w:t xml:space="preserve">  "features</w:t>
+      </w:r>
+      <w:proofErr w:type="gramStart"/>
+      <w:r>
+        <w:t>": {</w:t>
+      </w:r>
+      <w:proofErr w:type="gramEnd"/>
+    </w:p>
+    <w:p>
+      <w:pPr>
+        <w:ind w:leftChars="200" w:left="480"/>
+      </w:pPr>
+      <w:r>
+        <w:t xml:space="preserve">    "</w:t>
+      </w:r>
+      <w:proofErr w:type="spellStart"/>
+      <w:r>
+        <w:t>autoSave</w:t>
+      </w:r>
+      <w:proofErr w:type="spellEnd"/>
+      <w:r>
+        <w:t>": true,</w:t>
+      </w:r>
+    </w:p>
+    <w:p>
+      <w:pPr>
+        <w:ind w:leftChars="200" w:left="480"/>
+      </w:pPr>
+      <w:r>
+        <w:t xml:space="preserve">    "telemetry": false,</w:t>
+      </w:r>
+    </w:p>
+    <w:p>
+      <w:pPr>
+        <w:ind w:leftChars="200" w:left="480"/>
+      </w:pPr>
+      <w:r>
+        <w:t xml:space="preserve">    "</w:t>
+      </w:r>
+      <w:proofErr w:type="spellStart"/>
+      <w:r>
+        <w:t>updateCheck</w:t>
+      </w:r>
+      <w:proofErr w:type="spellEnd"/>
+      <w:r>
+        <w:t>": true</w:t>
+      </w:r>
+    </w:p>
+    <w:p>
+      <w:pPr>
+        <w:ind w:leftChars="200" w:left="480"/>
+      </w:pPr>
+      <w:r>
+        <w:t xml:space="preserve">  }</w:t>
+      </w:r>
+    </w:p>
+    <w:p>
+      <w:pPr>
+        <w:ind w:leftChars="200" w:left="480"/>
+      </w:pPr>
+      <w:r>
+        <w:t>}</w:t>
+      </w:r>
+    </w:p>
+    <w:p>
+      <w:pPr>
+        <w:pStyle w:val="4"/>
+      </w:pPr>
+      <w:r>
+        <w:t>用户偏好</w:t>
+      </w:r>
+      <w:r>
+        <w:t xml:space="preserve"> (~/.</w:t>
+      </w:r>
+      <w:proofErr w:type="spellStart"/>
+      <w:r>
+        <w:t>claude</w:t>
+      </w:r>
+      <w:proofErr w:type="spellEnd"/>
       <w:r>
         <w:t>/</w:t>
       </w:r>
       <w:proofErr w:type="spellStart"/>
       <w:r>
-        <w:t>config.json</w:t>
-      </w:r>
-      <w:proofErr w:type="spellEnd"/>
-      <w:r>
-        <w:t xml:space="preserve"> </w:t>
-      </w:r>
-    </w:p>
-    <w:p>
-      <w:pPr>
-        <w:ind w:firstLine="420"/>
-      </w:pPr>
-      <w:r>
-        <w:t xml:space="preserve"># </w:t>
-      </w:r>
-      <w:r>
-        <w:t>项目配置</w:t>
-      </w:r>
-      <w:r>
-        <w:t xml:space="preserve">  </w:t>
-      </w:r>
-    </w:p>
-    <w:p>
-      <w:pPr>
-        <w:ind w:firstLine="420"/>
-      </w:pPr>
+        <w:t>preferences.json</w:t>
+      </w:r>
+      <w:proofErr w:type="spellEnd"/>
+      <w:r>
+        <w:t>)</w:t>
+      </w:r>
+    </w:p>
+    <w:p>
+      <w:pPr>
+        <w:ind w:leftChars="200" w:left="480"/>
+      </w:pPr>
+      <w:r>
+        <w:t>{</w:t>
+      </w:r>
+    </w:p>
+    <w:p>
+      <w:pPr>
+        <w:ind w:leftChars="200" w:left="480"/>
+      </w:pPr>
+      <w:r>
+        <w:t xml:space="preserve">  "</w:t>
+      </w:r>
+      <w:proofErr w:type="spellStart"/>
+      <w:r>
+        <w:t>ui</w:t>
+      </w:r>
+      <w:proofErr w:type="spellEnd"/>
       <w:proofErr w:type="gramStart"/>
       <w:r>
-        <w:t>./</w:t>
+        <w:t>": {</w:t>
       </w:r>
       <w:proofErr w:type="gramEnd"/>
-      <w:r>
-        <w:t xml:space="preserve">CLAUDE.md </w:t>
-      </w:r>
-    </w:p>
-    <w:p>
-      <w:pPr>
-        <w:ind w:firstLine="420"/>
-      </w:pPr>
-      <w:r>
-        <w:t xml:space="preserve"># </w:t>
-      </w:r>
-      <w:r>
-        <w:t>用户偏好</w:t>
-      </w:r>
-    </w:p>
-    <w:p>
-      <w:pPr>
-        <w:ind w:firstLine="420"/>
-      </w:pPr>
-      <w:r>
-        <w:t>~/.</w:t>
-      </w:r>
-      <w:proofErr w:type="spellStart"/>
-      <w:r>
-        <w:t>claude</w:t>
-      </w:r>
-      <w:proofErr w:type="spellEnd"/>
-      <w:r>
-        <w:t>/</w:t>
-      </w:r>
-      <w:proofErr w:type="spellStart"/>
-      <w:r>
-        <w:t>preferences.json</w:t>
-      </w:r>
-      <w:proofErr w:type="spellEnd"/>
-    </w:p>
-    <w:p>
-      <w:pPr>
-        <w:pStyle w:val="3"/>
-      </w:pPr>
-      <w:r>
-        <w:t>配置文件详解</w:t>
-      </w:r>
-    </w:p>
-    <w:p>
-      <w:pPr>
-        <w:pStyle w:val="4"/>
-      </w:pPr>
-      <w:r>
-        <w:t>全局配置</w:t>
-      </w:r>
-      <w:r>
-        <w:t xml:space="preserve"> (~/.</w:t>
-      </w:r>
-      <w:proofErr w:type="spellStart"/>
-      <w:r>
-        <w:t>claude</w:t>
-      </w:r>
-      <w:proofErr w:type="spellEnd"/>
-      <w:r>
-        <w:t>/</w:t>
-      </w:r>
-      <w:proofErr w:type="spellStart"/>
-      <w:r>
-        <w:t>config.json</w:t>
-      </w:r>
-      <w:proofErr w:type="spellEnd"/>
-      <w:r>
-        <w:t>)</w:t>
-      </w:r>
-    </w:p>
-    <w:p>
-      <w:pPr>
-        <w:ind w:leftChars="200" w:left="480"/>
-      </w:pPr>
-      <w:r>
-        <w:t>{</w:t>
-      </w:r>
-    </w:p>
-    <w:p>
-      <w:pPr>
-        <w:ind w:leftChars="200" w:left="480"/>
-      </w:pPr>
-      <w:r>
-        <w:t xml:space="preserve">  "</w:t>
-      </w:r>
-      <w:proofErr w:type="spellStart"/>
-      <w:r>
-        <w:t>apiKey</w:t>
-      </w:r>
-      <w:proofErr w:type="spellEnd"/>
-      <w:r>
-        <w:t>": "your-</w:t>
-      </w:r>
-      <w:proofErr w:type="spellStart"/>
-      <w:r>
-        <w:t>api</w:t>
-      </w:r>
-      <w:proofErr w:type="spellEnd"/>
-      <w:r>
-        <w:t>-key",</w:t>
-      </w:r>
-    </w:p>
-    <w:p>
-      <w:pPr>
-        <w:ind w:leftChars="200" w:left="480"/>
-      </w:pPr>
-      <w:r>
-        <w:t xml:space="preserve">  "workspace</w:t>
-      </w:r>
-      <w:proofErr w:type="gramStart"/>
-      <w:r>
-        <w:t>": {</w:t>
-      </w:r>
-      <w:proofErr w:type="gramEnd"/>
-    </w:p>
-    <w:p>
-      <w:pPr>
-        <w:ind w:leftChars="200" w:left="480"/>
-      </w:pPr>
-      <w:r>
-        <w:t xml:space="preserve">    "default": "~/Projects",</w:t>
-      </w:r>
-    </w:p>
-    <w:p>
-      <w:pPr>
-        <w:ind w:leftChars="200" w:left="480"/>
-      </w:pPr>
-      <w:r>
-        <w:t xml:space="preserve">    "templates": "~</w:t>
-      </w:r>
-      <w:proofErr w:type="gramStart"/>
-      <w:r>
-        <w:t>/.</w:t>
-      </w:r>
-      <w:proofErr w:type="spellStart"/>
-      <w:r>
-        <w:t>claude</w:t>
-      </w:r>
-      <w:proofErr w:type="spellEnd"/>
-      <w:proofErr w:type="gramEnd"/>
-      <w:r>
-        <w:t>/templates"</w:t>
+    </w:p>
+    <w:p>
+      <w:pPr>
+        <w:ind w:leftChars="200" w:left="480"/>
+      </w:pPr>
+      <w:r>
+        <w:t xml:space="preserve">    "theme": "dark",</w:t>
+      </w:r>
+    </w:p>
+    <w:p>
+      <w:pPr>
+        <w:ind w:leftChars="200" w:left="480"/>
+      </w:pPr>
+      <w:r>
+        <w:t xml:space="preserve">    "</w:t>
+      </w:r>
+      <w:proofErr w:type="spellStart"/>
+      <w:r>
+        <w:t>fontSize</w:t>
+      </w:r>
+      <w:proofErr w:type="spellEnd"/>
+      <w:r>
+        <w:t>": 14,</w:t>
+      </w:r>
+    </w:p>
+    <w:p>
+      <w:pPr>
+        <w:ind w:leftChars="200" w:left="480"/>
+      </w:pPr>
+      <w:r>
+        <w:t xml:space="preserve">    "</w:t>
+      </w:r>
+      <w:proofErr w:type="spellStart"/>
+      <w:r>
+        <w:t>wordWrap</w:t>
+      </w:r>
+      <w:proofErr w:type="spellEnd"/>
+      <w:r>
+        <w:t>": true</w:t>
       </w:r>
     </w:p>
     <w:p>
@@ -2272,145 +5571,7 @@
         <w:ind w:leftChars="200" w:left="480"/>
       </w:pPr>
       <w:r>
-        <w:t xml:space="preserve">  "editor": {</w:t>
-      </w:r>
-    </w:p>
-    <w:p>
-      <w:pPr>
-        <w:ind w:leftChars="200" w:left="480"/>
-      </w:pPr>
-      <w:r>
-        <w:t xml:space="preserve">    "default": "code",</w:t>
-      </w:r>
-    </w:p>
-    <w:p>
-      <w:pPr>
-        <w:ind w:leftChars="200" w:left="480"/>
-      </w:pPr>
-      <w:r>
-        <w:t xml:space="preserve">    "wait": true,</w:t>
-      </w:r>
-    </w:p>
-    <w:p>
-      <w:pPr>
-        <w:ind w:leftChars="200" w:left="480"/>
-      </w:pPr>
-      <w:r>
-        <w:t xml:space="preserve">    "</w:t>
-      </w:r>
-      <w:proofErr w:type="spellStart"/>
-      <w:r>
-        <w:t>args</w:t>
-      </w:r>
-      <w:proofErr w:type="spellEnd"/>
-      <w:r>
-        <w:t>": ["--new-window"]</w:t>
-      </w:r>
-    </w:p>
-    <w:p>
-      <w:pPr>
-        <w:ind w:leftChars="200" w:left="480"/>
-      </w:pPr>
-      <w:r>
-        <w:t xml:space="preserve">  },</w:t>
-      </w:r>
-    </w:p>
-    <w:p>
-      <w:pPr>
-        <w:ind w:leftChars="200" w:left="480"/>
-      </w:pPr>
-      <w:r>
-        <w:t xml:space="preserve">  "network</w:t>
-      </w:r>
-      <w:proofErr w:type="gramStart"/>
-      <w:r>
-        <w:t>": {</w:t>
-      </w:r>
-      <w:proofErr w:type="gramEnd"/>
-    </w:p>
-    <w:p>
-      <w:pPr>
-        <w:ind w:leftChars="200" w:left="480"/>
-      </w:pPr>
-      <w:r>
-        <w:t xml:space="preserve">    "timeout": 30000,</w:t>
-      </w:r>
-    </w:p>
-    <w:p>
-      <w:pPr>
-        <w:ind w:leftChars="200" w:left="480"/>
-      </w:pPr>
-      <w:r>
-        <w:t xml:space="preserve">    "proxy": "http://proxy.company.com:8080"</w:t>
-      </w:r>
-    </w:p>
-    <w:p>
-      <w:pPr>
-        <w:ind w:leftChars="200" w:left="480"/>
-      </w:pPr>
-      <w:r>
-        <w:t xml:space="preserve">  },</w:t>
-      </w:r>
-    </w:p>
-    <w:p>
-      <w:pPr>
-        <w:ind w:leftChars="200" w:left="480"/>
-      </w:pPr>
-      <w:r>
-        <w:t xml:space="preserve">  "ai</w:t>
-      </w:r>
-      <w:proofErr w:type="gramStart"/>
-      <w:r>
-        <w:t>": {</w:t>
-      </w:r>
-      <w:proofErr w:type="gramEnd"/>
-    </w:p>
-    <w:p>
-      <w:pPr>
-        <w:ind w:leftChars="200" w:left="480"/>
-      </w:pPr>
-      <w:r>
-        <w:t xml:space="preserve">    "model": "claude-3-5-sonnet-20241022",</w:t>
-      </w:r>
-    </w:p>
-    <w:p>
-      <w:pPr>
-        <w:ind w:leftChars="200" w:left="480"/>
-      </w:pPr>
-      <w:r>
-        <w:t xml:space="preserve">    "temperature": 0.1,</w:t>
-      </w:r>
-    </w:p>
-    <w:p>
-      <w:pPr>
-        <w:ind w:leftChars="200" w:left="480"/>
-      </w:pPr>
-      <w:r>
-        <w:t xml:space="preserve">    "</w:t>
-      </w:r>
-      <w:proofErr w:type="spellStart"/>
-      <w:r>
-        <w:t>maxTokens</w:t>
-      </w:r>
-      <w:proofErr w:type="spellEnd"/>
-      <w:r>
-        <w:t>": 4096</w:t>
-      </w:r>
-    </w:p>
-    <w:p>
-      <w:pPr>
-        <w:ind w:leftChars="200" w:left="480"/>
-      </w:pPr>
-      <w:r>
-        <w:t xml:space="preserve">  },</w:t>
-      </w:r>
-    </w:p>
-    <w:p>
-      <w:pPr>
-        <w:ind w:leftChars="200" w:left="480"/>
-      </w:pPr>
-      <w:r>
-        <w:t xml:space="preserve">  "features</w:t>
+        <w:t xml:space="preserve">  "behavior</w:t>
       </w:r>
       <w:proofErr w:type="gramStart"/>
       <w:r>
@@ -2428,7 +5589,7 @@
       </w:r>
       <w:proofErr w:type="spellStart"/>
       <w:r>
-        <w:t>autoSave</w:t>
+        <w:t>confirmDangerous</w:t>
       </w:r>
       <w:proofErr w:type="spellEnd"/>
       <w:r>
@@ -2440,19 +5601,27 @@
         <w:ind w:leftChars="200" w:left="480"/>
       </w:pPr>
       <w:r>
-        <w:t xml:space="preserve">    "telemetry": false,</w:t>
-      </w:r>
-    </w:p>
-    <w:p>
-      <w:pPr>
-        <w:ind w:leftChars="200" w:left="480"/>
-      </w:pPr>
-      <w:r>
         <w:t xml:space="preserve">    "</w:t>
       </w:r>
       <w:proofErr w:type="spellStart"/>
       <w:r>
-        <w:t>updateCheck</w:t>
+        <w:t>autoComplete</w:t>
+      </w:r>
+      <w:proofErr w:type="spellEnd"/>
+      <w:r>
+        <w:t>": true,</w:t>
+      </w:r>
+    </w:p>
+    <w:p>
+      <w:pPr>
+        <w:ind w:leftChars="200" w:left="480"/>
+      </w:pPr>
+      <w:r>
+        <w:t xml:space="preserve">    "</w:t>
+      </w:r>
+      <w:proofErr w:type="spellStart"/>
+      <w:r>
+        <w:t>saveHistory</w:t>
       </w:r>
       <w:proofErr w:type="spellEnd"/>
       <w:r>
@@ -2464,6 +5633,75 @@
         <w:ind w:leftChars="200" w:left="480"/>
       </w:pPr>
       <w:r>
+        <w:t xml:space="preserve">  },</w:t>
+      </w:r>
+    </w:p>
+    <w:p>
+      <w:pPr>
+        <w:ind w:leftChars="200" w:left="480"/>
+      </w:pPr>
+      <w:r>
+        <w:t xml:space="preserve">  "shortcuts</w:t>
+      </w:r>
+      <w:proofErr w:type="gramStart"/>
+      <w:r>
+        <w:t>": {</w:t>
+      </w:r>
+      <w:proofErr w:type="gramEnd"/>
+    </w:p>
+    <w:p>
+      <w:pPr>
+        <w:ind w:leftChars="200" w:left="480"/>
+      </w:pPr>
+      <w:r>
+        <w:t xml:space="preserve">    "</w:t>
+      </w:r>
+      <w:proofErr w:type="spellStart"/>
+      <w:r>
+        <w:t>quickStart</w:t>
+      </w:r>
+      <w:proofErr w:type="spellEnd"/>
+      <w:r>
+        <w:t>": "</w:t>
+      </w:r>
+      <w:proofErr w:type="spellStart"/>
+      <w:r>
+        <w:t>ctrl+shift+c</w:t>
+      </w:r>
+      <w:proofErr w:type="spellEnd"/>
+      <w:r>
+        <w:t>",</w:t>
+      </w:r>
+    </w:p>
+    <w:p>
+      <w:pPr>
+        <w:ind w:leftChars="200" w:left="480"/>
+      </w:pPr>
+      <w:r>
+        <w:t xml:space="preserve">    "</w:t>
+      </w:r>
+      <w:proofErr w:type="spellStart"/>
+      <w:r>
+        <w:t>newProject</w:t>
+      </w:r>
+      <w:proofErr w:type="spellEnd"/>
+      <w:r>
+        <w:t>": "</w:t>
+      </w:r>
+      <w:proofErr w:type="spellStart"/>
+      <w:r>
+        <w:t>ctrl+shift+n</w:t>
+      </w:r>
+      <w:proofErr w:type="spellEnd"/>
+      <w:r>
+        <w:t>"</w:t>
+      </w:r>
+    </w:p>
+    <w:p>
+      <w:pPr>
+        <w:ind w:leftChars="200" w:left="480"/>
+      </w:pPr>
+      <w:r>
         <w:t xml:space="preserve">  }</w:t>
       </w:r>
     </w:p>
@@ -2477,29 +5715,880 @@
     </w:p>
     <w:p>
       <w:pPr>
+        <w:pStyle w:val="3"/>
+      </w:pPr>
+      <w:r>
+        <w:t>环境变量配置</w:t>
+      </w:r>
+    </w:p>
+    <w:p>
+      <w:pPr>
         <w:pStyle w:val="4"/>
       </w:pPr>
       <w:r>
-        <w:t>用户偏好</w:t>
-      </w:r>
-      <w:r>
-        <w:t xml:space="preserve"> (~/.</w:t>
+        <w:t>核心环境变量</w:t>
+      </w:r>
+    </w:p>
+    <w:p>
+      <w:pPr>
+        <w:ind w:leftChars="200" w:left="480"/>
+      </w:pPr>
+      <w:r>
+        <w:rPr>
+          <w:rFonts w:hint="eastAsia"/>
+        </w:rPr>
+        <w:t xml:space="preserve"># API </w:t>
+      </w:r>
+      <w:r>
+        <w:rPr>
+          <w:rFonts w:hint="eastAsia"/>
+        </w:rPr>
+        <w:t>配置</w:t>
+      </w:r>
+    </w:p>
+    <w:p>
+      <w:pPr>
+        <w:ind w:leftChars="200" w:left="480"/>
+      </w:pPr>
+      <w:r>
+        <w:t>export CLAUDE_API_KEY="your-</w:t>
+      </w:r>
+      <w:proofErr w:type="spellStart"/>
+      <w:r>
+        <w:t>api</w:t>
+      </w:r>
+      <w:proofErr w:type="spellEnd"/>
+      <w:r>
+        <w:t>-key"</w:t>
+      </w:r>
+    </w:p>
+    <w:p>
+      <w:pPr>
+        <w:ind w:leftChars="200" w:left="480"/>
+      </w:pPr>
+      <w:r>
+        <w:t>export CLAUDE_API_URL="https://api.anthropic.com"</w:t>
+      </w:r>
+    </w:p>
+    <w:p>
+      <w:pPr>
+        <w:ind w:leftChars="200" w:left="480"/>
+      </w:pPr>
+      <w:r>
+        <w:t xml:space="preserve"> </w:t>
+      </w:r>
+    </w:p>
+    <w:p>
+      <w:pPr>
+        <w:ind w:leftChars="200" w:left="480"/>
+      </w:pPr>
+      <w:r>
+        <w:rPr>
+          <w:rFonts w:hint="eastAsia"/>
+        </w:rPr>
+        <w:t xml:space="preserve"># </w:t>
+      </w:r>
+      <w:r>
+        <w:rPr>
+          <w:rFonts w:hint="eastAsia"/>
+        </w:rPr>
+        <w:t>网络配置</w:t>
+      </w:r>
+    </w:p>
+    <w:p>
+      <w:pPr>
+        <w:ind w:leftChars="200" w:left="480"/>
+      </w:pPr>
+      <w:r>
+        <w:t>export CLAUDE_TIMEOUT=60000</w:t>
+      </w:r>
+    </w:p>
+    <w:p>
+      <w:pPr>
+        <w:ind w:leftChars="200" w:left="480"/>
+      </w:pPr>
+      <w:r>
+        <w:t>export CLAUDE_PROXY="http://proxy.company.com:8080"</w:t>
+      </w:r>
+    </w:p>
+    <w:p>
+      <w:pPr>
+        <w:ind w:leftChars="200" w:left="480"/>
+      </w:pPr>
+      <w:r>
+        <w:t xml:space="preserve"> </w:t>
+      </w:r>
+    </w:p>
+    <w:p>
+      <w:pPr>
+        <w:ind w:leftChars="200" w:left="480"/>
+      </w:pPr>
+      <w:r>
+        <w:rPr>
+          <w:rFonts w:hint="eastAsia"/>
+        </w:rPr>
+        <w:t xml:space="preserve"># </w:t>
+      </w:r>
+      <w:r>
+        <w:rPr>
+          <w:rFonts w:hint="eastAsia"/>
+        </w:rPr>
+        <w:t>功能配置</w:t>
+      </w:r>
+    </w:p>
+    <w:p>
+      <w:pPr>
+        <w:ind w:leftChars="200" w:left="480"/>
+      </w:pPr>
+      <w:r>
+        <w:t>export CLAUDE_TELEMETRY=false</w:t>
+      </w:r>
+    </w:p>
+    <w:p>
+      <w:pPr>
+        <w:ind w:leftChars="200" w:left="480"/>
+      </w:pPr>
+      <w:r>
+        <w:t>export CLAUDE_AUTO_UPDATE=true</w:t>
+      </w:r>
+    </w:p>
+    <w:p>
+      <w:pPr>
+        <w:ind w:leftChars="200" w:left="480"/>
+      </w:pPr>
+      <w:r>
+        <w:t xml:space="preserve"> </w:t>
+      </w:r>
+    </w:p>
+    <w:p>
+      <w:pPr>
+        <w:ind w:firstLine="420"/>
+      </w:pPr>
+      <w:r>
+        <w:rPr>
+          <w:rFonts w:hint="eastAsia"/>
+        </w:rPr>
+        <w:t xml:space="preserve"># </w:t>
+      </w:r>
+      <w:r>
+        <w:rPr>
+          <w:rFonts w:hint="eastAsia"/>
+        </w:rPr>
+        <w:t>开发配置</w:t>
+      </w:r>
+    </w:p>
+    <w:p>
+      <w:pPr>
+        <w:ind w:leftChars="200" w:left="480"/>
+      </w:pPr>
+      <w:r>
+        <w:t>export CLAUDE_LOG_LEVEL=info</w:t>
+      </w:r>
+    </w:p>
+    <w:p>
+      <w:pPr>
+        <w:ind w:leftChars="200" w:left="480"/>
+      </w:pPr>
+      <w:r>
+        <w:t>export CLAUDE_DEBUG=false</w:t>
+      </w:r>
+    </w:p>
+    <w:p>
+      <w:pPr>
+        <w:pStyle w:val="4"/>
+      </w:pPr>
+      <w:r>
+        <w:t>环境特定配置</w:t>
+      </w:r>
+    </w:p>
+    <w:p>
+      <w:pPr>
+        <w:ind w:leftChars="200" w:left="480"/>
+      </w:pPr>
+      <w:r>
+        <w:rPr>
+          <w:rFonts w:hint="eastAsia"/>
+        </w:rPr>
+        <w:t xml:space="preserve"># </w:t>
+      </w:r>
+      <w:r>
+        <w:rPr>
+          <w:rFonts w:hint="eastAsia"/>
+        </w:rPr>
+        <w:t>开发环境</w:t>
+      </w:r>
+      <w:r>
+        <w:rPr>
+          <w:rFonts w:hint="eastAsia"/>
+        </w:rPr>
+        <w:t xml:space="preserve"> (.</w:t>
+      </w:r>
+      <w:proofErr w:type="spellStart"/>
+      <w:r>
+        <w:rPr>
+          <w:rFonts w:hint="eastAsia"/>
+        </w:rPr>
+        <w:t>env.development</w:t>
+      </w:r>
+      <w:proofErr w:type="spellEnd"/>
+      <w:r>
+        <w:rPr>
+          <w:rFonts w:hint="eastAsia"/>
+        </w:rPr>
+        <w:t>)</w:t>
+      </w:r>
+    </w:p>
+    <w:p>
+      <w:pPr>
+        <w:ind w:leftChars="200" w:left="480"/>
+      </w:pPr>
+      <w:r>
+        <w:t>CLAUDE_API_URL=https://api.anthropic.com/v1</w:t>
+      </w:r>
+    </w:p>
+    <w:p>
+      <w:pPr>
+        <w:ind w:leftChars="200" w:left="480"/>
+      </w:pPr>
+      <w:r>
+        <w:t>CLAUDE_LOG_LEVEL=debug</w:t>
+      </w:r>
+    </w:p>
+    <w:p>
+      <w:pPr>
+        <w:ind w:leftChars="200" w:left="480"/>
+      </w:pPr>
+      <w:r>
+        <w:lastRenderedPageBreak/>
+        <w:t>CLAUDE_CACHE_TTL=300</w:t>
+      </w:r>
+    </w:p>
+    <w:p>
+      <w:pPr>
+        <w:ind w:leftChars="200" w:left="480"/>
+      </w:pPr>
+      <w:r>
+        <w:t xml:space="preserve"> </w:t>
+      </w:r>
+    </w:p>
+    <w:p>
+      <w:pPr>
+        <w:ind w:leftChars="200" w:left="480"/>
+      </w:pPr>
+      <w:r>
+        <w:rPr>
+          <w:rFonts w:hint="eastAsia"/>
+        </w:rPr>
+        <w:t xml:space="preserve"># </w:t>
+      </w:r>
+      <w:r>
+        <w:rPr>
+          <w:rFonts w:hint="eastAsia"/>
+        </w:rPr>
+        <w:t>生产环境</w:t>
+      </w:r>
+      <w:r>
+        <w:rPr>
+          <w:rFonts w:hint="eastAsia"/>
+        </w:rPr>
+        <w:t xml:space="preserve"> (.</w:t>
+      </w:r>
+      <w:proofErr w:type="spellStart"/>
+      <w:r>
+        <w:rPr>
+          <w:rFonts w:hint="eastAsia"/>
+        </w:rPr>
+        <w:t>env.production</w:t>
+      </w:r>
+      <w:proofErr w:type="spellEnd"/>
+      <w:r>
+        <w:rPr>
+          <w:rFonts w:hint="eastAsia"/>
+        </w:rPr>
+        <w:t xml:space="preserve">)  </w:t>
+      </w:r>
+    </w:p>
+    <w:p>
+      <w:pPr>
+        <w:ind w:leftChars="200" w:left="480"/>
+      </w:pPr>
+      <w:r>
+        <w:t>CLAUDE_API_URL=https://api.anthropic.com/v1</w:t>
+      </w:r>
+    </w:p>
+    <w:p>
+      <w:pPr>
+        <w:ind w:leftChars="200" w:left="480"/>
+      </w:pPr>
+      <w:r>
+        <w:t>CLAUDE_LOG_LEVEL=warn</w:t>
+      </w:r>
+    </w:p>
+    <w:p>
+      <w:pPr>
+        <w:ind w:leftChars="200" w:left="480"/>
+      </w:pPr>
+      <w:r>
+        <w:t>CLAUDE_CACHE_TTL=3600</w:t>
+      </w:r>
+    </w:p>
+    <w:p>
+      <w:pPr>
+        <w:ind w:leftChars="200" w:left="480"/>
+      </w:pPr>
+      <w:r>
+        <w:t xml:space="preserve"> </w:t>
+      </w:r>
+    </w:p>
+    <w:p>
+      <w:pPr>
+        <w:ind w:leftChars="200" w:left="480"/>
+      </w:pPr>
+      <w:r>
+        <w:rPr>
+          <w:rFonts w:hint="eastAsia"/>
+        </w:rPr>
+        <w:t xml:space="preserve"># </w:t>
+      </w:r>
+      <w:r>
+        <w:rPr>
+          <w:rFonts w:hint="eastAsia"/>
+        </w:rPr>
+        <w:t>企业环境</w:t>
+      </w:r>
+      <w:r>
+        <w:rPr>
+          <w:rFonts w:hint="eastAsia"/>
+        </w:rPr>
+        <w:t xml:space="preserve"> (.</w:t>
+      </w:r>
+      <w:proofErr w:type="spellStart"/>
+      <w:r>
+        <w:rPr>
+          <w:rFonts w:hint="eastAsia"/>
+        </w:rPr>
+        <w:t>env.enterprise</w:t>
+      </w:r>
+      <w:proofErr w:type="spellEnd"/>
+      <w:r>
+        <w:rPr>
+          <w:rFonts w:hint="eastAsia"/>
+        </w:rPr>
+        <w:t>)</w:t>
+      </w:r>
+    </w:p>
+    <w:p>
+      <w:pPr>
+        <w:ind w:leftChars="200" w:left="480"/>
+      </w:pPr>
+      <w:r>
+        <w:t>CLAUDE_PROXY=http://proxy.company.com:8080</w:t>
+      </w:r>
+    </w:p>
+    <w:p>
+      <w:pPr>
+        <w:ind w:leftChars="200" w:left="480"/>
+      </w:pPr>
+      <w:r>
+        <w:t>CLAUDE_SSL_VERIFY=false</w:t>
+      </w:r>
+    </w:p>
+    <w:p>
+      <w:pPr>
+        <w:ind w:leftChars="200" w:left="480"/>
+      </w:pPr>
+      <w:r>
+        <w:t>CLAUDE_TIMEOUT=90000</w:t>
+      </w:r>
+    </w:p>
+    <w:p>
+      <w:pPr>
+        <w:pStyle w:val="3"/>
+      </w:pPr>
+      <w:r>
+        <w:t>高级配置</w:t>
+      </w:r>
+    </w:p>
+    <w:p>
+      <w:pPr>
+        <w:pStyle w:val="4"/>
+      </w:pPr>
+      <w:r>
+        <w:t xml:space="preserve">MCP </w:t>
+      </w:r>
+      <w:r>
+        <w:t>服务器配置</w:t>
+      </w:r>
+    </w:p>
+    <w:p>
+      <w:pPr>
+        <w:ind w:leftChars="200" w:left="480"/>
+      </w:pPr>
+      <w:r>
+        <w:t>{</w:t>
+      </w:r>
+    </w:p>
+    <w:p>
+      <w:pPr>
+        <w:ind w:leftChars="200" w:left="480"/>
+      </w:pPr>
+      <w:r>
+        <w:t xml:space="preserve">  "</w:t>
+      </w:r>
+      <w:proofErr w:type="spellStart"/>
+      <w:r>
+        <w:t>mcpServers</w:t>
+      </w:r>
+      <w:proofErr w:type="spellEnd"/>
+      <w:proofErr w:type="gramStart"/>
+      <w:r>
+        <w:t>": {</w:t>
+      </w:r>
+      <w:proofErr w:type="gramEnd"/>
+    </w:p>
+    <w:p>
+      <w:pPr>
+        <w:ind w:leftChars="200" w:left="480"/>
+      </w:pPr>
+      <w:r>
+        <w:t xml:space="preserve">    "</w:t>
+      </w:r>
+      <w:proofErr w:type="gramStart"/>
+      <w:r>
+        <w:t>brave</w:t>
+      </w:r>
+      <w:proofErr w:type="gramEnd"/>
+      <w:r>
+        <w:t>-search</w:t>
+      </w:r>
+      <w:proofErr w:type="gramStart"/>
+      <w:r>
+        <w:t>": {</w:t>
+      </w:r>
+      <w:proofErr w:type="gramEnd"/>
+    </w:p>
+    <w:p>
+      <w:pPr>
+        <w:ind w:leftChars="200" w:left="480"/>
+      </w:pPr>
+      <w:r>
+        <w:t xml:space="preserve">      "command": "</w:t>
+      </w:r>
+      <w:proofErr w:type="spellStart"/>
+      <w:r>
+        <w:t>npx</w:t>
+      </w:r>
+      <w:proofErr w:type="spellEnd"/>
+      <w:r>
+        <w:t>",</w:t>
+      </w:r>
+    </w:p>
+    <w:p>
+      <w:pPr>
+        <w:ind w:leftChars="200" w:left="480"/>
+      </w:pPr>
+      <w:r>
+        <w:t xml:space="preserve">      "</w:t>
+      </w:r>
+      <w:proofErr w:type="spellStart"/>
+      <w:r>
+        <w:t>args</w:t>
+      </w:r>
+      <w:proofErr w:type="spellEnd"/>
+      <w:r>
+        <w:t xml:space="preserve">": </w:t>
+      </w:r>
+      <w:proofErr w:type="gramStart"/>
+      <w:r>
+        <w:t>["@</w:t>
+      </w:r>
+      <w:proofErr w:type="gramEnd"/>
+      <w:r>
+        <w:t>brave/search-</w:t>
+      </w:r>
+      <w:proofErr w:type="spellStart"/>
+      <w:r>
+        <w:t>mcp</w:t>
+      </w:r>
+      <w:proofErr w:type="spellEnd"/>
+      <w:r>
+        <w:t>-server"],</w:t>
+      </w:r>
+    </w:p>
+    <w:p>
+      <w:pPr>
+        <w:ind w:leftChars="200" w:left="480"/>
+      </w:pPr>
+      <w:r>
+        <w:t xml:space="preserve">      "env</w:t>
+      </w:r>
+      <w:proofErr w:type="gramStart"/>
+      <w:r>
+        <w:t>": {</w:t>
+      </w:r>
+      <w:proofErr w:type="gramEnd"/>
+    </w:p>
+    <w:p>
+      <w:pPr>
+        <w:ind w:leftChars="200" w:left="480"/>
+      </w:pPr>
+      <w:r>
+        <w:t xml:space="preserve">        "BRAVE_API_KEY": "your-brave-key"</w:t>
+      </w:r>
+    </w:p>
+    <w:p>
+      <w:pPr>
+        <w:ind w:leftChars="200" w:left="480"/>
+      </w:pPr>
+      <w:r>
+        <w:t xml:space="preserve">      }</w:t>
+      </w:r>
+    </w:p>
+    <w:p>
+      <w:pPr>
+        <w:ind w:leftChars="200" w:left="480"/>
+      </w:pPr>
+      <w:r>
+        <w:t xml:space="preserve">    },</w:t>
+      </w:r>
+    </w:p>
+    <w:p>
+      <w:pPr>
+        <w:ind w:leftChars="200" w:left="480"/>
+      </w:pPr>
+      <w:r>
+        <w:t xml:space="preserve">    "</w:t>
+      </w:r>
+      <w:proofErr w:type="spellStart"/>
+      <w:r>
+        <w:t>github</w:t>
+      </w:r>
+      <w:proofErr w:type="spellEnd"/>
+      <w:proofErr w:type="gramStart"/>
+      <w:r>
+        <w:t>": {</w:t>
+      </w:r>
+      <w:proofErr w:type="gramEnd"/>
+    </w:p>
+    <w:p>
+      <w:pPr>
+        <w:ind w:leftChars="200" w:left="480"/>
+      </w:pPr>
+      <w:r>
+        <w:t xml:space="preserve">      "command": "</w:t>
+      </w:r>
+      <w:proofErr w:type="spellStart"/>
+      <w:r>
+        <w:t>npx</w:t>
+      </w:r>
+      <w:proofErr w:type="spellEnd"/>
+      <w:r>
+        <w:t xml:space="preserve">", </w:t>
+      </w:r>
+    </w:p>
+    <w:p>
+      <w:pPr>
+        <w:ind w:leftChars="200" w:left="480"/>
+      </w:pPr>
+      <w:r>
+        <w:t xml:space="preserve">      "</w:t>
+      </w:r>
+      <w:proofErr w:type="spellStart"/>
+      <w:r>
+        <w:t>args</w:t>
+      </w:r>
+      <w:proofErr w:type="spellEnd"/>
+      <w:r>
+        <w:t xml:space="preserve">": </w:t>
+      </w:r>
+      <w:proofErr w:type="gramStart"/>
+      <w:r>
+        <w:t>["@</w:t>
+      </w:r>
+      <w:proofErr w:type="spellStart"/>
+      <w:proofErr w:type="gramEnd"/>
+      <w:r>
+        <w:t>github</w:t>
+      </w:r>
+      <w:proofErr w:type="spellEnd"/>
+      <w:r>
+        <w:t>/</w:t>
+      </w:r>
+      <w:proofErr w:type="spellStart"/>
+      <w:r>
+        <w:t>mcp</w:t>
+      </w:r>
+      <w:proofErr w:type="spellEnd"/>
+      <w:r>
+        <w:t>-server"],</w:t>
+      </w:r>
+    </w:p>
+    <w:p>
+      <w:pPr>
+        <w:ind w:leftChars="200" w:left="480"/>
+      </w:pPr>
+      <w:r>
+        <w:t xml:space="preserve">      "env</w:t>
+      </w:r>
+      <w:proofErr w:type="gramStart"/>
+      <w:r>
+        <w:t>": {</w:t>
+      </w:r>
+      <w:proofErr w:type="gramEnd"/>
+    </w:p>
+    <w:p>
+      <w:pPr>
+        <w:ind w:leftChars="200" w:left="480"/>
+      </w:pPr>
+      <w:r>
+        <w:t xml:space="preserve">        "GITHUB_TOKEN": "your-</w:t>
+      </w:r>
+      <w:proofErr w:type="spellStart"/>
+      <w:r>
+        <w:t>github</w:t>
+      </w:r>
+      <w:proofErr w:type="spellEnd"/>
+      <w:r>
+        <w:t>-token"</w:t>
+      </w:r>
+    </w:p>
+    <w:p>
+      <w:pPr>
+        <w:ind w:leftChars="200" w:left="480"/>
+      </w:pPr>
+      <w:r>
+        <w:t xml:space="preserve">      }</w:t>
+      </w:r>
+    </w:p>
+    <w:p>
+      <w:pPr>
+        <w:ind w:leftChars="200" w:left="480"/>
+      </w:pPr>
+      <w:r>
+        <w:t xml:space="preserve">    }</w:t>
+      </w:r>
+    </w:p>
+    <w:p>
+      <w:pPr>
+        <w:ind w:leftChars="200" w:left="480"/>
+      </w:pPr>
+      <w:r>
+        <w:t xml:space="preserve">  }</w:t>
+      </w:r>
+    </w:p>
+    <w:p>
+      <w:pPr>
+        <w:ind w:leftChars="200" w:left="480"/>
+      </w:pPr>
+      <w:r>
+        <w:lastRenderedPageBreak/>
+        <w:t>}</w:t>
+      </w:r>
+    </w:p>
+    <w:p>
+      <w:pPr>
+        <w:pStyle w:val="4"/>
+      </w:pPr>
+      <w:r>
+        <w:t>自定义模板配置</w:t>
+      </w:r>
+    </w:p>
+    <w:p>
+      <w:pPr>
+        <w:ind w:leftChars="200" w:left="480"/>
+      </w:pPr>
+      <w:r>
+        <w:rPr>
+          <w:rFonts w:hint="eastAsia"/>
+        </w:rPr>
+        <w:t xml:space="preserve"># </w:t>
+      </w:r>
+      <w:r>
+        <w:rPr>
+          <w:rFonts w:hint="eastAsia"/>
+        </w:rPr>
+        <w:t>创建模板目录</w:t>
+      </w:r>
+    </w:p>
+    <w:p>
+      <w:pPr>
+        <w:ind w:leftChars="200" w:left="480"/>
+      </w:pPr>
+      <w:proofErr w:type="spellStart"/>
+      <w:r>
+        <w:t>mkdir</w:t>
+      </w:r>
+      <w:proofErr w:type="spellEnd"/>
+      <w:r>
+        <w:t xml:space="preserve"> -p ~</w:t>
+      </w:r>
+      <w:proofErr w:type="gramStart"/>
+      <w:r>
+        <w:t>/.</w:t>
       </w:r>
       <w:proofErr w:type="spellStart"/>
       <w:r>
         <w:t>claude</w:t>
       </w:r>
       <w:proofErr w:type="spellEnd"/>
-      <w:r>
-        <w:t>/</w:t>
-      </w:r>
-      <w:proofErr w:type="spellStart"/>
-      <w:r>
-        <w:t>preferences.json</w:t>
-      </w:r>
-      <w:proofErr w:type="spellEnd"/>
-      <w:r>
-        <w:t>)</w:t>
+      <w:proofErr w:type="gramEnd"/>
+      <w:r>
+        <w:t>/templates</w:t>
+      </w:r>
+    </w:p>
+    <w:p>
+      <w:pPr>
+        <w:ind w:leftChars="200" w:left="480"/>
+      </w:pPr>
+      <w:r>
+        <w:t xml:space="preserve"> </w:t>
+      </w:r>
+    </w:p>
+    <w:p>
+      <w:pPr>
+        <w:ind w:leftChars="200" w:left="480"/>
+      </w:pPr>
+      <w:r>
+        <w:rPr>
+          <w:rFonts w:hint="eastAsia"/>
+        </w:rPr>
+        <w:t xml:space="preserve"># </w:t>
+      </w:r>
+      <w:r>
+        <w:rPr>
+          <w:rFonts w:hint="eastAsia"/>
+        </w:rPr>
+        <w:t>创建项目模板</w:t>
+      </w:r>
+    </w:p>
+    <w:p>
+      <w:pPr>
+        <w:ind w:leftChars="200" w:left="480"/>
+      </w:pPr>
+      <w:r>
+        <w:t>cat &gt; ~</w:t>
+      </w:r>
+      <w:proofErr w:type="gramStart"/>
+      <w:r>
+        <w:t>/.claude/templates/nextjs.md</w:t>
+      </w:r>
+      <w:proofErr w:type="gramEnd"/>
+      <w:r>
+        <w:t xml:space="preserve"> &lt;&lt; 'EOF'</w:t>
+      </w:r>
+    </w:p>
+    <w:p>
+      <w:pPr>
+        <w:ind w:leftChars="200" w:left="480"/>
+      </w:pPr>
+      <w:r>
+        <w:t># Next.js Project Template</w:t>
+      </w:r>
+    </w:p>
+    <w:p>
+      <w:pPr>
+        <w:ind w:leftChars="200" w:left="480"/>
+      </w:pPr>
+      <w:r>
+        <w:t>## Tech Stack</w:t>
+      </w:r>
+    </w:p>
+    <w:p>
+      <w:pPr>
+        <w:ind w:leftChars="200" w:left="480"/>
+      </w:pPr>
+      <w:r>
+        <w:t>- Next.js 15</w:t>
+      </w:r>
+    </w:p>
+    <w:p>
+      <w:pPr>
+        <w:ind w:leftChars="200" w:left="480"/>
+      </w:pPr>
+      <w:r>
+        <w:t>- TypeScript</w:t>
+      </w:r>
+    </w:p>
+    <w:p>
+      <w:pPr>
+        <w:ind w:leftChars="200" w:left="480"/>
+      </w:pPr>
+      <w:r>
+        <w:t>- Tailwind CSS</w:t>
+      </w:r>
+    </w:p>
+    <w:p>
+      <w:pPr>
+        <w:ind w:leftChars="200" w:left="480"/>
+      </w:pPr>
+      <w:r>
+        <w:t xml:space="preserve"> </w:t>
+      </w:r>
+    </w:p>
+    <w:p>
+      <w:pPr>
+        <w:ind w:leftChars="200" w:left="480"/>
+      </w:pPr>
+      <w:r>
+        <w:t>## Commands</w:t>
+      </w:r>
+    </w:p>
+    <w:p>
+      <w:pPr>
+        <w:ind w:leftChars="200" w:left="480"/>
+      </w:pPr>
+      <w:proofErr w:type="spellStart"/>
+      <w:r>
+        <w:t>npm</w:t>
+      </w:r>
+      <w:proofErr w:type="spellEnd"/>
+      <w:r>
+        <w:t xml:space="preserve"> run dev</w:t>
+      </w:r>
+    </w:p>
+    <w:p>
+      <w:pPr>
+        <w:ind w:leftChars="200" w:left="480"/>
+      </w:pPr>
+      <w:proofErr w:type="spellStart"/>
+      <w:r>
+        <w:t>npm</w:t>
+      </w:r>
+      <w:proofErr w:type="spellEnd"/>
+      <w:r>
+        <w:t xml:space="preserve"> run build</w:t>
+      </w:r>
+    </w:p>
+    <w:p>
+      <w:pPr>
+        <w:ind w:leftChars="200" w:left="480"/>
+      </w:pPr>
+      <w:proofErr w:type="spellStart"/>
+      <w:r>
+        <w:t>npm</w:t>
+      </w:r>
+      <w:proofErr w:type="spellEnd"/>
+      <w:r>
+        <w:t xml:space="preserve"> test</w:t>
+      </w:r>
+    </w:p>
+    <w:p>
+      <w:pPr>
+        <w:ind w:leftChars="200" w:left="480"/>
+      </w:pPr>
+      <w:r>
+        <w:t>EOF</w:t>
+      </w:r>
+    </w:p>
+    <w:p>
+      <w:pPr>
+        <w:pStyle w:val="4"/>
+      </w:pPr>
+      <w:r>
+        <w:t xml:space="preserve">Hooks </w:t>
+      </w:r>
+      <w:r>
+        <w:t>配置</w:t>
       </w:r>
     </w:p>
     <w:p>
@@ -2515,13 +6604,8 @@
         <w:ind w:leftChars="200" w:left="480"/>
       </w:pPr>
       <w:r>
-        <w:t xml:space="preserve">  "</w:t>
-      </w:r>
-      <w:proofErr w:type="spellStart"/>
-      <w:r>
-        <w:t>ui</w:t>
-      </w:r>
-      <w:proofErr w:type="spellEnd"/>
+        <w:t xml:space="preserve">  "hooks</w:t>
+      </w:r>
       <w:proofErr w:type="gramStart"/>
       <w:r>
         <w:t>": {</w:t>
@@ -2533,7 +6617,31 @@
         <w:ind w:leftChars="200" w:left="480"/>
       </w:pPr>
       <w:r>
-        <w:t xml:space="preserve">    "theme": "dark",</w:t>
+        <w:t xml:space="preserve">    "pre-commit": "</w:t>
+      </w:r>
+      <w:proofErr w:type="spellStart"/>
+      <w:r>
+        <w:t>npm</w:t>
+      </w:r>
+      <w:proofErr w:type="spellEnd"/>
+      <w:r>
+        <w:t xml:space="preserve"> run lint &amp;&amp; </w:t>
+      </w:r>
+      <w:proofErr w:type="spellStart"/>
+      <w:r>
+        <w:t>npm</w:t>
+      </w:r>
+      <w:proofErr w:type="spellEnd"/>
+      <w:r>
+        <w:t xml:space="preserve"> test",</w:t>
+      </w:r>
+    </w:p>
+    <w:p>
+      <w:pPr>
+        <w:ind w:leftChars="200" w:left="480"/>
+      </w:pPr>
+      <w:r>
+        <w:t xml:space="preserve">    "post-command": "echo 'Command completed'",</w:t>
       </w:r>
     </w:p>
     <w:p>
@@ -2543,48 +6651,64 @@
       <w:r>
         <w:t xml:space="preserve">    "</w:t>
       </w:r>
-      <w:proofErr w:type="spellStart"/>
-      <w:r>
-        <w:t>fontSize</w:t>
-      </w:r>
-      <w:proofErr w:type="spellEnd"/>
-      <w:r>
-        <w:t>": 14,</w:t>
-      </w:r>
-    </w:p>
-    <w:p>
-      <w:pPr>
-        <w:ind w:leftChars="200" w:left="480"/>
-      </w:pPr>
-      <w:r>
-        <w:t xml:space="preserve">    "</w:t>
-      </w:r>
-      <w:proofErr w:type="spellStart"/>
-      <w:r>
-        <w:t>wordWrap</w:t>
-      </w:r>
-      <w:proofErr w:type="spellEnd"/>
-      <w:r>
-        <w:t>": true</w:t>
-      </w:r>
-    </w:p>
-    <w:p>
-      <w:pPr>
-        <w:ind w:leftChars="200" w:left="480"/>
-      </w:pPr>
-      <w:r>
-        <w:t xml:space="preserve">  },</w:t>
-      </w:r>
-    </w:p>
-    <w:p>
-      <w:pPr>
-        <w:ind w:leftChars="200" w:left="480"/>
-      </w:pPr>
-      <w:r>
-        <w:t xml:space="preserve">  "behavior</w:t>
-      </w:r>
       <w:proofErr w:type="gramStart"/>
       <w:r>
+        <w:t>on</w:t>
+      </w:r>
+      <w:proofErr w:type="gramEnd"/>
+      <w:r>
+        <w:t>-error": "notification 'Claude Code error occurred'"</w:t>
+      </w:r>
+    </w:p>
+    <w:p>
+      <w:pPr>
+        <w:ind w:leftChars="200" w:left="480"/>
+      </w:pPr>
+      <w:r>
+        <w:t xml:space="preserve">  }</w:t>
+      </w:r>
+    </w:p>
+    <w:p>
+      <w:pPr>
+        <w:ind w:leftChars="200" w:left="480"/>
+      </w:pPr>
+      <w:r>
+        <w:t>}</w:t>
+      </w:r>
+    </w:p>
+    <w:p>
+      <w:pPr>
+        <w:pStyle w:val="3"/>
+      </w:pPr>
+      <w:r>
+        <w:t>性能优化配置</w:t>
+      </w:r>
+    </w:p>
+    <w:p>
+      <w:pPr>
+        <w:pStyle w:val="4"/>
+      </w:pPr>
+      <w:r>
+        <w:t>缓存配置</w:t>
+      </w:r>
+    </w:p>
+    <w:p>
+      <w:pPr>
+        <w:ind w:leftChars="200" w:left="480"/>
+      </w:pPr>
+      <w:r>
+        <w:t>{</w:t>
+      </w:r>
+    </w:p>
+    <w:p>
+      <w:pPr>
+        <w:ind w:leftChars="200" w:left="480"/>
+      </w:pPr>
+      <w:r>
+        <w:t xml:space="preserve">  "cache</w:t>
+      </w:r>
+      <w:proofErr w:type="gramStart"/>
+      <w:r>
         <w:t>": {</w:t>
       </w:r>
       <w:proofErr w:type="gramEnd"/>
@@ -2594,1140 +6718,7 @@
         <w:ind w:leftChars="200" w:left="480"/>
       </w:pPr>
       <w:r>
-        <w:t xml:space="preserve">    "</w:t>
-      </w:r>
-      <w:proofErr w:type="spellStart"/>
-      <w:r>
-        <w:t>confirmDangerous</w:t>
-      </w:r>
-      <w:proofErr w:type="spellEnd"/>
-      <w:r>
-        <w:t>": true,</w:t>
-      </w:r>
-    </w:p>
-    <w:p>
-      <w:pPr>
-        <w:ind w:leftChars="200" w:left="480"/>
-      </w:pPr>
-      <w:r>
-        <w:t xml:space="preserve">    "</w:t>
-      </w:r>
-      <w:proofErr w:type="spellStart"/>
-      <w:r>
-        <w:t>autoComplete</w:t>
-      </w:r>
-      <w:proofErr w:type="spellEnd"/>
-      <w:r>
-        <w:t>": true,</w:t>
-      </w:r>
-    </w:p>
-    <w:p>
-      <w:pPr>
-        <w:ind w:leftChars="200" w:left="480"/>
-      </w:pPr>
-      <w:r>
-        <w:t xml:space="preserve">    "</w:t>
-      </w:r>
-      <w:proofErr w:type="spellStart"/>
-      <w:r>
-        <w:t>saveHistory</w:t>
-      </w:r>
-      <w:proofErr w:type="spellEnd"/>
-      <w:r>
-        <w:t>": true</w:t>
-      </w:r>
-    </w:p>
-    <w:p>
-      <w:pPr>
-        <w:ind w:leftChars="200" w:left="480"/>
-      </w:pPr>
-      <w:r>
-        <w:t xml:space="preserve">  },</w:t>
-      </w:r>
-    </w:p>
-    <w:p>
-      <w:pPr>
-        <w:ind w:leftChars="200" w:left="480"/>
-      </w:pPr>
-      <w:r>
-        <w:t xml:space="preserve">  "shortcuts</w:t>
-      </w:r>
-      <w:proofErr w:type="gramStart"/>
-      <w:r>
-        <w:t>": {</w:t>
-      </w:r>
-      <w:proofErr w:type="gramEnd"/>
-    </w:p>
-    <w:p>
-      <w:pPr>
-        <w:ind w:leftChars="200" w:left="480"/>
-      </w:pPr>
-      <w:r>
-        <w:t xml:space="preserve">    "</w:t>
-      </w:r>
-      <w:proofErr w:type="spellStart"/>
-      <w:r>
-        <w:t>quickStart</w:t>
-      </w:r>
-      <w:proofErr w:type="spellEnd"/>
-      <w:r>
-        <w:t>": "</w:t>
-      </w:r>
-      <w:proofErr w:type="spellStart"/>
-      <w:r>
-        <w:t>ctrl+shift+c</w:t>
-      </w:r>
-      <w:proofErr w:type="spellEnd"/>
-      <w:r>
-        <w:t>",</w:t>
-      </w:r>
-    </w:p>
-    <w:p>
-      <w:pPr>
-        <w:ind w:leftChars="200" w:left="480"/>
-      </w:pPr>
-      <w:r>
-        <w:t xml:space="preserve">    "</w:t>
-      </w:r>
-      <w:proofErr w:type="spellStart"/>
-      <w:r>
-        <w:t>newProject</w:t>
-      </w:r>
-      <w:proofErr w:type="spellEnd"/>
-      <w:r>
-        <w:t>": "</w:t>
-      </w:r>
-      <w:proofErr w:type="spellStart"/>
-      <w:r>
-        <w:t>ctrl+shift+n</w:t>
-      </w:r>
-      <w:proofErr w:type="spellEnd"/>
-      <w:r>
-        <w:t>"</w:t>
-      </w:r>
-    </w:p>
-    <w:p>
-      <w:pPr>
-        <w:ind w:leftChars="200" w:left="480"/>
-      </w:pPr>
-      <w:r>
-        <w:t xml:space="preserve">  }</w:t>
-      </w:r>
-    </w:p>
-    <w:p>
-      <w:pPr>
-        <w:ind w:leftChars="200" w:left="480"/>
-      </w:pPr>
-      <w:r>
-        <w:t>}</w:t>
-      </w:r>
-    </w:p>
-    <w:p>
-      <w:pPr>
-        <w:pStyle w:val="3"/>
-      </w:pPr>
-      <w:r>
-        <w:t>环境变量配置</w:t>
-      </w:r>
-    </w:p>
-    <w:p>
-      <w:pPr>
-        <w:pStyle w:val="4"/>
-      </w:pPr>
-      <w:r>
-        <w:t>核心环境变量</w:t>
-      </w:r>
-    </w:p>
-    <w:p>
-      <w:pPr>
-        <w:ind w:leftChars="200" w:left="480"/>
-      </w:pPr>
-      <w:r>
-        <w:rPr>
-          <w:rFonts w:hint="eastAsia"/>
-        </w:rPr>
-        <w:t xml:space="preserve"># API </w:t>
-      </w:r>
-      <w:r>
-        <w:rPr>
-          <w:rFonts w:hint="eastAsia"/>
-        </w:rPr>
-        <w:t>配置</w:t>
-      </w:r>
-    </w:p>
-    <w:p>
-      <w:pPr>
-        <w:ind w:leftChars="200" w:left="480"/>
-      </w:pPr>
-      <w:r>
-        <w:t>export CLAUDE_API_KEY="your-</w:t>
-      </w:r>
-      <w:proofErr w:type="spellStart"/>
-      <w:r>
-        <w:t>api</w:t>
-      </w:r>
-      <w:proofErr w:type="spellEnd"/>
-      <w:r>
-        <w:t>-key"</w:t>
-      </w:r>
-    </w:p>
-    <w:p>
-      <w:pPr>
-        <w:ind w:leftChars="200" w:left="480"/>
-      </w:pPr>
-      <w:r>
-        <w:t>export CLAUDE_API_URL="https://api.anthropic.com"</w:t>
-      </w:r>
-    </w:p>
-    <w:p>
-      <w:pPr>
-        <w:ind w:leftChars="200" w:left="480"/>
-      </w:pPr>
-      <w:r>
-        <w:t xml:space="preserve"> </w:t>
-      </w:r>
-    </w:p>
-    <w:p>
-      <w:pPr>
-        <w:ind w:leftChars="200" w:left="480"/>
-      </w:pPr>
-      <w:r>
-        <w:rPr>
-          <w:rFonts w:hint="eastAsia"/>
-        </w:rPr>
-        <w:t xml:space="preserve"># </w:t>
-      </w:r>
-      <w:r>
-        <w:rPr>
-          <w:rFonts w:hint="eastAsia"/>
-        </w:rPr>
-        <w:t>网络配置</w:t>
-      </w:r>
-    </w:p>
-    <w:p>
-      <w:pPr>
-        <w:ind w:leftChars="200" w:left="480"/>
-      </w:pPr>
-      <w:r>
-        <w:t>export CLAUDE_TIMEOUT=60000</w:t>
-      </w:r>
-    </w:p>
-    <w:p>
-      <w:pPr>
-        <w:ind w:leftChars="200" w:left="480"/>
-      </w:pPr>
-      <w:r>
         <w:lastRenderedPageBreak/>
-        <w:t>export CLAUDE_PROXY="http://proxy.company.com:8080"</w:t>
-      </w:r>
-    </w:p>
-    <w:p>
-      <w:pPr>
-        <w:ind w:leftChars="200" w:left="480"/>
-      </w:pPr>
-      <w:r>
-        <w:t xml:space="preserve"> </w:t>
-      </w:r>
-    </w:p>
-    <w:p>
-      <w:pPr>
-        <w:ind w:leftChars="200" w:left="480"/>
-      </w:pPr>
-      <w:r>
-        <w:rPr>
-          <w:rFonts w:hint="eastAsia"/>
-        </w:rPr>
-        <w:t xml:space="preserve"># </w:t>
-      </w:r>
-      <w:r>
-        <w:rPr>
-          <w:rFonts w:hint="eastAsia"/>
-        </w:rPr>
-        <w:t>功能配置</w:t>
-      </w:r>
-    </w:p>
-    <w:p>
-      <w:pPr>
-        <w:ind w:leftChars="200" w:left="480"/>
-      </w:pPr>
-      <w:r>
-        <w:t>export CLAUDE_TELEMETRY=false</w:t>
-      </w:r>
-    </w:p>
-    <w:p>
-      <w:pPr>
-        <w:ind w:leftChars="200" w:left="480"/>
-      </w:pPr>
-      <w:r>
-        <w:t>export CLAUDE_AUTO_UPDATE=true</w:t>
-      </w:r>
-    </w:p>
-    <w:p>
-      <w:pPr>
-        <w:ind w:leftChars="200" w:left="480"/>
-      </w:pPr>
-      <w:r>
-        <w:t xml:space="preserve"> </w:t>
-      </w:r>
-    </w:p>
-    <w:p>
-      <w:pPr>
-        <w:ind w:firstLine="420"/>
-      </w:pPr>
-      <w:r>
-        <w:rPr>
-          <w:rFonts w:hint="eastAsia"/>
-        </w:rPr>
-        <w:t xml:space="preserve"># </w:t>
-      </w:r>
-      <w:r>
-        <w:rPr>
-          <w:rFonts w:hint="eastAsia"/>
-        </w:rPr>
-        <w:t>开发配置</w:t>
-      </w:r>
-    </w:p>
-    <w:p>
-      <w:pPr>
-        <w:ind w:leftChars="200" w:left="480"/>
-      </w:pPr>
-      <w:r>
-        <w:t>export CLAUDE_LOG_LEVEL=info</w:t>
-      </w:r>
-    </w:p>
-    <w:p>
-      <w:pPr>
-        <w:ind w:leftChars="200" w:left="480"/>
-      </w:pPr>
-      <w:r>
-        <w:t>export CLAUDE_DEBUG=false</w:t>
-      </w:r>
-    </w:p>
-    <w:p>
-      <w:pPr>
-        <w:pStyle w:val="4"/>
-      </w:pPr>
-      <w:r>
-        <w:t>环境特定配置</w:t>
-      </w:r>
-    </w:p>
-    <w:p>
-      <w:pPr>
-        <w:ind w:leftChars="200" w:left="480"/>
-      </w:pPr>
-      <w:r>
-        <w:rPr>
-          <w:rFonts w:hint="eastAsia"/>
-        </w:rPr>
-        <w:t xml:space="preserve"># </w:t>
-      </w:r>
-      <w:r>
-        <w:rPr>
-          <w:rFonts w:hint="eastAsia"/>
-        </w:rPr>
-        <w:t>开发环境</w:t>
-      </w:r>
-      <w:r>
-        <w:rPr>
-          <w:rFonts w:hint="eastAsia"/>
-        </w:rPr>
-        <w:t xml:space="preserve"> (.</w:t>
-      </w:r>
-      <w:proofErr w:type="spellStart"/>
-      <w:r>
-        <w:rPr>
-          <w:rFonts w:hint="eastAsia"/>
-        </w:rPr>
-        <w:t>env.development</w:t>
-      </w:r>
-      <w:proofErr w:type="spellEnd"/>
-      <w:r>
-        <w:rPr>
-          <w:rFonts w:hint="eastAsia"/>
-        </w:rPr>
-        <w:t>)</w:t>
-      </w:r>
-    </w:p>
-    <w:p>
-      <w:pPr>
-        <w:ind w:leftChars="200" w:left="480"/>
-      </w:pPr>
-      <w:r>
-        <w:t>CLAUDE_API_URL=https://api.anthropic.com/v1</w:t>
-      </w:r>
-    </w:p>
-    <w:p>
-      <w:pPr>
-        <w:ind w:leftChars="200" w:left="480"/>
-      </w:pPr>
-      <w:r>
-        <w:t>CLAUDE_LOG_LEVEL=debug</w:t>
-      </w:r>
-    </w:p>
-    <w:p>
-      <w:pPr>
-        <w:ind w:leftChars="200" w:left="480"/>
-      </w:pPr>
-      <w:r>
-        <w:t>CLAUDE_CACHE_TTL=300</w:t>
-      </w:r>
-    </w:p>
-    <w:p>
-      <w:pPr>
-        <w:ind w:leftChars="200" w:left="480"/>
-      </w:pPr>
-      <w:r>
-        <w:t xml:space="preserve"> </w:t>
-      </w:r>
-    </w:p>
-    <w:p>
-      <w:pPr>
-        <w:ind w:leftChars="200" w:left="480"/>
-      </w:pPr>
-      <w:r>
-        <w:rPr>
-          <w:rFonts w:hint="eastAsia"/>
-        </w:rPr>
-        <w:t xml:space="preserve"># </w:t>
-      </w:r>
-      <w:r>
-        <w:rPr>
-          <w:rFonts w:hint="eastAsia"/>
-        </w:rPr>
-        <w:t>生产环境</w:t>
-      </w:r>
-      <w:r>
-        <w:rPr>
-          <w:rFonts w:hint="eastAsia"/>
-        </w:rPr>
-        <w:t xml:space="preserve"> (.</w:t>
-      </w:r>
-      <w:proofErr w:type="spellStart"/>
-      <w:r>
-        <w:rPr>
-          <w:rFonts w:hint="eastAsia"/>
-        </w:rPr>
-        <w:t>env.production</w:t>
-      </w:r>
-      <w:proofErr w:type="spellEnd"/>
-      <w:r>
-        <w:rPr>
-          <w:rFonts w:hint="eastAsia"/>
-        </w:rPr>
-        <w:t xml:space="preserve">)  </w:t>
-      </w:r>
-    </w:p>
-    <w:p>
-      <w:pPr>
-        <w:ind w:leftChars="200" w:left="480"/>
-      </w:pPr>
-      <w:r>
-        <w:t>CLAUDE_API_URL=https://api.anthropic.com/v1</w:t>
-      </w:r>
-    </w:p>
-    <w:p>
-      <w:pPr>
-        <w:ind w:leftChars="200" w:left="480"/>
-      </w:pPr>
-      <w:r>
-        <w:t>CLAUDE_LOG_LEVEL=warn</w:t>
-      </w:r>
-    </w:p>
-    <w:p>
-      <w:pPr>
-        <w:ind w:leftChars="200" w:left="480"/>
-      </w:pPr>
-      <w:r>
-        <w:t>CLAUDE_CACHE_TTL=3600</w:t>
-      </w:r>
-    </w:p>
-    <w:p>
-      <w:pPr>
-        <w:ind w:leftChars="200" w:left="480"/>
-      </w:pPr>
-      <w:r>
-        <w:t xml:space="preserve"> </w:t>
-      </w:r>
-    </w:p>
-    <w:p>
-      <w:pPr>
-        <w:ind w:leftChars="200" w:left="480"/>
-      </w:pPr>
-      <w:r>
-        <w:rPr>
-          <w:rFonts w:hint="eastAsia"/>
-        </w:rPr>
-        <w:t xml:space="preserve"># </w:t>
-      </w:r>
-      <w:r>
-        <w:rPr>
-          <w:rFonts w:hint="eastAsia"/>
-        </w:rPr>
-        <w:t>企业环境</w:t>
-      </w:r>
-      <w:r>
-        <w:rPr>
-          <w:rFonts w:hint="eastAsia"/>
-        </w:rPr>
-        <w:t xml:space="preserve"> (.</w:t>
-      </w:r>
-      <w:proofErr w:type="spellStart"/>
-      <w:r>
-        <w:rPr>
-          <w:rFonts w:hint="eastAsia"/>
-        </w:rPr>
-        <w:t>env.enterprise</w:t>
-      </w:r>
-      <w:proofErr w:type="spellEnd"/>
-      <w:r>
-        <w:rPr>
-          <w:rFonts w:hint="eastAsia"/>
-        </w:rPr>
-        <w:t>)</w:t>
-      </w:r>
-    </w:p>
-    <w:p>
-      <w:pPr>
-        <w:ind w:leftChars="200" w:left="480"/>
-      </w:pPr>
-      <w:r>
-        <w:t>CLAUDE_PROXY=http://proxy.company.com:8080</w:t>
-      </w:r>
-    </w:p>
-    <w:p>
-      <w:pPr>
-        <w:ind w:leftChars="200" w:left="480"/>
-      </w:pPr>
-      <w:r>
-        <w:t>CLAUDE_SSL_VERIFY=false</w:t>
-      </w:r>
-    </w:p>
-    <w:p>
-      <w:pPr>
-        <w:ind w:leftChars="200" w:left="480"/>
-      </w:pPr>
-      <w:r>
-        <w:t>CLAUDE_TIMEOUT=90000</w:t>
-      </w:r>
-    </w:p>
-    <w:p>
-      <w:pPr>
-        <w:pStyle w:val="3"/>
-      </w:pPr>
-      <w:r>
-        <w:t>高级配置</w:t>
-      </w:r>
-    </w:p>
-    <w:p>
-      <w:pPr>
-        <w:pStyle w:val="4"/>
-      </w:pPr>
-      <w:r>
-        <w:t xml:space="preserve">MCP </w:t>
-      </w:r>
-      <w:r>
-        <w:t>服务器配置</w:t>
-      </w:r>
-    </w:p>
-    <w:p>
-      <w:pPr>
-        <w:ind w:leftChars="200" w:left="480"/>
-      </w:pPr>
-      <w:r>
-        <w:t>{</w:t>
-      </w:r>
-    </w:p>
-    <w:p>
-      <w:pPr>
-        <w:ind w:leftChars="200" w:left="480"/>
-      </w:pPr>
-      <w:r>
-        <w:t xml:space="preserve">  "</w:t>
-      </w:r>
-      <w:proofErr w:type="spellStart"/>
-      <w:r>
-        <w:t>mcpServers</w:t>
-      </w:r>
-      <w:proofErr w:type="spellEnd"/>
-      <w:proofErr w:type="gramStart"/>
-      <w:r>
-        <w:t>": {</w:t>
-      </w:r>
-      <w:proofErr w:type="gramEnd"/>
-    </w:p>
-    <w:p>
-      <w:pPr>
-        <w:ind w:leftChars="200" w:left="480"/>
-      </w:pPr>
-      <w:r>
-        <w:t xml:space="preserve">    "</w:t>
-      </w:r>
-      <w:proofErr w:type="gramStart"/>
-      <w:r>
-        <w:t>brave</w:t>
-      </w:r>
-      <w:proofErr w:type="gramEnd"/>
-      <w:r>
-        <w:t>-search</w:t>
-      </w:r>
-      <w:proofErr w:type="gramStart"/>
-      <w:r>
-        <w:t>": {</w:t>
-      </w:r>
-      <w:proofErr w:type="gramEnd"/>
-    </w:p>
-    <w:p>
-      <w:pPr>
-        <w:ind w:leftChars="200" w:left="480"/>
-      </w:pPr>
-      <w:r>
-        <w:t xml:space="preserve">      "command": "</w:t>
-      </w:r>
-      <w:proofErr w:type="spellStart"/>
-      <w:r>
-        <w:t>npx</w:t>
-      </w:r>
-      <w:proofErr w:type="spellEnd"/>
-      <w:r>
-        <w:t>",</w:t>
-      </w:r>
-    </w:p>
-    <w:p>
-      <w:pPr>
-        <w:ind w:leftChars="200" w:left="480"/>
-      </w:pPr>
-      <w:r>
-        <w:lastRenderedPageBreak/>
-        <w:t xml:space="preserve">      "</w:t>
-      </w:r>
-      <w:proofErr w:type="spellStart"/>
-      <w:r>
-        <w:t>args</w:t>
-      </w:r>
-      <w:proofErr w:type="spellEnd"/>
-      <w:r>
-        <w:t xml:space="preserve">": </w:t>
-      </w:r>
-      <w:proofErr w:type="gramStart"/>
-      <w:r>
-        <w:t>["@</w:t>
-      </w:r>
-      <w:proofErr w:type="gramEnd"/>
-      <w:r>
-        <w:t>brave/search-</w:t>
-      </w:r>
-      <w:proofErr w:type="spellStart"/>
-      <w:r>
-        <w:t>mcp</w:t>
-      </w:r>
-      <w:proofErr w:type="spellEnd"/>
-      <w:r>
-        <w:t>-server"],</w:t>
-      </w:r>
-    </w:p>
-    <w:p>
-      <w:pPr>
-        <w:ind w:leftChars="200" w:left="480"/>
-      </w:pPr>
-      <w:r>
-        <w:t xml:space="preserve">      "env</w:t>
-      </w:r>
-      <w:proofErr w:type="gramStart"/>
-      <w:r>
-        <w:t>": {</w:t>
-      </w:r>
-      <w:proofErr w:type="gramEnd"/>
-    </w:p>
-    <w:p>
-      <w:pPr>
-        <w:ind w:leftChars="200" w:left="480"/>
-      </w:pPr>
-      <w:r>
-        <w:t xml:space="preserve">        "BRAVE_API_KEY": "your-brave-key"</w:t>
-      </w:r>
-    </w:p>
-    <w:p>
-      <w:pPr>
-        <w:ind w:leftChars="200" w:left="480"/>
-      </w:pPr>
-      <w:r>
-        <w:t xml:space="preserve">      }</w:t>
-      </w:r>
-    </w:p>
-    <w:p>
-      <w:pPr>
-        <w:ind w:leftChars="200" w:left="480"/>
-      </w:pPr>
-      <w:r>
-        <w:t xml:space="preserve">    },</w:t>
-      </w:r>
-    </w:p>
-    <w:p>
-      <w:pPr>
-        <w:ind w:leftChars="200" w:left="480"/>
-      </w:pPr>
-      <w:r>
-        <w:t xml:space="preserve">    "</w:t>
-      </w:r>
-      <w:proofErr w:type="spellStart"/>
-      <w:r>
-        <w:t>github</w:t>
-      </w:r>
-      <w:proofErr w:type="spellEnd"/>
-      <w:proofErr w:type="gramStart"/>
-      <w:r>
-        <w:t>": {</w:t>
-      </w:r>
-      <w:proofErr w:type="gramEnd"/>
-    </w:p>
-    <w:p>
-      <w:pPr>
-        <w:ind w:leftChars="200" w:left="480"/>
-      </w:pPr>
-      <w:r>
-        <w:t xml:space="preserve">      "command": "</w:t>
-      </w:r>
-      <w:proofErr w:type="spellStart"/>
-      <w:r>
-        <w:t>npx</w:t>
-      </w:r>
-      <w:proofErr w:type="spellEnd"/>
-      <w:r>
-        <w:t xml:space="preserve">", </w:t>
-      </w:r>
-    </w:p>
-    <w:p>
-      <w:pPr>
-        <w:ind w:leftChars="200" w:left="480"/>
-      </w:pPr>
-      <w:r>
-        <w:t xml:space="preserve">      "</w:t>
-      </w:r>
-      <w:proofErr w:type="spellStart"/>
-      <w:r>
-        <w:t>args</w:t>
-      </w:r>
-      <w:proofErr w:type="spellEnd"/>
-      <w:r>
-        <w:t xml:space="preserve">": </w:t>
-      </w:r>
-      <w:proofErr w:type="gramStart"/>
-      <w:r>
-        <w:t>["@</w:t>
-      </w:r>
-      <w:proofErr w:type="spellStart"/>
-      <w:proofErr w:type="gramEnd"/>
-      <w:r>
-        <w:t>github</w:t>
-      </w:r>
-      <w:proofErr w:type="spellEnd"/>
-      <w:r>
-        <w:t>/</w:t>
-      </w:r>
-      <w:proofErr w:type="spellStart"/>
-      <w:r>
-        <w:t>mcp</w:t>
-      </w:r>
-      <w:proofErr w:type="spellEnd"/>
-      <w:r>
-        <w:t>-server"],</w:t>
-      </w:r>
-    </w:p>
-    <w:p>
-      <w:pPr>
-        <w:ind w:leftChars="200" w:left="480"/>
-      </w:pPr>
-      <w:r>
-        <w:t xml:space="preserve">      "env</w:t>
-      </w:r>
-      <w:proofErr w:type="gramStart"/>
-      <w:r>
-        <w:t>": {</w:t>
-      </w:r>
-      <w:proofErr w:type="gramEnd"/>
-    </w:p>
-    <w:p>
-      <w:pPr>
-        <w:ind w:leftChars="200" w:left="480"/>
-      </w:pPr>
-      <w:r>
-        <w:t xml:space="preserve">        "GITHUB_TOKEN": "your-</w:t>
-      </w:r>
-      <w:proofErr w:type="spellStart"/>
-      <w:r>
-        <w:t>github</w:t>
-      </w:r>
-      <w:proofErr w:type="spellEnd"/>
-      <w:r>
-        <w:t>-token"</w:t>
-      </w:r>
-    </w:p>
-    <w:p>
-      <w:pPr>
-        <w:ind w:leftChars="200" w:left="480"/>
-      </w:pPr>
-      <w:r>
-        <w:t xml:space="preserve">      }</w:t>
-      </w:r>
-    </w:p>
-    <w:p>
-      <w:pPr>
-        <w:ind w:leftChars="200" w:left="480"/>
-      </w:pPr>
-      <w:r>
-        <w:t xml:space="preserve">    }</w:t>
-      </w:r>
-    </w:p>
-    <w:p>
-      <w:pPr>
-        <w:ind w:leftChars="200" w:left="480"/>
-      </w:pPr>
-      <w:r>
-        <w:t xml:space="preserve">  }</w:t>
-      </w:r>
-    </w:p>
-    <w:p>
-      <w:pPr>
-        <w:ind w:leftChars="200" w:left="480"/>
-      </w:pPr>
-      <w:r>
-        <w:t>}</w:t>
-      </w:r>
-    </w:p>
-    <w:p>
-      <w:pPr>
-        <w:pStyle w:val="4"/>
-      </w:pPr>
-      <w:r>
-        <w:t>自定义模板配置</w:t>
-      </w:r>
-    </w:p>
-    <w:p>
-      <w:pPr>
-        <w:ind w:leftChars="200" w:left="480"/>
-      </w:pPr>
-      <w:r>
-        <w:rPr>
-          <w:rFonts w:hint="eastAsia"/>
-        </w:rPr>
-        <w:t xml:space="preserve"># </w:t>
-      </w:r>
-      <w:r>
-        <w:rPr>
-          <w:rFonts w:hint="eastAsia"/>
-        </w:rPr>
-        <w:t>创建模板目录</w:t>
-      </w:r>
-    </w:p>
-    <w:p>
-      <w:pPr>
-        <w:ind w:leftChars="200" w:left="480"/>
-      </w:pPr>
-      <w:proofErr w:type="spellStart"/>
-      <w:r>
-        <w:t>mkdir</w:t>
-      </w:r>
-      <w:proofErr w:type="spellEnd"/>
-      <w:r>
-        <w:t xml:space="preserve"> -p ~</w:t>
-      </w:r>
-      <w:proofErr w:type="gramStart"/>
-      <w:r>
-        <w:t>/.</w:t>
-      </w:r>
-      <w:proofErr w:type="spellStart"/>
-      <w:r>
-        <w:t>claude</w:t>
-      </w:r>
-      <w:proofErr w:type="spellEnd"/>
-      <w:proofErr w:type="gramEnd"/>
-      <w:r>
-        <w:t>/templates</w:t>
-      </w:r>
-    </w:p>
-    <w:p>
-      <w:pPr>
-        <w:ind w:leftChars="200" w:left="480"/>
-      </w:pPr>
-      <w:r>
-        <w:t xml:space="preserve"> </w:t>
-      </w:r>
-    </w:p>
-    <w:p>
-      <w:pPr>
-        <w:ind w:leftChars="200" w:left="480"/>
-      </w:pPr>
-      <w:r>
-        <w:rPr>
-          <w:rFonts w:hint="eastAsia"/>
-        </w:rPr>
-        <w:t xml:space="preserve"># </w:t>
-      </w:r>
-      <w:r>
-        <w:rPr>
-          <w:rFonts w:hint="eastAsia"/>
-        </w:rPr>
-        <w:t>创建项目模板</w:t>
-      </w:r>
-    </w:p>
-    <w:p>
-      <w:pPr>
-        <w:ind w:leftChars="200" w:left="480"/>
-      </w:pPr>
-      <w:r>
-        <w:t>cat &gt; ~</w:t>
-      </w:r>
-      <w:proofErr w:type="gramStart"/>
-      <w:r>
-        <w:t>/.claude/templates/nextjs.md</w:t>
-      </w:r>
-      <w:proofErr w:type="gramEnd"/>
-      <w:r>
-        <w:t xml:space="preserve"> &lt;&lt; 'EOF'</w:t>
-      </w:r>
-    </w:p>
-    <w:p>
-      <w:pPr>
-        <w:ind w:leftChars="200" w:left="480"/>
-      </w:pPr>
-      <w:r>
-        <w:t># Next.js Project Template</w:t>
-      </w:r>
-    </w:p>
-    <w:p>
-      <w:pPr>
-        <w:ind w:leftChars="200" w:left="480"/>
-      </w:pPr>
-      <w:r>
-        <w:t>## Tech Stack</w:t>
-      </w:r>
-    </w:p>
-    <w:p>
-      <w:pPr>
-        <w:ind w:leftChars="200" w:left="480"/>
-      </w:pPr>
-      <w:r>
-        <w:t>- Next.js 15</w:t>
-      </w:r>
-    </w:p>
-    <w:p>
-      <w:pPr>
-        <w:ind w:leftChars="200" w:left="480"/>
-      </w:pPr>
-      <w:r>
-        <w:t>- TypeScript</w:t>
-      </w:r>
-    </w:p>
-    <w:p>
-      <w:pPr>
-        <w:ind w:leftChars="200" w:left="480"/>
-      </w:pPr>
-      <w:r>
-        <w:t>- Tailwind CSS</w:t>
-      </w:r>
-    </w:p>
-    <w:p>
-      <w:pPr>
-        <w:ind w:leftChars="200" w:left="480"/>
-      </w:pPr>
-      <w:r>
-        <w:t xml:space="preserve"> </w:t>
-      </w:r>
-    </w:p>
-    <w:p>
-      <w:pPr>
-        <w:ind w:leftChars="200" w:left="480"/>
-      </w:pPr>
-      <w:r>
-        <w:t>## Commands</w:t>
-      </w:r>
-    </w:p>
-    <w:p>
-      <w:pPr>
-        <w:ind w:leftChars="200" w:left="480"/>
-      </w:pPr>
-      <w:proofErr w:type="spellStart"/>
-      <w:r>
-        <w:t>npm</w:t>
-      </w:r>
-      <w:proofErr w:type="spellEnd"/>
-      <w:r>
-        <w:t xml:space="preserve"> run dev</w:t>
-      </w:r>
-    </w:p>
-    <w:p>
-      <w:pPr>
-        <w:ind w:leftChars="200" w:left="480"/>
-      </w:pPr>
-      <w:proofErr w:type="spellStart"/>
-      <w:r>
-        <w:t>npm</w:t>
-      </w:r>
-      <w:proofErr w:type="spellEnd"/>
-      <w:r>
-        <w:t xml:space="preserve"> run build</w:t>
-      </w:r>
-    </w:p>
-    <w:p>
-      <w:pPr>
-        <w:ind w:leftChars="200" w:left="480"/>
-      </w:pPr>
-      <w:proofErr w:type="spellStart"/>
-      <w:r>
-        <w:t>npm</w:t>
-      </w:r>
-      <w:proofErr w:type="spellEnd"/>
-      <w:r>
-        <w:t xml:space="preserve"> test</w:t>
-      </w:r>
-    </w:p>
-    <w:p>
-      <w:pPr>
-        <w:ind w:leftChars="200" w:left="480"/>
-      </w:pPr>
-      <w:r>
-        <w:lastRenderedPageBreak/>
-        <w:t>EOF</w:t>
-      </w:r>
-    </w:p>
-    <w:p>
-      <w:pPr>
-        <w:pStyle w:val="4"/>
-      </w:pPr>
-      <w:r>
-        <w:t xml:space="preserve">Hooks </w:t>
-      </w:r>
-      <w:r>
-        <w:t>配置</w:t>
-      </w:r>
-    </w:p>
-    <w:p>
-      <w:pPr>
-        <w:ind w:leftChars="200" w:left="480"/>
-      </w:pPr>
-      <w:r>
-        <w:t>{</w:t>
-      </w:r>
-    </w:p>
-    <w:p>
-      <w:pPr>
-        <w:ind w:leftChars="200" w:left="480"/>
-      </w:pPr>
-      <w:r>
-        <w:t xml:space="preserve">  "hooks</w:t>
-      </w:r>
-      <w:proofErr w:type="gramStart"/>
-      <w:r>
-        <w:t>": {</w:t>
-      </w:r>
-      <w:proofErr w:type="gramEnd"/>
-    </w:p>
-    <w:p>
-      <w:pPr>
-        <w:ind w:leftChars="200" w:left="480"/>
-      </w:pPr>
-      <w:r>
-        <w:t xml:space="preserve">    "pre-commit": "</w:t>
-      </w:r>
-      <w:proofErr w:type="spellStart"/>
-      <w:r>
-        <w:t>npm</w:t>
-      </w:r>
-      <w:proofErr w:type="spellEnd"/>
-      <w:r>
-        <w:t xml:space="preserve"> run lint &amp;&amp; </w:t>
-      </w:r>
-      <w:proofErr w:type="spellStart"/>
-      <w:r>
-        <w:t>npm</w:t>
-      </w:r>
-      <w:proofErr w:type="spellEnd"/>
-      <w:r>
-        <w:t xml:space="preserve"> test",</w:t>
-      </w:r>
-    </w:p>
-    <w:p>
-      <w:pPr>
-        <w:ind w:leftChars="200" w:left="480"/>
-      </w:pPr>
-      <w:r>
-        <w:t xml:space="preserve">    "post-command": "echo 'Command completed'",</w:t>
-      </w:r>
-    </w:p>
-    <w:p>
-      <w:pPr>
-        <w:ind w:leftChars="200" w:left="480"/>
-      </w:pPr>
-      <w:r>
-        <w:t xml:space="preserve">    "</w:t>
-      </w:r>
-      <w:proofErr w:type="gramStart"/>
-      <w:r>
-        <w:t>on</w:t>
-      </w:r>
-      <w:proofErr w:type="gramEnd"/>
-      <w:r>
-        <w:t>-error": "notification 'Claude Code error occurred'"</w:t>
-      </w:r>
-    </w:p>
-    <w:p>
-      <w:pPr>
-        <w:ind w:leftChars="200" w:left="480"/>
-      </w:pPr>
-      <w:r>
-        <w:t xml:space="preserve">  }</w:t>
-      </w:r>
-    </w:p>
-    <w:p>
-      <w:pPr>
-        <w:ind w:leftChars="200" w:left="480"/>
-      </w:pPr>
-      <w:r>
-        <w:t>}</w:t>
-      </w:r>
-    </w:p>
-    <w:p>
-      <w:pPr>
-        <w:pStyle w:val="3"/>
-      </w:pPr>
-      <w:r>
-        <w:t>性能优化配置</w:t>
-      </w:r>
-    </w:p>
-    <w:p>
-      <w:pPr>
-        <w:pStyle w:val="4"/>
-      </w:pPr>
-      <w:r>
-        <w:t>缓存配置</w:t>
-      </w:r>
-    </w:p>
-    <w:p>
-      <w:pPr>
-        <w:ind w:leftChars="200" w:left="480"/>
-      </w:pPr>
-      <w:r>
-        <w:t>{</w:t>
-      </w:r>
-    </w:p>
-    <w:p>
-      <w:pPr>
-        <w:ind w:leftChars="200" w:left="480"/>
-      </w:pPr>
-      <w:r>
-        <w:t xml:space="preserve">  "cache</w:t>
-      </w:r>
-      <w:proofErr w:type="gramStart"/>
-      <w:r>
-        <w:t>": {</w:t>
-      </w:r>
-      <w:proofErr w:type="gramEnd"/>
-    </w:p>
-    <w:p>
-      <w:pPr>
-        <w:ind w:leftChars="200" w:left="480"/>
-      </w:pPr>
-      <w:r>
         <w:t xml:space="preserve">    "enabled": true,</w:t>
       </w:r>
     </w:p>
@@ -3914,8 +6905,283 @@
         <w:pStyle w:val="3"/>
       </w:pPr>
       <w:r>
+        <w:t>安全配置</w:t>
+      </w:r>
+    </w:p>
+    <w:p>
+      <w:pPr>
+        <w:pStyle w:val="4"/>
+      </w:pPr>
+      <w:r>
+        <w:t xml:space="preserve">API Key </w:t>
+      </w:r>
+      <w:r>
+        <w:t>管理</w:t>
+      </w:r>
+    </w:p>
+    <w:p>
+      <w:pPr>
+        <w:ind w:leftChars="200" w:left="480"/>
+      </w:pPr>
+      <w:r>
+        <w:rPr>
+          <w:rFonts w:hint="eastAsia"/>
+        </w:rPr>
+        <w:t xml:space="preserve"># </w:t>
+      </w:r>
+      <w:r>
+        <w:rPr>
+          <w:rFonts w:hint="eastAsia"/>
+        </w:rPr>
+        <w:t>使用系统密钥管理器（推荐）</w:t>
+      </w:r>
+    </w:p>
+    <w:p>
+      <w:pPr>
+        <w:ind w:leftChars="200" w:left="480"/>
+      </w:pPr>
+      <w:proofErr w:type="spellStart"/>
+      <w:r>
+        <w:t>claude</w:t>
+      </w:r>
+      <w:proofErr w:type="spellEnd"/>
+      <w:r>
+        <w:t xml:space="preserve"> auth keychain set</w:t>
+      </w:r>
+    </w:p>
+    <w:p>
+      <w:pPr>
+        <w:ind w:leftChars="200" w:left="480"/>
+      </w:pPr>
+      <w:proofErr w:type="spellStart"/>
+      <w:r>
+        <w:t>claude</w:t>
+      </w:r>
+      <w:proofErr w:type="spellEnd"/>
+      <w:r>
+        <w:t xml:space="preserve"> auth keychain get</w:t>
+      </w:r>
+    </w:p>
+    <w:p>
+      <w:pPr>
+        <w:ind w:leftChars="200" w:left="480"/>
+      </w:pPr>
+      <w:r>
+        <w:t xml:space="preserve"> </w:t>
+      </w:r>
+    </w:p>
+    <w:p>
+      <w:pPr>
+        <w:ind w:leftChars="200" w:left="480"/>
+      </w:pPr>
+      <w:r>
+        <w:rPr>
+          <w:rFonts w:hint="eastAsia"/>
+        </w:rPr>
+        <w:t xml:space="preserve"># </w:t>
+      </w:r>
+      <w:r>
+        <w:rPr>
+          <w:rFonts w:hint="eastAsia"/>
+        </w:rPr>
+        <w:t>使用加密配置文件</w:t>
+      </w:r>
+    </w:p>
+    <w:p>
+      <w:pPr>
+        <w:ind w:leftChars="200" w:left="480"/>
+      </w:pPr>
+      <w:proofErr w:type="spellStart"/>
+      <w:r>
+        <w:t>claude</w:t>
+      </w:r>
+      <w:proofErr w:type="spellEnd"/>
+      <w:r>
+        <w:t xml:space="preserve"> config encrypt ~/.</w:t>
+      </w:r>
+      <w:proofErr w:type="spellStart"/>
+      <w:r>
+        <w:t>claude</w:t>
+      </w:r>
+      <w:proofErr w:type="spellEnd"/>
+      <w:r>
+        <w:t>/</w:t>
+      </w:r>
+      <w:proofErr w:type="spellStart"/>
+      <w:r>
+        <w:t>config.json</w:t>
+      </w:r>
+      <w:proofErr w:type="spellEnd"/>
+    </w:p>
+    <w:p>
+      <w:pPr>
+        <w:ind w:leftChars="200" w:left="480"/>
+      </w:pPr>
+      <w:r>
+        <w:t xml:space="preserve"> </w:t>
+      </w:r>
+    </w:p>
+    <w:p>
+      <w:pPr>
+        <w:ind w:leftChars="200" w:left="480"/>
+      </w:pPr>
+      <w:r>
+        <w:rPr>
+          <w:rFonts w:hint="eastAsia"/>
+        </w:rPr>
+        <w:t xml:space="preserve"># </w:t>
+      </w:r>
+      <w:r>
+        <w:rPr>
+          <w:rFonts w:hint="eastAsia"/>
+        </w:rPr>
+        <w:t>临时</w:t>
+      </w:r>
+      <w:r>
+        <w:rPr>
+          <w:rFonts w:hint="eastAsia"/>
+        </w:rPr>
+        <w:t xml:space="preserve"> API Key</w:t>
+      </w:r>
+      <w:r>
+        <w:rPr>
+          <w:rFonts w:hint="eastAsia"/>
+        </w:rPr>
+        <w:t>（会话期间有效）</w:t>
+      </w:r>
+    </w:p>
+    <w:p>
+      <w:pPr>
+        <w:ind w:leftChars="200" w:left="480"/>
+      </w:pPr>
+      <w:r>
+        <w:t>export CLAUDE_API_KEY_TEMP="temp-key"</w:t>
+      </w:r>
+    </w:p>
+    <w:p>
+      <w:pPr>
+        <w:pStyle w:val="4"/>
+      </w:pPr>
+      <w:r>
+        <w:t>访问控制</w:t>
+      </w:r>
+    </w:p>
+    <w:p>
+      <w:pPr>
+        <w:ind w:leftChars="200" w:left="480"/>
+      </w:pPr>
+      <w:r>
+        <w:t>{</w:t>
+      </w:r>
+    </w:p>
+    <w:p>
+      <w:pPr>
+        <w:ind w:leftChars="200" w:left="480"/>
+      </w:pPr>
+      <w:r>
+        <w:t xml:space="preserve">  "security</w:t>
+      </w:r>
+      <w:proofErr w:type="gramStart"/>
+      <w:r>
+        <w:t>": {</w:t>
+      </w:r>
+      <w:proofErr w:type="gramEnd"/>
+    </w:p>
+    <w:p>
+      <w:pPr>
+        <w:ind w:leftChars="200" w:left="480"/>
+      </w:pPr>
+      <w:r>
         <w:lastRenderedPageBreak/>
-        <w:t>安全配置</w:t>
+        <w:t xml:space="preserve">    "</w:t>
+      </w:r>
+      <w:proofErr w:type="spellStart"/>
+      <w:r>
+        <w:t>allowedDomains</w:t>
+      </w:r>
+      <w:proofErr w:type="spellEnd"/>
+      <w:r>
+        <w:t>": ["api.anthropic.com"],</w:t>
+      </w:r>
+    </w:p>
+    <w:p>
+      <w:pPr>
+        <w:ind w:leftChars="200" w:left="480"/>
+      </w:pPr>
+      <w:r>
+        <w:t xml:space="preserve">    "</w:t>
+      </w:r>
+      <w:proofErr w:type="spellStart"/>
+      <w:r>
+        <w:t>blockedCommands</w:t>
+      </w:r>
+      <w:proofErr w:type="spellEnd"/>
+      <w:r>
+        <w:t>": ["rm", "dd", "format"],</w:t>
+      </w:r>
+    </w:p>
+    <w:p>
+      <w:pPr>
+        <w:ind w:leftChars="200" w:left="480"/>
+      </w:pPr>
+      <w:r>
+        <w:t xml:space="preserve">    "</w:t>
+      </w:r>
+      <w:proofErr w:type="spellStart"/>
+      <w:r>
+        <w:t>requireConfirmation</w:t>
+      </w:r>
+      <w:proofErr w:type="spellEnd"/>
+      <w:r>
+        <w:t>": ["git push", "</w:t>
+      </w:r>
+      <w:proofErr w:type="spellStart"/>
+      <w:r>
+        <w:t>npm</w:t>
+      </w:r>
+      <w:proofErr w:type="spellEnd"/>
+      <w:r>
+        <w:t xml:space="preserve"> publish"],</w:t>
+      </w:r>
+    </w:p>
+    <w:p>
+      <w:pPr>
+        <w:ind w:leftChars="200" w:left="480"/>
+      </w:pPr>
+      <w:r>
+        <w:t xml:space="preserve">    "</w:t>
+      </w:r>
+      <w:proofErr w:type="spellStart"/>
+      <w:r>
+        <w:t>sandboxMode</w:t>
+      </w:r>
+      <w:proofErr w:type="spellEnd"/>
+      <w:r>
+        <w:t>": false</w:t>
+      </w:r>
+    </w:p>
+    <w:p>
+      <w:pPr>
+        <w:ind w:leftChars="200" w:left="480"/>
+      </w:pPr>
+      <w:r>
+        <w:t xml:space="preserve">  }</w:t>
+      </w:r>
+    </w:p>
+    <w:p>
+      <w:pPr>
+        <w:ind w:leftChars="200" w:left="480"/>
+      </w:pPr>
+      <w:r>
+        <w:t>}</w:t>
+      </w:r>
+    </w:p>
+    <w:p>
+      <w:pPr>
+        <w:pStyle w:val="3"/>
+      </w:pPr>
+      <w:r>
+        <w:t>故障排查</w:t>
       </w:r>
     </w:p>
     <w:p>
@@ -3923,10 +7189,7 @@
         <w:pStyle w:val="4"/>
       </w:pPr>
       <w:r>
-        <w:t xml:space="preserve">API Key </w:t>
-      </w:r>
-      <w:r>
-        <w:t>管理</w:t>
+        <w:t>配置验证</w:t>
       </w:r>
     </w:p>
     <w:p>
@@ -3943,7 +7206,7 @@
         <w:rPr>
           <w:rFonts w:hint="eastAsia"/>
         </w:rPr>
-        <w:t>使用系统密钥管理器（推荐）</w:t>
+        <w:t>验证配置文件</w:t>
       </w:r>
     </w:p>
     <w:p>
@@ -3956,7 +7219,32 @@
       </w:r>
       <w:proofErr w:type="spellEnd"/>
       <w:r>
-        <w:t xml:space="preserve"> auth keychain set</w:t>
+        <w:t xml:space="preserve"> config validate</w:t>
+      </w:r>
+    </w:p>
+    <w:p>
+      <w:pPr>
+        <w:ind w:leftChars="200" w:left="480"/>
+      </w:pPr>
+      <w:r>
+        <w:t xml:space="preserve"> </w:t>
+      </w:r>
+    </w:p>
+    <w:p>
+      <w:pPr>
+        <w:ind w:leftChars="200" w:left="480"/>
+      </w:pPr>
+      <w:r>
+        <w:rPr>
+          <w:rFonts w:hint="eastAsia"/>
+        </w:rPr>
+        <w:t xml:space="preserve"># </w:t>
+      </w:r>
+      <w:r>
+        <w:rPr>
+          <w:rFonts w:hint="eastAsia"/>
+        </w:rPr>
+        <w:t>检查连接状态</w:t>
       </w:r>
     </w:p>
     <w:p>
@@ -3969,7 +7257,7 @@
       </w:r>
       <w:proofErr w:type="spellEnd"/>
       <w:r>
-        <w:t xml:space="preserve"> auth keychain get</w:t>
+        <w:t xml:space="preserve"> health check</w:t>
       </w:r>
     </w:p>
     <w:p>
@@ -3994,7 +7282,7 @@
         <w:rPr>
           <w:rFonts w:hint="eastAsia"/>
         </w:rPr>
-        <w:t>使用加密配置文件</w:t>
+        <w:t>诊断网络问题</w:t>
       </w:r>
     </w:p>
     <w:p>
@@ -4007,303 +7295,6 @@
       </w:r>
       <w:proofErr w:type="spellEnd"/>
       <w:r>
-        <w:t xml:space="preserve"> config encrypt ~/.</w:t>
-      </w:r>
-      <w:proofErr w:type="spellStart"/>
-      <w:r>
-        <w:t>claude</w:t>
-      </w:r>
-      <w:proofErr w:type="spellEnd"/>
-      <w:r>
-        <w:t>/</w:t>
-      </w:r>
-      <w:proofErr w:type="spellStart"/>
-      <w:r>
-        <w:t>config.json</w:t>
-      </w:r>
-      <w:proofErr w:type="spellEnd"/>
-    </w:p>
-    <w:p>
-      <w:pPr>
-        <w:ind w:leftChars="200" w:left="480"/>
-      </w:pPr>
-      <w:r>
-        <w:t xml:space="preserve"> </w:t>
-      </w:r>
-    </w:p>
-    <w:p>
-      <w:pPr>
-        <w:ind w:leftChars="200" w:left="480"/>
-      </w:pPr>
-      <w:r>
-        <w:rPr>
-          <w:rFonts w:hint="eastAsia"/>
-        </w:rPr>
-        <w:t xml:space="preserve"># </w:t>
-      </w:r>
-      <w:r>
-        <w:rPr>
-          <w:rFonts w:hint="eastAsia"/>
-        </w:rPr>
-        <w:t>临时</w:t>
-      </w:r>
-      <w:r>
-        <w:rPr>
-          <w:rFonts w:hint="eastAsia"/>
-        </w:rPr>
-        <w:t xml:space="preserve"> API Key</w:t>
-      </w:r>
-      <w:r>
-        <w:rPr>
-          <w:rFonts w:hint="eastAsia"/>
-        </w:rPr>
-        <w:t>（会话期间有效）</w:t>
-      </w:r>
-    </w:p>
-    <w:p>
-      <w:pPr>
-        <w:ind w:leftChars="200" w:left="480"/>
-      </w:pPr>
-      <w:r>
-        <w:t>export CLAUDE_API_KEY_TEMP="temp-key"</w:t>
-      </w:r>
-    </w:p>
-    <w:p>
-      <w:pPr>
-        <w:pStyle w:val="4"/>
-      </w:pPr>
-      <w:r>
-        <w:t>访问控制</w:t>
-      </w:r>
-    </w:p>
-    <w:p>
-      <w:pPr>
-        <w:ind w:leftChars="200" w:left="480"/>
-      </w:pPr>
-      <w:r>
-        <w:t>{</w:t>
-      </w:r>
-    </w:p>
-    <w:p>
-      <w:pPr>
-        <w:ind w:leftChars="200" w:left="480"/>
-      </w:pPr>
-      <w:r>
-        <w:t xml:space="preserve">  "security</w:t>
-      </w:r>
-      <w:proofErr w:type="gramStart"/>
-      <w:r>
-        <w:t>": {</w:t>
-      </w:r>
-      <w:proofErr w:type="gramEnd"/>
-    </w:p>
-    <w:p>
-      <w:pPr>
-        <w:ind w:leftChars="200" w:left="480"/>
-      </w:pPr>
-      <w:r>
-        <w:t xml:space="preserve">    "</w:t>
-      </w:r>
-      <w:proofErr w:type="spellStart"/>
-      <w:r>
-        <w:t>allowedDomains</w:t>
-      </w:r>
-      <w:proofErr w:type="spellEnd"/>
-      <w:r>
-        <w:t>": ["api.anthropic.com"],</w:t>
-      </w:r>
-    </w:p>
-    <w:p>
-      <w:pPr>
-        <w:ind w:leftChars="200" w:left="480"/>
-      </w:pPr>
-      <w:r>
-        <w:t xml:space="preserve">    "</w:t>
-      </w:r>
-      <w:proofErr w:type="spellStart"/>
-      <w:r>
-        <w:t>blockedCommands</w:t>
-      </w:r>
-      <w:proofErr w:type="spellEnd"/>
-      <w:r>
-        <w:t>": ["rm", "dd", "format"],</w:t>
-      </w:r>
-    </w:p>
-    <w:p>
-      <w:pPr>
-        <w:ind w:leftChars="200" w:left="480"/>
-      </w:pPr>
-      <w:r>
-        <w:t xml:space="preserve">    "</w:t>
-      </w:r>
-      <w:proofErr w:type="spellStart"/>
-      <w:r>
-        <w:t>requireConfirmation</w:t>
-      </w:r>
-      <w:proofErr w:type="spellEnd"/>
-      <w:r>
-        <w:t>": ["git push", "</w:t>
-      </w:r>
-      <w:proofErr w:type="spellStart"/>
-      <w:r>
-        <w:t>npm</w:t>
-      </w:r>
-      <w:proofErr w:type="spellEnd"/>
-      <w:r>
-        <w:t xml:space="preserve"> publish"],</w:t>
-      </w:r>
-    </w:p>
-    <w:p>
-      <w:pPr>
-        <w:ind w:leftChars="200" w:left="480"/>
-      </w:pPr>
-      <w:r>
-        <w:t xml:space="preserve">    "</w:t>
-      </w:r>
-      <w:proofErr w:type="spellStart"/>
-      <w:r>
-        <w:t>sandboxMode</w:t>
-      </w:r>
-      <w:proofErr w:type="spellEnd"/>
-      <w:r>
-        <w:t>": false</w:t>
-      </w:r>
-    </w:p>
-    <w:p>
-      <w:pPr>
-        <w:ind w:leftChars="200" w:left="480"/>
-      </w:pPr>
-      <w:r>
-        <w:t xml:space="preserve">  }</w:t>
-      </w:r>
-    </w:p>
-    <w:p>
-      <w:pPr>
-        <w:ind w:leftChars="200" w:left="480"/>
-      </w:pPr>
-      <w:r>
-        <w:t>}</w:t>
-      </w:r>
-    </w:p>
-    <w:p>
-      <w:pPr>
-        <w:pStyle w:val="3"/>
-      </w:pPr>
-      <w:r>
-        <w:t>故障排查</w:t>
-      </w:r>
-    </w:p>
-    <w:p>
-      <w:pPr>
-        <w:pStyle w:val="4"/>
-      </w:pPr>
-      <w:r>
-        <w:t>配置验证</w:t>
-      </w:r>
-    </w:p>
-    <w:p>
-      <w:pPr>
-        <w:ind w:leftChars="200" w:left="480"/>
-      </w:pPr>
-      <w:r>
-        <w:rPr>
-          <w:rFonts w:hint="eastAsia"/>
-        </w:rPr>
-        <w:t xml:space="preserve"># </w:t>
-      </w:r>
-      <w:r>
-        <w:rPr>
-          <w:rFonts w:hint="eastAsia"/>
-        </w:rPr>
-        <w:t>验证配置文件</w:t>
-      </w:r>
-    </w:p>
-    <w:p>
-      <w:pPr>
-        <w:ind w:leftChars="200" w:left="480"/>
-      </w:pPr>
-      <w:proofErr w:type="spellStart"/>
-      <w:r>
-        <w:t>claude</w:t>
-      </w:r>
-      <w:proofErr w:type="spellEnd"/>
-      <w:r>
-        <w:t xml:space="preserve"> config validate</w:t>
-      </w:r>
-    </w:p>
-    <w:p>
-      <w:pPr>
-        <w:ind w:leftChars="200" w:left="480"/>
-      </w:pPr>
-      <w:r>
-        <w:t xml:space="preserve"> </w:t>
-      </w:r>
-    </w:p>
-    <w:p>
-      <w:pPr>
-        <w:ind w:leftChars="200" w:left="480"/>
-      </w:pPr>
-      <w:r>
-        <w:rPr>
-          <w:rFonts w:hint="eastAsia"/>
-        </w:rPr>
-        <w:t xml:space="preserve"># </w:t>
-      </w:r>
-      <w:r>
-        <w:rPr>
-          <w:rFonts w:hint="eastAsia"/>
-        </w:rPr>
-        <w:t>检查连接状态</w:t>
-      </w:r>
-    </w:p>
-    <w:p>
-      <w:pPr>
-        <w:ind w:leftChars="200" w:left="480"/>
-      </w:pPr>
-      <w:proofErr w:type="spellStart"/>
-      <w:r>
-        <w:t>claude</w:t>
-      </w:r>
-      <w:proofErr w:type="spellEnd"/>
-      <w:r>
-        <w:t xml:space="preserve"> health check</w:t>
-      </w:r>
-    </w:p>
-    <w:p>
-      <w:pPr>
-        <w:ind w:leftChars="200" w:left="480"/>
-      </w:pPr>
-      <w:r>
-        <w:t xml:space="preserve"> </w:t>
-      </w:r>
-    </w:p>
-    <w:p>
-      <w:pPr>
-        <w:ind w:leftChars="200" w:left="480"/>
-      </w:pPr>
-      <w:r>
-        <w:rPr>
-          <w:rFonts w:hint="eastAsia"/>
-        </w:rPr>
-        <w:t xml:space="preserve"># </w:t>
-      </w:r>
-      <w:r>
-        <w:rPr>
-          <w:rFonts w:hint="eastAsia"/>
-        </w:rPr>
-        <w:t>诊断网络问题</w:t>
-      </w:r>
-    </w:p>
-    <w:p>
-      <w:pPr>
-        <w:ind w:leftChars="200" w:left="480"/>
-      </w:pPr>
-      <w:proofErr w:type="spellStart"/>
-      <w:r>
-        <w:t>claude</w:t>
-      </w:r>
-      <w:proofErr w:type="spellEnd"/>
-      <w:r>
         <w:t xml:space="preserve"> diagnose network</w:t>
       </w:r>
     </w:p>
@@ -4312,7 +7303,6 @@
         <w:ind w:leftChars="200" w:left="480"/>
       </w:pPr>
       <w:r>
-        <w:lastRenderedPageBreak/>
         <w:t xml:space="preserve"> </w:t>
       </w:r>
     </w:p>
@@ -4456,7 +7446,7 @@
       <w:r>
         <w:t xml:space="preserve">curl -H "Authorization: Bearer $CLAUDE_API_KEY" \  </w:t>
       </w:r>
-      <w:hyperlink r:id="rId9" w:history="1">
+      <w:hyperlink r:id="rId11" w:history="1">
         <w:r>
           <w:rPr>
             <w:rStyle w:val="ae"/>
@@ -4473,6 +7463,7 @@
         <w:ind w:firstLine="420"/>
       </w:pPr>
       <w:r>
+        <w:lastRenderedPageBreak/>
         <w:t xml:space="preserve"># </w:t>
       </w:r>
       <w:r>
@@ -4739,7 +7730,6 @@
         <w:pStyle w:val="4"/>
       </w:pPr>
       <w:r>
-        <w:lastRenderedPageBreak/>
         <w:t>性能优化</w:t>
       </w:r>
     </w:p>
@@ -5017,7 +8007,7 @@
       <w:pPr>
         <w:ind w:firstLine="360"/>
       </w:pPr>
-      <w:hyperlink r:id="rId10" w:history="1">
+      <w:hyperlink r:id="rId12" w:history="1">
         <w:r>
           <w:rPr>
             <w:rStyle w:val="ae"/>
@@ -5042,7 +8032,7 @@
       <w:pPr>
         <w:ind w:firstLine="360"/>
       </w:pPr>
-      <w:hyperlink r:id="rId11" w:history="1">
+      <w:hyperlink r:id="rId13" w:history="1">
         <w:r>
           <w:rPr>
             <w:rStyle w:val="ae"/>
@@ -5067,7 +8057,7 @@
       <w:pPr>
         <w:ind w:firstLine="360"/>
       </w:pPr>
-      <w:hyperlink r:id="rId12" w:history="1">
+      <w:hyperlink r:id="rId14" w:history="1">
         <w:r>
           <w:rPr>
             <w:rStyle w:val="ae"/>
@@ -5087,6 +8077,7 @@
         <w:pStyle w:val="2"/>
       </w:pPr>
       <w:r>
+        <w:lastRenderedPageBreak/>
         <w:t>CLAUDE.md</w:t>
       </w:r>
       <w:r>
@@ -5395,171 +8386,171 @@
         <w:rPr>
           <w:rFonts w:hint="eastAsia"/>
         </w:rPr>
+        <w:t>基础结构</w:t>
+      </w:r>
+    </w:p>
+    <w:p>
+      <w:pPr>
+        <w:ind w:firstLine="420"/>
+      </w:pPr>
+      <w:r>
+        <w:rPr>
+          <w:rFonts w:hint="eastAsia"/>
+        </w:rPr>
+        <w:t>一个完整的</w:t>
+      </w:r>
+      <w:r>
+        <w:rPr>
+          <w:rFonts w:hint="eastAsia"/>
+        </w:rPr>
+        <w:t>CLAUDE.md</w:t>
+      </w:r>
+      <w:r>
+        <w:rPr>
+          <w:rFonts w:hint="eastAsia"/>
+        </w:rPr>
+        <w:t>文件包含以下几个部分：</w:t>
+      </w:r>
+    </w:p>
+    <w:p>
+      <w:pPr>
+        <w:ind w:firstLine="420"/>
+      </w:pPr>
+      <w:r>
+        <w:t>## CLAUDE.md</w:t>
+      </w:r>
+    </w:p>
+    <w:p>
+      <w:r>
+        <w:t xml:space="preserve"> </w:t>
+      </w:r>
+    </w:p>
+    <w:p>
+      <w:pPr>
+        <w:ind w:firstLine="420"/>
+      </w:pPr>
+      <w:r>
+        <w:rPr>
+          <w:rFonts w:hint="eastAsia"/>
+        </w:rPr>
+        <w:t xml:space="preserve">## </w:t>
+      </w:r>
+      <w:r>
+        <w:rPr>
+          <w:rFonts w:hint="eastAsia"/>
+        </w:rPr>
+        <w:t>项目概述</w:t>
+      </w:r>
+    </w:p>
+    <w:p>
+      <w:pPr>
+        <w:ind w:firstLine="420"/>
+      </w:pPr>
+      <w:r>
+        <w:t>[project]</w:t>
+      </w:r>
+    </w:p>
+    <w:p>
+      <w:r>
+        <w:t xml:space="preserve"> </w:t>
+      </w:r>
+    </w:p>
+    <w:p>
+      <w:pPr>
+        <w:ind w:firstLine="420"/>
+      </w:pPr>
+      <w:r>
+        <w:rPr>
+          <w:rFonts w:hint="eastAsia"/>
+        </w:rPr>
+        <w:t xml:space="preserve">## </w:t>
+      </w:r>
+      <w:r>
+        <w:rPr>
+          <w:rFonts w:hint="eastAsia"/>
+        </w:rPr>
+        <w:t>技术</w:t>
+      </w:r>
+      <w:proofErr w:type="gramStart"/>
+      <w:r>
+        <w:rPr>
+          <w:rFonts w:hint="eastAsia"/>
+        </w:rPr>
+        <w:t>栈</w:t>
+      </w:r>
+      <w:proofErr w:type="gramEnd"/>
+    </w:p>
+    <w:p>
+      <w:pPr>
+        <w:ind w:firstLine="420"/>
+      </w:pPr>
+      <w:r>
+        <w:t>[stack]</w:t>
+      </w:r>
+    </w:p>
+    <w:p>
+      <w:r>
+        <w:t xml:space="preserve"> </w:t>
+      </w:r>
+    </w:p>
+    <w:p>
+      <w:pPr>
+        <w:ind w:firstLine="420"/>
+      </w:pPr>
+      <w:r>
+        <w:rPr>
+          <w:rFonts w:hint="eastAsia"/>
+        </w:rPr>
+        <w:t xml:space="preserve">## </w:t>
+      </w:r>
+      <w:r>
+        <w:rPr>
+          <w:rFonts w:hint="eastAsia"/>
+        </w:rPr>
+        <w:t>开发指令</w:t>
+      </w:r>
+    </w:p>
+    <w:p>
+      <w:pPr>
+        <w:ind w:firstLine="420"/>
+      </w:pPr>
+      <w:r>
+        <w:t>[commands]</w:t>
+      </w:r>
+    </w:p>
+    <w:p>
+      <w:r>
+        <w:t xml:space="preserve"> </w:t>
+      </w:r>
+    </w:p>
+    <w:p>
+      <w:pPr>
+        <w:ind w:firstLine="420"/>
+      </w:pPr>
+      <w:r>
+        <w:rPr>
+          <w:rFonts w:hint="eastAsia"/>
+        </w:rPr>
+        <w:t xml:space="preserve">## </w:t>
+      </w:r>
+      <w:r>
+        <w:rPr>
+          <w:rFonts w:hint="eastAsia"/>
+        </w:rPr>
+        <w:t>架构和约束</w:t>
+      </w:r>
+    </w:p>
+    <w:p>
+      <w:pPr>
+        <w:ind w:firstLine="420"/>
+      </w:pPr>
+      <w:r>
+        <w:t>[architecture]</w:t>
+      </w:r>
+    </w:p>
+    <w:p>
+      <w:r>
         <w:lastRenderedPageBreak/>
-        <w:t>基础结构</w:t>
-      </w:r>
-    </w:p>
-    <w:p>
-      <w:pPr>
-        <w:ind w:firstLine="420"/>
-      </w:pPr>
-      <w:r>
-        <w:rPr>
-          <w:rFonts w:hint="eastAsia"/>
-        </w:rPr>
-        <w:t>一个完整的</w:t>
-      </w:r>
-      <w:r>
-        <w:rPr>
-          <w:rFonts w:hint="eastAsia"/>
-        </w:rPr>
-        <w:t>CLAUDE.md</w:t>
-      </w:r>
-      <w:r>
-        <w:rPr>
-          <w:rFonts w:hint="eastAsia"/>
-        </w:rPr>
-        <w:t>文件包含以下几个部分：</w:t>
-      </w:r>
-    </w:p>
-    <w:p>
-      <w:pPr>
-        <w:ind w:firstLine="420"/>
-      </w:pPr>
-      <w:r>
-        <w:t>## CLAUDE.md</w:t>
-      </w:r>
-    </w:p>
-    <w:p>
-      <w:r>
-        <w:t xml:space="preserve"> </w:t>
-      </w:r>
-    </w:p>
-    <w:p>
-      <w:pPr>
-        <w:ind w:firstLine="420"/>
-      </w:pPr>
-      <w:r>
-        <w:rPr>
-          <w:rFonts w:hint="eastAsia"/>
-        </w:rPr>
-        <w:t xml:space="preserve">## </w:t>
-      </w:r>
-      <w:r>
-        <w:rPr>
-          <w:rFonts w:hint="eastAsia"/>
-        </w:rPr>
-        <w:t>项目概述</w:t>
-      </w:r>
-    </w:p>
-    <w:p>
-      <w:pPr>
-        <w:ind w:firstLine="420"/>
-      </w:pPr>
-      <w:r>
-        <w:t>[project]</w:t>
-      </w:r>
-    </w:p>
-    <w:p>
-      <w:r>
-        <w:t xml:space="preserve"> </w:t>
-      </w:r>
-    </w:p>
-    <w:p>
-      <w:pPr>
-        <w:ind w:firstLine="420"/>
-      </w:pPr>
-      <w:r>
-        <w:rPr>
-          <w:rFonts w:hint="eastAsia"/>
-        </w:rPr>
-        <w:t xml:space="preserve">## </w:t>
-      </w:r>
-      <w:r>
-        <w:rPr>
-          <w:rFonts w:hint="eastAsia"/>
-        </w:rPr>
-        <w:t>技术</w:t>
-      </w:r>
-      <w:proofErr w:type="gramStart"/>
-      <w:r>
-        <w:rPr>
-          <w:rFonts w:hint="eastAsia"/>
-        </w:rPr>
-        <w:t>栈</w:t>
-      </w:r>
-      <w:proofErr w:type="gramEnd"/>
-    </w:p>
-    <w:p>
-      <w:pPr>
-        <w:ind w:firstLine="420"/>
-      </w:pPr>
-      <w:r>
-        <w:t>[stack]</w:t>
-      </w:r>
-    </w:p>
-    <w:p>
-      <w:r>
-        <w:t xml:space="preserve"> </w:t>
-      </w:r>
-    </w:p>
-    <w:p>
-      <w:pPr>
-        <w:ind w:firstLine="420"/>
-      </w:pPr>
-      <w:r>
-        <w:rPr>
-          <w:rFonts w:hint="eastAsia"/>
-        </w:rPr>
-        <w:t xml:space="preserve">## </w:t>
-      </w:r>
-      <w:r>
-        <w:rPr>
-          <w:rFonts w:hint="eastAsia"/>
-        </w:rPr>
-        <w:t>开发指令</w:t>
-      </w:r>
-    </w:p>
-    <w:p>
-      <w:pPr>
-        <w:ind w:firstLine="420"/>
-      </w:pPr>
-      <w:r>
-        <w:t>[commands]</w:t>
-      </w:r>
-    </w:p>
-    <w:p>
-      <w:r>
-        <w:t xml:space="preserve"> </w:t>
-      </w:r>
-    </w:p>
-    <w:p>
-      <w:pPr>
-        <w:ind w:firstLine="420"/>
-      </w:pPr>
-      <w:r>
-        <w:rPr>
-          <w:rFonts w:hint="eastAsia"/>
-        </w:rPr>
-        <w:t xml:space="preserve">## </w:t>
-      </w:r>
-      <w:r>
-        <w:rPr>
-          <w:rFonts w:hint="eastAsia"/>
-        </w:rPr>
-        <w:t>架构和约束</w:t>
-      </w:r>
-    </w:p>
-    <w:p>
-      <w:pPr>
-        <w:ind w:firstLine="420"/>
-      </w:pPr>
-      <w:r>
-        <w:t>[architecture]</w:t>
-      </w:r>
-    </w:p>
-    <w:p>
-      <w:r>
         <w:t xml:space="preserve"> </w:t>
       </w:r>
     </w:p>
@@ -5752,7 +8743,6 @@
         <w:rPr>
           <w:noProof/>
         </w:rPr>
-        <w:lastRenderedPageBreak/>
         <w:drawing>
           <wp:inline distT="0" distB="0" distL="0" distR="0" wp14:anchorId="6208C783" wp14:editId="2EBF67E1">
             <wp:extent cx="4696359" cy="1199816"/>
@@ -5769,7 +8759,7 @@
                     <pic:cNvPicPr/>
                   </pic:nvPicPr>
                   <pic:blipFill>
-                    <a:blip r:embed="rId13"/>
+                    <a:blip r:embed="rId15"/>
                     <a:stretch>
                       <a:fillRect/>
                     </a:stretch>
@@ -5952,6 +8942,7 @@
         <w:rPr>
           <w:noProof/>
         </w:rPr>
+        <w:lastRenderedPageBreak/>
         <w:drawing>
           <wp:inline distT="0" distB="0" distL="0" distR="0" wp14:anchorId="62051C74" wp14:editId="14286B89">
             <wp:extent cx="4538554" cy="2481834"/>
@@ -5968,7 +8959,7 @@
                     <pic:cNvPicPr/>
                   </pic:nvPicPr>
                   <pic:blipFill>
-                    <a:blip r:embed="rId14"/>
+                    <a:blip r:embed="rId16"/>
                     <a:stretch>
                       <a:fillRect/>
                     </a:stretch>
@@ -6075,7 +9066,6 @@
         <w:rPr>
           <w:noProof/>
         </w:rPr>
-        <w:lastRenderedPageBreak/>
         <w:drawing>
           <wp:inline distT="0" distB="0" distL="0" distR="0" wp14:anchorId="30FDD6F3" wp14:editId="532EAC8B">
             <wp:extent cx="4674463" cy="3517384"/>
@@ -6092,7 +9082,7 @@
                     <pic:cNvPicPr/>
                   </pic:nvPicPr>
                   <pic:blipFill>
-                    <a:blip r:embed="rId15"/>
+                    <a:blip r:embed="rId17"/>
                     <a:stretch>
                       <a:fillRect/>
                     </a:stretch>
@@ -6208,6 +9198,7 @@
         <w:rPr>
           <w:rFonts w:hint="eastAsia"/>
         </w:rPr>
+        <w:lastRenderedPageBreak/>
         <w:t xml:space="preserve">- </w:t>
       </w:r>
       <w:r>
@@ -6259,7 +9250,6 @@
         <w:rPr>
           <w:noProof/>
         </w:rPr>
-        <w:lastRenderedPageBreak/>
         <w:drawing>
           <wp:inline distT="0" distB="0" distL="0" distR="0" wp14:anchorId="15CC91A2" wp14:editId="1030FA44">
             <wp:extent cx="3555442" cy="4506163"/>
@@ -6276,7 +9266,7 @@
                     <pic:cNvPicPr/>
                   </pic:nvPicPr>
                   <pic:blipFill>
-                    <a:blip r:embed="rId16"/>
+                    <a:blip r:embed="rId18"/>
                     <a:stretch>
                       <a:fillRect/>
                     </a:stretch>
@@ -6460,7 +9450,7 @@
                     <pic:cNvPicPr/>
                   </pic:nvPicPr>
                   <pic:blipFill>
-                    <a:blip r:embed="rId17"/>
+                    <a:blip r:embed="rId19"/>
                     <a:stretch>
                       <a:fillRect/>
                     </a:stretch>
@@ -6527,7 +9517,7 @@
                     <pic:cNvPicPr/>
                   </pic:nvPicPr>
                   <pic:blipFill>
-                    <a:blip r:embed="rId18"/>
+                    <a:blip r:embed="rId20"/>
                     <a:stretch>
                       <a:fillRect/>
                     </a:stretch>
@@ -6583,7 +9573,7 @@
                     <pic:cNvPicPr/>
                   </pic:nvPicPr>
                   <pic:blipFill>
-                    <a:blip r:embed="rId19"/>
+                    <a:blip r:embed="rId21"/>
                     <a:stretch>
                       <a:fillRect/>
                     </a:stretch>
@@ -6640,7 +9630,7 @@
                     <pic:cNvPicPr/>
                   </pic:nvPicPr>
                   <pic:blipFill>
-                    <a:blip r:embed="rId20"/>
+                    <a:blip r:embed="rId22"/>
                     <a:stretch>
                       <a:fillRect/>
                     </a:stretch>
@@ -6720,7 +9710,7 @@
                     <pic:cNvPicPr/>
                   </pic:nvPicPr>
                   <pic:blipFill>
-                    <a:blip r:embed="rId21"/>
+                    <a:blip r:embed="rId23"/>
                     <a:stretch>
                       <a:fillRect/>
                     </a:stretch>
@@ -6790,7 +9780,7 @@
                     <pic:cNvPicPr/>
                   </pic:nvPicPr>
                   <pic:blipFill>
-                    <a:blip r:embed="rId22"/>
+                    <a:blip r:embed="rId24"/>
                     <a:stretch>
                       <a:fillRect/>
                     </a:stretch>
@@ -7881,7 +10871,7 @@
       <w:pPr>
         <w:ind w:firstLine="357"/>
       </w:pPr>
-      <w:hyperlink r:id="rId23" w:history="1">
+      <w:hyperlink r:id="rId25" w:history="1">
         <w:r>
           <w:rPr>
             <w:rStyle w:val="ae"/>
@@ -7918,7 +10908,7 @@
       <w:pPr>
         <w:ind w:firstLine="357"/>
       </w:pPr>
-      <w:hyperlink r:id="rId24" w:history="1">
+      <w:hyperlink r:id="rId26" w:history="1">
         <w:r>
           <w:rPr>
             <w:rStyle w:val="ae"/>
@@ -7951,7 +10941,7 @@
       <w:pPr>
         <w:ind w:firstLine="357"/>
       </w:pPr>
-      <w:hyperlink r:id="rId25" w:history="1">
+      <w:hyperlink r:id="rId27" w:history="1">
         <w:r>
           <w:rPr>
             <w:rStyle w:val="ae"/>
@@ -7988,7 +10978,7 @@
       <w:pPr>
         <w:ind w:firstLine="357"/>
       </w:pPr>
-      <w:hyperlink r:id="rId26" w:history="1">
+      <w:hyperlink r:id="rId28" w:history="1">
         <w:r>
           <w:rPr>
             <w:rStyle w:val="ae"/>
@@ -19032,7 +22022,7 @@
       <w:r>
         <w:t xml:space="preserve">  </w:t>
       </w:r>
-      <w:hyperlink r:id="rId27" w:history="1">
+      <w:hyperlink r:id="rId29" w:history="1">
         <w:r>
           <w:rPr>
             <w:rStyle w:val="ae"/>
@@ -19467,6 +22457,9 @@
     <w:p>
       <w:pPr>
         <w:ind w:firstLine="420"/>
+        <w:rPr>
+          <w:rFonts w:hint="eastAsia"/>
+        </w:rPr>
       </w:pPr>
       <w:r>
         <w:rPr>
@@ -19484,25 +22477,1299 @@
         <w:rPr>
           <w:rFonts w:hint="eastAsia"/>
         </w:rPr>
-        <w:t>工作流</w:t>
-      </w:r>
-    </w:p>
-    <w:p>
-      <w:r>
-        <w:tab/>
-      </w:r>
-      <w:hyperlink r:id="rId28" w:history="1">
-        <w:r>
-          <w:rPr>
-            <w:rStyle w:val="ae"/>
-          </w:rPr>
-          <w:t>https://code.claude.com/docs/zh-CN/overview</w:t>
-        </w:r>
-      </w:hyperlink>
+        <w:lastRenderedPageBreak/>
+        <w:t>使用</w:t>
+      </w:r>
+      <w:r>
+        <w:rPr>
+          <w:rFonts w:hint="eastAsia"/>
+        </w:rPr>
+        <w:t>Claude Code</w:t>
+      </w:r>
+      <w:r>
+        <w:rPr>
+          <w:rFonts w:hint="eastAsia"/>
+        </w:rPr>
+        <w:t>构建</w:t>
+      </w:r>
     </w:p>
     <w:p>
       <w:pPr>
         <w:pStyle w:val="2"/>
+        <w:rPr>
+          <w:rFonts w:hint="eastAsia"/>
+        </w:rPr>
+      </w:pPr>
+      <w:r>
+        <w:rPr>
+          <w:rFonts w:hint="eastAsia"/>
+        </w:rPr>
+        <w:t>代理和并行工作</w:t>
+      </w:r>
+    </w:p>
+    <w:p>
+      <w:pPr>
+        <w:pStyle w:val="2"/>
+        <w:rPr>
+          <w:rFonts w:hint="eastAsia"/>
+        </w:rPr>
+      </w:pPr>
+      <w:r>
+        <w:rPr>
+          <w:rFonts w:hint="eastAsia"/>
+        </w:rPr>
+        <w:t>并行运行代理</w:t>
+      </w:r>
+    </w:p>
+    <w:p>
+      <w:pPr>
+        <w:pStyle w:val="3"/>
+        <w:rPr>
+          <w:rFonts w:hint="eastAsia"/>
+        </w:rPr>
+      </w:pPr>
+      <w:r>
+        <w:rPr>
+          <w:rFonts w:hint="eastAsia"/>
+        </w:rPr>
+        <w:t>创建自定义</w:t>
+      </w:r>
+      <w:r>
+        <w:rPr>
+          <w:rFonts w:hint="eastAsia"/>
+        </w:rPr>
+        <w:t xml:space="preserve"> subagents</w:t>
+      </w:r>
+    </w:p>
+    <w:p>
+      <w:pPr>
+        <w:pStyle w:val="3"/>
+      </w:pPr>
+      <w:r>
+        <w:t>Agent view</w:t>
+      </w:r>
+    </w:p>
+    <w:p>
+      <w:pPr>
+        <w:pStyle w:val="3"/>
+        <w:rPr>
+          <w:rFonts w:hint="eastAsia"/>
+        </w:rPr>
+      </w:pPr>
+      <w:r>
+        <w:rPr>
+          <w:rFonts w:hint="eastAsia"/>
+        </w:rPr>
+        <w:t>协调</w:t>
+      </w:r>
+      <w:r>
+        <w:rPr>
+          <w:rFonts w:hint="eastAsia"/>
+        </w:rPr>
+        <w:t xml:space="preserve"> Claude Code </w:t>
+      </w:r>
+      <w:r>
+        <w:rPr>
+          <w:rFonts w:hint="eastAsia"/>
+        </w:rPr>
+        <w:t>会话团队</w:t>
+      </w:r>
+    </w:p>
+    <w:p>
+      <w:pPr>
+        <w:pStyle w:val="3"/>
+        <w:rPr>
+          <w:rFonts w:hint="eastAsia"/>
+        </w:rPr>
+      </w:pPr>
+      <w:r>
+        <w:rPr>
+          <w:rFonts w:hint="eastAsia"/>
+        </w:rPr>
+        <w:t>使用</w:t>
+      </w:r>
+      <w:r>
+        <w:rPr>
+          <w:rFonts w:hint="eastAsia"/>
+        </w:rPr>
+        <w:t xml:space="preserve"> </w:t>
+      </w:r>
+      <w:proofErr w:type="spellStart"/>
+      <w:r>
+        <w:rPr>
+          <w:rFonts w:hint="eastAsia"/>
+        </w:rPr>
+        <w:t>worktrees</w:t>
+      </w:r>
+      <w:proofErr w:type="spellEnd"/>
+      <w:r>
+        <w:rPr>
+          <w:rFonts w:hint="eastAsia"/>
+        </w:rPr>
+        <w:t xml:space="preserve"> </w:t>
+      </w:r>
+      <w:r>
+        <w:rPr>
+          <w:rFonts w:hint="eastAsia"/>
+        </w:rPr>
+        <w:t>隔离会话</w:t>
+      </w:r>
+    </w:p>
+    <w:p>
+      <w:pPr>
+        <w:pStyle w:val="2"/>
+        <w:rPr>
+          <w:rFonts w:hint="eastAsia"/>
+        </w:rPr>
+      </w:pPr>
+      <w:r>
+        <w:rPr>
+          <w:rFonts w:hint="eastAsia"/>
+        </w:rPr>
+        <w:t>工具和插件</w:t>
+      </w:r>
+    </w:p>
+    <w:p>
+      <w:pPr>
+        <w:pStyle w:val="3"/>
+      </w:pPr>
+      <w:r>
+        <w:t>Model Context Protocol (MCP)</w:t>
+      </w:r>
+    </w:p>
+    <w:p>
+      <w:pPr>
+        <w:pStyle w:val="3"/>
+        <w:rPr>
+          <w:rFonts w:hint="eastAsia"/>
+        </w:rPr>
+      </w:pPr>
+      <w:r>
+        <w:rPr>
+          <w:rFonts w:hint="eastAsia"/>
+        </w:rPr>
+        <w:t>通过市场发现和安装预构建插件</w:t>
+      </w:r>
+    </w:p>
+    <w:p>
+      <w:pPr>
+        <w:pStyle w:val="3"/>
+        <w:rPr>
+          <w:rFonts w:hint="eastAsia"/>
+        </w:rPr>
+      </w:pPr>
+      <w:r>
+        <w:rPr>
+          <w:rFonts w:hint="eastAsia"/>
+        </w:rPr>
+        <w:t>创建插件</w:t>
+      </w:r>
+    </w:p>
+    <w:p>
+      <w:pPr>
+        <w:pStyle w:val="3"/>
+        <w:rPr>
+          <w:rFonts w:hint="eastAsia"/>
+        </w:rPr>
+      </w:pPr>
+      <w:r>
+        <w:rPr>
+          <w:rFonts w:hint="eastAsia"/>
+        </w:rPr>
+        <w:t>使用</w:t>
+      </w:r>
+      <w:r>
+        <w:rPr>
+          <w:rFonts w:hint="eastAsia"/>
+        </w:rPr>
+        <w:t xml:space="preserve"> skills </w:t>
+      </w:r>
+      <w:r>
+        <w:rPr>
+          <w:rFonts w:hint="eastAsia"/>
+        </w:rPr>
+        <w:t>扩展</w:t>
+      </w:r>
+      <w:r>
+        <w:rPr>
+          <w:rFonts w:hint="eastAsia"/>
+        </w:rPr>
+        <w:t xml:space="preserve"> Claude</w:t>
+      </w:r>
+    </w:p>
+    <w:p>
+      <w:pPr>
+        <w:pStyle w:val="2"/>
+        <w:rPr>
+          <w:rFonts w:hint="eastAsia"/>
+        </w:rPr>
+      </w:pPr>
+      <w:r>
+        <w:rPr>
+          <w:rFonts w:hint="eastAsia"/>
+        </w:rPr>
+        <w:t>自动化</w:t>
+      </w:r>
+    </w:p>
+    <w:p>
+      <w:pPr>
+        <w:pStyle w:val="3"/>
+        <w:rPr>
+          <w:rFonts w:hint="eastAsia"/>
+        </w:rPr>
+      </w:pPr>
+      <w:r>
+        <w:rPr>
+          <w:rFonts w:hint="eastAsia"/>
+        </w:rPr>
+        <w:t>使用</w:t>
+      </w:r>
+      <w:r>
+        <w:rPr>
+          <w:rFonts w:hint="eastAsia"/>
+        </w:rPr>
+        <w:t xml:space="preserve"> hooks </w:t>
+      </w:r>
+      <w:r>
+        <w:rPr>
+          <w:rFonts w:hint="eastAsia"/>
+        </w:rPr>
+        <w:t>自动化</w:t>
+      </w:r>
+    </w:p>
+    <w:p>
+      <w:pPr>
+        <w:pStyle w:val="3"/>
+        <w:rPr>
+          <w:rFonts w:hint="eastAsia"/>
+        </w:rPr>
+      </w:pPr>
+      <w:r>
+        <w:rPr>
+          <w:rFonts w:hint="eastAsia"/>
+        </w:rPr>
+        <w:t>将外部事件推送到</w:t>
+      </w:r>
+      <w:r>
+        <w:rPr>
+          <w:rFonts w:hint="eastAsia"/>
+        </w:rPr>
+        <w:t xml:space="preserve"> Claude</w:t>
+      </w:r>
+    </w:p>
+    <w:p>
+      <w:pPr>
+        <w:pStyle w:val="3"/>
+        <w:rPr>
+          <w:rFonts w:hint="eastAsia"/>
+        </w:rPr>
+      </w:pPr>
+      <w:r>
+        <w:rPr>
+          <w:rFonts w:hint="eastAsia"/>
+        </w:rPr>
+        <w:t>按计划运行提示词</w:t>
+      </w:r>
+    </w:p>
+    <w:p>
+      <w:pPr>
+        <w:pStyle w:val="3"/>
+        <w:rPr>
+          <w:rFonts w:hint="eastAsia"/>
+        </w:rPr>
+      </w:pPr>
+      <w:r>
+        <w:rPr>
+          <w:rFonts w:hint="eastAsia"/>
+        </w:rPr>
+        <w:t>让</w:t>
+      </w:r>
+      <w:r>
+        <w:rPr>
+          <w:rFonts w:hint="eastAsia"/>
+        </w:rPr>
+        <w:t xml:space="preserve"> Claude </w:t>
+      </w:r>
+      <w:r>
+        <w:rPr>
+          <w:rFonts w:hint="eastAsia"/>
+        </w:rPr>
+        <w:t>朝着目标工作</w:t>
+      </w:r>
+    </w:p>
+    <w:p>
+      <w:pPr>
+        <w:pStyle w:val="3"/>
+        <w:rPr>
+          <w:rFonts w:hint="eastAsia"/>
+        </w:rPr>
+      </w:pPr>
+      <w:r>
+        <w:rPr>
+          <w:rFonts w:hint="eastAsia"/>
+        </w:rPr>
+        <w:t>编程使用</w:t>
+      </w:r>
+    </w:p>
+    <w:p>
+      <w:pPr>
+        <w:pStyle w:val="3"/>
+        <w:rPr>
+          <w:rFonts w:hint="eastAsia"/>
+        </w:rPr>
+      </w:pPr>
+      <w:r>
+        <w:rPr>
+          <w:rFonts w:hint="eastAsia"/>
+        </w:rPr>
+        <w:t>从链接启动会话</w:t>
+      </w:r>
+    </w:p>
+    <w:p>
+      <w:pPr>
+        <w:pStyle w:val="2"/>
+        <w:rPr>
+          <w:rFonts w:hint="eastAsia"/>
+        </w:rPr>
+      </w:pPr>
+      <w:r>
+        <w:rPr>
+          <w:rFonts w:hint="eastAsia"/>
+        </w:rPr>
+        <w:t>故障排除</w:t>
+      </w:r>
+    </w:p>
+    <w:p>
+      <w:pPr>
+        <w:pStyle w:val="3"/>
+        <w:rPr>
+          <w:rFonts w:hint="eastAsia"/>
+        </w:rPr>
+      </w:pPr>
+      <w:r>
+        <w:rPr>
+          <w:rFonts w:hint="eastAsia"/>
+        </w:rPr>
+        <w:t>排查安装和登录问题</w:t>
+      </w:r>
+    </w:p>
+    <w:p>
+      <w:pPr>
+        <w:pStyle w:val="3"/>
+        <w:rPr>
+          <w:rFonts w:hint="eastAsia"/>
+        </w:rPr>
+      </w:pPr>
+      <w:r>
+        <w:rPr>
+          <w:rFonts w:hint="eastAsia"/>
+        </w:rPr>
+        <w:t>排除性能和稳定性问题</w:t>
+      </w:r>
+    </w:p>
+    <w:p>
+      <w:pPr>
+        <w:pStyle w:val="3"/>
+        <w:rPr>
+          <w:rFonts w:hint="eastAsia"/>
+        </w:rPr>
+      </w:pPr>
+      <w:r>
+        <w:rPr>
+          <w:rFonts w:hint="eastAsia"/>
+        </w:rPr>
+        <w:t>调试配置</w:t>
+      </w:r>
+    </w:p>
+    <w:p>
+      <w:pPr>
+        <w:pStyle w:val="3"/>
+        <w:rPr>
+          <w:rFonts w:hint="eastAsia"/>
+        </w:rPr>
+      </w:pPr>
+      <w:r>
+        <w:rPr>
+          <w:rFonts w:hint="eastAsia"/>
+        </w:rPr>
+        <w:t>错误参考</w:t>
+      </w:r>
+    </w:p>
+    <w:p>
+      <w:pPr>
+        <w:pStyle w:val="1"/>
+      </w:pPr>
+      <w:r>
+        <w:rPr>
+          <w:rFonts w:hint="eastAsia"/>
+        </w:rPr>
+        <w:t>管理</w:t>
+      </w:r>
+    </w:p>
+    <w:p>
+      <w:pPr>
+        <w:pStyle w:val="2"/>
+        <w:rPr>
+          <w:rFonts w:hint="eastAsia"/>
+        </w:rPr>
+      </w:pPr>
+      <w:r>
+        <w:rPr>
+          <w:rFonts w:hint="eastAsia"/>
+        </w:rPr>
+        <w:t>设置和访问</w:t>
+      </w:r>
+    </w:p>
+    <w:p>
+      <w:pPr>
+        <w:pStyle w:val="2"/>
+        <w:rPr>
+          <w:rFonts w:hint="eastAsia"/>
+        </w:rPr>
+      </w:pPr>
+      <w:r>
+        <w:rPr>
+          <w:rFonts w:hint="eastAsia"/>
+        </w:rPr>
+        <w:t>为您的组织设置</w:t>
+      </w:r>
+      <w:r>
+        <w:rPr>
+          <w:rFonts w:hint="eastAsia"/>
+        </w:rPr>
+        <w:t xml:space="preserve"> Claude Code</w:t>
+      </w:r>
+    </w:p>
+    <w:p>
+      <w:pPr>
+        <w:pStyle w:val="3"/>
+        <w:rPr>
+          <w:rFonts w:hint="eastAsia"/>
+        </w:rPr>
+      </w:pPr>
+      <w:r>
+        <w:rPr>
+          <w:rFonts w:hint="eastAsia"/>
+        </w:rPr>
+        <w:t>高级设置</w:t>
+      </w:r>
+    </w:p>
+    <w:p>
+      <w:pPr>
+        <w:pStyle w:val="3"/>
+        <w:rPr>
+          <w:rFonts w:hint="eastAsia"/>
+        </w:rPr>
+      </w:pPr>
+      <w:r>
+        <w:rPr>
+          <w:rFonts w:hint="eastAsia"/>
+        </w:rPr>
+        <w:t>身份验证</w:t>
+      </w:r>
+    </w:p>
+    <w:p>
+      <w:pPr>
+        <w:pStyle w:val="3"/>
+        <w:rPr>
+          <w:rFonts w:hint="eastAsia"/>
+        </w:rPr>
+      </w:pPr>
+      <w:r>
+        <w:rPr>
+          <w:rFonts w:hint="eastAsia"/>
+        </w:rPr>
+        <w:lastRenderedPageBreak/>
+        <w:t>服务器管理的设置</w:t>
+      </w:r>
+    </w:p>
+    <w:p>
+      <w:pPr>
+        <w:pStyle w:val="3"/>
+        <w:rPr>
+          <w:rFonts w:hint="eastAsia"/>
+        </w:rPr>
+      </w:pPr>
+      <w:r>
+        <w:rPr>
+          <w:rFonts w:hint="eastAsia"/>
+        </w:rPr>
+        <w:t>托管</w:t>
+      </w:r>
+      <w:r>
+        <w:rPr>
+          <w:rFonts w:hint="eastAsia"/>
+        </w:rPr>
+        <w:t xml:space="preserve"> MCP </w:t>
+      </w:r>
+      <w:r>
+        <w:rPr>
+          <w:rFonts w:hint="eastAsia"/>
+        </w:rPr>
+        <w:t>配置</w:t>
+      </w:r>
+    </w:p>
+    <w:p>
+      <w:pPr>
+        <w:pStyle w:val="3"/>
+        <w:rPr>
+          <w:rFonts w:hint="eastAsia"/>
+        </w:rPr>
+      </w:pPr>
+      <w:r>
+        <w:rPr>
+          <w:rFonts w:hint="eastAsia"/>
+        </w:rPr>
+        <w:t>自动模式</w:t>
+      </w:r>
+    </w:p>
+    <w:p>
+      <w:pPr>
+        <w:pStyle w:val="2"/>
+        <w:rPr>
+          <w:rFonts w:hint="eastAsia"/>
+        </w:rPr>
+      </w:pPr>
+      <w:r>
+        <w:rPr>
+          <w:rFonts w:hint="eastAsia"/>
+        </w:rPr>
+        <w:t>部署</w:t>
+      </w:r>
+    </w:p>
+    <w:p>
+      <w:pPr>
+        <w:pStyle w:val="3"/>
+        <w:rPr>
+          <w:rFonts w:hint="eastAsia"/>
+        </w:rPr>
+      </w:pPr>
+      <w:r>
+        <w:rPr>
+          <w:rFonts w:hint="eastAsia"/>
+        </w:rPr>
+        <w:t>概览</w:t>
+      </w:r>
+    </w:p>
+    <w:p>
+      <w:pPr>
+        <w:pStyle w:val="3"/>
+      </w:pPr>
+      <w:r>
+        <w:t>Amazon Bedrock</w:t>
+      </w:r>
+    </w:p>
+    <w:p>
+      <w:pPr>
+        <w:pStyle w:val="3"/>
+        <w:rPr>
+          <w:rFonts w:hint="eastAsia"/>
+        </w:rPr>
+      </w:pPr>
+      <w:r>
+        <w:rPr>
+          <w:rFonts w:hint="eastAsia"/>
+        </w:rPr>
+        <w:t xml:space="preserve">AWS </w:t>
+      </w:r>
+      <w:r>
+        <w:rPr>
+          <w:rFonts w:hint="eastAsia"/>
+        </w:rPr>
+        <w:t>上的</w:t>
+      </w:r>
+      <w:r>
+        <w:rPr>
+          <w:rFonts w:hint="eastAsia"/>
+        </w:rPr>
+        <w:t xml:space="preserve"> Claude Platform</w:t>
+      </w:r>
+    </w:p>
+    <w:p>
+      <w:pPr>
+        <w:pStyle w:val="3"/>
+      </w:pPr>
+      <w:r>
+        <w:t>Google Vertex AI</w:t>
+      </w:r>
+    </w:p>
+    <w:p>
+      <w:pPr>
+        <w:pStyle w:val="3"/>
+      </w:pPr>
+      <w:r>
+        <w:t>Microsoft Foundry</w:t>
+      </w:r>
+    </w:p>
+    <w:p>
+      <w:pPr>
+        <w:pStyle w:val="3"/>
+        <w:rPr>
+          <w:rFonts w:hint="eastAsia"/>
+        </w:rPr>
+      </w:pPr>
+      <w:r>
+        <w:rPr>
+          <w:rFonts w:hint="eastAsia"/>
+        </w:rPr>
+        <w:t>网络配置</w:t>
+      </w:r>
+    </w:p>
+    <w:p>
+      <w:pPr>
+        <w:pStyle w:val="3"/>
+      </w:pPr>
+      <w:r>
+        <w:t>LLM gateway</w:t>
+      </w:r>
+    </w:p>
+    <w:p>
+      <w:pPr>
+        <w:pStyle w:val="3"/>
+        <w:rPr>
+          <w:rFonts w:hint="eastAsia"/>
+        </w:rPr>
+      </w:pPr>
+      <w:r>
+        <w:rPr>
+          <w:rFonts w:hint="eastAsia"/>
+        </w:rPr>
+        <w:t>开发容器</w:t>
+      </w:r>
+    </w:p>
+    <w:p>
+      <w:pPr>
+        <w:pStyle w:val="2"/>
+        <w:rPr>
+          <w:rFonts w:hint="eastAsia"/>
+        </w:rPr>
+      </w:pPr>
+      <w:r>
+        <w:rPr>
+          <w:rFonts w:hint="eastAsia"/>
+        </w:rPr>
+        <w:t>使用情况和成本</w:t>
+      </w:r>
+    </w:p>
+    <w:p>
+      <w:pPr>
+        <w:pStyle w:val="3"/>
+        <w:rPr>
+          <w:rFonts w:hint="eastAsia"/>
+        </w:rPr>
+      </w:pPr>
+      <w:r>
+        <w:rPr>
+          <w:rFonts w:hint="eastAsia"/>
+        </w:rPr>
+        <w:t>监控</w:t>
+      </w:r>
+    </w:p>
+    <w:p>
+      <w:pPr>
+        <w:pStyle w:val="3"/>
+        <w:rPr>
+          <w:rFonts w:hint="eastAsia"/>
+        </w:rPr>
+      </w:pPr>
+      <w:r>
+        <w:rPr>
+          <w:rFonts w:hint="eastAsia"/>
+        </w:rPr>
+        <w:t>成本</w:t>
+      </w:r>
+    </w:p>
+    <w:p>
+      <w:pPr>
+        <w:pStyle w:val="3"/>
+        <w:rPr>
+          <w:rFonts w:hint="eastAsia"/>
+        </w:rPr>
+      </w:pPr>
+      <w:r>
+        <w:rPr>
+          <w:rFonts w:hint="eastAsia"/>
+        </w:rPr>
+        <w:t>使用分析跟踪团队使用情况</w:t>
+      </w:r>
+    </w:p>
+    <w:p>
+      <w:pPr>
+        <w:pStyle w:val="2"/>
+        <w:rPr>
+          <w:rFonts w:hint="eastAsia"/>
+        </w:rPr>
+      </w:pPr>
+      <w:r>
+        <w:rPr>
+          <w:rFonts w:hint="eastAsia"/>
+        </w:rPr>
+        <w:t>插件分发</w:t>
+      </w:r>
+    </w:p>
+    <w:p>
+      <w:pPr>
+        <w:pStyle w:val="3"/>
+        <w:rPr>
+          <w:rFonts w:hint="eastAsia"/>
+        </w:rPr>
+      </w:pPr>
+      <w:r>
+        <w:rPr>
+          <w:rFonts w:hint="eastAsia"/>
+        </w:rPr>
+        <w:t>创建和分发</w:t>
+      </w:r>
+      <w:r>
+        <w:rPr>
+          <w:rFonts w:hint="eastAsia"/>
+        </w:rPr>
+        <w:t xml:space="preserve"> plugin marketplace</w:t>
+      </w:r>
+    </w:p>
+    <w:p>
+      <w:pPr>
+        <w:pStyle w:val="3"/>
+        <w:rPr>
+          <w:rFonts w:hint="eastAsia"/>
+        </w:rPr>
+      </w:pPr>
+      <w:r>
+        <w:rPr>
+          <w:rFonts w:hint="eastAsia"/>
+        </w:rPr>
+        <w:t>插件依赖版本</w:t>
+      </w:r>
+    </w:p>
+    <w:p>
+      <w:pPr>
+        <w:pStyle w:val="3"/>
+        <w:rPr>
+          <w:rFonts w:hint="eastAsia"/>
+        </w:rPr>
+      </w:pPr>
+      <w:r>
+        <w:rPr>
+          <w:rFonts w:hint="eastAsia"/>
+        </w:rPr>
+        <w:t>从您的</w:t>
+      </w:r>
+      <w:r>
+        <w:rPr>
+          <w:rFonts w:hint="eastAsia"/>
+        </w:rPr>
+        <w:t xml:space="preserve"> CLI </w:t>
+      </w:r>
+      <w:r>
+        <w:rPr>
+          <w:rFonts w:hint="eastAsia"/>
+        </w:rPr>
+        <w:t>推荐您的插件</w:t>
+      </w:r>
+    </w:p>
+    <w:p>
+      <w:pPr>
+        <w:pStyle w:val="2"/>
+        <w:rPr>
+          <w:rFonts w:hint="eastAsia"/>
+        </w:rPr>
+      </w:pPr>
+      <w:r>
+        <w:rPr>
+          <w:rFonts w:hint="eastAsia"/>
+        </w:rPr>
+        <w:t>安全和数据</w:t>
+      </w:r>
+    </w:p>
+    <w:p>
+      <w:pPr>
+        <w:pStyle w:val="3"/>
+        <w:rPr>
+          <w:rFonts w:hint="eastAsia"/>
+        </w:rPr>
+      </w:pPr>
+      <w:r>
+        <w:rPr>
+          <w:rFonts w:hint="eastAsia"/>
+        </w:rPr>
+        <w:t>安全性</w:t>
+      </w:r>
+    </w:p>
+    <w:p>
+      <w:pPr>
+        <w:pStyle w:val="3"/>
+        <w:rPr>
+          <w:rFonts w:hint="eastAsia"/>
+        </w:rPr>
+      </w:pPr>
+      <w:r>
+        <w:rPr>
+          <w:rFonts w:hint="eastAsia"/>
+        </w:rPr>
+        <w:t>数据使用</w:t>
+      </w:r>
+    </w:p>
+    <w:p>
+      <w:pPr>
+        <w:pStyle w:val="3"/>
+        <w:rPr>
+          <w:rFonts w:hint="eastAsia"/>
+        </w:rPr>
+      </w:pPr>
+      <w:r>
+        <w:rPr>
+          <w:rFonts w:hint="eastAsia"/>
+        </w:rPr>
+        <w:t>零数据保留</w:t>
+      </w:r>
+    </w:p>
+    <w:p>
+      <w:pPr>
+        <w:pStyle w:val="2"/>
+        <w:rPr>
+          <w:rFonts w:hint="eastAsia"/>
+        </w:rPr>
+      </w:pPr>
+      <w:r>
+        <w:rPr>
+          <w:rFonts w:hint="eastAsia"/>
+        </w:rPr>
+        <w:t>采用</w:t>
+      </w:r>
+    </w:p>
+    <w:p>
+      <w:pPr>
+        <w:pStyle w:val="3"/>
+        <w:rPr>
+          <w:rFonts w:hint="eastAsia"/>
+        </w:rPr>
+      </w:pPr>
+      <w:r>
+        <w:rPr>
+          <w:rFonts w:hint="eastAsia"/>
+        </w:rPr>
+        <w:t>通信工具包</w:t>
+      </w:r>
+    </w:p>
+    <w:p>
+      <w:pPr>
+        <w:pStyle w:val="3"/>
+      </w:pPr>
+      <w:r>
+        <w:t>Champion kit</w:t>
+      </w:r>
+    </w:p>
+    <w:p>
+      <w:pPr>
+        <w:pStyle w:val="1"/>
+      </w:pPr>
+      <w:r>
+        <w:rPr>
+          <w:rFonts w:hint="eastAsia"/>
+        </w:rPr>
+        <w:t>配置</w:t>
+      </w:r>
+    </w:p>
+    <w:p>
+      <w:pPr>
+        <w:pStyle w:val="2"/>
+        <w:rPr>
+          <w:rFonts w:hint="eastAsia"/>
+        </w:rPr>
+      </w:pPr>
+      <w:r>
+        <w:rPr>
+          <w:rFonts w:hint="eastAsia"/>
+        </w:rPr>
+        <w:t>设置和权限</w:t>
+      </w:r>
+    </w:p>
+    <w:p>
+      <w:pPr>
+        <w:pStyle w:val="2"/>
+        <w:rPr>
+          <w:rFonts w:hint="eastAsia"/>
+        </w:rPr>
+      </w:pPr>
+      <w:r>
+        <w:rPr>
+          <w:rFonts w:hint="eastAsia"/>
+        </w:rPr>
+        <w:lastRenderedPageBreak/>
+        <w:t>设置</w:t>
+      </w:r>
+    </w:p>
+    <w:p>
+      <w:pPr>
+        <w:pStyle w:val="3"/>
+        <w:rPr>
+          <w:rFonts w:hint="eastAsia"/>
+        </w:rPr>
+      </w:pPr>
+      <w:r>
+        <w:rPr>
+          <w:rFonts w:hint="eastAsia"/>
+        </w:rPr>
+        <w:t>权限</w:t>
+      </w:r>
+    </w:p>
+    <w:p>
+      <w:pPr>
+        <w:pStyle w:val="3"/>
+        <w:rPr>
+          <w:rFonts w:hint="eastAsia"/>
+        </w:rPr>
+      </w:pPr>
+      <w:r>
+        <w:rPr>
+          <w:rFonts w:hint="eastAsia"/>
+        </w:rPr>
+        <w:t>沙箱环境</w:t>
+      </w:r>
+    </w:p>
+    <w:p>
+      <w:pPr>
+        <w:pStyle w:val="3"/>
+        <w:rPr>
+          <w:rFonts w:hint="eastAsia"/>
+        </w:rPr>
+      </w:pPr>
+      <w:r>
+        <w:rPr>
+          <w:rFonts w:hint="eastAsia"/>
+        </w:rPr>
+        <w:t xml:space="preserve">Bash </w:t>
+      </w:r>
+      <w:r>
+        <w:rPr>
+          <w:rFonts w:hint="eastAsia"/>
+        </w:rPr>
+        <w:t>沙箱</w:t>
+      </w:r>
+    </w:p>
+    <w:p>
+      <w:pPr>
+        <w:pStyle w:val="2"/>
+        <w:rPr>
+          <w:rFonts w:hint="eastAsia"/>
+        </w:rPr>
+      </w:pPr>
+      <w:r>
+        <w:rPr>
+          <w:rFonts w:hint="eastAsia"/>
+        </w:rPr>
+        <w:t>模型和响应</w:t>
+      </w:r>
+    </w:p>
+    <w:p>
+      <w:pPr>
+        <w:pStyle w:val="3"/>
+        <w:rPr>
+          <w:rFonts w:hint="eastAsia"/>
+        </w:rPr>
+      </w:pPr>
+      <w:r>
+        <w:rPr>
+          <w:rFonts w:hint="eastAsia"/>
+        </w:rPr>
+        <w:t>模型配置</w:t>
+      </w:r>
+    </w:p>
+    <w:p>
+      <w:pPr>
+        <w:pStyle w:val="3"/>
+        <w:rPr>
+          <w:rFonts w:hint="eastAsia"/>
+        </w:rPr>
+      </w:pPr>
+      <w:r>
+        <w:rPr>
+          <w:rFonts w:hint="eastAsia"/>
+        </w:rPr>
+        <w:t>使用快速模式加快响应速度</w:t>
+      </w:r>
+    </w:p>
+    <w:p>
+      <w:pPr>
+        <w:pStyle w:val="3"/>
+        <w:rPr>
+          <w:rFonts w:hint="eastAsia"/>
+        </w:rPr>
+      </w:pPr>
+      <w:r>
+        <w:rPr>
+          <w:rFonts w:hint="eastAsia"/>
+        </w:rPr>
+        <w:t>输出样式</w:t>
+      </w:r>
+    </w:p>
+    <w:p>
+      <w:pPr>
+        <w:pStyle w:val="2"/>
+        <w:rPr>
+          <w:rFonts w:hint="eastAsia"/>
+        </w:rPr>
+      </w:pPr>
+      <w:r>
+        <w:rPr>
+          <w:rFonts w:hint="eastAsia"/>
+        </w:rPr>
+        <w:t>界面</w:t>
+      </w:r>
+    </w:p>
+    <w:p>
+      <w:pPr>
+        <w:pStyle w:val="3"/>
+        <w:rPr>
+          <w:rFonts w:hint="eastAsia"/>
+        </w:rPr>
+      </w:pPr>
+      <w:r>
+        <w:rPr>
+          <w:rFonts w:hint="eastAsia"/>
+        </w:rPr>
+        <w:t>终端配置</w:t>
+      </w:r>
+    </w:p>
+    <w:p>
+      <w:pPr>
+        <w:pStyle w:val="3"/>
+        <w:rPr>
+          <w:rFonts w:hint="eastAsia"/>
+        </w:rPr>
+      </w:pPr>
+      <w:r>
+        <w:rPr>
+          <w:rFonts w:hint="eastAsia"/>
+        </w:rPr>
+        <w:t>全屏渲染</w:t>
+      </w:r>
+    </w:p>
+    <w:p>
+      <w:pPr>
+        <w:pStyle w:val="3"/>
+        <w:rPr>
+          <w:rFonts w:hint="eastAsia"/>
+        </w:rPr>
+      </w:pPr>
+      <w:r>
+        <w:rPr>
+          <w:rFonts w:hint="eastAsia"/>
+        </w:rPr>
+        <w:t>语音听写</w:t>
+      </w:r>
+    </w:p>
+    <w:p>
+      <w:pPr>
+        <w:pStyle w:val="3"/>
+        <w:rPr>
+          <w:rFonts w:hint="eastAsia"/>
+        </w:rPr>
+      </w:pPr>
+      <w:r>
+        <w:rPr>
+          <w:rFonts w:hint="eastAsia"/>
+        </w:rPr>
+        <w:t>自定义状态行</w:t>
+      </w:r>
+    </w:p>
+    <w:p>
+      <w:pPr>
+        <w:pStyle w:val="3"/>
+        <w:rPr>
+          <w:rFonts w:hint="eastAsia"/>
+        </w:rPr>
+      </w:pPr>
+      <w:r>
+        <w:rPr>
+          <w:rFonts w:hint="eastAsia"/>
+        </w:rPr>
+        <w:t>自定义快捷键</w:t>
+      </w:r>
+    </w:p>
+    <w:p>
+      <w:pPr>
+        <w:pStyle w:val="1"/>
+      </w:pPr>
+      <w:r>
+        <w:rPr>
+          <w:rFonts w:hint="eastAsia"/>
+        </w:rPr>
+        <w:t>参考</w:t>
+      </w:r>
+    </w:p>
+    <w:p>
+      <w:pPr>
+        <w:pStyle w:val="2"/>
+        <w:rPr>
+          <w:rFonts w:hint="eastAsia"/>
+        </w:rPr>
+      </w:pPr>
+      <w:r>
+        <w:rPr>
+          <w:rFonts w:hint="eastAsia"/>
+        </w:rPr>
+        <w:t xml:space="preserve">CLI </w:t>
+      </w:r>
+      <w:r>
+        <w:rPr>
+          <w:rFonts w:hint="eastAsia"/>
+        </w:rPr>
+        <w:t>参考</w:t>
+      </w:r>
+    </w:p>
+    <w:p>
+      <w:pPr>
+        <w:pStyle w:val="2"/>
+        <w:rPr>
+          <w:rFonts w:hint="eastAsia"/>
+        </w:rPr>
+      </w:pPr>
+      <w:r>
+        <w:rPr>
+          <w:rFonts w:hint="eastAsia"/>
+        </w:rPr>
+        <w:t>命令</w:t>
+      </w:r>
+    </w:p>
+    <w:p>
+      <w:pPr>
+        <w:pStyle w:val="2"/>
+        <w:rPr>
+          <w:rFonts w:hint="eastAsia"/>
+        </w:rPr>
+      </w:pPr>
+      <w:r>
+        <w:rPr>
+          <w:rFonts w:hint="eastAsia"/>
+        </w:rPr>
+        <w:t>环境变量</w:t>
+      </w:r>
+    </w:p>
+    <w:p>
+      <w:pPr>
+        <w:pStyle w:val="2"/>
+        <w:rPr>
+          <w:rFonts w:hint="eastAsia"/>
+        </w:rPr>
+      </w:pPr>
+      <w:r>
+        <w:rPr>
+          <w:rFonts w:hint="eastAsia"/>
+        </w:rPr>
+        <w:t>工具参考</w:t>
+      </w:r>
+    </w:p>
+    <w:p>
+      <w:pPr>
+        <w:pStyle w:val="2"/>
+        <w:rPr>
+          <w:rFonts w:hint="eastAsia"/>
+        </w:rPr>
+      </w:pPr>
+      <w:r>
+        <w:rPr>
+          <w:rFonts w:hint="eastAsia"/>
+        </w:rPr>
+        <w:t>交互模式</w:t>
+      </w:r>
+    </w:p>
+    <w:p>
+      <w:pPr>
+        <w:pStyle w:val="2"/>
+      </w:pPr>
+      <w:r>
+        <w:t>Checkpointing</w:t>
+      </w:r>
+    </w:p>
+    <w:p>
+      <w:pPr>
+        <w:pStyle w:val="2"/>
+        <w:rPr>
+          <w:rFonts w:hint="eastAsia"/>
+        </w:rPr>
+      </w:pPr>
+      <w:r>
+        <w:rPr>
+          <w:rFonts w:hint="eastAsia"/>
+        </w:rPr>
+        <w:t xml:space="preserve">Hooks </w:t>
+      </w:r>
+      <w:r>
+        <w:rPr>
+          <w:rFonts w:hint="eastAsia"/>
+        </w:rPr>
+        <w:t>参考</w:t>
+      </w:r>
+    </w:p>
+    <w:p>
+      <w:pPr>
+        <w:pStyle w:val="2"/>
+        <w:rPr>
+          <w:rFonts w:hint="eastAsia"/>
+        </w:rPr>
+      </w:pPr>
+      <w:r>
+        <w:rPr>
+          <w:rFonts w:hint="eastAsia"/>
+        </w:rPr>
+        <w:t xml:space="preserve">Plugins </w:t>
+      </w:r>
+      <w:r>
+        <w:rPr>
+          <w:rFonts w:hint="eastAsia"/>
+        </w:rPr>
+        <w:t>参考</w:t>
+      </w:r>
+    </w:p>
+    <w:p>
+      <w:pPr>
+        <w:pStyle w:val="2"/>
+        <w:rPr>
+          <w:rFonts w:hint="eastAsia"/>
+        </w:rPr>
+      </w:pPr>
+      <w:r>
+        <w:rPr>
+          <w:rFonts w:hint="eastAsia"/>
+        </w:rPr>
+        <w:t xml:space="preserve">Channels </w:t>
+      </w:r>
+      <w:r>
+        <w:rPr>
+          <w:rFonts w:hint="eastAsia"/>
+        </w:rPr>
+        <w:t>参考</w:t>
+      </w:r>
+    </w:p>
+    <w:p>
+      <w:pPr>
+        <w:pStyle w:val="2"/>
+        <w:rPr>
+          <w:rFonts w:hint="eastAsia"/>
+        </w:rPr>
+      </w:pPr>
+      <w:r>
+        <w:rPr>
+          <w:rFonts w:hint="eastAsia"/>
+        </w:rPr>
+        <w:t>术语表</w:t>
+      </w:r>
+    </w:p>
+    <w:p>
+      <w:pPr>
+        <w:pStyle w:val="1"/>
+      </w:pPr>
+      <w:r>
+        <w:rPr>
+          <w:rFonts w:hint="eastAsia"/>
+        </w:rPr>
+        <w:t>Agent SDK</w:t>
+      </w:r>
+    </w:p>
+    <w:p>
+      <w:pPr>
+        <w:pStyle w:val="2"/>
       </w:pPr>
       <w:r>
         <w:rPr>
@@ -19519,31 +23786,67 @@
         <w:rPr>
           <w:rFonts w:hint="eastAsia"/>
         </w:rPr>
-        <w:t>探索</w:t>
-      </w:r>
-      <w:r>
-        <w:rPr>
-          <w:rFonts w:hint="eastAsia"/>
-        </w:rPr>
-        <w:t>-</w:t>
-      </w:r>
-      <w:r>
-        <w:rPr>
-          <w:rFonts w:hint="eastAsia"/>
-        </w:rPr>
-        <w:t>计划</w:t>
-      </w:r>
-      <w:r>
-        <w:rPr>
-          <w:rFonts w:hint="eastAsia"/>
-        </w:rPr>
-        <w:t>-</w:t>
-      </w:r>
-      <w:r>
-        <w:rPr>
-          <w:rFonts w:hint="eastAsia"/>
-        </w:rPr>
-        <w:t>编码</w:t>
+        <w:t>核心概念</w:t>
+      </w:r>
+    </w:p>
+    <w:p>
+      <w:pPr>
+        <w:pStyle w:val="3"/>
+      </w:pPr>
+      <w:r>
+        <w:rPr>
+          <w:rFonts w:hint="eastAsia"/>
+        </w:rPr>
+        <w:t>代理循环如何工作</w:t>
+      </w:r>
+    </w:p>
+    <w:p>
+      <w:pPr>
+        <w:pStyle w:val="3"/>
+      </w:pPr>
+      <w:r>
+        <w:rPr>
+          <w:rFonts w:hint="eastAsia"/>
+        </w:rPr>
+        <w:lastRenderedPageBreak/>
+        <w:t>使用</w:t>
+      </w:r>
+      <w:r>
+        <w:rPr>
+          <w:rFonts w:hint="eastAsia"/>
+        </w:rPr>
+        <w:t>Claude Code</w:t>
+      </w:r>
+      <w:r>
+        <w:rPr>
+          <w:rFonts w:hint="eastAsia"/>
+        </w:rPr>
+        <w:t>功能</w:t>
+      </w:r>
+    </w:p>
+    <w:p>
+      <w:pPr>
+        <w:pStyle w:val="3"/>
+      </w:pPr>
+      <w:r>
+        <w:rPr>
+          <w:rFonts w:hint="eastAsia"/>
+        </w:rPr>
+        <w:t>使用会话</w:t>
+      </w:r>
+    </w:p>
+    <w:p>
+      <w:pPr>
+        <w:pStyle w:val="3"/>
+        <w:rPr>
+          <w:rFonts w:hint="eastAsia"/>
+        </w:rPr>
+      </w:pPr>
+      <w:r>
+        <w:rPr>
+          <w:rFonts w:hint="eastAsia"/>
+        </w:rPr>
+        <w:t>Session storage</w:t>
       </w:r>
     </w:p>
     <w:p>
@@ -19554,7 +23857,54 @@
         <w:rPr>
           <w:rFonts w:hint="eastAsia"/>
         </w:rPr>
-        <w:t>团队协作工作流</w:t>
+        <w:t>输入和输出</w:t>
+      </w:r>
+    </w:p>
+    <w:p>
+      <w:pPr>
+        <w:pStyle w:val="3"/>
+      </w:pPr>
+      <w:r>
+        <w:rPr>
+          <w:rFonts w:hint="eastAsia"/>
+        </w:rPr>
+        <w:t>流式输入</w:t>
+      </w:r>
+    </w:p>
+    <w:p>
+      <w:pPr>
+        <w:pStyle w:val="3"/>
+      </w:pPr>
+      <w:r>
+        <w:rPr>
+          <w:rFonts w:hint="eastAsia"/>
+        </w:rPr>
+        <w:t>处理批准和用户输入</w:t>
+      </w:r>
+    </w:p>
+    <w:p>
+      <w:pPr>
+        <w:pStyle w:val="3"/>
+      </w:pPr>
+      <w:r>
+        <w:rPr>
+          <w:rFonts w:hint="eastAsia"/>
+        </w:rPr>
+        <w:t>实时流式传输响应</w:t>
+      </w:r>
+    </w:p>
+    <w:p>
+      <w:pPr>
+        <w:pStyle w:val="3"/>
+        <w:rPr>
+          <w:rFonts w:hint="eastAsia"/>
+        </w:rPr>
+      </w:pPr>
+      <w:r>
+        <w:rPr>
+          <w:rFonts w:hint="eastAsia"/>
+        </w:rPr>
+        <w:t>Structured outputs</w:t>
       </w:r>
     </w:p>
     <w:p>
@@ -19565,21 +23915,383 @@
         <w:rPr>
           <w:rFonts w:hint="eastAsia"/>
         </w:rPr>
-        <w:t>开发工作流</w:t>
+        <w:t>使用工具扩展</w:t>
+      </w:r>
+    </w:p>
+    <w:p>
+      <w:pPr>
+        <w:pStyle w:val="3"/>
+      </w:pPr>
+      <w:r>
+        <w:rPr>
+          <w:rFonts w:hint="eastAsia"/>
+        </w:rPr>
+        <w:t>为</w:t>
+      </w:r>
+      <w:r>
+        <w:rPr>
+          <w:rFonts w:hint="eastAsia"/>
+        </w:rPr>
+        <w:t>Claude</w:t>
+      </w:r>
+      <w:r>
+        <w:rPr>
+          <w:rFonts w:hint="eastAsia"/>
+        </w:rPr>
+        <w:t>提供自定义工具</w:t>
+      </w:r>
+    </w:p>
+    <w:p>
+      <w:pPr>
+        <w:pStyle w:val="3"/>
+      </w:pPr>
+      <w:r>
+        <w:rPr>
+          <w:rFonts w:hint="eastAsia"/>
+        </w:rPr>
+        <w:t>使用</w:t>
+      </w:r>
+      <w:r>
+        <w:rPr>
+          <w:rFonts w:hint="eastAsia"/>
+        </w:rPr>
+        <w:t>MCP</w:t>
+      </w:r>
+      <w:r>
+        <w:rPr>
+          <w:rFonts w:hint="eastAsia"/>
+        </w:rPr>
+        <w:t>连接外部工具</w:t>
+      </w:r>
+    </w:p>
+    <w:p>
+      <w:pPr>
+        <w:pStyle w:val="3"/>
+      </w:pPr>
+      <w:r>
+        <w:rPr>
+          <w:rFonts w:hint="eastAsia"/>
+        </w:rPr>
+        <w:t>使用工具搜索扩展到多个工具</w:t>
+      </w:r>
+    </w:p>
+    <w:p>
+      <w:pPr>
+        <w:pStyle w:val="3"/>
+        <w:rPr>
+          <w:rFonts w:hint="eastAsia"/>
+        </w:rPr>
+      </w:pPr>
+      <w:r>
+        <w:rPr>
+          <w:rFonts w:hint="eastAsia"/>
+        </w:rPr>
+        <w:t>SDK</w:t>
+      </w:r>
+      <w:r>
+        <w:rPr>
+          <w:rFonts w:hint="eastAsia"/>
+        </w:rPr>
+        <w:t>中的子代理</w:t>
       </w:r>
     </w:p>
     <w:p>
       <w:pPr>
         <w:pStyle w:val="2"/>
-        <w:rPr>
-          <w:rFonts w:hint="eastAsia"/>
-        </w:rPr>
-      </w:pPr>
-      <w:r>
-        <w:rPr>
-          <w:rFonts w:hint="eastAsia"/>
-        </w:rPr>
-        <w:t>代码评审质量</w:t>
+      </w:pPr>
+      <w:r>
+        <w:rPr>
+          <w:rFonts w:hint="eastAsia"/>
+        </w:rPr>
+        <w:t>自定义行为</w:t>
+      </w:r>
+    </w:p>
+    <w:p>
+      <w:pPr>
+        <w:pStyle w:val="3"/>
+      </w:pPr>
+      <w:r>
+        <w:rPr>
+          <w:rFonts w:hint="eastAsia"/>
+        </w:rPr>
+        <w:t>修改系统提示词</w:t>
+      </w:r>
+    </w:p>
+    <w:p>
+      <w:pPr>
+        <w:pStyle w:val="3"/>
+      </w:pPr>
+      <w:r>
+        <w:rPr>
+          <w:rFonts w:hint="eastAsia"/>
+        </w:rPr>
+        <w:t>SDK</w:t>
+      </w:r>
+      <w:r>
+        <w:rPr>
+          <w:rFonts w:hint="eastAsia"/>
+        </w:rPr>
+        <w:t>中的</w:t>
+      </w:r>
+      <w:r>
+        <w:rPr>
+          <w:rFonts w:hint="eastAsia"/>
+        </w:rPr>
+        <w:t>slash commands</w:t>
+      </w:r>
+    </w:p>
+    <w:p>
+      <w:pPr>
+        <w:pStyle w:val="3"/>
+      </w:pPr>
+      <w:r>
+        <w:rPr>
+          <w:rFonts w:hint="eastAsia"/>
+        </w:rPr>
+        <w:t>SDK</w:t>
+      </w:r>
+      <w:r>
+        <w:rPr>
+          <w:rFonts w:hint="eastAsia"/>
+        </w:rPr>
+        <w:t>中的</w:t>
+      </w:r>
+      <w:r>
+        <w:rPr>
+          <w:rFonts w:hint="eastAsia"/>
+        </w:rPr>
+        <w:t>Agent Skills</w:t>
+      </w:r>
+    </w:p>
+    <w:p>
+      <w:pPr>
+        <w:pStyle w:val="3"/>
+        <w:rPr>
+          <w:rFonts w:hint="eastAsia"/>
+        </w:rPr>
+      </w:pPr>
+      <w:r>
+        <w:rPr>
+          <w:rFonts w:hint="eastAsia"/>
+        </w:rPr>
+        <w:t>SDK</w:t>
+      </w:r>
+      <w:r>
+        <w:rPr>
+          <w:rFonts w:hint="eastAsia"/>
+        </w:rPr>
+        <w:t>中的</w:t>
+      </w:r>
+      <w:r>
+        <w:rPr>
+          <w:rFonts w:hint="eastAsia"/>
+        </w:rPr>
+        <w:t>Plugins</w:t>
+      </w:r>
+    </w:p>
+    <w:p>
+      <w:pPr>
+        <w:pStyle w:val="2"/>
+      </w:pPr>
+      <w:r>
+        <w:rPr>
+          <w:rFonts w:hint="eastAsia"/>
+        </w:rPr>
+        <w:t>控制和可观测性</w:t>
+      </w:r>
+    </w:p>
+    <w:p>
+      <w:pPr>
+        <w:pStyle w:val="3"/>
+      </w:pPr>
+      <w:r>
+        <w:rPr>
+          <w:rFonts w:hint="eastAsia"/>
+        </w:rPr>
+        <w:t>配置权限</w:t>
+      </w:r>
+    </w:p>
+    <w:p>
+      <w:pPr>
+        <w:pStyle w:val="3"/>
+      </w:pPr>
+      <w:r>
+        <w:rPr>
+          <w:rFonts w:hint="eastAsia"/>
+        </w:rPr>
+        <w:t>使用</w:t>
+      </w:r>
+      <w:r>
+        <w:rPr>
+          <w:rFonts w:hint="eastAsia"/>
+        </w:rPr>
+        <w:t>hooks</w:t>
+      </w:r>
+      <w:r>
+        <w:rPr>
+          <w:rFonts w:hint="eastAsia"/>
+        </w:rPr>
+        <w:t>拦截和控制代理行为</w:t>
+      </w:r>
+    </w:p>
+    <w:p>
+      <w:pPr>
+        <w:pStyle w:val="3"/>
+      </w:pPr>
+      <w:r>
+        <w:rPr>
+          <w:rFonts w:hint="eastAsia"/>
+        </w:rPr>
+        <w:t>File checkpointing</w:t>
+      </w:r>
+    </w:p>
+    <w:p>
+      <w:pPr>
+        <w:pStyle w:val="3"/>
+      </w:pPr>
+      <w:r>
+        <w:rPr>
+          <w:rFonts w:hint="eastAsia"/>
+        </w:rPr>
+        <w:t>跟踪成本和使用情况</w:t>
+      </w:r>
+    </w:p>
+    <w:p>
+      <w:pPr>
+        <w:pStyle w:val="3"/>
+      </w:pPr>
+      <w:r>
+        <w:rPr>
+          <w:rFonts w:hint="eastAsia"/>
+        </w:rPr>
+        <w:t>Observability</w:t>
+      </w:r>
+    </w:p>
+    <w:p>
+      <w:pPr>
+        <w:pStyle w:val="3"/>
+        <w:rPr>
+          <w:rFonts w:hint="eastAsia"/>
+        </w:rPr>
+      </w:pPr>
+      <w:r>
+        <w:rPr>
+          <w:rFonts w:hint="eastAsia"/>
+        </w:rPr>
+        <w:t>待办事项列表</w:t>
+      </w:r>
+    </w:p>
+    <w:p>
+      <w:pPr>
+        <w:pStyle w:val="2"/>
+      </w:pPr>
+      <w:r>
+        <w:rPr>
+          <w:rFonts w:hint="eastAsia"/>
+        </w:rPr>
+        <w:t>部署</w:t>
+      </w:r>
+    </w:p>
+    <w:p>
+      <w:pPr>
+        <w:pStyle w:val="3"/>
+      </w:pPr>
+      <w:r>
+        <w:rPr>
+          <w:rFonts w:hint="eastAsia"/>
+        </w:rPr>
+        <w:t>托管</w:t>
+      </w:r>
+      <w:r>
+        <w:rPr>
+          <w:rFonts w:hint="eastAsia"/>
+        </w:rPr>
+        <w:t>Agent SDK</w:t>
+      </w:r>
+    </w:p>
+    <w:p>
+      <w:pPr>
+        <w:pStyle w:val="3"/>
+        <w:rPr>
+          <w:rFonts w:hint="eastAsia"/>
+        </w:rPr>
+      </w:pPr>
+      <w:r>
+        <w:rPr>
+          <w:rFonts w:hint="eastAsia"/>
+        </w:rPr>
+        <w:t>Secure deployment</w:t>
+      </w:r>
+    </w:p>
+    <w:p>
+      <w:pPr>
+        <w:pStyle w:val="2"/>
+      </w:pPr>
+      <w:r>
+        <w:rPr>
+          <w:rFonts w:hint="eastAsia"/>
+        </w:rPr>
+        <w:t>SDK</w:t>
+      </w:r>
+      <w:r>
+        <w:rPr>
+          <w:rFonts w:hint="eastAsia"/>
+        </w:rPr>
+        <w:t>参考</w:t>
+      </w:r>
+    </w:p>
+    <w:p>
+      <w:pPr>
+        <w:pStyle w:val="3"/>
+      </w:pPr>
+      <w:r>
+        <w:rPr>
+          <w:rFonts w:hint="eastAsia"/>
+        </w:rPr>
+        <w:t>TypeScript SDK</w:t>
+      </w:r>
+    </w:p>
+    <w:p>
+      <w:pPr>
+        <w:pStyle w:val="3"/>
+      </w:pPr>
+      <w:r>
+        <w:rPr>
+          <w:rFonts w:hint="eastAsia"/>
+        </w:rPr>
+        <w:lastRenderedPageBreak/>
+        <w:t>TypeScript V2</w:t>
+      </w:r>
+      <w:r>
+        <w:rPr>
+          <w:rFonts w:hint="eastAsia"/>
+        </w:rPr>
+        <w:t>（已移除）</w:t>
+      </w:r>
+    </w:p>
+    <w:p>
+      <w:pPr>
+        <w:pStyle w:val="3"/>
+      </w:pPr>
+      <w:r>
+        <w:rPr>
+          <w:rFonts w:hint="eastAsia"/>
+        </w:rPr>
+        <w:t>Python SDK</w:t>
+      </w:r>
+    </w:p>
+    <w:p>
+      <w:pPr>
+        <w:pStyle w:val="3"/>
+        <w:rPr>
+          <w:rFonts w:hint="eastAsia"/>
+        </w:rPr>
+      </w:pPr>
+      <w:r>
+        <w:rPr>
+          <w:rFonts w:hint="eastAsia"/>
+        </w:rPr>
+        <w:t>迁移指南</w:t>
       </w:r>
     </w:p>
     <w:p>
@@ -19590,7 +24302,7 @@
         <w:rPr>
           <w:rFonts w:hint="eastAsia"/>
         </w:rPr>
-        <w:t>命令库</w:t>
+        <w:t>性能优化</w:t>
       </w:r>
     </w:p>
     <w:p>
@@ -19601,9 +24313,30 @@
         <w:rPr>
           <w:rFonts w:hint="eastAsia"/>
         </w:rPr>
-        <w:t>概述</w:t>
-      </w:r>
-    </w:p>
+        <w:t>超级思考</w:t>
+      </w:r>
+      <w:r>
+        <w:rPr>
+          <w:rFonts w:hint="eastAsia"/>
+        </w:rPr>
+        <w:t>（</w:t>
+      </w:r>
+      <w:proofErr w:type="spellStart"/>
+      <w:r>
+        <w:t>Ultrathink</w:t>
+      </w:r>
+      <w:proofErr w:type="spellEnd"/>
+      <w:r>
+        <w:t>++</w:t>
+      </w:r>
+      <w:r>
+        <w:rPr>
+          <w:rFonts w:hint="eastAsia"/>
+        </w:rPr>
+        <w:t>）</w:t>
+      </w:r>
+    </w:p>
+    <w:p/>
     <w:p>
       <w:pPr>
         <w:pStyle w:val="2"/>
@@ -19612,7 +24345,7 @@
         <w:rPr>
           <w:rFonts w:hint="eastAsia"/>
         </w:rPr>
-        <w:t>代码智能重构</w:t>
+        <w:t>上下文管理</w:t>
       </w:r>
     </w:p>
     <w:p>
@@ -19623,139 +24356,12 @@
         <w:rPr>
           <w:rFonts w:hint="eastAsia"/>
         </w:rPr>
-        <w:t>生成测试用例</w:t>
+        <w:t>模型选择</w:t>
       </w:r>
     </w:p>
     <w:p>
       <w:pPr>
         <w:pStyle w:val="2"/>
-      </w:pPr>
-      <w:r>
-        <w:rPr>
-          <w:rFonts w:hint="eastAsia"/>
-        </w:rPr>
-        <w:t>TypeScript</w:t>
-      </w:r>
-      <w:r>
-        <w:rPr>
-          <w:rFonts w:hint="eastAsia"/>
-        </w:rPr>
-        <w:t>渐进式迁移</w:t>
-      </w:r>
-    </w:p>
-    <w:p>
-      <w:pPr>
-        <w:pStyle w:val="2"/>
-      </w:pPr>
-      <w:r>
-        <w:rPr>
-          <w:rFonts w:hint="eastAsia"/>
-        </w:rPr>
-        <w:t>分支管理清理</w:t>
-      </w:r>
-    </w:p>
-    <w:p>
-      <w:pPr>
-        <w:pStyle w:val="2"/>
-        <w:rPr>
-          <w:rFonts w:hint="eastAsia"/>
-        </w:rPr>
-      </w:pPr>
-      <w:r>
-        <w:rPr>
-          <w:rFonts w:hint="eastAsia"/>
-        </w:rPr>
-        <w:t>代码覆盖率分析</w:t>
-      </w:r>
-    </w:p>
-    <w:p>
-      <w:pPr>
-        <w:pStyle w:val="1"/>
-      </w:pPr>
-      <w:r>
-        <w:rPr>
-          <w:rFonts w:hint="eastAsia"/>
-        </w:rPr>
-        <w:t>插件</w:t>
-      </w:r>
-    </w:p>
-    <w:p>
-      <w:pPr>
-        <w:pStyle w:val="1"/>
-      </w:pPr>
-      <w:r>
-        <w:rPr>
-          <w:rFonts w:hint="eastAsia"/>
-        </w:rPr>
-        <w:t>性能优化</w:t>
-      </w:r>
-    </w:p>
-    <w:p>
-      <w:pPr>
-        <w:pStyle w:val="2"/>
-      </w:pPr>
-      <w:r>
-        <w:rPr>
-          <w:rFonts w:hint="eastAsia"/>
-        </w:rPr>
-        <w:t>超级思考</w:t>
-      </w:r>
-      <w:r>
-        <w:rPr>
-          <w:rFonts w:hint="eastAsia"/>
-        </w:rPr>
-        <w:t>（</w:t>
-      </w:r>
-      <w:proofErr w:type="spellStart"/>
-      <w:r>
-        <w:t>Ultrathink</w:t>
-      </w:r>
-      <w:proofErr w:type="spellEnd"/>
-      <w:r>
-        <w:t>++</w:t>
-      </w:r>
-      <w:r>
-        <w:rPr>
-          <w:rFonts w:hint="eastAsia"/>
-        </w:rPr>
-        <w:t>）</w:t>
-      </w:r>
-    </w:p>
-    <w:p>
-      <w:pPr>
-        <w:rPr>
-          <w:rFonts w:hint="eastAsia"/>
-        </w:rPr>
-      </w:pPr>
-    </w:p>
-    <w:p>
-      <w:pPr>
-        <w:pStyle w:val="2"/>
-      </w:pPr>
-      <w:r>
-        <w:rPr>
-          <w:rFonts w:hint="eastAsia"/>
-        </w:rPr>
-        <w:t>上下文管理</w:t>
-      </w:r>
-    </w:p>
-    <w:p>
-      <w:pPr>
-        <w:pStyle w:val="2"/>
-      </w:pPr>
-      <w:r>
-        <w:rPr>
-          <w:rFonts w:hint="eastAsia"/>
-        </w:rPr>
-        <w:t>模型选择</w:t>
-      </w:r>
-    </w:p>
-    <w:p>
-      <w:pPr>
-        <w:pStyle w:val="2"/>
-        <w:rPr>
-          <w:rFonts w:hint="eastAsia"/>
-        </w:rPr>
       </w:pPr>
       <w:r>
         <w:rPr>
@@ -21344,21 +25950,19 @@
     <w:next w:val="a"/>
     <w:link w:val="60"/>
     <w:uiPriority w:val="9"/>
-    <w:semiHidden/>
     <w:unhideWhenUsed/>
     <w:qFormat/>
-    <w:rsid w:val="00C00D71"/>
+    <w:rsid w:val="00B24CD2"/>
     <w:pPr>
       <w:keepNext/>
       <w:keepLines/>
-      <w:spacing w:before="40"/>
       <w:outlineLvl w:val="5"/>
     </w:pPr>
     <w:rPr>
-      <w:rFonts w:asciiTheme="minorHAnsi" w:eastAsiaTheme="minorEastAsia" w:hAnsiTheme="minorHAnsi" w:cstheme="majorBidi"/>
+      <w:rFonts w:cstheme="majorBidi"/>
       <w:b/>
       <w:bCs/>
-      <w:color w:val="0F4761" w:themeColor="accent1" w:themeShade="BF"/>
+      <w:color w:val="000000" w:themeColor="text1"/>
     </w:rPr>
   </w:style>
   <w:style w:type="paragraph" w:styleId="7">
@@ -21522,13 +26126,12 @@
     <w:basedOn w:val="a0"/>
     <w:link w:val="6"/>
     <w:uiPriority w:val="9"/>
-    <w:semiHidden/>
-    <w:rsid w:val="00C00D71"/>
+    <w:rsid w:val="00B24CD2"/>
     <w:rPr>
-      <w:rFonts w:cstheme="majorBidi"/>
+      <w:rFonts w:ascii="Times New Roman" w:eastAsia="仿宋" w:hAnsi="Times New Roman" w:cstheme="majorBidi"/>
       <w:b/>
       <w:bCs/>
-      <w:color w:val="0F4761" w:themeColor="accent1" w:themeShade="BF"/>
+      <w:color w:val="000000" w:themeColor="text1"/>
       <w:sz w:val="24"/>
     </w:rPr>
   </w:style>
@@ -21772,6 +26375,18 @@
     <w:rPr>
       <w:color w:val="605E5C"/>
       <w:shd w:val="clear" w:color="auto" w:fill="E1DFDD"/>
+    </w:rPr>
+  </w:style>
+  <w:style w:type="character" w:styleId="af0">
+    <w:name w:val="FollowedHyperlink"/>
+    <w:basedOn w:val="a0"/>
+    <w:uiPriority w:val="99"/>
+    <w:semiHidden/>
+    <w:unhideWhenUsed/>
+    <w:rsid w:val="000B04C4"/>
+    <w:rPr>
+      <w:color w:val="96607D" w:themeColor="followedHyperlink"/>
+      <w:u w:val="single"/>
     </w:rPr>
   </w:style>
 </w:styles>

--- a/4. 人工智能应用/AI-Coding/2. Claude Code.docx
+++ b/4. 人工智能应用/AI-Coding/2. Claude Code.docx
@@ -1720,19 +1720,7 @@
         <w:rPr>
           <w:rStyle w:val="ae"/>
         </w:rPr>
-        <w:t>管理</w:t>
-      </w:r>
-      <w:r>
-        <w:rPr>
-          <w:rStyle w:val="ae"/>
-        </w:rPr>
-        <w:t>会</w:t>
-      </w:r>
-      <w:r>
-        <w:rPr>
-          <w:rStyle w:val="ae"/>
-        </w:rPr>
-        <w:t>话</w:t>
+        <w:t>管理会话</w:t>
       </w:r>
       <w:r>
         <w:fldChar w:fldCharType="end"/>
@@ -2060,9 +2048,6 @@
     <w:p>
       <w:pPr>
         <w:jc w:val="center"/>
-        <w:rPr>
-          <w:rFonts w:hint="eastAsia"/>
-        </w:rPr>
       </w:pPr>
       <w:r>
         <w:rPr>
@@ -2869,7 +2854,19 @@
         <w:rPr>
           <w:rFonts w:hint="eastAsia"/>
         </w:rPr>
-        <w:t>控制 Claude 可以做什么</w:t>
+        <w:t>控制</w:t>
+      </w:r>
+      <w:r>
+        <w:rPr>
+          <w:rFonts w:hint="eastAsia"/>
+        </w:rPr>
+        <w:t xml:space="preserve"> Claude </w:t>
+      </w:r>
+      <w:r>
+        <w:rPr>
+          <w:rFonts w:hint="eastAsia"/>
+        </w:rPr>
+        <w:t>可以做什么</w:t>
       </w:r>
     </w:p>
     <w:p>
@@ -3232,7 +3229,19 @@
         <w:rPr>
           <w:rFonts w:hint="eastAsia"/>
         </w:rPr>
-        <w:t>向 Claude Code 寻求帮助</w:t>
+        <w:t>向</w:t>
+      </w:r>
+      <w:r>
+        <w:rPr>
+          <w:rFonts w:hint="eastAsia"/>
+        </w:rPr>
+        <w:t xml:space="preserve"> Claude Code </w:t>
+      </w:r>
+      <w:r>
+        <w:rPr>
+          <w:rFonts w:hint="eastAsia"/>
+        </w:rPr>
+        <w:t>寻求帮助</w:t>
       </w:r>
     </w:p>
     <w:p>
@@ -3285,7 +3294,19 @@
         <w:rPr>
           <w:rFonts w:hint="eastAsia"/>
         </w:rPr>
-        <w:t>给 Claude 一些东西来验证</w:t>
+        <w:t>给</w:t>
+      </w:r>
+      <w:r>
+        <w:rPr>
+          <w:rFonts w:hint="eastAsia"/>
+        </w:rPr>
+        <w:t xml:space="preserve"> Claude </w:t>
+      </w:r>
+      <w:r>
+        <w:rPr>
+          <w:rFonts w:hint="eastAsia"/>
+        </w:rPr>
+        <w:t>一些东西来验证</w:t>
       </w:r>
     </w:p>
     <w:p>
@@ -4662,11 +4683,6 @@
       </w:r>
     </w:p>
     <w:p>
-      <w:pPr>
-        <w:rPr>
-          <w:rFonts w:hint="eastAsia"/>
-        </w:rPr>
-      </w:pPr>
       <w:r>
         <w:tab/>
       </w:r>
@@ -4844,9 +4860,6 @@
     <w:p>
       <w:pPr>
         <w:ind w:firstLine="420"/>
-        <w:rPr>
-          <w:rFonts w:hint="eastAsia"/>
-        </w:rPr>
       </w:pPr>
       <w:r>
         <w:rPr>
@@ -4952,9 +4965,6 @@
     <w:p>
       <w:pPr>
         <w:ind w:firstLine="420"/>
-        <w:rPr>
-          <w:rFonts w:hint="eastAsia"/>
-        </w:rPr>
       </w:pPr>
       <w:r>
         <w:rPr>
@@ -5160,9 +5170,6 @@
     <w:p>
       <w:pPr>
         <w:pStyle w:val="4"/>
-        <w:rPr>
-          <w:rFonts w:hint="eastAsia"/>
-        </w:rPr>
       </w:pPr>
       <w:r>
         <w:rPr>
@@ -5198,9 +5205,6 @@
     <w:p>
       <w:pPr>
         <w:ind w:firstLine="420"/>
-        <w:rPr>
-          <w:rFonts w:hint="eastAsia"/>
-        </w:rPr>
       </w:pPr>
     </w:p>
     <w:p>
@@ -5231,9 +5235,6 @@
     <w:p>
       <w:pPr>
         <w:jc w:val="center"/>
-        <w:rPr>
-          <w:rFonts w:hint="eastAsia"/>
-        </w:rPr>
       </w:pPr>
       <w:r>
         <w:rPr>
@@ -5279,9 +5280,6 @@
     <w:p>
       <w:pPr>
         <w:ind w:firstLine="420"/>
-        <w:rPr>
-          <w:rFonts w:hint="eastAsia"/>
-        </w:rPr>
       </w:pPr>
       <w:r>
         <w:rPr>
@@ -5334,9 +5332,6 @@
     <w:p>
       <w:pPr>
         <w:pStyle w:val="4"/>
-        <w:rPr>
-          <w:rFonts w:hint="eastAsia"/>
-        </w:rPr>
       </w:pPr>
       <w:r>
         <w:rPr>
@@ -5359,9 +5354,6 @@
     <w:p>
       <w:pPr>
         <w:jc w:val="center"/>
-        <w:rPr>
-          <w:rFonts w:hint="eastAsia"/>
-        </w:rPr>
       </w:pPr>
       <w:r>
         <w:rPr>
@@ -5407,9 +5399,6 @@
     <w:p>
       <w:pPr>
         <w:pStyle w:val="4"/>
-        <w:rPr>
-          <w:rFonts w:hint="eastAsia"/>
-        </w:rPr>
       </w:pPr>
       <w:r>
         <w:rPr>
@@ -5421,9 +5410,6 @@
     <w:p>
       <w:pPr>
         <w:ind w:firstLine="420"/>
-        <w:rPr>
-          <w:rFonts w:hint="eastAsia"/>
-        </w:rPr>
       </w:pPr>
       <w:r>
         <w:rPr>
@@ -5574,9 +5560,6 @@
     <w:p>
       <w:pPr>
         <w:ind w:firstLine="420"/>
-        <w:rPr>
-          <w:rFonts w:hint="eastAsia"/>
-        </w:rPr>
       </w:pPr>
       <w:r>
         <w:rPr>
@@ -5602,9 +5585,6 @@
     <w:p>
       <w:pPr>
         <w:ind w:firstLine="420"/>
-        <w:rPr>
-          <w:rFonts w:hint="eastAsia"/>
-        </w:rPr>
       </w:pPr>
       <w:r>
         <w:rPr>
@@ -5667,9 +5647,6 @@
     <w:p>
       <w:pPr>
         <w:ind w:firstLine="420"/>
-        <w:rPr>
-          <w:rFonts w:hint="eastAsia"/>
-        </w:rPr>
       </w:pPr>
       <w:r>
         <w:rPr>
@@ -5731,9 +5708,6 @@
     <w:p>
       <w:pPr>
         <w:ind w:firstLine="420"/>
-        <w:rPr>
-          <w:rFonts w:hint="eastAsia"/>
-        </w:rPr>
       </w:pPr>
       <w:r>
         <w:rPr>
@@ -5837,19 +5811,7 @@
         <w:rPr>
           <w:rStyle w:val="ae"/>
         </w:rPr>
-        <w:t>设置优</w:t>
-      </w:r>
-      <w:r>
-        <w:rPr>
-          <w:rStyle w:val="ae"/>
-        </w:rPr>
-        <w:t>先</w:t>
-      </w:r>
-      <w:r>
-        <w:rPr>
-          <w:rStyle w:val="ae"/>
-        </w:rPr>
-        <w:t>级</w:t>
+        <w:t>设置优先级</w:t>
       </w:r>
       <w:r>
         <w:fldChar w:fldCharType="end"/>
@@ -5864,9 +5826,6 @@
     <w:p>
       <w:pPr>
         <w:ind w:firstLine="420"/>
-        <w:rPr>
-          <w:rFonts w:hint="eastAsia"/>
-        </w:rPr>
       </w:pPr>
     </w:p>
     <w:p>
@@ -5883,9 +5842,6 @@
     <w:p>
       <w:pPr>
         <w:jc w:val="center"/>
-        <w:rPr>
-          <w:rFonts w:hint="eastAsia"/>
-        </w:rPr>
       </w:pPr>
       <w:r>
         <w:rPr>
@@ -5932,9 +5888,6 @@
     <w:p>
       <w:pPr>
         <w:pStyle w:val="4"/>
-        <w:rPr>
-          <w:rFonts w:hint="eastAsia"/>
-        </w:rPr>
       </w:pPr>
       <w:r>
         <w:rPr>
@@ -5946,9 +5899,6 @@
     <w:p>
       <w:pPr>
         <w:ind w:firstLine="420"/>
-        <w:rPr>
-          <w:rFonts w:hint="eastAsia"/>
-        </w:rPr>
       </w:pPr>
       <w:r>
         <w:rPr>
@@ -6033,9 +5983,6 @@
     <w:p>
       <w:pPr>
         <w:pStyle w:val="4"/>
-        <w:rPr>
-          <w:rFonts w:hint="eastAsia"/>
-        </w:rPr>
       </w:pPr>
       <w:r>
         <w:rPr>
@@ -6047,9 +5994,6 @@
     <w:p>
       <w:pPr>
         <w:ind w:firstLine="420"/>
-        <w:rPr>
-          <w:rFonts w:hint="eastAsia"/>
-        </w:rPr>
       </w:pPr>
       <w:r>
         <w:rPr>
@@ -6164,9 +6108,6 @@
     <w:p>
       <w:pPr>
         <w:jc w:val="center"/>
-        <w:rPr>
-          <w:rFonts w:hint="eastAsia"/>
-        </w:rPr>
       </w:pPr>
       <w:r>
         <w:rPr>
@@ -6238,9 +6179,6 @@
     <w:p>
       <w:pPr>
         <w:jc w:val="center"/>
-        <w:rPr>
-          <w:rFonts w:hint="eastAsia"/>
-        </w:rPr>
       </w:pPr>
       <w:r>
         <w:rPr>
@@ -6286,9 +6224,6 @@
     <w:p>
       <w:pPr>
         <w:ind w:firstLine="420"/>
-        <w:rPr>
-          <w:rFonts w:hint="eastAsia"/>
-        </w:rPr>
       </w:pPr>
       <w:r>
         <w:t>其他小缓存和锁定文件根据您使用的功能而出现，可以安全删除。</w:t>
@@ -6311,9 +6246,6 @@
     <w:p>
       <w:pPr>
         <w:ind w:firstLine="420"/>
-        <w:rPr>
-          <w:rFonts w:hint="eastAsia"/>
-        </w:rPr>
       </w:pPr>
       <w:r>
         <w:rPr>
@@ -6357,9 +6289,6 @@
     <w:p>
       <w:pPr>
         <w:ind w:firstLine="420"/>
-        <w:rPr>
-          <w:rFonts w:hint="eastAsia"/>
-        </w:rPr>
       </w:pPr>
       <w:r>
         <w:rPr>
@@ -6403,9 +6332,6 @@
     <w:p>
       <w:pPr>
         <w:ind w:firstLine="420"/>
-        <w:rPr>
-          <w:rFonts w:hint="eastAsia"/>
-        </w:rPr>
       </w:pPr>
       <w:r>
         <w:rPr>
@@ -6528,9 +6454,6 @@
     <w:p>
       <w:pPr>
         <w:ind w:firstLine="420"/>
-        <w:rPr>
-          <w:rFonts w:hint="eastAsia"/>
-        </w:rPr>
       </w:pPr>
       <w:r>
         <w:rPr>
@@ -6580,9 +6503,6 @@
     <w:p>
       <w:pPr>
         <w:ind w:firstLine="420"/>
-        <w:rPr>
-          <w:rFonts w:hint="eastAsia"/>
-        </w:rPr>
       </w:pPr>
       <w:r>
         <w:rPr>
@@ -6606,9 +6526,6 @@
     <w:p>
       <w:pPr>
         <w:ind w:firstLine="420"/>
-        <w:rPr>
-          <w:rFonts w:hint="eastAsia"/>
-        </w:rPr>
       </w:pPr>
       <w:r>
         <w:rPr>
@@ -6663,9 +6580,6 @@
     <w:p>
       <w:pPr>
         <w:ind w:firstLine="420"/>
-        <w:rPr>
-          <w:rFonts w:hint="eastAsia"/>
-        </w:rPr>
       </w:pPr>
       <w:r>
         <w:rPr>
@@ -6697,9 +6611,6 @@
     <w:p>
       <w:pPr>
         <w:ind w:firstLine="420"/>
-        <w:rPr>
-          <w:rFonts w:hint="eastAsia"/>
-        </w:rPr>
       </w:pPr>
       <w:r>
         <w:rPr>
@@ -6737,9 +6648,6 @@
     <w:p>
       <w:pPr>
         <w:ind w:firstLine="420"/>
-        <w:rPr>
-          <w:rFonts w:hint="eastAsia"/>
-        </w:rPr>
       </w:pPr>
       <w:r>
         <w:rPr>
@@ -6751,9 +6659,6 @@
     <w:p>
       <w:pPr>
         <w:ind w:firstLine="420"/>
-        <w:rPr>
-          <w:rFonts w:hint="eastAsia"/>
-        </w:rPr>
       </w:pPr>
       <w:r>
         <w:rPr>
@@ -6778,9 +6683,6 @@
     <w:p>
       <w:pPr>
         <w:ind w:firstLine="420"/>
-        <w:rPr>
-          <w:rFonts w:hint="eastAsia"/>
-        </w:rPr>
       </w:pPr>
       <w:r>
         <w:rPr>
@@ -6805,9 +6707,6 @@
     <w:p>
       <w:pPr>
         <w:ind w:firstLine="420"/>
-        <w:rPr>
-          <w:rFonts w:hint="eastAsia"/>
-        </w:rPr>
       </w:pPr>
       <w:r>
         <w:rPr>
@@ -6819,9 +6718,6 @@
     <w:p>
       <w:pPr>
         <w:ind w:firstLine="420"/>
-        <w:rPr>
-          <w:rFonts w:hint="eastAsia"/>
-        </w:rPr>
       </w:pPr>
       <w:r>
         <w:rPr>
@@ -6846,9 +6742,6 @@
     <w:p>
       <w:pPr>
         <w:ind w:firstLine="420"/>
-        <w:rPr>
-          <w:rFonts w:hint="eastAsia"/>
-        </w:rPr>
       </w:pPr>
       <w:r>
         <w:rPr>
@@ -6924,9 +6817,6 @@
     <w:p>
       <w:pPr>
         <w:ind w:firstLine="420"/>
-        <w:rPr>
-          <w:rFonts w:hint="eastAsia"/>
-        </w:rPr>
       </w:pPr>
       <w:r>
         <w:rPr>
@@ -6985,9 +6875,6 @@
     <w:p>
       <w:pPr>
         <w:jc w:val="center"/>
-        <w:rPr>
-          <w:rFonts w:hint="eastAsia"/>
-        </w:rPr>
       </w:pPr>
       <w:r>
         <w:rPr>
@@ -7177,9 +7064,6 @@
     <w:p>
       <w:pPr>
         <w:pStyle w:val="4"/>
-        <w:rPr>
-          <w:rFonts w:hint="eastAsia"/>
-        </w:rPr>
       </w:pPr>
       <w:r>
         <w:rPr>
@@ -7191,9 +7075,6 @@
     <w:p>
       <w:pPr>
         <w:ind w:firstLine="420"/>
-        <w:rPr>
-          <w:rFonts w:hint="eastAsia"/>
-        </w:rPr>
       </w:pPr>
       <w:r>
         <w:rPr>
@@ -7241,9 +7122,6 @@
     <w:p>
       <w:pPr>
         <w:ind w:firstLine="420"/>
-        <w:rPr>
-          <w:rFonts w:hint="eastAsia"/>
-        </w:rPr>
       </w:pPr>
       <w:r>
         <w:rPr>
@@ -7268,9 +7146,6 @@
     <w:p>
       <w:pPr>
         <w:ind w:firstLine="420"/>
-        <w:rPr>
-          <w:rFonts w:hint="eastAsia"/>
-        </w:rPr>
       </w:pPr>
       <w:r>
         <w:rPr>
@@ -7294,9 +7169,6 @@
     <w:p>
       <w:pPr>
         <w:ind w:firstLine="420"/>
-        <w:rPr>
-          <w:rFonts w:hint="eastAsia"/>
-        </w:rPr>
       </w:pPr>
       <w:r>
         <w:rPr>
@@ -7463,7 +7335,19 @@
         <w:rPr>
           <w:rFonts w:hint="eastAsia"/>
         </w:rPr>
-        <w:t>连接或断开 MCP 服务器</w:t>
+        <w:t>连接或断开</w:t>
+      </w:r>
+      <w:r>
+        <w:rPr>
+          <w:rFonts w:hint="eastAsia"/>
+        </w:rPr>
+        <w:t xml:space="preserve"> MCP </w:t>
+      </w:r>
+      <w:r>
+        <w:rPr>
+          <w:rFonts w:hint="eastAsia"/>
+        </w:rPr>
+        <w:t>服务器</w:t>
       </w:r>
     </w:p>
     <w:p>
@@ -7505,7 +7389,13 @@
         <w:rPr>
           <w:rFonts w:hint="eastAsia"/>
         </w:rPr>
-        <w:t>升级 Claude Code</w:t>
+        <w:t>升级</w:t>
+      </w:r>
+      <w:r>
+        <w:rPr>
+          <w:rFonts w:hint="eastAsia"/>
+        </w:rPr>
+        <w:t xml:space="preserve"> Claude Code</w:t>
       </w:r>
     </w:p>
     <w:p>
@@ -7544,7 +7434,13 @@
         <w:rPr>
           <w:rFonts w:hint="eastAsia"/>
         </w:rPr>
-        <w:t>在会话中期编辑 CLAUDE.md</w:t>
+        <w:t>在会话中期编辑</w:t>
+      </w:r>
+      <w:r>
+        <w:rPr>
+          <w:rFonts w:hint="eastAsia"/>
+        </w:rPr>
+        <w:t xml:space="preserve"> CLAUDE.md</w:t>
       </w:r>
     </w:p>
     <w:p>
@@ -7600,7 +7496,13 @@
         <w:rPr>
           <w:rFonts w:hint="eastAsia"/>
         </w:rPr>
-        <w:t>运行 /recap</w:t>
+        <w:t>运行</w:t>
+      </w:r>
+      <w:r>
+        <w:rPr>
+          <w:rFonts w:hint="eastAsia"/>
+        </w:rPr>
+        <w:t xml:space="preserve"> /recap</w:t>
       </w:r>
     </w:p>
     <w:p>
@@ -7639,7 +7541,19 @@
         <w:rPr>
           <w:rFonts w:hint="eastAsia"/>
         </w:rPr>
-        <w:t>在 Claude 订阅上</w:t>
+        <w:t>在</w:t>
+      </w:r>
+      <w:r>
+        <w:rPr>
+          <w:rFonts w:hint="eastAsia"/>
+        </w:rPr>
+        <w:t xml:space="preserve"> Claude </w:t>
+      </w:r>
+      <w:r>
+        <w:rPr>
+          <w:rFonts w:hint="eastAsia"/>
+        </w:rPr>
+        <w:t>订阅上</w:t>
       </w:r>
     </w:p>
     <w:p>
@@ -7653,7 +7567,19 @@
         <w:rPr>
           <w:rFonts w:hint="eastAsia"/>
         </w:rPr>
-        <w:t>在 API 密钥或第三方提供商上</w:t>
+        <w:t>在</w:t>
+      </w:r>
+      <w:r>
+        <w:rPr>
+          <w:rFonts w:hint="eastAsia"/>
+        </w:rPr>
+        <w:t xml:space="preserve"> API </w:t>
+      </w:r>
+      <w:r>
+        <w:rPr>
+          <w:rFonts w:hint="eastAsia"/>
+        </w:rPr>
+        <w:t>密钥或第三方提供商上</w:t>
       </w:r>
     </w:p>
     <w:p>
@@ -7667,7 +7593,13 @@
         <w:rPr>
           <w:rFonts w:hint="eastAsia"/>
         </w:rPr>
-        <w:t>覆盖 TTL</w:t>
+        <w:t>覆盖</w:t>
+      </w:r>
+      <w:r>
+        <w:rPr>
+          <w:rFonts w:hint="eastAsia"/>
+        </w:rPr>
+        <w:t xml:space="preserve"> TTL</w:t>
       </w:r>
     </w:p>
     <w:p>
@@ -7807,7 +7739,13 @@
         <w:rPr>
           <w:rFonts w:hint="eastAsia"/>
         </w:rPr>
-        <w:t>何时添加到 CLAUDE.md</w:t>
+        <w:t>何时添加到</w:t>
+      </w:r>
+      <w:r>
+        <w:rPr>
+          <w:rFonts w:hint="eastAsia"/>
+        </w:rPr>
+        <w:t xml:space="preserve"> CLAUDE.md</w:t>
       </w:r>
     </w:p>
     <w:p>
@@ -7821,7 +7759,19 @@
         <w:rPr>
           <w:rFonts w:hint="eastAsia"/>
         </w:rPr>
-        <w:t>选择 CLAUDE.md 文件的位置</w:t>
+        <w:t>选择</w:t>
+      </w:r>
+      <w:r>
+        <w:rPr>
+          <w:rFonts w:hint="eastAsia"/>
+        </w:rPr>
+        <w:t xml:space="preserve"> CLAUDE.md </w:t>
+      </w:r>
+      <w:r>
+        <w:rPr>
+          <w:rFonts w:hint="eastAsia"/>
+        </w:rPr>
+        <w:t>文件的位置</w:t>
       </w:r>
     </w:p>
     <w:p>
@@ -7835,7 +7785,13 @@
         <w:rPr>
           <w:rFonts w:hint="eastAsia"/>
         </w:rPr>
-        <w:t>设置项目 CLAUDE.md</w:t>
+        <w:t>设置项目</w:t>
+      </w:r>
+      <w:r>
+        <w:rPr>
+          <w:rFonts w:hint="eastAsia"/>
+        </w:rPr>
+        <w:t xml:space="preserve"> CLAUDE.md</w:t>
       </w:r>
     </w:p>
     <w:p>
@@ -7888,7 +7844,13 @@
         <w:rPr>
           <w:rFonts w:hint="eastAsia"/>
         </w:rPr>
-        <w:t>CLAUDE.md 文件如何加载</w:t>
+        <w:t xml:space="preserve">CLAUDE.md </w:t>
+      </w:r>
+      <w:r>
+        <w:rPr>
+          <w:rFonts w:hint="eastAsia"/>
+        </w:rPr>
+        <w:t>文件如何加载</w:t>
       </w:r>
     </w:p>
     <w:p>
@@ -7913,7 +7875,13 @@
         <w:rPr>
           <w:rFonts w:hint="eastAsia"/>
         </w:rPr>
-        <w:t>使用 .</w:t>
+        <w:t>使用</w:t>
+      </w:r>
+      <w:r>
+        <w:rPr>
+          <w:rFonts w:hint="eastAsia"/>
+        </w:rPr>
+        <w:t xml:space="preserve"> .</w:t>
       </w:r>
       <w:proofErr w:type="spellStart"/>
       <w:r>
@@ -7927,7 +7895,13 @@
         <w:rPr>
           <w:rFonts w:hint="eastAsia"/>
         </w:rPr>
-        <w:t>/rules/ 组织规则</w:t>
+        <w:t xml:space="preserve">/rules/ </w:t>
+      </w:r>
+      <w:r>
+        <w:rPr>
+          <w:rFonts w:hint="eastAsia"/>
+        </w:rPr>
+        <w:t>组织规则</w:t>
       </w:r>
     </w:p>
     <w:p>
@@ -7999,7 +7973,13 @@
         <w:rPr>
           <w:rFonts w:hint="eastAsia"/>
         </w:rPr>
-        <w:t>为大型团队管理 CLAUDE.md</w:t>
+        <w:t>为大型团队管理</w:t>
+      </w:r>
+      <w:r>
+        <w:rPr>
+          <w:rFonts w:hint="eastAsia"/>
+        </w:rPr>
+        <w:t xml:space="preserve"> CLAUDE.md</w:t>
       </w:r>
     </w:p>
     <w:p>
@@ -8154,7 +8134,19 @@
         <w:rPr>
           <w:rFonts w:hint="eastAsia"/>
         </w:rPr>
-        <w:t>Claude 不遵循我的 CLAUDE.md</w:t>
+        <w:t xml:space="preserve">Claude </w:t>
+      </w:r>
+      <w:r>
+        <w:rPr>
+          <w:rFonts w:hint="eastAsia"/>
+        </w:rPr>
+        <w:t>不遵循我的</w:t>
+      </w:r>
+      <w:r>
+        <w:rPr>
+          <w:rFonts w:hint="eastAsia"/>
+        </w:rPr>
+        <w:t xml:space="preserve"> CLAUDE.md</w:t>
       </w:r>
     </w:p>
     <w:p>
@@ -8182,7 +8174,19 @@
         <w:rPr>
           <w:rFonts w:hint="eastAsia"/>
         </w:rPr>
-        <w:t>我的 CLAUDE.md 太大了</w:t>
+        <w:t>我的</w:t>
+      </w:r>
+      <w:r>
+        <w:rPr>
+          <w:rFonts w:hint="eastAsia"/>
+        </w:rPr>
+        <w:t xml:space="preserve"> CLAUDE.md </w:t>
+      </w:r>
+      <w:r>
+        <w:rPr>
+          <w:rFonts w:hint="eastAsia"/>
+        </w:rPr>
+        <w:t>太大了</w:t>
       </w:r>
     </w:p>
     <w:p>
@@ -8196,7 +8200,19 @@
         <w:rPr>
           <w:rFonts w:hint="eastAsia"/>
         </w:rPr>
-        <w:t>在 /compact 后指令似乎丢失了</w:t>
+        <w:t>在</w:t>
+      </w:r>
+      <w:r>
+        <w:rPr>
+          <w:rFonts w:hint="eastAsia"/>
+        </w:rPr>
+        <w:t xml:space="preserve"> /compact </w:t>
+      </w:r>
+      <w:r>
+        <w:rPr>
+          <w:rFonts w:hint="eastAsia"/>
+        </w:rPr>
+        <w:t>后指令似乎丢失了</w:t>
       </w:r>
     </w:p>
     <w:p>
@@ -8329,7 +8345,19 @@
         <w:rPr>
           <w:rFonts w:hint="eastAsia"/>
         </w:rPr>
-        <w:t>将 plan mode 设置为默认值</w:t>
+        <w:t>将</w:t>
+      </w:r>
+      <w:r>
+        <w:rPr>
+          <w:rFonts w:hint="eastAsia"/>
+        </w:rPr>
+        <w:t xml:space="preserve"> plan mode </w:t>
+      </w:r>
+      <w:r>
+        <w:rPr>
+          <w:rFonts w:hint="eastAsia"/>
+        </w:rPr>
+        <w:t>设置为默认值</w:t>
       </w:r>
     </w:p>
     <w:p>
@@ -8394,7 +8422,19 @@
         <w:rPr>
           <w:rFonts w:hint="eastAsia"/>
         </w:rPr>
-        <w:t>当 auto mode 回退时</w:t>
+        <w:t>当</w:t>
+      </w:r>
+      <w:r>
+        <w:rPr>
+          <w:rFonts w:hint="eastAsia"/>
+        </w:rPr>
+        <w:t xml:space="preserve"> auto mode </w:t>
+      </w:r>
+      <w:r>
+        <w:rPr>
+          <w:rFonts w:hint="eastAsia"/>
+        </w:rPr>
+        <w:t>回退时</w:t>
       </w:r>
     </w:p>
     <w:p>
@@ -8507,11 +8547,6 @@
       </w:r>
     </w:p>
     <w:p>
-      <w:pPr>
-        <w:rPr>
-          <w:rFonts w:hint="eastAsia"/>
-        </w:rPr>
-      </w:pPr>
       <w:r>
         <w:tab/>
       </w:r>
@@ -8599,9 +8634,6 @@
     <w:p>
       <w:pPr>
         <w:ind w:firstLine="420"/>
-        <w:rPr>
-          <w:rFonts w:hint="eastAsia"/>
-        </w:rPr>
       </w:pPr>
       <w:r>
         <w:rPr>
@@ -8625,9 +8657,6 @@
     <w:p>
       <w:pPr>
         <w:ind w:firstLine="420"/>
-        <w:rPr>
-          <w:rFonts w:hint="eastAsia"/>
-        </w:rPr>
       </w:pPr>
       <w:r>
         <w:rPr>
@@ -8683,9 +8712,6 @@
     <w:p>
       <w:pPr>
         <w:ind w:firstLine="420"/>
-        <w:rPr>
-          <w:rFonts w:hint="eastAsia"/>
-        </w:rPr>
       </w:pPr>
       <w:r>
         <w:rPr>
@@ -8716,9 +8742,6 @@
     <w:p>
       <w:pPr>
         <w:ind w:firstLine="420"/>
-        <w:rPr>
-          <w:rFonts w:hint="eastAsia"/>
-        </w:rPr>
       </w:pPr>
       <w:r>
         <w:rPr>
@@ -8737,9 +8760,6 @@
     <w:p>
       <w:pPr>
         <w:ind w:firstLine="420"/>
-        <w:rPr>
-          <w:rFonts w:hint="eastAsia"/>
-        </w:rPr>
       </w:pPr>
       <w:r>
         <w:rPr>
@@ -8763,9 +8783,6 @@
     <w:p>
       <w:pPr>
         <w:ind w:firstLine="420"/>
-        <w:rPr>
-          <w:rFonts w:hint="eastAsia"/>
-        </w:rPr>
       </w:pPr>
       <w:r>
         <w:rPr>
@@ -8784,9 +8801,6 @@
     <w:p>
       <w:pPr>
         <w:ind w:firstLine="420"/>
-        <w:rPr>
-          <w:rFonts w:hint="eastAsia"/>
-        </w:rPr>
       </w:pPr>
       <w:r>
         <w:rPr>
@@ -8877,11 +8891,6 @@
       </w:r>
     </w:p>
     <w:p>
-      <w:pPr>
-        <w:rPr>
-          <w:rFonts w:hint="eastAsia"/>
-        </w:rPr>
-      </w:pPr>
       <w:r>
         <w:tab/>
       </w:r>
@@ -8932,6 +8941,9 @@
     <w:p>
       <w:pPr>
         <w:pStyle w:val="5"/>
+        <w:rPr>
+          <w:rFonts w:hint="eastAsia"/>
+        </w:rPr>
       </w:pPr>
       <w:r>
         <w:rPr>
@@ -8941,11 +8953,6 @@
       </w:r>
     </w:p>
     <w:p>
-      <w:pPr>
-        <w:rPr>
-          <w:rFonts w:hint="eastAsia"/>
-        </w:rPr>
-      </w:pPr>
       <w:r>
         <w:tab/>
       </w:r>
@@ -9091,9 +9098,6 @@
     <w:p>
       <w:pPr>
         <w:ind w:firstLine="420"/>
-        <w:rPr>
-          <w:rFonts w:hint="eastAsia"/>
-        </w:rPr>
       </w:pPr>
       <w:r>
         <w:rPr>
@@ -9214,9 +9218,6 @@
     <w:p>
       <w:pPr>
         <w:jc w:val="center"/>
-        <w:rPr>
-          <w:rFonts w:hint="eastAsia"/>
-        </w:rPr>
       </w:pPr>
       <w:r>
         <w:rPr>
@@ -9324,11 +9325,6 @@
       </w:r>
     </w:p>
     <w:p>
-      <w:pPr>
-        <w:rPr>
-          <w:rFonts w:hint="eastAsia"/>
-        </w:rPr>
-      </w:pPr>
       <w:r>
         <w:tab/>
       </w:r>
@@ -9550,9 +9546,6 @@
     <w:p>
       <w:pPr>
         <w:ind w:firstLine="420"/>
-        <w:rPr>
-          <w:rFonts w:hint="eastAsia"/>
-        </w:rPr>
       </w:pPr>
       <w:r>
         <w:rPr>
@@ -9590,9 +9583,6 @@
     <w:p>
       <w:pPr>
         <w:ind w:firstLine="420"/>
-        <w:rPr>
-          <w:rFonts w:hint="eastAsia"/>
-        </w:rPr>
       </w:pPr>
       <w:r>
         <w:rPr>
@@ -9702,11 +9692,6 @@
       </w:r>
     </w:p>
     <w:p>
-      <w:pPr>
-        <w:rPr>
-          <w:rFonts w:hint="eastAsia"/>
-        </w:rPr>
-      </w:pPr>
       <w:r>
         <w:tab/>
       </w:r>
@@ -9743,17 +9728,11 @@
     <w:p>
       <w:pPr>
         <w:ind w:firstLine="420"/>
-        <w:rPr>
-          <w:rFonts w:hint="eastAsia"/>
-        </w:rPr>
-      </w:pPr>
-    </w:p>
-    <w:p>
-      <w:pPr>
-        <w:ind w:firstLine="420"/>
-        <w:rPr>
-          <w:rFonts w:hint="eastAsia"/>
-        </w:rPr>
+      </w:pPr>
+    </w:p>
+    <w:p>
+      <w:pPr>
+        <w:ind w:firstLine="420"/>
       </w:pPr>
       <w:r>
         <w:rPr>
@@ -9793,9 +9772,6 @@
     <w:p>
       <w:pPr>
         <w:ind w:firstLine="420"/>
-        <w:rPr>
-          <w:rFonts w:hint="eastAsia"/>
-        </w:rPr>
       </w:pPr>
       <w:r>
         <w:rPr>
@@ -9857,9 +9833,6 @@
     <w:p>
       <w:pPr>
         <w:ind w:firstLine="420"/>
-        <w:rPr>
-          <w:rFonts w:hint="eastAsia"/>
-        </w:rPr>
       </w:pPr>
       <w:r>
         <w:rPr>
@@ -9999,7 +9972,6 @@
       <w:pPr>
         <w:ind w:firstLine="420"/>
         <w:rPr>
-          <w:rFonts w:hint="eastAsia"/>
           <w:b/>
           <w:bCs/>
         </w:rPr>
@@ -10021,7 +9993,6 @@
           <w:numId w:val="9"/>
         </w:numPr>
         <w:rPr>
-          <w:rFonts w:hint="eastAsia"/>
           <w:b/>
           <w:bCs/>
         </w:rPr>
@@ -10038,9 +10009,6 @@
     <w:p>
       <w:pPr>
         <w:ind w:firstLine="420"/>
-        <w:rPr>
-          <w:rFonts w:hint="eastAsia"/>
-        </w:rPr>
       </w:pPr>
       <w:r>
         <w:rPr>
@@ -10052,13 +10020,7 @@
         <w:rPr>
           <w:rFonts w:hint="eastAsia"/>
         </w:rPr>
-        <w:t>、</w:t>
-      </w:r>
-      <w:r>
-        <w:rPr>
-          <w:rFonts w:hint="eastAsia"/>
-        </w:rPr>
-        <w:t>创建分支（默认新开标签页）</w:t>
+        <w:t>、创建分支（默认新开标签页）</w:t>
       </w:r>
     </w:p>
     <w:p>
@@ -10077,9 +10039,6 @@
     <w:p>
       <w:pPr>
         <w:ind w:firstLine="420"/>
-        <w:rPr>
-          <w:rFonts w:hint="eastAsia"/>
-        </w:rPr>
       </w:pPr>
       <w:r>
         <w:rPr>
@@ -10153,9 +10112,6 @@
     <w:p>
       <w:pPr>
         <w:ind w:firstLine="420"/>
-        <w:rPr>
-          <w:rFonts w:hint="eastAsia"/>
-        </w:rPr>
       </w:pPr>
       <w:r>
         <w:rPr>
@@ -10167,13 +10123,7 @@
         <w:rPr>
           <w:rFonts w:hint="eastAsia"/>
         </w:rPr>
-        <w:t>、</w:t>
-      </w:r>
-      <w:r>
-        <w:rPr>
-          <w:rFonts w:hint="eastAsia"/>
-        </w:rPr>
-        <w:t>创建分支</w:t>
+        <w:t>、创建分支</w:t>
       </w:r>
       <w:r>
         <w:rPr>
@@ -10219,9 +10169,6 @@
     <w:p>
       <w:pPr>
         <w:ind w:firstLine="420"/>
-        <w:rPr>
-          <w:rFonts w:hint="eastAsia"/>
-        </w:rPr>
       </w:pPr>
       <w:r>
         <w:rPr>
@@ -10259,9 +10206,6 @@
     <w:p>
       <w:pPr>
         <w:ind w:firstLine="420"/>
-        <w:rPr>
-          <w:rFonts w:hint="eastAsia"/>
-        </w:rPr>
       </w:pPr>
       <w:r>
         <w:rPr>
@@ -10273,13 +10217,7 @@
         <w:rPr>
           <w:rFonts w:hint="eastAsia"/>
         </w:rPr>
-        <w:t>、</w:t>
-      </w:r>
-      <w:r>
-        <w:rPr>
-          <w:rFonts w:hint="eastAsia"/>
-        </w:rPr>
-        <w:t>创建</w:t>
+        <w:t>、创建</w:t>
       </w:r>
       <w:proofErr w:type="gramStart"/>
       <w:r>
@@ -10299,9 +10237,6 @@
     <w:p>
       <w:pPr>
         <w:ind w:firstLine="420"/>
-        <w:rPr>
-          <w:rFonts w:hint="eastAsia"/>
-        </w:rPr>
       </w:pPr>
       <w:r>
         <w:rPr>
@@ -10319,9 +10254,6 @@
     <w:p>
       <w:pPr>
         <w:ind w:firstLine="420"/>
-        <w:rPr>
-          <w:rFonts w:hint="eastAsia"/>
-        </w:rPr>
       </w:pPr>
       <w:r>
         <w:rPr>
@@ -10389,9 +10321,6 @@
     <w:p>
       <w:pPr>
         <w:ind w:firstLine="420"/>
-        <w:rPr>
-          <w:rFonts w:hint="eastAsia"/>
-        </w:rPr>
       </w:pPr>
       <w:r>
         <w:rPr>
@@ -10403,13 +10332,7 @@
         <w:rPr>
           <w:rFonts w:hint="eastAsia"/>
         </w:rPr>
-        <w:t>、</w:t>
-      </w:r>
-      <w:r>
-        <w:rPr>
-          <w:rFonts w:hint="eastAsia"/>
-        </w:rPr>
-        <w:t>创建</w:t>
+        <w:t>、创建</w:t>
       </w:r>
       <w:proofErr w:type="gramStart"/>
       <w:r>
@@ -10453,13 +10376,7 @@
       </w:r>
       <w:proofErr w:type="spellEnd"/>
       <w:r>
-        <w:t xml:space="preserve">-solution </w:t>
-      </w:r>
-      <w:r>
-        <w:t>–</w:t>
-      </w:r>
-      <w:r>
-        <w:t>split</w:t>
+        <w:t>-solution –split</w:t>
       </w:r>
     </w:p>
     <w:p>
@@ -10470,7 +10387,6 @@
           <w:numId w:val="9"/>
         </w:numPr>
         <w:rPr>
-          <w:rFonts w:hint="eastAsia"/>
           <w:b/>
           <w:bCs/>
         </w:rPr>
@@ -10503,9 +10419,6 @@
     <w:p>
       <w:pPr>
         <w:ind w:firstLine="420"/>
-        <w:rPr>
-          <w:rFonts w:hint="eastAsia"/>
-        </w:rPr>
       </w:pPr>
       <w:r>
         <w:rPr>
@@ -10517,13 +10430,7 @@
         <w:rPr>
           <w:rFonts w:hint="eastAsia"/>
         </w:rPr>
-        <w:t>、</w:t>
-      </w:r>
-      <w:r>
-        <w:rPr>
-          <w:rFonts w:hint="eastAsia"/>
-        </w:rPr>
-        <w:t>列出所有分支</w:t>
+        <w:t>、列出所有分支</w:t>
       </w:r>
     </w:p>
     <w:p>
@@ -10545,9 +10452,6 @@
     <w:p>
       <w:pPr>
         <w:ind w:firstLine="420"/>
-        <w:rPr>
-          <w:rFonts w:hint="eastAsia"/>
-        </w:rPr>
       </w:pPr>
       <w:r>
         <w:rPr>
@@ -10559,21 +10463,12 @@
         <w:rPr>
           <w:rFonts w:hint="eastAsia"/>
         </w:rPr>
-        <w:t>、</w:t>
-      </w:r>
-      <w:r>
-        <w:rPr>
-          <w:rFonts w:hint="eastAsia"/>
-        </w:rPr>
-        <w:t>回到某个分支</w:t>
-      </w:r>
-    </w:p>
-    <w:p>
-      <w:pPr>
-        <w:ind w:firstLine="420"/>
-        <w:rPr>
-          <w:rFonts w:hint="eastAsia"/>
-        </w:rPr>
+        <w:t>、回到某个分支</w:t>
+      </w:r>
+    </w:p>
+    <w:p>
+      <w:pPr>
+        <w:ind w:firstLine="420"/>
       </w:pPr>
       <w:r>
         <w:rPr>
@@ -10592,9 +10487,6 @@
     <w:p>
       <w:pPr>
         <w:ind w:firstLine="420"/>
-        <w:rPr>
-          <w:rFonts w:hint="eastAsia"/>
-        </w:rPr>
       </w:pPr>
       <w:r>
         <w:rPr>
@@ -10606,13 +10498,7 @@
         <w:rPr>
           <w:rFonts w:hint="eastAsia"/>
         </w:rPr>
-        <w:t>、</w:t>
-      </w:r>
-      <w:r>
-        <w:rPr>
-          <w:rFonts w:hint="eastAsia"/>
-        </w:rPr>
-        <w:t>查看最近分支列表</w:t>
+        <w:t>、查看最近分支列表</w:t>
       </w:r>
     </w:p>
     <w:p>
@@ -10628,13 +10514,7 @@
       </w:r>
       <w:proofErr w:type="gramEnd"/>
       <w:r>
-        <w:t xml:space="preserve"> </w:t>
-      </w:r>
-      <w:r>
-        <w:t>–</w:t>
-      </w:r>
-      <w:r>
-        <w:t>list</w:t>
+        <w:t xml:space="preserve"> –list</w:t>
       </w:r>
     </w:p>
     <w:p>
@@ -10645,7 +10525,6 @@
           <w:numId w:val="9"/>
         </w:numPr>
         <w:rPr>
-          <w:rFonts w:hint="eastAsia"/>
           <w:b/>
           <w:bCs/>
         </w:rPr>
@@ -10678,9 +10557,6 @@
     <w:p>
       <w:pPr>
         <w:ind w:firstLine="420"/>
-        <w:rPr>
-          <w:rFonts w:hint="eastAsia"/>
-        </w:rPr>
       </w:pPr>
       <w:r>
         <w:rPr>
@@ -10692,13 +10568,7 @@
         <w:rPr>
           <w:rFonts w:hint="eastAsia"/>
         </w:rPr>
-        <w:t>、</w:t>
-      </w:r>
-      <w:r>
-        <w:rPr>
-          <w:rFonts w:hint="eastAsia"/>
-        </w:rPr>
-        <w:t>查看</w:t>
+        <w:t>、查看</w:t>
       </w:r>
       <w:r>
         <w:rPr>
@@ -10737,7 +10607,6 @@
           <w:numId w:val="9"/>
         </w:numPr>
         <w:rPr>
-          <w:rFonts w:hint="eastAsia"/>
           <w:b/>
           <w:bCs/>
         </w:rPr>
@@ -10762,9 +10631,6 @@
     <w:p>
       <w:pPr>
         <w:ind w:firstLine="420"/>
-        <w:rPr>
-          <w:rFonts w:hint="eastAsia"/>
-        </w:rPr>
       </w:pPr>
       <w:r>
         <w:rPr>
@@ -10776,13 +10642,7 @@
         <w:rPr>
           <w:rFonts w:hint="eastAsia"/>
         </w:rPr>
-        <w:t>、</w:t>
-      </w:r>
-      <w:r>
-        <w:rPr>
-          <w:rFonts w:hint="eastAsia"/>
-        </w:rPr>
-        <w:t>分屏试错（最常用）</w:t>
+        <w:t>、分屏试错（最常用）</w:t>
       </w:r>
     </w:p>
     <w:p>
@@ -10804,9 +10664,6 @@
     <w:p>
       <w:pPr>
         <w:ind w:firstLine="420"/>
-        <w:rPr>
-          <w:rFonts w:hint="eastAsia"/>
-        </w:rPr>
       </w:pPr>
       <w:r>
         <w:rPr>
@@ -10818,21 +10675,12 @@
         <w:rPr>
           <w:rFonts w:hint="eastAsia"/>
         </w:rPr>
-        <w:t>、</w:t>
-      </w:r>
-      <w:r>
-        <w:rPr>
-          <w:rFonts w:hint="eastAsia"/>
-        </w:rPr>
-        <w:t>创建命名分支</w:t>
-      </w:r>
-    </w:p>
-    <w:p>
-      <w:pPr>
-        <w:ind w:firstLine="420"/>
-        <w:rPr>
-          <w:rFonts w:hint="eastAsia"/>
-        </w:rPr>
+        <w:t>、创建命名分支</w:t>
+      </w:r>
+    </w:p>
+    <w:p>
+      <w:pPr>
+        <w:ind w:firstLine="420"/>
       </w:pPr>
       <w:r>
         <w:rPr>
@@ -10850,9 +10698,6 @@
     <w:p>
       <w:pPr>
         <w:ind w:firstLine="420"/>
-        <w:rPr>
-          <w:rFonts w:hint="eastAsia"/>
-        </w:rPr>
       </w:pPr>
       <w:r>
         <w:rPr>
@@ -10864,13 +10709,7 @@
         <w:rPr>
           <w:rFonts w:hint="eastAsia"/>
         </w:rPr>
-        <w:t>、</w:t>
-      </w:r>
-      <w:r>
-        <w:rPr>
-          <w:rFonts w:hint="eastAsia"/>
-        </w:rPr>
-        <w:t>命名</w:t>
+        <w:t>、命名</w:t>
       </w:r>
       <w:r>
         <w:rPr>
@@ -10888,9 +10727,6 @@
     <w:p>
       <w:pPr>
         <w:ind w:firstLine="420"/>
-        <w:rPr>
-          <w:rFonts w:hint="eastAsia"/>
-        </w:rPr>
       </w:pPr>
       <w:r>
         <w:rPr>
@@ -10923,11 +10759,6 @@
       </w:r>
     </w:p>
     <w:p>
-      <w:pPr>
-        <w:rPr>
-          <w:rFonts w:hint="eastAsia"/>
-        </w:rPr>
-      </w:pPr>
       <w:r>
         <w:tab/>
       </w:r>
@@ -10941,9 +10772,6 @@
     <w:p>
       <w:pPr>
         <w:ind w:firstLine="420"/>
-        <w:rPr>
-          <w:rFonts w:hint="eastAsia"/>
-        </w:rPr>
       </w:pPr>
       <w:r>
         <w:rPr>
@@ -10970,7 +10798,6 @@
       <w:pPr>
         <w:ind w:firstLine="420"/>
         <w:rPr>
-          <w:rFonts w:hint="eastAsia"/>
           <w:color w:val="EE0000"/>
         </w:rPr>
       </w:pPr>
@@ -10993,7 +10820,6 @@
       <w:pPr>
         <w:ind w:firstLine="420"/>
         <w:rPr>
-          <w:rFonts w:hint="eastAsia"/>
           <w:color w:val="EE0000"/>
         </w:rPr>
       </w:pPr>
@@ -11015,9 +10841,6 @@
     <w:p>
       <w:pPr>
         <w:ind w:firstLine="420"/>
-        <w:rPr>
-          <w:rFonts w:hint="eastAsia"/>
-        </w:rPr>
       </w:pPr>
       <w:r>
         <w:rPr>
@@ -11121,11 +10944,6 @@
       </w:r>
     </w:p>
     <w:p>
-      <w:pPr>
-        <w:rPr>
-          <w:rFonts w:hint="eastAsia"/>
-        </w:rPr>
-      </w:pPr>
       <w:r>
         <w:tab/>
       </w:r>
@@ -11151,9 +10969,6 @@
     <w:p>
       <w:pPr>
         <w:ind w:firstLine="420"/>
-        <w:rPr>
-          <w:rFonts w:hint="eastAsia"/>
-        </w:rPr>
       </w:pPr>
       <w:r>
         <w:rPr>
@@ -11319,9 +11134,6 @@
     <w:p>
       <w:pPr>
         <w:ind w:firstLine="420"/>
-        <w:rPr>
-          <w:rFonts w:hint="eastAsia"/>
-        </w:rPr>
       </w:pPr>
       <w:r>
         <w:rPr>
@@ -11548,7 +11360,13 @@
         <w:rPr>
           <w:rFonts w:hint="eastAsia"/>
         </w:rPr>
-        <w:t>按计划运行 Claude</w:t>
+        <w:t>按计划运行</w:t>
+      </w:r>
+      <w:r>
+        <w:rPr>
+          <w:rFonts w:hint="eastAsia"/>
+        </w:rPr>
+        <w:t xml:space="preserve"> Claude</w:t>
       </w:r>
     </w:p>
     <w:p>
@@ -11562,7 +11380,19 @@
         <w:rPr>
           <w:rFonts w:hint="eastAsia"/>
         </w:rPr>
-        <w:t>询问 Claude 关于其功能</w:t>
+        <w:t>询问</w:t>
+      </w:r>
+      <w:r>
+        <w:rPr>
+          <w:rFonts w:hint="eastAsia"/>
+        </w:rPr>
+        <w:t xml:space="preserve"> Claude </w:t>
+      </w:r>
+      <w:r>
+        <w:rPr>
+          <w:rFonts w:hint="eastAsia"/>
+        </w:rPr>
+        <w:t>关于其功能</w:t>
       </w:r>
     </w:p>
     <w:p>
@@ -31289,6 +31119,7 @@
         <w:rPr>
           <w:rFonts w:hint="eastAsia"/>
         </w:rPr>
+        <w:lastRenderedPageBreak/>
         <w:t>使用</w:t>
       </w:r>
       <w:r>
@@ -31347,10 +31178,1464 @@
     </w:p>
     <w:p>
       <w:pPr>
+        <w:pStyle w:val="4"/>
+        <w:rPr>
+          <w:rFonts w:hint="eastAsia"/>
+        </w:rPr>
+      </w:pPr>
+      <w:r>
+        <w:rPr>
+          <w:rFonts w:hint="eastAsia"/>
+        </w:rPr>
+        <w:t>内置</w:t>
+      </w:r>
+      <w:r>
+        <w:rPr>
+          <w:rFonts w:hint="eastAsia"/>
+        </w:rPr>
+        <w:t xml:space="preserve"> subagents</w:t>
+      </w:r>
+    </w:p>
+    <w:p>
+      <w:pPr>
+        <w:pStyle w:val="4"/>
+        <w:rPr>
+          <w:rFonts w:hint="eastAsia"/>
+        </w:rPr>
+      </w:pPr>
+      <w:r>
+        <w:rPr>
+          <w:rFonts w:hint="eastAsia"/>
+        </w:rPr>
+        <w:t>快速入门：创建您的第一个</w:t>
+      </w:r>
+      <w:r>
+        <w:rPr>
+          <w:rFonts w:hint="eastAsia"/>
+        </w:rPr>
+        <w:t xml:space="preserve"> subagent</w:t>
+      </w:r>
+    </w:p>
+    <w:p>
+      <w:pPr>
+        <w:pStyle w:val="4"/>
+        <w:rPr>
+          <w:rFonts w:hint="eastAsia"/>
+        </w:rPr>
+      </w:pPr>
+      <w:r>
+        <w:rPr>
+          <w:rFonts w:hint="eastAsia"/>
+        </w:rPr>
+        <w:t>配置</w:t>
+      </w:r>
+      <w:r>
+        <w:rPr>
+          <w:rFonts w:hint="eastAsia"/>
+        </w:rPr>
+        <w:t xml:space="preserve"> subagents</w:t>
+      </w:r>
+    </w:p>
+    <w:p>
+      <w:pPr>
+        <w:pStyle w:val="5"/>
+        <w:rPr>
+          <w:rFonts w:hint="eastAsia"/>
+        </w:rPr>
+      </w:pPr>
+      <w:r>
+        <w:rPr>
+          <w:rFonts w:hint="eastAsia"/>
+        </w:rPr>
+        <w:t>使用</w:t>
+      </w:r>
+      <w:r>
+        <w:rPr>
+          <w:rFonts w:hint="eastAsia"/>
+        </w:rPr>
+        <w:t xml:space="preserve"> /agents </w:t>
+      </w:r>
+      <w:r>
+        <w:rPr>
+          <w:rFonts w:hint="eastAsia"/>
+        </w:rPr>
+        <w:t>命令</w:t>
+      </w:r>
+    </w:p>
+    <w:p>
+      <w:pPr>
+        <w:pStyle w:val="5"/>
+        <w:rPr>
+          <w:rFonts w:hint="eastAsia"/>
+        </w:rPr>
+      </w:pPr>
+      <w:r>
+        <w:rPr>
+          <w:rFonts w:hint="eastAsia"/>
+        </w:rPr>
+        <w:t>选择</w:t>
+      </w:r>
+      <w:r>
+        <w:rPr>
+          <w:rFonts w:hint="eastAsia"/>
+        </w:rPr>
+        <w:t xml:space="preserve"> subagent </w:t>
+      </w:r>
+      <w:r>
+        <w:rPr>
+          <w:rFonts w:hint="eastAsia"/>
+        </w:rPr>
+        <w:t>范围</w:t>
+      </w:r>
+    </w:p>
+    <w:p>
+      <w:pPr>
+        <w:pStyle w:val="5"/>
+        <w:rPr>
+          <w:rFonts w:hint="eastAsia"/>
+        </w:rPr>
+      </w:pPr>
+      <w:r>
+        <w:rPr>
+          <w:rFonts w:hint="eastAsia"/>
+        </w:rPr>
+        <w:t>编写</w:t>
+      </w:r>
+      <w:r>
+        <w:rPr>
+          <w:rFonts w:hint="eastAsia"/>
+        </w:rPr>
+        <w:t xml:space="preserve"> subagent </w:t>
+      </w:r>
+      <w:r>
+        <w:rPr>
+          <w:rFonts w:hint="eastAsia"/>
+        </w:rPr>
+        <w:t>文件</w:t>
+      </w:r>
+    </w:p>
+    <w:p>
+      <w:pPr>
+        <w:pStyle w:val="6"/>
+        <w:rPr>
+          <w:rFonts w:hint="eastAsia"/>
+        </w:rPr>
+      </w:pPr>
+      <w:r>
+        <w:rPr>
+          <w:rFonts w:hint="eastAsia"/>
+        </w:rPr>
+        <w:t>支持的</w:t>
+      </w:r>
+      <w:r>
+        <w:rPr>
+          <w:rFonts w:hint="eastAsia"/>
+        </w:rPr>
+        <w:t xml:space="preserve"> frontmatter </w:t>
+      </w:r>
+      <w:r>
+        <w:rPr>
+          <w:rFonts w:hint="eastAsia"/>
+        </w:rPr>
+        <w:t>字段</w:t>
+      </w:r>
+    </w:p>
+    <w:p>
+      <w:pPr>
+        <w:pStyle w:val="5"/>
+        <w:rPr>
+          <w:rFonts w:hint="eastAsia"/>
+        </w:rPr>
+      </w:pPr>
+      <w:r>
+        <w:rPr>
+          <w:rFonts w:hint="eastAsia"/>
+        </w:rPr>
+        <w:t>选择模型</w:t>
+      </w:r>
+    </w:p>
+    <w:p>
+      <w:pPr>
+        <w:pStyle w:val="5"/>
+        <w:rPr>
+          <w:rFonts w:hint="eastAsia"/>
+        </w:rPr>
+      </w:pPr>
+      <w:r>
+        <w:rPr>
+          <w:rFonts w:hint="eastAsia"/>
+        </w:rPr>
+        <w:t>控制</w:t>
+      </w:r>
+      <w:r>
+        <w:rPr>
+          <w:rFonts w:hint="eastAsia"/>
+        </w:rPr>
+        <w:t xml:space="preserve"> subagent </w:t>
+      </w:r>
+      <w:r>
+        <w:rPr>
+          <w:rFonts w:hint="eastAsia"/>
+        </w:rPr>
+        <w:t>能力</w:t>
+      </w:r>
+    </w:p>
+    <w:p>
+      <w:pPr>
+        <w:pStyle w:val="6"/>
+        <w:rPr>
+          <w:rFonts w:hint="eastAsia"/>
+        </w:rPr>
+      </w:pPr>
+      <w:r>
+        <w:rPr>
+          <w:rFonts w:hint="eastAsia"/>
+        </w:rPr>
+        <w:t>可用工具</w:t>
+      </w:r>
+    </w:p>
+    <w:p>
+      <w:pPr>
+        <w:pStyle w:val="6"/>
+        <w:rPr>
+          <w:rFonts w:hint="eastAsia"/>
+        </w:rPr>
+      </w:pPr>
+      <w:r>
+        <w:rPr>
+          <w:rFonts w:hint="eastAsia"/>
+        </w:rPr>
+        <w:t>限制可以生成哪些</w:t>
+      </w:r>
+      <w:r>
+        <w:rPr>
+          <w:rFonts w:hint="eastAsia"/>
+        </w:rPr>
+        <w:t xml:space="preserve"> subagents</w:t>
+      </w:r>
+    </w:p>
+    <w:p>
+      <w:pPr>
+        <w:pStyle w:val="6"/>
+        <w:rPr>
+          <w:rFonts w:hint="eastAsia"/>
+        </w:rPr>
+      </w:pPr>
+      <w:r>
+        <w:rPr>
+          <w:rFonts w:hint="eastAsia"/>
+        </w:rPr>
+        <w:t>将</w:t>
+      </w:r>
+      <w:r>
+        <w:rPr>
+          <w:rFonts w:hint="eastAsia"/>
+        </w:rPr>
+        <w:t xml:space="preserve"> MCP </w:t>
+      </w:r>
+      <w:r>
+        <w:rPr>
+          <w:rFonts w:hint="eastAsia"/>
+        </w:rPr>
+        <w:t>服务器限定于</w:t>
+      </w:r>
+      <w:r>
+        <w:rPr>
+          <w:rFonts w:hint="eastAsia"/>
+        </w:rPr>
+        <w:t xml:space="preserve"> subagent</w:t>
+      </w:r>
+    </w:p>
+    <w:p>
+      <w:pPr>
+        <w:pStyle w:val="6"/>
+        <w:rPr>
+          <w:rFonts w:hint="eastAsia"/>
+        </w:rPr>
+      </w:pPr>
+      <w:r>
+        <w:rPr>
+          <w:rFonts w:hint="eastAsia"/>
+        </w:rPr>
+        <w:t>权限模式</w:t>
+      </w:r>
+    </w:p>
+    <w:p>
+      <w:pPr>
+        <w:pStyle w:val="6"/>
+        <w:rPr>
+          <w:rFonts w:hint="eastAsia"/>
+        </w:rPr>
+      </w:pPr>
+      <w:r>
+        <w:rPr>
+          <w:rFonts w:hint="eastAsia"/>
+        </w:rPr>
+        <w:t>将技能预加载到</w:t>
+      </w:r>
+      <w:r>
+        <w:rPr>
+          <w:rFonts w:hint="eastAsia"/>
+        </w:rPr>
+        <w:t xml:space="preserve"> subagents</w:t>
+      </w:r>
+    </w:p>
+    <w:p>
+      <w:pPr>
+        <w:pStyle w:val="6"/>
+        <w:rPr>
+          <w:rFonts w:hint="eastAsia"/>
+        </w:rPr>
+      </w:pPr>
+      <w:r>
+        <w:rPr>
+          <w:rFonts w:hint="eastAsia"/>
+        </w:rPr>
+        <w:t>启用持久内存</w:t>
+      </w:r>
+    </w:p>
+    <w:p>
+      <w:pPr>
+        <w:pStyle w:val="6"/>
+        <w:rPr>
+          <w:rFonts w:hint="eastAsia"/>
+        </w:rPr>
+      </w:pPr>
+      <w:r>
+        <w:rPr>
+          <w:rFonts w:hint="eastAsia"/>
+        </w:rPr>
+        <w:t>使用</w:t>
+      </w:r>
+      <w:r>
+        <w:rPr>
+          <w:rFonts w:hint="eastAsia"/>
+        </w:rPr>
+        <w:t xml:space="preserve"> hooks </w:t>
+      </w:r>
+      <w:r>
+        <w:rPr>
+          <w:rFonts w:hint="eastAsia"/>
+        </w:rPr>
+        <w:t>的条件规则</w:t>
+      </w:r>
+    </w:p>
+    <w:p>
+      <w:pPr>
+        <w:pStyle w:val="6"/>
+        <w:rPr>
+          <w:rFonts w:hint="eastAsia"/>
+        </w:rPr>
+      </w:pPr>
+      <w:r>
+        <w:rPr>
+          <w:rFonts w:hint="eastAsia"/>
+        </w:rPr>
+        <w:t>禁用特定</w:t>
+      </w:r>
+      <w:r>
+        <w:rPr>
+          <w:rFonts w:hint="eastAsia"/>
+        </w:rPr>
+        <w:t xml:space="preserve"> subagents</w:t>
+      </w:r>
+    </w:p>
+    <w:p>
+      <w:pPr>
+        <w:pStyle w:val="5"/>
+        <w:rPr>
+          <w:rFonts w:hint="eastAsia"/>
+        </w:rPr>
+      </w:pPr>
+      <w:r>
+        <w:rPr>
+          <w:rFonts w:hint="eastAsia"/>
+        </w:rPr>
+        <w:t>为</w:t>
+      </w:r>
+      <w:r>
+        <w:rPr>
+          <w:rFonts w:hint="eastAsia"/>
+        </w:rPr>
+        <w:t xml:space="preserve"> subagents </w:t>
+      </w:r>
+      <w:r>
+        <w:rPr>
+          <w:rFonts w:hint="eastAsia"/>
+        </w:rPr>
+        <w:t>定义</w:t>
+      </w:r>
+      <w:r>
+        <w:rPr>
+          <w:rFonts w:hint="eastAsia"/>
+        </w:rPr>
+        <w:t xml:space="preserve"> hooks</w:t>
+      </w:r>
+    </w:p>
+    <w:p>
+      <w:pPr>
+        <w:pStyle w:val="6"/>
+        <w:rPr>
+          <w:rFonts w:hint="eastAsia"/>
+        </w:rPr>
+      </w:pPr>
+      <w:r>
+        <w:rPr>
+          <w:rFonts w:hint="eastAsia"/>
+        </w:rPr>
+        <w:t xml:space="preserve">Subagent frontmatter </w:t>
+      </w:r>
+      <w:r>
+        <w:rPr>
+          <w:rFonts w:hint="eastAsia"/>
+        </w:rPr>
+        <w:t>中的</w:t>
+      </w:r>
+      <w:r>
+        <w:rPr>
+          <w:rFonts w:hint="eastAsia"/>
+        </w:rPr>
+        <w:t xml:space="preserve"> Hooks</w:t>
+      </w:r>
+    </w:p>
+    <w:p>
+      <w:pPr>
+        <w:pStyle w:val="6"/>
+        <w:rPr>
+          <w:rFonts w:hint="eastAsia"/>
+        </w:rPr>
+      </w:pPr>
+      <w:r>
+        <w:rPr>
+          <w:rFonts w:hint="eastAsia"/>
+        </w:rPr>
+        <w:t>用于</w:t>
+      </w:r>
+      <w:r>
+        <w:rPr>
+          <w:rFonts w:hint="eastAsia"/>
+        </w:rPr>
+        <w:t xml:space="preserve"> subagent </w:t>
+      </w:r>
+      <w:r>
+        <w:rPr>
+          <w:rFonts w:hint="eastAsia"/>
+        </w:rPr>
+        <w:t>事件的项目级</w:t>
+      </w:r>
+      <w:r>
+        <w:rPr>
+          <w:rFonts w:hint="eastAsia"/>
+        </w:rPr>
+        <w:t xml:space="preserve"> hooks</w:t>
+      </w:r>
+    </w:p>
+    <w:p>
+      <w:pPr>
+        <w:pStyle w:val="4"/>
+        <w:rPr>
+          <w:rFonts w:hint="eastAsia"/>
+        </w:rPr>
+      </w:pPr>
+      <w:r>
+        <w:rPr>
+          <w:rFonts w:hint="eastAsia"/>
+        </w:rPr>
+        <w:t>使用</w:t>
+      </w:r>
+      <w:r>
+        <w:rPr>
+          <w:rFonts w:hint="eastAsia"/>
+        </w:rPr>
+        <w:t xml:space="preserve"> subagents</w:t>
+      </w:r>
+    </w:p>
+    <w:p>
+      <w:pPr>
+        <w:pStyle w:val="5"/>
+        <w:rPr>
+          <w:rFonts w:hint="eastAsia"/>
+        </w:rPr>
+      </w:pPr>
+      <w:r>
+        <w:rPr>
+          <w:rFonts w:hint="eastAsia"/>
+        </w:rPr>
+        <w:t>理解自动委托</w:t>
+      </w:r>
+    </w:p>
+    <w:p>
+      <w:pPr>
+        <w:pStyle w:val="5"/>
+        <w:rPr>
+          <w:rFonts w:hint="eastAsia"/>
+        </w:rPr>
+      </w:pPr>
+      <w:r>
+        <w:rPr>
+          <w:rFonts w:hint="eastAsia"/>
+        </w:rPr>
+        <w:t>显式调用</w:t>
+      </w:r>
+      <w:r>
+        <w:rPr>
+          <w:rFonts w:hint="eastAsia"/>
+        </w:rPr>
+        <w:t xml:space="preserve"> subagents</w:t>
+      </w:r>
+    </w:p>
+    <w:p>
+      <w:pPr>
+        <w:pStyle w:val="5"/>
+        <w:rPr>
+          <w:rFonts w:hint="eastAsia"/>
+        </w:rPr>
+      </w:pPr>
+      <w:r>
+        <w:rPr>
+          <w:rFonts w:hint="eastAsia"/>
+        </w:rPr>
+        <w:t>在前台或后台运行</w:t>
+      </w:r>
+      <w:r>
+        <w:rPr>
+          <w:rFonts w:hint="eastAsia"/>
+        </w:rPr>
+        <w:t xml:space="preserve"> subagents</w:t>
+      </w:r>
+    </w:p>
+    <w:p>
+      <w:pPr>
+        <w:pStyle w:val="5"/>
+        <w:rPr>
+          <w:rFonts w:hint="eastAsia"/>
+        </w:rPr>
+      </w:pPr>
+      <w:r>
+        <w:rPr>
+          <w:rFonts w:hint="eastAsia"/>
+        </w:rPr>
+        <w:t>常见模式</w:t>
+      </w:r>
+    </w:p>
+    <w:p>
+      <w:pPr>
+        <w:pStyle w:val="6"/>
+        <w:rPr>
+          <w:rFonts w:hint="eastAsia"/>
+        </w:rPr>
+      </w:pPr>
+      <w:proofErr w:type="gramStart"/>
+      <w:r>
+        <w:rPr>
+          <w:rFonts w:hint="eastAsia"/>
+        </w:rPr>
+        <w:lastRenderedPageBreak/>
+        <w:t>隔离高</w:t>
+      </w:r>
+      <w:proofErr w:type="gramEnd"/>
+      <w:r>
+        <w:rPr>
+          <w:rFonts w:hint="eastAsia"/>
+        </w:rPr>
+        <w:t>容量操作</w:t>
+      </w:r>
+    </w:p>
+    <w:p>
+      <w:pPr>
+        <w:pStyle w:val="6"/>
+        <w:rPr>
+          <w:rFonts w:hint="eastAsia"/>
+        </w:rPr>
+      </w:pPr>
+      <w:r>
+        <w:rPr>
+          <w:rFonts w:hint="eastAsia"/>
+        </w:rPr>
+        <w:t>运行并行研究</w:t>
+      </w:r>
+    </w:p>
+    <w:p>
+      <w:pPr>
+        <w:pStyle w:val="6"/>
+        <w:rPr>
+          <w:rFonts w:hint="eastAsia"/>
+        </w:rPr>
+      </w:pPr>
+      <w:r>
+        <w:rPr>
+          <w:rFonts w:hint="eastAsia"/>
+        </w:rPr>
+        <w:t>链接</w:t>
+      </w:r>
+      <w:r>
+        <w:rPr>
+          <w:rFonts w:hint="eastAsia"/>
+        </w:rPr>
+        <w:t xml:space="preserve"> subagents</w:t>
+      </w:r>
+    </w:p>
+    <w:p>
+      <w:pPr>
+        <w:pStyle w:val="5"/>
+        <w:rPr>
+          <w:rFonts w:hint="eastAsia"/>
+        </w:rPr>
+      </w:pPr>
+      <w:r>
+        <w:rPr>
+          <w:rFonts w:hint="eastAsia"/>
+        </w:rPr>
+        <w:t>在</w:t>
+      </w:r>
+      <w:r>
+        <w:rPr>
+          <w:rFonts w:hint="eastAsia"/>
+        </w:rPr>
+        <w:t xml:space="preserve"> subagents </w:t>
+      </w:r>
+      <w:r>
+        <w:rPr>
+          <w:rFonts w:hint="eastAsia"/>
+        </w:rPr>
+        <w:t>和主对话之间选择</w:t>
+      </w:r>
+    </w:p>
+    <w:p>
+      <w:pPr>
+        <w:pStyle w:val="5"/>
+        <w:rPr>
+          <w:rFonts w:hint="eastAsia"/>
+        </w:rPr>
+      </w:pPr>
+      <w:r>
+        <w:rPr>
+          <w:rFonts w:hint="eastAsia"/>
+        </w:rPr>
+        <w:t>管理</w:t>
+      </w:r>
+      <w:r>
+        <w:rPr>
+          <w:rFonts w:hint="eastAsia"/>
+        </w:rPr>
+        <w:t xml:space="preserve"> subagent </w:t>
+      </w:r>
+      <w:r>
+        <w:rPr>
+          <w:rFonts w:hint="eastAsia"/>
+        </w:rPr>
+        <w:t>上下文</w:t>
+      </w:r>
+    </w:p>
+    <w:p>
+      <w:pPr>
+        <w:pStyle w:val="6"/>
+        <w:rPr>
+          <w:rFonts w:hint="eastAsia"/>
+        </w:rPr>
+      </w:pPr>
+      <w:r>
+        <w:rPr>
+          <w:rFonts w:hint="eastAsia"/>
+        </w:rPr>
+        <w:t>启动时加载的内容</w:t>
+      </w:r>
+    </w:p>
+    <w:p>
+      <w:pPr>
+        <w:pStyle w:val="6"/>
+        <w:rPr>
+          <w:rFonts w:hint="eastAsia"/>
+        </w:rPr>
+      </w:pPr>
+      <w:r>
+        <w:rPr>
+          <w:rFonts w:hint="eastAsia"/>
+        </w:rPr>
+        <w:t>恢复</w:t>
+      </w:r>
+      <w:r>
+        <w:rPr>
+          <w:rFonts w:hint="eastAsia"/>
+        </w:rPr>
+        <w:t xml:space="preserve"> subagents</w:t>
+      </w:r>
+    </w:p>
+    <w:p>
+      <w:pPr>
+        <w:pStyle w:val="6"/>
+        <w:rPr>
+          <w:rFonts w:hint="eastAsia"/>
+        </w:rPr>
+      </w:pPr>
+      <w:r>
+        <w:rPr>
+          <w:rFonts w:hint="eastAsia"/>
+        </w:rPr>
+        <w:t>自动压缩</w:t>
+      </w:r>
+    </w:p>
+    <w:p>
+      <w:pPr>
+        <w:pStyle w:val="4"/>
+        <w:rPr>
+          <w:rFonts w:hint="eastAsia"/>
+        </w:rPr>
+      </w:pPr>
+      <w:r>
+        <w:rPr>
+          <w:rFonts w:hint="eastAsia"/>
+        </w:rPr>
+        <w:t>分叉当前对话</w:t>
+      </w:r>
+    </w:p>
+    <w:p>
+      <w:pPr>
+        <w:pStyle w:val="5"/>
+        <w:rPr>
+          <w:rFonts w:hint="eastAsia"/>
+        </w:rPr>
+      </w:pPr>
+      <w:r>
+        <w:rPr>
+          <w:rFonts w:hint="eastAsia"/>
+        </w:rPr>
+        <w:t>观察和引导运行中的分叉</w:t>
+      </w:r>
+    </w:p>
+    <w:p>
+      <w:pPr>
+        <w:pStyle w:val="5"/>
+        <w:rPr>
+          <w:rFonts w:hint="eastAsia"/>
+        </w:rPr>
+      </w:pPr>
+      <w:r>
+        <w:rPr>
+          <w:rFonts w:hint="eastAsia"/>
+        </w:rPr>
+        <w:t>分叉与命名</w:t>
+      </w:r>
+      <w:r>
+        <w:rPr>
+          <w:rFonts w:hint="eastAsia"/>
+        </w:rPr>
+        <w:t xml:space="preserve"> subagents </w:t>
+      </w:r>
+      <w:r>
+        <w:rPr>
+          <w:rFonts w:hint="eastAsia"/>
+        </w:rPr>
+        <w:t>的区别</w:t>
+      </w:r>
+    </w:p>
+    <w:p>
+      <w:pPr>
+        <w:pStyle w:val="5"/>
+        <w:rPr>
+          <w:rFonts w:hint="eastAsia"/>
+        </w:rPr>
+      </w:pPr>
+      <w:r>
+        <w:rPr>
+          <w:rFonts w:hint="eastAsia"/>
+        </w:rPr>
+        <w:t>限制</w:t>
+      </w:r>
+    </w:p>
+    <w:p>
+      <w:pPr>
+        <w:pStyle w:val="4"/>
+        <w:rPr>
+          <w:rFonts w:hint="eastAsia"/>
+        </w:rPr>
+      </w:pPr>
+      <w:r>
+        <w:rPr>
+          <w:rFonts w:hint="eastAsia"/>
+        </w:rPr>
+        <w:t>示例</w:t>
+      </w:r>
+      <w:r>
+        <w:rPr>
+          <w:rFonts w:hint="eastAsia"/>
+        </w:rPr>
+        <w:t xml:space="preserve"> subagents</w:t>
+      </w:r>
+    </w:p>
+    <w:p>
+      <w:pPr>
+        <w:pStyle w:val="5"/>
+        <w:rPr>
+          <w:rFonts w:hint="eastAsia"/>
+        </w:rPr>
+      </w:pPr>
+      <w:r>
+        <w:rPr>
+          <w:rFonts w:hint="eastAsia"/>
+        </w:rPr>
+        <w:t>代码审查者</w:t>
+      </w:r>
+    </w:p>
+    <w:p>
+      <w:pPr>
+        <w:pStyle w:val="5"/>
+        <w:rPr>
+          <w:rFonts w:hint="eastAsia"/>
+        </w:rPr>
+      </w:pPr>
+      <w:r>
+        <w:rPr>
+          <w:rFonts w:hint="eastAsia"/>
+        </w:rPr>
+        <w:t>调试器</w:t>
+      </w:r>
+    </w:p>
+    <w:p>
+      <w:pPr>
+        <w:pStyle w:val="5"/>
+        <w:rPr>
+          <w:rFonts w:hint="eastAsia"/>
+        </w:rPr>
+      </w:pPr>
+      <w:r>
+        <w:rPr>
+          <w:rFonts w:hint="eastAsia"/>
+        </w:rPr>
+        <w:t>数据科学家</w:t>
+      </w:r>
+    </w:p>
+    <w:p>
+      <w:pPr>
+        <w:pStyle w:val="5"/>
+        <w:rPr>
+          <w:rFonts w:hint="eastAsia"/>
+        </w:rPr>
+      </w:pPr>
+      <w:r>
+        <w:rPr>
+          <w:rFonts w:hint="eastAsia"/>
+        </w:rPr>
+        <w:t>数据库查询验证器</w:t>
+      </w:r>
+    </w:p>
+    <w:p>
+      <w:pPr>
+        <w:pStyle w:val="4"/>
+        <w:rPr>
+          <w:rFonts w:hint="eastAsia"/>
+        </w:rPr>
+      </w:pPr>
+      <w:r>
+        <w:rPr>
+          <w:rFonts w:hint="eastAsia"/>
+        </w:rPr>
+        <w:t>后续步骤</w:t>
+      </w:r>
+    </w:p>
+    <w:p>
+      <w:pPr>
         <w:pStyle w:val="3"/>
       </w:pPr>
       <w:r>
         <w:t>Agent view</w:t>
+      </w:r>
+    </w:p>
+    <w:p>
+      <w:pPr>
+        <w:pStyle w:val="4"/>
+        <w:rPr>
+          <w:rFonts w:hint="eastAsia"/>
+        </w:rPr>
+      </w:pPr>
+      <w:r>
+        <w:rPr>
+          <w:rFonts w:hint="eastAsia"/>
+        </w:rPr>
+        <w:t>快速开始</w:t>
+      </w:r>
+    </w:p>
+    <w:p>
+      <w:pPr>
+        <w:pStyle w:val="4"/>
+        <w:rPr>
+          <w:rFonts w:hint="eastAsia"/>
+        </w:rPr>
+      </w:pPr>
+      <w:r>
+        <w:rPr>
+          <w:rFonts w:hint="eastAsia"/>
+        </w:rPr>
+        <w:t>使用</w:t>
+      </w:r>
+      <w:r>
+        <w:rPr>
+          <w:rFonts w:hint="eastAsia"/>
+        </w:rPr>
+        <w:t xml:space="preserve"> agent view </w:t>
+      </w:r>
+      <w:r>
+        <w:rPr>
+          <w:rFonts w:hint="eastAsia"/>
+        </w:rPr>
+        <w:t>监控会话</w:t>
+      </w:r>
+    </w:p>
+    <w:p>
+      <w:pPr>
+        <w:pStyle w:val="5"/>
+        <w:rPr>
+          <w:rFonts w:hint="eastAsia"/>
+        </w:rPr>
+      </w:pPr>
+      <w:r>
+        <w:rPr>
+          <w:rFonts w:hint="eastAsia"/>
+        </w:rPr>
+        <w:t>读取会话状态</w:t>
+      </w:r>
+    </w:p>
+    <w:p>
+      <w:pPr>
+        <w:pStyle w:val="5"/>
+        <w:rPr>
+          <w:rFonts w:hint="eastAsia"/>
+        </w:rPr>
+      </w:pPr>
+      <w:r>
+        <w:rPr>
+          <w:rFonts w:hint="eastAsia"/>
+        </w:rPr>
+        <w:t>行摘要</w:t>
+      </w:r>
+    </w:p>
+    <w:p>
+      <w:pPr>
+        <w:pStyle w:val="5"/>
+        <w:rPr>
+          <w:rFonts w:hint="eastAsia"/>
+        </w:rPr>
+      </w:pPr>
+      <w:r>
+        <w:rPr>
+          <w:rFonts w:hint="eastAsia"/>
+        </w:rPr>
+        <w:t>拉取请求状态</w:t>
+      </w:r>
+    </w:p>
+    <w:p>
+      <w:pPr>
+        <w:pStyle w:val="5"/>
+        <w:rPr>
+          <w:rFonts w:hint="eastAsia"/>
+        </w:rPr>
+      </w:pPr>
+      <w:r>
+        <w:rPr>
+          <w:rFonts w:hint="eastAsia"/>
+        </w:rPr>
+        <w:t>窥视和回复</w:t>
+      </w:r>
+    </w:p>
+    <w:p>
+      <w:pPr>
+        <w:pStyle w:val="5"/>
+        <w:rPr>
+          <w:rFonts w:hint="eastAsia"/>
+        </w:rPr>
+      </w:pPr>
+      <w:r>
+        <w:rPr>
+          <w:rFonts w:hint="eastAsia"/>
+        </w:rPr>
+        <w:t>附加到会话</w:t>
+      </w:r>
+    </w:p>
+    <w:p>
+      <w:pPr>
+        <w:pStyle w:val="5"/>
+        <w:rPr>
+          <w:rFonts w:hint="eastAsia"/>
+        </w:rPr>
+      </w:pPr>
+      <w:r>
+        <w:rPr>
+          <w:rFonts w:hint="eastAsia"/>
+        </w:rPr>
+        <w:t>组织列表</w:t>
+      </w:r>
+    </w:p>
+    <w:p>
+      <w:pPr>
+        <w:pStyle w:val="5"/>
+        <w:rPr>
+          <w:rFonts w:hint="eastAsia"/>
+        </w:rPr>
+      </w:pPr>
+      <w:r>
+        <w:rPr>
+          <w:rFonts w:hint="eastAsia"/>
+        </w:rPr>
+        <w:t>过滤会话</w:t>
+      </w:r>
+    </w:p>
+    <w:p>
+      <w:pPr>
+        <w:pStyle w:val="5"/>
+        <w:rPr>
+          <w:rFonts w:hint="eastAsia"/>
+        </w:rPr>
+      </w:pPr>
+      <w:r>
+        <w:rPr>
+          <w:rFonts w:hint="eastAsia"/>
+        </w:rPr>
+        <w:t>快捷键</w:t>
+      </w:r>
+    </w:p>
+    <w:p>
+      <w:pPr>
+        <w:pStyle w:val="4"/>
+        <w:rPr>
+          <w:rFonts w:hint="eastAsia"/>
+        </w:rPr>
+      </w:pPr>
+      <w:r>
+        <w:rPr>
+          <w:rFonts w:hint="eastAsia"/>
+        </w:rPr>
+        <w:lastRenderedPageBreak/>
+        <w:t>调度新代理</w:t>
+      </w:r>
+    </w:p>
+    <w:p>
+      <w:pPr>
+        <w:pStyle w:val="5"/>
+        <w:rPr>
+          <w:rFonts w:hint="eastAsia"/>
+        </w:rPr>
+      </w:pPr>
+      <w:r>
+        <w:rPr>
+          <w:rFonts w:hint="eastAsia"/>
+        </w:rPr>
+        <w:t>从</w:t>
+      </w:r>
+      <w:r>
+        <w:rPr>
+          <w:rFonts w:hint="eastAsia"/>
+        </w:rPr>
+        <w:t xml:space="preserve"> agent view</w:t>
+      </w:r>
+    </w:p>
+    <w:p>
+      <w:pPr>
+        <w:pStyle w:val="6"/>
+        <w:rPr>
+          <w:rFonts w:hint="eastAsia"/>
+        </w:rPr>
+      </w:pPr>
+      <w:r>
+        <w:rPr>
+          <w:rFonts w:hint="eastAsia"/>
+        </w:rPr>
+        <w:t>调度到特定目录</w:t>
+      </w:r>
+    </w:p>
+    <w:p>
+      <w:pPr>
+        <w:pStyle w:val="5"/>
+        <w:rPr>
+          <w:rFonts w:hint="eastAsia"/>
+        </w:rPr>
+      </w:pPr>
+      <w:r>
+        <w:rPr>
+          <w:rFonts w:hint="eastAsia"/>
+        </w:rPr>
+        <w:t>从会话内部</w:t>
+      </w:r>
+    </w:p>
+    <w:p>
+      <w:pPr>
+        <w:pStyle w:val="5"/>
+        <w:rPr>
+          <w:rFonts w:hint="eastAsia"/>
+        </w:rPr>
+      </w:pPr>
+      <w:r>
+        <w:rPr>
+          <w:rFonts w:hint="eastAsia"/>
+        </w:rPr>
+        <w:t>从你的</w:t>
+      </w:r>
+      <w:r>
+        <w:rPr>
+          <w:rFonts w:hint="eastAsia"/>
+        </w:rPr>
+        <w:t xml:space="preserve"> shell</w:t>
+      </w:r>
+    </w:p>
+    <w:p>
+      <w:pPr>
+        <w:pStyle w:val="5"/>
+        <w:rPr>
+          <w:rFonts w:hint="eastAsia"/>
+        </w:rPr>
+      </w:pPr>
+      <w:r>
+        <w:rPr>
+          <w:rFonts w:hint="eastAsia"/>
+        </w:rPr>
+        <w:t>文件编辑如何隔离</w:t>
+      </w:r>
+    </w:p>
+    <w:p>
+      <w:pPr>
+        <w:pStyle w:val="5"/>
+        <w:rPr>
+          <w:rFonts w:hint="eastAsia"/>
+        </w:rPr>
+      </w:pPr>
+      <w:r>
+        <w:rPr>
+          <w:rFonts w:hint="eastAsia"/>
+        </w:rPr>
+        <w:t>设置模型</w:t>
+      </w:r>
+    </w:p>
+    <w:p>
+      <w:pPr>
+        <w:pStyle w:val="5"/>
+        <w:rPr>
+          <w:rFonts w:hint="eastAsia"/>
+        </w:rPr>
+      </w:pPr>
+      <w:r>
+        <w:rPr>
+          <w:rFonts w:hint="eastAsia"/>
+        </w:rPr>
+        <w:t>权限模式、模型和工作量</w:t>
+      </w:r>
+    </w:p>
+    <w:p>
+      <w:pPr>
+        <w:pStyle w:val="5"/>
+        <w:rPr>
+          <w:rFonts w:hint="eastAsia"/>
+        </w:rPr>
+      </w:pPr>
+      <w:r>
+        <w:rPr>
+          <w:rFonts w:hint="eastAsia"/>
+        </w:rPr>
+        <w:t>Settings</w:t>
+      </w:r>
+      <w:r>
+        <w:rPr>
+          <w:rFonts w:hint="eastAsia"/>
+        </w:rPr>
+        <w:t>、</w:t>
+      </w:r>
+      <w:r>
+        <w:rPr>
+          <w:rFonts w:hint="eastAsia"/>
+        </w:rPr>
+        <w:t xml:space="preserve">plugins </w:t>
+      </w:r>
+      <w:r>
+        <w:rPr>
+          <w:rFonts w:hint="eastAsia"/>
+        </w:rPr>
+        <w:t>和</w:t>
+      </w:r>
+      <w:r>
+        <w:rPr>
+          <w:rFonts w:hint="eastAsia"/>
+        </w:rPr>
+        <w:t xml:space="preserve"> MCP servers</w:t>
+      </w:r>
+    </w:p>
+    <w:p>
+      <w:pPr>
+        <w:pStyle w:val="4"/>
+        <w:rPr>
+          <w:rFonts w:hint="eastAsia"/>
+        </w:rPr>
+      </w:pPr>
+      <w:r>
+        <w:rPr>
+          <w:rFonts w:hint="eastAsia"/>
+        </w:rPr>
+        <w:t>从</w:t>
+      </w:r>
+      <w:r>
+        <w:rPr>
+          <w:rFonts w:hint="eastAsia"/>
+        </w:rPr>
+        <w:t xml:space="preserve"> shell </w:t>
+      </w:r>
+      <w:r>
+        <w:rPr>
+          <w:rFonts w:hint="eastAsia"/>
+        </w:rPr>
+        <w:t>管理会话</w:t>
+      </w:r>
+    </w:p>
+    <w:p>
+      <w:pPr>
+        <w:pStyle w:val="4"/>
+        <w:rPr>
+          <w:rFonts w:hint="eastAsia"/>
+        </w:rPr>
+      </w:pPr>
+      <w:r>
+        <w:rPr>
+          <w:rFonts w:hint="eastAsia"/>
+        </w:rPr>
+        <w:t>后台会话如何被托管</w:t>
+      </w:r>
+    </w:p>
+    <w:p>
+      <w:pPr>
+        <w:pStyle w:val="5"/>
+        <w:rPr>
+          <w:rFonts w:hint="eastAsia"/>
+        </w:rPr>
+      </w:pPr>
+      <w:r>
+        <w:rPr>
+          <w:rFonts w:hint="eastAsia"/>
+        </w:rPr>
+        <w:t>监督进程</w:t>
+      </w:r>
+    </w:p>
+    <w:p>
+      <w:pPr>
+        <w:pStyle w:val="5"/>
+        <w:rPr>
+          <w:rFonts w:hint="eastAsia"/>
+        </w:rPr>
+      </w:pPr>
+      <w:r>
+        <w:rPr>
+          <w:rFonts w:hint="eastAsia"/>
+        </w:rPr>
+        <w:t>状态存储位置</w:t>
+      </w:r>
+    </w:p>
+    <w:p>
+      <w:pPr>
+        <w:pStyle w:val="5"/>
+        <w:rPr>
+          <w:rFonts w:hint="eastAsia"/>
+        </w:rPr>
+      </w:pPr>
+      <w:r>
+        <w:rPr>
+          <w:rFonts w:hint="eastAsia"/>
+        </w:rPr>
+        <w:t>关闭</w:t>
+      </w:r>
+      <w:r>
+        <w:rPr>
+          <w:rFonts w:hint="eastAsia"/>
+        </w:rPr>
+        <w:t xml:space="preserve"> agent view</w:t>
+      </w:r>
+    </w:p>
+    <w:p>
+      <w:pPr>
+        <w:pStyle w:val="4"/>
+        <w:rPr>
+          <w:rFonts w:hint="eastAsia"/>
+        </w:rPr>
+      </w:pPr>
+      <w:r>
+        <w:rPr>
+          <w:rFonts w:hint="eastAsia"/>
+        </w:rPr>
+        <w:t>故障排除</w:t>
+      </w:r>
+    </w:p>
+    <w:p>
+      <w:pPr>
+        <w:pStyle w:val="5"/>
+        <w:rPr>
+          <w:rFonts w:hint="eastAsia"/>
+        </w:rPr>
+      </w:pPr>
+      <w:proofErr w:type="spellStart"/>
+      <w:r>
+        <w:rPr>
+          <w:rFonts w:hint="eastAsia"/>
+        </w:rPr>
+        <w:t>claude</w:t>
+      </w:r>
+      <w:proofErr w:type="spellEnd"/>
+      <w:r>
+        <w:rPr>
+          <w:rFonts w:hint="eastAsia"/>
+        </w:rPr>
+        <w:t xml:space="preserve"> agents </w:t>
+      </w:r>
+      <w:r>
+        <w:rPr>
+          <w:rFonts w:hint="eastAsia"/>
+        </w:rPr>
+        <w:t>列出子代理而不是打开代理视图</w:t>
+      </w:r>
+    </w:p>
+    <w:p>
+      <w:pPr>
+        <w:pStyle w:val="5"/>
+        <w:rPr>
+          <w:rFonts w:hint="eastAsia"/>
+        </w:rPr>
+      </w:pPr>
+      <w:r>
+        <w:rPr>
+          <w:rFonts w:hint="eastAsia"/>
+        </w:rPr>
+        <w:t xml:space="preserve">Agent view </w:t>
+      </w:r>
+      <w:r>
+        <w:rPr>
+          <w:rFonts w:hint="eastAsia"/>
+        </w:rPr>
+        <w:t>打开时没有会话</w:t>
+      </w:r>
+    </w:p>
+    <w:p>
+      <w:pPr>
+        <w:pStyle w:val="5"/>
+        <w:rPr>
+          <w:rFonts w:hint="eastAsia"/>
+        </w:rPr>
+      </w:pPr>
+      <w:r>
+        <w:rPr>
+          <w:rFonts w:hint="eastAsia"/>
+        </w:rPr>
+        <w:t>无法打开代理，因为后台任务正在运行</w:t>
+      </w:r>
+    </w:p>
+    <w:p>
+      <w:pPr>
+        <w:pStyle w:val="5"/>
+        <w:rPr>
+          <w:rFonts w:hint="eastAsia"/>
+        </w:rPr>
+      </w:pPr>
+      <w:r>
+        <w:rPr>
+          <w:rFonts w:hint="eastAsia"/>
+        </w:rPr>
+        <w:t>提示被拒绝，因为太短</w:t>
+      </w:r>
+    </w:p>
+    <w:p>
+      <w:pPr>
+        <w:pStyle w:val="5"/>
+        <w:rPr>
+          <w:rFonts w:hint="eastAsia"/>
+        </w:rPr>
+      </w:pPr>
+      <w:r>
+        <w:rPr>
+          <w:rFonts w:hint="eastAsia"/>
+        </w:rPr>
+        <w:t>会话在关闭后显示为已失败</w:t>
+      </w:r>
+    </w:p>
+    <w:p>
+      <w:pPr>
+        <w:pStyle w:val="5"/>
+        <w:rPr>
+          <w:rFonts w:hint="eastAsia"/>
+        </w:rPr>
+      </w:pPr>
+      <w:r>
+        <w:rPr>
+          <w:rFonts w:hint="eastAsia"/>
+        </w:rPr>
+        <w:t>附加后会话响应缓慢</w:t>
+      </w:r>
+    </w:p>
+    <w:p>
+      <w:pPr>
+        <w:pStyle w:val="5"/>
+        <w:rPr>
+          <w:rFonts w:hint="eastAsia"/>
+        </w:rPr>
+      </w:pPr>
+      <w:r>
+        <w:rPr>
+          <w:rFonts w:hint="eastAsia"/>
+        </w:rPr>
+        <w:t>.</w:t>
+      </w:r>
+      <w:proofErr w:type="spellStart"/>
+      <w:r>
+        <w:rPr>
+          <w:rFonts w:hint="eastAsia"/>
+        </w:rPr>
+        <w:t>claude</w:t>
+      </w:r>
+      <w:proofErr w:type="spellEnd"/>
+      <w:r>
+        <w:rPr>
+          <w:rFonts w:hint="eastAsia"/>
+        </w:rPr>
+        <w:t>/</w:t>
+      </w:r>
+      <w:proofErr w:type="spellStart"/>
+      <w:r>
+        <w:rPr>
+          <w:rFonts w:hint="eastAsia"/>
+        </w:rPr>
+        <w:t>worktrees</w:t>
+      </w:r>
+      <w:proofErr w:type="spellEnd"/>
+      <w:r>
+        <w:rPr>
+          <w:rFonts w:hint="eastAsia"/>
+        </w:rPr>
+        <w:t xml:space="preserve">/ </w:t>
+      </w:r>
+      <w:r>
+        <w:rPr>
+          <w:rFonts w:hint="eastAsia"/>
+        </w:rPr>
+        <w:t>填满了</w:t>
+      </w:r>
+    </w:p>
+    <w:p>
+      <w:pPr>
+        <w:pStyle w:val="4"/>
+        <w:rPr>
+          <w:rFonts w:hint="eastAsia"/>
+        </w:rPr>
+      </w:pPr>
+      <w:r>
+        <w:rPr>
+          <w:rFonts w:hint="eastAsia"/>
+        </w:rPr>
+        <w:t>限制</w:t>
+      </w:r>
+    </w:p>
+    <w:p>
+      <w:pPr>
+        <w:pStyle w:val="4"/>
+        <w:rPr>
+          <w:rFonts w:hint="eastAsia"/>
+        </w:rPr>
+      </w:pPr>
+      <w:r>
+        <w:rPr>
+          <w:rFonts w:hint="eastAsia"/>
+        </w:rPr>
+        <w:t>相关资源</w:t>
       </w:r>
     </w:p>
     <w:p>
@@ -31380,6 +32665,712 @@
     </w:p>
     <w:p>
       <w:pPr>
+        <w:pStyle w:val="4"/>
+        <w:rPr>
+          <w:rFonts w:hint="eastAsia"/>
+        </w:rPr>
+      </w:pPr>
+      <w:r>
+        <w:rPr>
+          <w:rFonts w:hint="eastAsia"/>
+        </w:rPr>
+        <w:t>何时使用</w:t>
+      </w:r>
+      <w:r>
+        <w:rPr>
+          <w:rFonts w:hint="eastAsia"/>
+        </w:rPr>
+        <w:t xml:space="preserve"> agent teams</w:t>
+      </w:r>
+    </w:p>
+    <w:p>
+      <w:pPr>
+        <w:pStyle w:val="5"/>
+        <w:rPr>
+          <w:rFonts w:hint="eastAsia"/>
+        </w:rPr>
+      </w:pPr>
+      <w:r>
+        <w:rPr>
+          <w:rFonts w:hint="eastAsia"/>
+        </w:rPr>
+        <w:t>与</w:t>
+      </w:r>
+      <w:r>
+        <w:rPr>
+          <w:rFonts w:hint="eastAsia"/>
+        </w:rPr>
+        <w:t xml:space="preserve"> subagents </w:t>
+      </w:r>
+      <w:r>
+        <w:rPr>
+          <w:rFonts w:hint="eastAsia"/>
+        </w:rPr>
+        <w:t>比较</w:t>
+      </w:r>
+    </w:p>
+    <w:p>
+      <w:pPr>
+        <w:pStyle w:val="4"/>
+        <w:rPr>
+          <w:rFonts w:hint="eastAsia"/>
+        </w:rPr>
+      </w:pPr>
+      <w:r>
+        <w:rPr>
+          <w:rFonts w:hint="eastAsia"/>
+        </w:rPr>
+        <w:t>启用</w:t>
+      </w:r>
+      <w:r>
+        <w:rPr>
+          <w:rFonts w:hint="eastAsia"/>
+        </w:rPr>
+        <w:t xml:space="preserve"> agent teams</w:t>
+      </w:r>
+    </w:p>
+    <w:p>
+      <w:pPr>
+        <w:pStyle w:val="4"/>
+        <w:rPr>
+          <w:rFonts w:hint="eastAsia"/>
+        </w:rPr>
+      </w:pPr>
+      <w:r>
+        <w:rPr>
+          <w:rFonts w:hint="eastAsia"/>
+        </w:rPr>
+        <w:t>启动你的第一个</w:t>
+      </w:r>
+      <w:r>
+        <w:rPr>
+          <w:rFonts w:hint="eastAsia"/>
+        </w:rPr>
+        <w:t xml:space="preserve"> agent team</w:t>
+      </w:r>
+    </w:p>
+    <w:p>
+      <w:pPr>
+        <w:pStyle w:val="4"/>
+        <w:rPr>
+          <w:rFonts w:hint="eastAsia"/>
+        </w:rPr>
+      </w:pPr>
+      <w:r>
+        <w:rPr>
+          <w:rFonts w:hint="eastAsia"/>
+        </w:rPr>
+        <w:lastRenderedPageBreak/>
+        <w:t>控制你的</w:t>
+      </w:r>
+      <w:r>
+        <w:rPr>
+          <w:rFonts w:hint="eastAsia"/>
+        </w:rPr>
+        <w:t xml:space="preserve"> agent team</w:t>
+      </w:r>
+    </w:p>
+    <w:p>
+      <w:pPr>
+        <w:pStyle w:val="5"/>
+        <w:rPr>
+          <w:rFonts w:hint="eastAsia"/>
+        </w:rPr>
+      </w:pPr>
+      <w:r>
+        <w:rPr>
+          <w:rFonts w:hint="eastAsia"/>
+        </w:rPr>
+        <w:t>选择显示模式</w:t>
+      </w:r>
+    </w:p>
+    <w:p>
+      <w:pPr>
+        <w:pStyle w:val="5"/>
+        <w:rPr>
+          <w:rFonts w:hint="eastAsia"/>
+        </w:rPr>
+      </w:pPr>
+      <w:r>
+        <w:rPr>
+          <w:rFonts w:hint="eastAsia"/>
+        </w:rPr>
+        <w:t>指定队友和模型</w:t>
+      </w:r>
+    </w:p>
+    <w:p>
+      <w:pPr>
+        <w:pStyle w:val="5"/>
+        <w:rPr>
+          <w:rFonts w:hint="eastAsia"/>
+        </w:rPr>
+      </w:pPr>
+      <w:r>
+        <w:rPr>
+          <w:rFonts w:hint="eastAsia"/>
+        </w:rPr>
+        <w:t>要求队友的计划批准</w:t>
+      </w:r>
+    </w:p>
+    <w:p>
+      <w:pPr>
+        <w:pStyle w:val="5"/>
+        <w:rPr>
+          <w:rFonts w:hint="eastAsia"/>
+        </w:rPr>
+      </w:pPr>
+      <w:r>
+        <w:rPr>
+          <w:rFonts w:hint="eastAsia"/>
+        </w:rPr>
+        <w:t>直接与队友交谈</w:t>
+      </w:r>
+    </w:p>
+    <w:p>
+      <w:pPr>
+        <w:pStyle w:val="5"/>
+        <w:rPr>
+          <w:rFonts w:hint="eastAsia"/>
+        </w:rPr>
+      </w:pPr>
+      <w:r>
+        <w:rPr>
+          <w:rFonts w:hint="eastAsia"/>
+        </w:rPr>
+        <w:t>分配和认领任务</w:t>
+      </w:r>
+    </w:p>
+    <w:p>
+      <w:pPr>
+        <w:pStyle w:val="5"/>
+        <w:rPr>
+          <w:rFonts w:hint="eastAsia"/>
+        </w:rPr>
+      </w:pPr>
+      <w:r>
+        <w:rPr>
+          <w:rFonts w:hint="eastAsia"/>
+        </w:rPr>
+        <w:t>关闭队友</w:t>
+      </w:r>
+    </w:p>
+    <w:p>
+      <w:pPr>
+        <w:pStyle w:val="5"/>
+        <w:rPr>
+          <w:rFonts w:hint="eastAsia"/>
+        </w:rPr>
+      </w:pPr>
+      <w:r>
+        <w:rPr>
+          <w:rFonts w:hint="eastAsia"/>
+        </w:rPr>
+        <w:t>清理团队</w:t>
+      </w:r>
+    </w:p>
+    <w:p>
+      <w:pPr>
+        <w:pStyle w:val="5"/>
+        <w:rPr>
+          <w:rFonts w:hint="eastAsia"/>
+        </w:rPr>
+      </w:pPr>
+      <w:r>
+        <w:rPr>
+          <w:rFonts w:hint="eastAsia"/>
+        </w:rPr>
+        <w:t>使用</w:t>
+      </w:r>
+      <w:r>
+        <w:rPr>
+          <w:rFonts w:hint="eastAsia"/>
+        </w:rPr>
+        <w:t xml:space="preserve"> hooks </w:t>
+      </w:r>
+      <w:r>
+        <w:rPr>
+          <w:rFonts w:hint="eastAsia"/>
+        </w:rPr>
+        <w:t>强制质量门</w:t>
+      </w:r>
+    </w:p>
+    <w:p>
+      <w:pPr>
+        <w:pStyle w:val="4"/>
+        <w:rPr>
+          <w:rFonts w:hint="eastAsia"/>
+        </w:rPr>
+      </w:pPr>
+      <w:r>
+        <w:rPr>
+          <w:rFonts w:hint="eastAsia"/>
+        </w:rPr>
+        <w:t xml:space="preserve">Agent teams </w:t>
+      </w:r>
+      <w:r>
+        <w:rPr>
+          <w:rFonts w:hint="eastAsia"/>
+        </w:rPr>
+        <w:t>如何工作</w:t>
+      </w:r>
+    </w:p>
+    <w:p>
+      <w:pPr>
+        <w:pStyle w:val="5"/>
+        <w:rPr>
+          <w:rFonts w:hint="eastAsia"/>
+        </w:rPr>
+      </w:pPr>
+      <w:r>
+        <w:rPr>
+          <w:rFonts w:hint="eastAsia"/>
+        </w:rPr>
+        <w:t xml:space="preserve">Claude </w:t>
+      </w:r>
+      <w:r>
+        <w:rPr>
+          <w:rFonts w:hint="eastAsia"/>
+        </w:rPr>
+        <w:t>如何启动</w:t>
+      </w:r>
+      <w:r>
+        <w:rPr>
+          <w:rFonts w:hint="eastAsia"/>
+        </w:rPr>
+        <w:t xml:space="preserve"> agent teams</w:t>
+      </w:r>
+    </w:p>
+    <w:p>
+      <w:pPr>
+        <w:pStyle w:val="5"/>
+        <w:rPr>
+          <w:rFonts w:hint="eastAsia"/>
+        </w:rPr>
+      </w:pPr>
+      <w:r>
+        <w:rPr>
+          <w:rFonts w:hint="eastAsia"/>
+        </w:rPr>
+        <w:t>架构</w:t>
+      </w:r>
+    </w:p>
+    <w:p>
+      <w:pPr>
+        <w:pStyle w:val="5"/>
+        <w:rPr>
+          <w:rFonts w:hint="eastAsia"/>
+        </w:rPr>
+      </w:pPr>
+      <w:r>
+        <w:rPr>
+          <w:rFonts w:hint="eastAsia"/>
+        </w:rPr>
+        <w:t>为队友使用</w:t>
+      </w:r>
+      <w:r>
+        <w:rPr>
+          <w:rFonts w:hint="eastAsia"/>
+        </w:rPr>
+        <w:t xml:space="preserve"> subagent </w:t>
+      </w:r>
+      <w:r>
+        <w:rPr>
+          <w:rFonts w:hint="eastAsia"/>
+        </w:rPr>
+        <w:t>定义</w:t>
+      </w:r>
+    </w:p>
+    <w:p>
+      <w:pPr>
+        <w:pStyle w:val="5"/>
+        <w:rPr>
+          <w:rFonts w:hint="eastAsia"/>
+        </w:rPr>
+      </w:pPr>
+      <w:r>
+        <w:rPr>
+          <w:rFonts w:hint="eastAsia"/>
+        </w:rPr>
+        <w:t>权限</w:t>
+      </w:r>
+    </w:p>
+    <w:p>
+      <w:pPr>
+        <w:pStyle w:val="5"/>
+        <w:rPr>
+          <w:rFonts w:hint="eastAsia"/>
+        </w:rPr>
+      </w:pPr>
+      <w:r>
+        <w:rPr>
+          <w:rFonts w:hint="eastAsia"/>
+        </w:rPr>
+        <w:t xml:space="preserve">Context </w:t>
+      </w:r>
+      <w:r>
+        <w:rPr>
+          <w:rFonts w:hint="eastAsia"/>
+        </w:rPr>
+        <w:t>和通信</w:t>
+      </w:r>
+    </w:p>
+    <w:p>
+      <w:pPr>
+        <w:pStyle w:val="5"/>
+        <w:rPr>
+          <w:rFonts w:hint="eastAsia"/>
+        </w:rPr>
+      </w:pPr>
+      <w:r>
+        <w:rPr>
+          <w:rFonts w:hint="eastAsia"/>
+        </w:rPr>
+        <w:t>令牌使用</w:t>
+      </w:r>
+    </w:p>
+    <w:p>
+      <w:pPr>
+        <w:pStyle w:val="4"/>
+        <w:rPr>
+          <w:rFonts w:hint="eastAsia"/>
+        </w:rPr>
+      </w:pPr>
+      <w:r>
+        <w:rPr>
+          <w:rFonts w:hint="eastAsia"/>
+        </w:rPr>
+        <w:t>用例示例</w:t>
+      </w:r>
+    </w:p>
+    <w:p>
+      <w:pPr>
+        <w:pStyle w:val="5"/>
+        <w:rPr>
+          <w:rFonts w:hint="eastAsia"/>
+        </w:rPr>
+      </w:pPr>
+      <w:r>
+        <w:rPr>
+          <w:rFonts w:hint="eastAsia"/>
+        </w:rPr>
+        <w:t>运行并行代码审查</w:t>
+      </w:r>
+    </w:p>
+    <w:p>
+      <w:pPr>
+        <w:pStyle w:val="5"/>
+        <w:rPr>
+          <w:rFonts w:hint="eastAsia"/>
+        </w:rPr>
+      </w:pPr>
+      <w:r>
+        <w:rPr>
+          <w:rFonts w:hint="eastAsia"/>
+        </w:rPr>
+        <w:t>使用竞争假设进行调查</w:t>
+      </w:r>
+    </w:p>
+    <w:p>
+      <w:pPr>
+        <w:pStyle w:val="4"/>
+        <w:rPr>
+          <w:rFonts w:hint="eastAsia"/>
+        </w:rPr>
+      </w:pPr>
+      <w:r>
+        <w:rPr>
+          <w:rFonts w:hint="eastAsia"/>
+        </w:rPr>
+        <w:t>最佳实践</w:t>
+      </w:r>
+    </w:p>
+    <w:p>
+      <w:pPr>
+        <w:pStyle w:val="5"/>
+        <w:rPr>
+          <w:rFonts w:hint="eastAsia"/>
+        </w:rPr>
+      </w:pPr>
+      <w:r>
+        <w:rPr>
+          <w:rFonts w:hint="eastAsia"/>
+        </w:rPr>
+        <w:t>给队友足够的</w:t>
+      </w:r>
+      <w:r>
+        <w:rPr>
+          <w:rFonts w:hint="eastAsia"/>
+        </w:rPr>
+        <w:t xml:space="preserve"> context</w:t>
+      </w:r>
+    </w:p>
+    <w:p>
+      <w:pPr>
+        <w:pStyle w:val="5"/>
+        <w:rPr>
+          <w:rFonts w:hint="eastAsia"/>
+        </w:rPr>
+      </w:pPr>
+      <w:r>
+        <w:rPr>
+          <w:rFonts w:hint="eastAsia"/>
+        </w:rPr>
+        <w:t>选择适当的团队规模</w:t>
+      </w:r>
+    </w:p>
+    <w:p>
+      <w:pPr>
+        <w:pStyle w:val="5"/>
+        <w:rPr>
+          <w:rFonts w:hint="eastAsia"/>
+        </w:rPr>
+      </w:pPr>
+      <w:r>
+        <w:rPr>
+          <w:rFonts w:hint="eastAsia"/>
+        </w:rPr>
+        <w:t>适当调整任务大小</w:t>
+      </w:r>
+    </w:p>
+    <w:p>
+      <w:pPr>
+        <w:pStyle w:val="5"/>
+        <w:rPr>
+          <w:rFonts w:hint="eastAsia"/>
+        </w:rPr>
+      </w:pPr>
+      <w:r>
+        <w:rPr>
+          <w:rFonts w:hint="eastAsia"/>
+        </w:rPr>
+        <w:t>等待队友完成</w:t>
+      </w:r>
+    </w:p>
+    <w:p>
+      <w:pPr>
+        <w:pStyle w:val="5"/>
+        <w:rPr>
+          <w:rFonts w:hint="eastAsia"/>
+        </w:rPr>
+      </w:pPr>
+      <w:r>
+        <w:rPr>
+          <w:rFonts w:hint="eastAsia"/>
+        </w:rPr>
+        <w:t>从研究和审查开始</w:t>
+      </w:r>
+    </w:p>
+    <w:p>
+      <w:pPr>
+        <w:pStyle w:val="5"/>
+        <w:rPr>
+          <w:rFonts w:hint="eastAsia"/>
+        </w:rPr>
+      </w:pPr>
+      <w:r>
+        <w:rPr>
+          <w:rFonts w:hint="eastAsia"/>
+        </w:rPr>
+        <w:t>避免文件冲突</w:t>
+      </w:r>
+    </w:p>
+    <w:p>
+      <w:pPr>
+        <w:pStyle w:val="5"/>
+        <w:rPr>
+          <w:rFonts w:hint="eastAsia"/>
+        </w:rPr>
+      </w:pPr>
+      <w:r>
+        <w:rPr>
+          <w:rFonts w:hint="eastAsia"/>
+        </w:rPr>
+        <w:t>监控和指导</w:t>
+      </w:r>
+    </w:p>
+    <w:p>
+      <w:pPr>
+        <w:pStyle w:val="4"/>
+        <w:rPr>
+          <w:rFonts w:hint="eastAsia"/>
+        </w:rPr>
+      </w:pPr>
+      <w:r>
+        <w:rPr>
+          <w:rFonts w:hint="eastAsia"/>
+        </w:rPr>
+        <w:t>故障排除</w:t>
+      </w:r>
+    </w:p>
+    <w:p>
+      <w:pPr>
+        <w:pStyle w:val="5"/>
+        <w:rPr>
+          <w:rFonts w:hint="eastAsia"/>
+        </w:rPr>
+      </w:pPr>
+      <w:r>
+        <w:rPr>
+          <w:rFonts w:hint="eastAsia"/>
+        </w:rPr>
+        <w:t>队友未出现</w:t>
+      </w:r>
+    </w:p>
+    <w:p>
+      <w:pPr>
+        <w:pStyle w:val="5"/>
+        <w:rPr>
+          <w:rFonts w:hint="eastAsia"/>
+        </w:rPr>
+      </w:pPr>
+      <w:r>
+        <w:rPr>
+          <w:rFonts w:hint="eastAsia"/>
+        </w:rPr>
+        <w:lastRenderedPageBreak/>
+        <w:t>过多权限提示</w:t>
+      </w:r>
+    </w:p>
+    <w:p>
+      <w:pPr>
+        <w:pStyle w:val="5"/>
+        <w:rPr>
+          <w:rFonts w:hint="eastAsia"/>
+        </w:rPr>
+      </w:pPr>
+      <w:r>
+        <w:rPr>
+          <w:rFonts w:hint="eastAsia"/>
+        </w:rPr>
+        <w:t>队友在错误后停止</w:t>
+      </w:r>
+    </w:p>
+    <w:p>
+      <w:pPr>
+        <w:pStyle w:val="5"/>
+        <w:rPr>
+          <w:rFonts w:hint="eastAsia"/>
+        </w:rPr>
+      </w:pPr>
+      <w:r>
+        <w:rPr>
+          <w:rFonts w:hint="eastAsia"/>
+        </w:rPr>
+        <w:t>负责人在工作完成前关闭</w:t>
+      </w:r>
+    </w:p>
+    <w:p>
+      <w:pPr>
+        <w:pStyle w:val="5"/>
+        <w:rPr>
+          <w:rFonts w:hint="eastAsia"/>
+        </w:rPr>
+      </w:pPr>
+      <w:r>
+        <w:rPr>
+          <w:rFonts w:hint="eastAsia"/>
+        </w:rPr>
+        <w:t>孤立的</w:t>
+      </w:r>
+      <w:r>
+        <w:rPr>
+          <w:rFonts w:hint="eastAsia"/>
+        </w:rPr>
+        <w:t xml:space="preserve"> </w:t>
+      </w:r>
+      <w:proofErr w:type="spellStart"/>
+      <w:r>
+        <w:rPr>
+          <w:rFonts w:hint="eastAsia"/>
+        </w:rPr>
+        <w:t>tmux</w:t>
+      </w:r>
+      <w:proofErr w:type="spellEnd"/>
+      <w:r>
+        <w:rPr>
+          <w:rFonts w:hint="eastAsia"/>
+        </w:rPr>
+        <w:t xml:space="preserve"> </w:t>
+      </w:r>
+      <w:r>
+        <w:rPr>
+          <w:rFonts w:hint="eastAsia"/>
+        </w:rPr>
+        <w:t>会话</w:t>
+      </w:r>
+    </w:p>
+    <w:p>
+      <w:pPr>
+        <w:pStyle w:val="4"/>
+        <w:rPr>
+          <w:rFonts w:hint="eastAsia"/>
+        </w:rPr>
+      </w:pPr>
+      <w:r>
+        <w:rPr>
+          <w:rFonts w:hint="eastAsia"/>
+        </w:rPr>
+        <w:t>限制</w:t>
+      </w:r>
+    </w:p>
+    <w:p>
+      <w:pPr>
+        <w:pStyle w:val="4"/>
+        <w:rPr>
+          <w:rFonts w:hint="eastAsia"/>
+        </w:rPr>
+      </w:pPr>
+      <w:r>
+        <w:rPr>
+          <w:rFonts w:hint="eastAsia"/>
+        </w:rPr>
+        <w:t>后续步骤</w:t>
+      </w:r>
+    </w:p>
+    <w:p>
+      <w:pPr>
+        <w:pStyle w:val="4"/>
+      </w:pPr>
+      <w:r>
+        <w:rPr>
+          <w:rFonts w:hint="eastAsia"/>
+        </w:rPr>
+        <w:t>多</w:t>
+      </w:r>
+      <w:r>
+        <w:rPr>
+          <w:rFonts w:hint="eastAsia"/>
+        </w:rPr>
+        <w:t>Agent</w:t>
+      </w:r>
+      <w:r>
+        <w:rPr>
+          <w:rFonts w:hint="eastAsia"/>
+        </w:rPr>
+        <w:t>编排</w:t>
+      </w:r>
+    </w:p>
+    <w:p>
+      <w:pPr>
+        <w:pStyle w:val="5"/>
+      </w:pPr>
+      <w:r>
+        <w:t>Superpowers</w:t>
+      </w:r>
+    </w:p>
+    <w:p>
+      <w:pPr>
+        <w:pStyle w:val="5"/>
+        <w:rPr>
+          <w:rFonts w:hint="eastAsia"/>
+        </w:rPr>
+      </w:pPr>
+      <w:r>
+        <w:t>Groundwork</w:t>
+      </w:r>
+    </w:p>
+    <w:p>
+      <w:pPr>
         <w:pStyle w:val="3"/>
       </w:pPr>
       <w:r>
@@ -31898,6 +33889,7 @@
           <w:rFonts w:hint="eastAsia"/>
           <w:color w:val="EE0000"/>
         </w:rPr>
+        <w:lastRenderedPageBreak/>
         <w:t>自动化工作流</w:t>
       </w:r>
       <w:r>
@@ -31948,85 +33940,1157 @@
           <w:rFonts w:hint="eastAsia"/>
           <w:color w:val="EE0000"/>
         </w:rPr>
+        <w:t>对外部事件做出反应</w:t>
+      </w:r>
+      <w:r>
+        <w:rPr>
+          <w:rFonts w:hint="eastAsia"/>
+        </w:rPr>
+        <w:t>：</w:t>
+      </w:r>
+      <w:r>
+        <w:rPr>
+          <w:rFonts w:hint="eastAsia"/>
+        </w:rPr>
+        <w:t xml:space="preserve">MCP </w:t>
+      </w:r>
+      <w:r>
+        <w:rPr>
+          <w:rFonts w:hint="eastAsia"/>
+        </w:rPr>
+        <w:t>服务器也可以充当频道，将消息推送到您的会话中，因此当您不在时，</w:t>
+      </w:r>
+      <w:r>
+        <w:rPr>
+          <w:rFonts w:hint="eastAsia"/>
+        </w:rPr>
+        <w:t xml:space="preserve">Claude </w:t>
+      </w:r>
+      <w:r>
+        <w:rPr>
+          <w:rFonts w:hint="eastAsia"/>
+        </w:rPr>
+        <w:t>可以对</w:t>
+      </w:r>
+      <w:r>
+        <w:rPr>
+          <w:rFonts w:hint="eastAsia"/>
+        </w:rPr>
+        <w:t xml:space="preserve"> Telegram </w:t>
+      </w:r>
+      <w:r>
+        <w:rPr>
+          <w:rFonts w:hint="eastAsia"/>
+        </w:rPr>
+        <w:t>消息、</w:t>
+      </w:r>
+      <w:r>
+        <w:rPr>
+          <w:rFonts w:hint="eastAsia"/>
+        </w:rPr>
+        <w:t xml:space="preserve">Discord </w:t>
+      </w:r>
+      <w:r>
+        <w:rPr>
+          <w:rFonts w:hint="eastAsia"/>
+        </w:rPr>
+        <w:t>聊天或</w:t>
+      </w:r>
+      <w:r>
+        <w:rPr>
+          <w:rFonts w:hint="eastAsia"/>
+        </w:rPr>
+        <w:t xml:space="preserve"> webhook </w:t>
+      </w:r>
+      <w:r>
+        <w:rPr>
+          <w:rFonts w:hint="eastAsia"/>
+        </w:rPr>
+        <w:t>事件做出反应。</w:t>
+      </w:r>
+    </w:p>
+    <w:p>
+      <w:pPr>
+        <w:pStyle w:val="4"/>
+      </w:pPr>
+      <w:r>
+        <w:rPr>
+          <w:rFonts w:hint="eastAsia"/>
+        </w:rPr>
+        <w:t>查找和构建</w:t>
+      </w:r>
+      <w:r>
+        <w:rPr>
+          <w:rFonts w:hint="eastAsia"/>
+        </w:rPr>
+        <w:t xml:space="preserve"> MCP </w:t>
+      </w:r>
+      <w:r>
+        <w:rPr>
+          <w:rFonts w:hint="eastAsia"/>
+        </w:rPr>
+        <w:t>服务器</w:t>
+      </w:r>
+    </w:p>
+    <w:p>
+      <w:pPr>
+        <w:pStyle w:val="4"/>
+      </w:pPr>
+      <w:r>
+        <w:rPr>
+          <w:rFonts w:hint="eastAsia"/>
+        </w:rPr>
+        <w:t>安装</w:t>
+      </w:r>
+      <w:r>
+        <w:rPr>
+          <w:rFonts w:hint="eastAsia"/>
+        </w:rPr>
+        <w:t xml:space="preserve"> MCP </w:t>
+      </w:r>
+      <w:r>
+        <w:rPr>
+          <w:rFonts w:hint="eastAsia"/>
+        </w:rPr>
+        <w:t>服务器</w:t>
+      </w:r>
+    </w:p>
+    <w:p>
+      <w:r>
+        <w:tab/>
+      </w:r>
+      <w:r>
+        <w:t xml:space="preserve">MCP </w:t>
+      </w:r>
+      <w:r>
+        <w:t>服务器可以根据您的需求以三种不同的方式进行配置：</w:t>
+      </w:r>
+    </w:p>
+    <w:p>
+      <w:pPr>
+        <w:pStyle w:val="5"/>
+        <w:rPr>
+          <w:rFonts w:hint="eastAsia"/>
+        </w:rPr>
+      </w:pPr>
+      <w:r>
+        <w:rPr>
+          <w:rFonts w:hint="eastAsia"/>
+        </w:rPr>
+        <w:t>选项</w:t>
+      </w:r>
+      <w:r>
+        <w:rPr>
+          <w:rFonts w:hint="eastAsia"/>
+        </w:rPr>
+        <w:t xml:space="preserve"> 1</w:t>
+      </w:r>
+      <w:r>
+        <w:rPr>
+          <w:rFonts w:hint="eastAsia"/>
+        </w:rPr>
+        <w:t>：添加远程</w:t>
+      </w:r>
+      <w:r>
+        <w:rPr>
+          <w:rFonts w:hint="eastAsia"/>
+        </w:rPr>
+        <w:t xml:space="preserve"> HTTP </w:t>
+      </w:r>
+      <w:r>
+        <w:rPr>
+          <w:rFonts w:hint="eastAsia"/>
+        </w:rPr>
+        <w:t>服务器</w:t>
+      </w:r>
+    </w:p>
+    <w:p>
+      <w:r>
+        <w:tab/>
+      </w:r>
+      <w:r>
+        <w:rPr>
+          <w:rFonts w:hint="eastAsia"/>
+        </w:rPr>
+        <w:t xml:space="preserve">HTTP </w:t>
+      </w:r>
+      <w:r>
+        <w:rPr>
+          <w:rFonts w:hint="eastAsia"/>
+        </w:rPr>
+        <w:t>服务器是连接到远程</w:t>
+      </w:r>
+      <w:r>
+        <w:rPr>
+          <w:rFonts w:hint="eastAsia"/>
+        </w:rPr>
+        <w:t xml:space="preserve"> MCP </w:t>
+      </w:r>
+      <w:r>
+        <w:rPr>
+          <w:rFonts w:hint="eastAsia"/>
+        </w:rPr>
+        <w:t>服务器的推荐选项。这是</w:t>
+      </w:r>
+      <w:proofErr w:type="gramStart"/>
+      <w:r>
+        <w:rPr>
+          <w:rFonts w:hint="eastAsia"/>
+        </w:rPr>
+        <w:t>云服务</w:t>
+      </w:r>
+      <w:proofErr w:type="gramEnd"/>
+      <w:r>
+        <w:rPr>
+          <w:rFonts w:hint="eastAsia"/>
+        </w:rPr>
+        <w:t>最广泛支持的传输方式。</w:t>
+      </w:r>
+    </w:p>
+    <w:p>
+      <w:pPr>
+        <w:ind w:firstLine="420"/>
+      </w:pPr>
+      <w:r>
+        <w:rPr>
+          <w:rFonts w:hint="eastAsia"/>
+        </w:rPr>
+        <w:t xml:space="preserve"># </w:t>
+      </w:r>
+      <w:r>
+        <w:rPr>
+          <w:rFonts w:hint="eastAsia"/>
+        </w:rPr>
+        <w:t>基本语法</w:t>
+      </w:r>
+    </w:p>
+    <w:p>
+      <w:pPr>
+        <w:ind w:firstLine="420"/>
+      </w:pPr>
+      <w:proofErr w:type="spellStart"/>
+      <w:r>
+        <w:t>claude</w:t>
+      </w:r>
+      <w:proofErr w:type="spellEnd"/>
+      <w:r>
+        <w:t xml:space="preserve"> </w:t>
+      </w:r>
+      <w:proofErr w:type="spellStart"/>
+      <w:r>
+        <w:t>mcp</w:t>
+      </w:r>
+      <w:proofErr w:type="spellEnd"/>
+      <w:r>
+        <w:t xml:space="preserve"> add --transport http &lt;name&gt; &lt;</w:t>
+      </w:r>
+      <w:proofErr w:type="spellStart"/>
+      <w:r>
+        <w:t>url</w:t>
+      </w:r>
+      <w:proofErr w:type="spellEnd"/>
+      <w:r>
+        <w:t>&gt;</w:t>
+      </w:r>
+    </w:p>
+    <w:p>
+      <w:pPr>
+        <w:ind w:firstLine="420"/>
+      </w:pPr>
+      <w:r>
+        <w:rPr>
+          <w:rFonts w:hint="eastAsia"/>
+        </w:rPr>
+        <w:t xml:space="preserve"># </w:t>
+      </w:r>
+      <w:r>
+        <w:rPr>
+          <w:rFonts w:hint="eastAsia"/>
+        </w:rPr>
+        <w:t>真实示例：连接到</w:t>
+      </w:r>
+      <w:r>
+        <w:rPr>
+          <w:rFonts w:hint="eastAsia"/>
+        </w:rPr>
+        <w:t xml:space="preserve"> Notion</w:t>
+      </w:r>
+    </w:p>
+    <w:p>
+      <w:pPr>
+        <w:ind w:firstLine="420"/>
+      </w:pPr>
+      <w:proofErr w:type="spellStart"/>
+      <w:r>
+        <w:t>claude</w:t>
+      </w:r>
+      <w:proofErr w:type="spellEnd"/>
+      <w:r>
+        <w:t xml:space="preserve"> </w:t>
+      </w:r>
+      <w:proofErr w:type="spellStart"/>
+      <w:r>
+        <w:t>mcp</w:t>
+      </w:r>
+      <w:proofErr w:type="spellEnd"/>
+      <w:r>
+        <w:t xml:space="preserve"> add --transport http notion https://mcp.notion.com/mcp</w:t>
+      </w:r>
+    </w:p>
+    <w:p>
+      <w:pPr>
+        <w:ind w:firstLine="420"/>
+      </w:pPr>
+      <w:r>
+        <w:rPr>
+          <w:rFonts w:hint="eastAsia"/>
+        </w:rPr>
+        <w:t xml:space="preserve"># </w:t>
+      </w:r>
+      <w:r>
+        <w:rPr>
+          <w:rFonts w:hint="eastAsia"/>
+        </w:rPr>
+        <w:t>带有</w:t>
+      </w:r>
+      <w:r>
+        <w:rPr>
+          <w:rFonts w:hint="eastAsia"/>
+        </w:rPr>
+        <w:t xml:space="preserve"> Bearer </w:t>
+      </w:r>
+      <w:r>
+        <w:rPr>
+          <w:rFonts w:hint="eastAsia"/>
+        </w:rPr>
+        <w:t>令牌的示例</w:t>
+      </w:r>
+    </w:p>
+    <w:p>
+      <w:pPr>
+        <w:ind w:firstLine="420"/>
+      </w:pPr>
+      <w:proofErr w:type="spellStart"/>
+      <w:r>
+        <w:t>claude</w:t>
+      </w:r>
+      <w:proofErr w:type="spellEnd"/>
+      <w:r>
+        <w:t xml:space="preserve"> </w:t>
+      </w:r>
+      <w:proofErr w:type="spellStart"/>
+      <w:r>
+        <w:t>mcp</w:t>
+      </w:r>
+      <w:proofErr w:type="spellEnd"/>
+      <w:r>
+        <w:t xml:space="preserve"> add --transport http secure-</w:t>
+      </w:r>
+      <w:proofErr w:type="spellStart"/>
+      <w:r>
+        <w:t>api</w:t>
+      </w:r>
+      <w:proofErr w:type="spellEnd"/>
+      <w:r>
+        <w:t xml:space="preserve"> https://api.example.com/mcp \</w:t>
+      </w:r>
+    </w:p>
+    <w:p>
+      <w:r>
+        <w:t xml:space="preserve">  --header "Authorization: Bearer your-token"</w:t>
+      </w:r>
+    </w:p>
+    <w:p>
+      <w:pPr>
+        <w:ind w:firstLine="420"/>
+      </w:pPr>
+      <w:r>
+        <w:rPr>
+          <w:rFonts w:hint="eastAsia"/>
+        </w:rPr>
+        <w:t>在通过</w:t>
+      </w:r>
+      <w:r>
+        <w:rPr>
+          <w:rFonts w:hint="eastAsia"/>
+        </w:rPr>
+        <w:t xml:space="preserve"> .</w:t>
+      </w:r>
+      <w:proofErr w:type="spellStart"/>
+      <w:r>
+        <w:rPr>
+          <w:rFonts w:hint="eastAsia"/>
+        </w:rPr>
+        <w:t>mcp.json</w:t>
+      </w:r>
+      <w:proofErr w:type="spellEnd"/>
+      <w:r>
+        <w:rPr>
+          <w:rFonts w:hint="eastAsia"/>
+        </w:rPr>
+        <w:t>、</w:t>
+      </w:r>
+      <w:r>
+        <w:rPr>
+          <w:rFonts w:hint="eastAsia"/>
+        </w:rPr>
+        <w:t>~/.</w:t>
+      </w:r>
+      <w:proofErr w:type="spellStart"/>
+      <w:r>
+        <w:rPr>
+          <w:rFonts w:hint="eastAsia"/>
+        </w:rPr>
+        <w:t>claude.json</w:t>
+      </w:r>
+      <w:proofErr w:type="spellEnd"/>
+      <w:r>
+        <w:rPr>
+          <w:rFonts w:hint="eastAsia"/>
+        </w:rPr>
+        <w:t xml:space="preserve"> </w:t>
+      </w:r>
+      <w:r>
+        <w:rPr>
+          <w:rFonts w:hint="eastAsia"/>
+        </w:rPr>
+        <w:t>或</w:t>
+      </w:r>
+      <w:r>
+        <w:rPr>
+          <w:rFonts w:hint="eastAsia"/>
+        </w:rPr>
+        <w:t xml:space="preserve"> </w:t>
+      </w:r>
+      <w:proofErr w:type="spellStart"/>
+      <w:r>
+        <w:rPr>
+          <w:rFonts w:hint="eastAsia"/>
+        </w:rPr>
+        <w:t>claude</w:t>
+      </w:r>
+      <w:proofErr w:type="spellEnd"/>
+      <w:r>
+        <w:rPr>
+          <w:rFonts w:hint="eastAsia"/>
+        </w:rPr>
+        <w:t xml:space="preserve"> </w:t>
+      </w:r>
+      <w:proofErr w:type="spellStart"/>
+      <w:r>
+        <w:rPr>
+          <w:rFonts w:hint="eastAsia"/>
+        </w:rPr>
+        <w:t>mcp</w:t>
+      </w:r>
+      <w:proofErr w:type="spellEnd"/>
+      <w:r>
+        <w:rPr>
+          <w:rFonts w:hint="eastAsia"/>
+        </w:rPr>
+        <w:t xml:space="preserve"> add-</w:t>
+      </w:r>
+      <w:proofErr w:type="spellStart"/>
+      <w:r>
+        <w:rPr>
+          <w:rFonts w:hint="eastAsia"/>
+        </w:rPr>
+        <w:t>json</w:t>
+      </w:r>
+      <w:proofErr w:type="spellEnd"/>
+      <w:r>
+        <w:rPr>
+          <w:rFonts w:hint="eastAsia"/>
+        </w:rPr>
+        <w:t xml:space="preserve"> </w:t>
+      </w:r>
+      <w:r>
+        <w:rPr>
+          <w:rFonts w:hint="eastAsia"/>
+        </w:rPr>
+        <w:t>中的</w:t>
+      </w:r>
+      <w:r>
+        <w:rPr>
+          <w:rFonts w:hint="eastAsia"/>
+        </w:rPr>
+        <w:t xml:space="preserve"> JSON </w:t>
+      </w:r>
+      <w:r>
+        <w:rPr>
+          <w:rFonts w:hint="eastAsia"/>
+        </w:rPr>
+        <w:t>配置</w:t>
+      </w:r>
+      <w:r>
+        <w:rPr>
+          <w:rFonts w:hint="eastAsia"/>
+        </w:rPr>
+        <w:t xml:space="preserve"> MCP </w:t>
+      </w:r>
+      <w:r>
+        <w:rPr>
+          <w:rFonts w:hint="eastAsia"/>
+        </w:rPr>
+        <w:t>服务器时，</w:t>
+      </w:r>
+      <w:r>
+        <w:rPr>
+          <w:rFonts w:hint="eastAsia"/>
+        </w:rPr>
+        <w:t xml:space="preserve">type </w:t>
+      </w:r>
+      <w:r>
+        <w:rPr>
+          <w:rFonts w:hint="eastAsia"/>
+        </w:rPr>
+        <w:t>字段接受</w:t>
+      </w:r>
+      <w:r>
+        <w:rPr>
+          <w:rFonts w:hint="eastAsia"/>
+        </w:rPr>
+        <w:t xml:space="preserve"> </w:t>
+      </w:r>
+      <w:proofErr w:type="spellStart"/>
+      <w:r>
+        <w:rPr>
+          <w:rFonts w:hint="eastAsia"/>
+        </w:rPr>
+        <w:t>streamable</w:t>
+      </w:r>
+      <w:proofErr w:type="spellEnd"/>
+      <w:r>
+        <w:rPr>
+          <w:rFonts w:hint="eastAsia"/>
+        </w:rPr>
+        <w:t xml:space="preserve">-http </w:t>
+      </w:r>
+      <w:r>
+        <w:rPr>
+          <w:rFonts w:hint="eastAsia"/>
+        </w:rPr>
+        <w:t>作为</w:t>
+      </w:r>
+      <w:r>
+        <w:rPr>
+          <w:rFonts w:hint="eastAsia"/>
+        </w:rPr>
+        <w:t xml:space="preserve"> http </w:t>
+      </w:r>
+      <w:r>
+        <w:rPr>
+          <w:rFonts w:hint="eastAsia"/>
+        </w:rPr>
+        <w:t>的别名。</w:t>
+      </w:r>
+      <w:r>
+        <w:rPr>
+          <w:rFonts w:hint="eastAsia"/>
+        </w:rPr>
+        <w:t xml:space="preserve">MCP </w:t>
+      </w:r>
+      <w:r>
+        <w:rPr>
+          <w:rFonts w:hint="eastAsia"/>
+        </w:rPr>
+        <w:t>规范对此传输使用名称</w:t>
+      </w:r>
+      <w:r>
+        <w:rPr>
+          <w:rFonts w:hint="eastAsia"/>
+        </w:rPr>
+        <w:t xml:space="preserve"> </w:t>
+      </w:r>
+      <w:proofErr w:type="spellStart"/>
+      <w:r>
+        <w:rPr>
+          <w:rFonts w:hint="eastAsia"/>
+        </w:rPr>
+        <w:t>streamable</w:t>
+      </w:r>
+      <w:proofErr w:type="spellEnd"/>
+      <w:r>
+        <w:rPr>
+          <w:rFonts w:hint="eastAsia"/>
+        </w:rPr>
+        <w:t>-http</w:t>
+      </w:r>
+      <w:r>
+        <w:rPr>
+          <w:rFonts w:hint="eastAsia"/>
+        </w:rPr>
+        <w:t>，因此从服务器文档复制的配置无需修改即可工作。</w:t>
+      </w:r>
+    </w:p>
+    <w:p>
+      <w:pPr>
+        <w:pStyle w:val="5"/>
+        <w:rPr>
+          <w:rFonts w:hint="eastAsia"/>
+        </w:rPr>
+      </w:pPr>
+      <w:r>
+        <w:rPr>
+          <w:rFonts w:hint="eastAsia"/>
+        </w:rPr>
+        <w:t>选项</w:t>
+      </w:r>
+      <w:r>
+        <w:rPr>
+          <w:rFonts w:hint="eastAsia"/>
+        </w:rPr>
+        <w:t xml:space="preserve"> 2</w:t>
+      </w:r>
+      <w:r>
+        <w:rPr>
+          <w:rFonts w:hint="eastAsia"/>
+        </w:rPr>
+        <w:t>：添加远程</w:t>
+      </w:r>
+      <w:r>
+        <w:rPr>
+          <w:rFonts w:hint="eastAsia"/>
+        </w:rPr>
+        <w:t xml:space="preserve"> SSE </w:t>
+      </w:r>
+      <w:r>
+        <w:rPr>
+          <w:rFonts w:hint="eastAsia"/>
+        </w:rPr>
+        <w:t>服务器</w:t>
+      </w:r>
+    </w:p>
+    <w:p>
+      <w:r>
+        <w:tab/>
+      </w:r>
+      <w:r>
+        <w:rPr>
+          <w:rFonts w:hint="eastAsia"/>
+          <w:color w:val="EE0000"/>
+        </w:rPr>
+        <w:t xml:space="preserve">SSE (Server-Sent Events) </w:t>
+      </w:r>
+      <w:r>
+        <w:rPr>
+          <w:rFonts w:hint="eastAsia"/>
+          <w:color w:val="EE0000"/>
+        </w:rPr>
+        <w:t>传输已弃用</w:t>
+      </w:r>
+      <w:r>
+        <w:rPr>
+          <w:rFonts w:hint="eastAsia"/>
+        </w:rPr>
+        <w:t>。请在可用的地方使用</w:t>
+      </w:r>
+      <w:r>
+        <w:rPr>
+          <w:rFonts w:hint="eastAsia"/>
+        </w:rPr>
+        <w:t xml:space="preserve"> HTTP </w:t>
+      </w:r>
+      <w:r>
+        <w:rPr>
+          <w:rFonts w:hint="eastAsia"/>
+        </w:rPr>
+        <w:t>服务器。</w:t>
+      </w:r>
+    </w:p>
+    <w:p>
+      <w:pPr>
+        <w:ind w:firstLine="420"/>
+      </w:pPr>
+      <w:r>
+        <w:rPr>
+          <w:rFonts w:hint="eastAsia"/>
+        </w:rPr>
+        <w:t xml:space="preserve"># </w:t>
+      </w:r>
+      <w:r>
+        <w:rPr>
+          <w:rFonts w:hint="eastAsia"/>
+        </w:rPr>
+        <w:t>基本语法</w:t>
+      </w:r>
+    </w:p>
+    <w:p>
+      <w:pPr>
+        <w:ind w:firstLine="420"/>
+      </w:pPr>
+      <w:proofErr w:type="spellStart"/>
+      <w:r>
+        <w:t>claude</w:t>
+      </w:r>
+      <w:proofErr w:type="spellEnd"/>
+      <w:r>
+        <w:t xml:space="preserve"> </w:t>
+      </w:r>
+      <w:proofErr w:type="spellStart"/>
+      <w:r>
+        <w:t>mcp</w:t>
+      </w:r>
+      <w:proofErr w:type="spellEnd"/>
+      <w:r>
+        <w:t xml:space="preserve"> add --transport </w:t>
+      </w:r>
+      <w:proofErr w:type="spellStart"/>
+      <w:r>
+        <w:t>sse</w:t>
+      </w:r>
+      <w:proofErr w:type="spellEnd"/>
+      <w:r>
+        <w:t xml:space="preserve"> &lt;name&gt; &lt;</w:t>
+      </w:r>
+      <w:proofErr w:type="spellStart"/>
+      <w:r>
+        <w:t>url</w:t>
+      </w:r>
+      <w:proofErr w:type="spellEnd"/>
+      <w:r>
+        <w:t>&gt;</w:t>
+      </w:r>
+    </w:p>
+    <w:p>
+      <w:pPr>
+        <w:ind w:firstLine="420"/>
+      </w:pPr>
+      <w:r>
+        <w:rPr>
+          <w:rFonts w:hint="eastAsia"/>
+        </w:rPr>
+        <w:t xml:space="preserve"># </w:t>
+      </w:r>
+      <w:r>
+        <w:rPr>
+          <w:rFonts w:hint="eastAsia"/>
+        </w:rPr>
+        <w:t>真实示例：连接到</w:t>
+      </w:r>
+      <w:r>
+        <w:rPr>
+          <w:rFonts w:hint="eastAsia"/>
+        </w:rPr>
+        <w:t xml:space="preserve"> Asana</w:t>
+      </w:r>
+    </w:p>
+    <w:p>
+      <w:pPr>
+        <w:ind w:firstLine="420"/>
+      </w:pPr>
+      <w:proofErr w:type="spellStart"/>
+      <w:r>
+        <w:t>claude</w:t>
+      </w:r>
+      <w:proofErr w:type="spellEnd"/>
+      <w:r>
+        <w:t xml:space="preserve"> </w:t>
+      </w:r>
+      <w:proofErr w:type="spellStart"/>
+      <w:r>
+        <w:t>mcp</w:t>
+      </w:r>
+      <w:proofErr w:type="spellEnd"/>
+      <w:r>
+        <w:t xml:space="preserve"> add --transport </w:t>
+      </w:r>
+      <w:proofErr w:type="spellStart"/>
+      <w:r>
+        <w:t>sse</w:t>
+      </w:r>
+      <w:proofErr w:type="spellEnd"/>
+      <w:r>
+        <w:t xml:space="preserve"> asana https://mcp.asana.com/sse</w:t>
+      </w:r>
+    </w:p>
+    <w:p>
+      <w:pPr>
+        <w:ind w:firstLine="420"/>
+      </w:pPr>
+      <w:r>
+        <w:rPr>
+          <w:rFonts w:hint="eastAsia"/>
+        </w:rPr>
         <w:lastRenderedPageBreak/>
-        <w:t>对外部事件做出反应</w:t>
-      </w:r>
-      <w:r>
-        <w:rPr>
-          <w:rFonts w:hint="eastAsia"/>
-        </w:rPr>
-        <w:t>：</w:t>
-      </w:r>
-      <w:r>
-        <w:rPr>
-          <w:rFonts w:hint="eastAsia"/>
-        </w:rPr>
-        <w:t xml:space="preserve">MCP </w:t>
-      </w:r>
-      <w:r>
-        <w:rPr>
-          <w:rFonts w:hint="eastAsia"/>
-        </w:rPr>
-        <w:t>服务器也可以充当频道，将消息推送到您的会话中，因此当您不在时，</w:t>
-      </w:r>
-      <w:r>
-        <w:rPr>
-          <w:rFonts w:hint="eastAsia"/>
-        </w:rPr>
-        <w:t xml:space="preserve">Claude </w:t>
-      </w:r>
-      <w:r>
-        <w:rPr>
-          <w:rFonts w:hint="eastAsia"/>
-        </w:rPr>
-        <w:t>可以对</w:t>
-      </w:r>
-      <w:r>
-        <w:rPr>
-          <w:rFonts w:hint="eastAsia"/>
-        </w:rPr>
-        <w:t xml:space="preserve"> Telegram </w:t>
-      </w:r>
-      <w:r>
-        <w:rPr>
-          <w:rFonts w:hint="eastAsia"/>
-        </w:rPr>
-        <w:t>消息、</w:t>
-      </w:r>
-      <w:r>
-        <w:rPr>
-          <w:rFonts w:hint="eastAsia"/>
-        </w:rPr>
-        <w:t xml:space="preserve">Discord </w:t>
-      </w:r>
-      <w:r>
-        <w:rPr>
-          <w:rFonts w:hint="eastAsia"/>
-        </w:rPr>
-        <w:t>聊天或</w:t>
-      </w:r>
-      <w:r>
-        <w:rPr>
-          <w:rFonts w:hint="eastAsia"/>
-        </w:rPr>
-        <w:t xml:space="preserve"> webhook </w:t>
-      </w:r>
-      <w:r>
-        <w:rPr>
-          <w:rFonts w:hint="eastAsia"/>
-        </w:rPr>
-        <w:t>事件做出反应。</w:t>
-      </w:r>
-    </w:p>
-    <w:p>
-      <w:pPr>
-        <w:pStyle w:val="4"/>
-      </w:pPr>
-      <w:r>
-        <w:rPr>
-          <w:rFonts w:hint="eastAsia"/>
-        </w:rPr>
-        <w:t>查找和构建</w:t>
+        <w:t xml:space="preserve"># </w:t>
+      </w:r>
+      <w:r>
+        <w:rPr>
+          <w:rFonts w:hint="eastAsia"/>
+        </w:rPr>
+        <w:t>带有身份验证标头的示例</w:t>
+      </w:r>
+    </w:p>
+    <w:p>
+      <w:pPr>
+        <w:ind w:firstLine="420"/>
+      </w:pPr>
+      <w:proofErr w:type="spellStart"/>
+      <w:r>
+        <w:t>claude</w:t>
+      </w:r>
+      <w:proofErr w:type="spellEnd"/>
+      <w:r>
+        <w:t xml:space="preserve"> </w:t>
+      </w:r>
+      <w:proofErr w:type="spellStart"/>
+      <w:r>
+        <w:t>mcp</w:t>
+      </w:r>
+      <w:proofErr w:type="spellEnd"/>
+      <w:r>
+        <w:t xml:space="preserve"> add --transport </w:t>
+      </w:r>
+      <w:proofErr w:type="spellStart"/>
+      <w:r>
+        <w:t>sse</w:t>
+      </w:r>
+      <w:proofErr w:type="spellEnd"/>
+      <w:r>
+        <w:t xml:space="preserve"> private-</w:t>
+      </w:r>
+      <w:proofErr w:type="spellStart"/>
+      <w:r>
+        <w:t>api</w:t>
+      </w:r>
+      <w:proofErr w:type="spellEnd"/>
+      <w:r>
+        <w:t xml:space="preserve"> https://api.company.com/sse \</w:t>
+      </w:r>
+    </w:p>
+    <w:p>
+      <w:r>
+        <w:t xml:space="preserve">  --header "X-API-Key: your-key-here"</w:t>
+      </w:r>
+    </w:p>
+    <w:p>
+      <w:pPr>
+        <w:pStyle w:val="5"/>
+        <w:rPr>
+          <w:rFonts w:hint="eastAsia"/>
+        </w:rPr>
+      </w:pPr>
+      <w:r>
+        <w:rPr>
+          <w:rFonts w:hint="eastAsia"/>
+        </w:rPr>
+        <w:t>选项</w:t>
+      </w:r>
+      <w:r>
+        <w:rPr>
+          <w:rFonts w:hint="eastAsia"/>
+        </w:rPr>
+        <w:t xml:space="preserve"> 3</w:t>
+      </w:r>
+      <w:r>
+        <w:rPr>
+          <w:rFonts w:hint="eastAsia"/>
+        </w:rPr>
+        <w:t>：添加本地</w:t>
+      </w:r>
+      <w:r>
+        <w:rPr>
+          <w:rFonts w:hint="eastAsia"/>
+        </w:rPr>
+        <w:t xml:space="preserve"> </w:t>
+      </w:r>
+      <w:proofErr w:type="spellStart"/>
+      <w:r>
+        <w:rPr>
+          <w:rFonts w:hint="eastAsia"/>
+        </w:rPr>
+        <w:t>stdio</w:t>
+      </w:r>
+      <w:proofErr w:type="spellEnd"/>
+      <w:r>
+        <w:rPr>
+          <w:rFonts w:hint="eastAsia"/>
+        </w:rPr>
+        <w:t xml:space="preserve"> </w:t>
+      </w:r>
+      <w:r>
+        <w:rPr>
+          <w:rFonts w:hint="eastAsia"/>
+        </w:rPr>
+        <w:t>服务器</w:t>
+      </w:r>
+    </w:p>
+    <w:p>
+      <w:r>
+        <w:tab/>
+      </w:r>
+      <w:proofErr w:type="spellStart"/>
+      <w:r>
+        <w:rPr>
+          <w:rFonts w:hint="eastAsia"/>
+        </w:rPr>
+        <w:t>Stdio</w:t>
+      </w:r>
+      <w:proofErr w:type="spellEnd"/>
+      <w:r>
+        <w:rPr>
+          <w:rFonts w:hint="eastAsia"/>
+        </w:rPr>
+        <w:t xml:space="preserve"> </w:t>
+      </w:r>
+      <w:r>
+        <w:rPr>
+          <w:rFonts w:hint="eastAsia"/>
+        </w:rPr>
+        <w:t>服务器作为您机器上的本地进程运行。它们非常适合需要直接系统访问或自定义脚本的工具。</w:t>
+      </w:r>
+    </w:p>
+    <w:p>
+      <w:pPr>
+        <w:ind w:firstLine="420"/>
+      </w:pPr>
+      <w:r>
+        <w:rPr>
+          <w:rFonts w:hint="eastAsia"/>
+        </w:rPr>
+        <w:t xml:space="preserve">Claude Code </w:t>
+      </w:r>
+      <w:r>
+        <w:rPr>
+          <w:rFonts w:hint="eastAsia"/>
+        </w:rPr>
+        <w:t>在生成的服务器的环境中设置</w:t>
+      </w:r>
+      <w:r>
+        <w:rPr>
+          <w:rFonts w:hint="eastAsia"/>
+        </w:rPr>
+        <w:t xml:space="preserve"> CLAUDE_PROJECT_DIR</w:t>
+      </w:r>
+      <w:r>
+        <w:rPr>
+          <w:rFonts w:hint="eastAsia"/>
+        </w:rPr>
+        <w:t>，指向项目根目录，因此您的服务器可以解析项目相对路径，而无需依赖工作目录。这与</w:t>
+      </w:r>
+      <w:r>
+        <w:rPr>
+          <w:rFonts w:hint="eastAsia"/>
+        </w:rPr>
+        <w:t xml:space="preserve"> hooks </w:t>
+      </w:r>
+      <w:r>
+        <w:rPr>
+          <w:rFonts w:hint="eastAsia"/>
+        </w:rPr>
+        <w:t>在其</w:t>
+      </w:r>
+      <w:r>
+        <w:rPr>
+          <w:rFonts w:hint="eastAsia"/>
+        </w:rPr>
+        <w:t xml:space="preserve"> CLAUDE_PROJECT_DIR </w:t>
+      </w:r>
+      <w:r>
+        <w:rPr>
+          <w:rFonts w:hint="eastAsia"/>
+        </w:rPr>
+        <w:t>变量中接收的目录相同。从服务器进程内部读取它，例如</w:t>
+      </w:r>
+      <w:r>
+        <w:rPr>
+          <w:rFonts w:hint="eastAsia"/>
+        </w:rPr>
+        <w:t xml:space="preserve"> Node </w:t>
+      </w:r>
+      <w:r>
+        <w:rPr>
+          <w:rFonts w:hint="eastAsia"/>
+        </w:rPr>
+        <w:t>中的</w:t>
+      </w:r>
+      <w:r>
+        <w:rPr>
+          <w:rFonts w:hint="eastAsia"/>
+        </w:rPr>
+        <w:t xml:space="preserve"> </w:t>
+      </w:r>
+      <w:proofErr w:type="spellStart"/>
+      <w:r>
+        <w:rPr>
+          <w:rFonts w:hint="eastAsia"/>
+        </w:rPr>
+        <w:t>process.env.CLAUDE_PROJECT_DIR</w:t>
+      </w:r>
+      <w:proofErr w:type="spellEnd"/>
+      <w:r>
+        <w:rPr>
+          <w:rFonts w:hint="eastAsia"/>
+        </w:rPr>
+        <w:t xml:space="preserve"> </w:t>
+      </w:r>
+      <w:r>
+        <w:rPr>
+          <w:rFonts w:hint="eastAsia"/>
+        </w:rPr>
+        <w:t>或</w:t>
+      </w:r>
+      <w:r>
+        <w:rPr>
+          <w:rFonts w:hint="eastAsia"/>
+        </w:rPr>
+        <w:t xml:space="preserve"> Python </w:t>
+      </w:r>
+      <w:r>
+        <w:rPr>
+          <w:rFonts w:hint="eastAsia"/>
+        </w:rPr>
+        <w:t>中的</w:t>
+      </w:r>
+      <w:r>
+        <w:rPr>
+          <w:rFonts w:hint="eastAsia"/>
+        </w:rPr>
+        <w:t xml:space="preserve"> </w:t>
+      </w:r>
+      <w:proofErr w:type="spellStart"/>
+      <w:r>
+        <w:rPr>
+          <w:rFonts w:hint="eastAsia"/>
+        </w:rPr>
+        <w:t>os.environ</w:t>
+      </w:r>
+      <w:proofErr w:type="spellEnd"/>
+      <w:r>
+        <w:rPr>
+          <w:rFonts w:hint="eastAsia"/>
+        </w:rPr>
+        <w:t>["CLAUDE_PROJECT_DIR"]</w:t>
+      </w:r>
+      <w:r>
+        <w:rPr>
+          <w:rFonts w:hint="eastAsia"/>
+        </w:rPr>
+        <w:t>。您的服务器也可以调用</w:t>
+      </w:r>
+      <w:r>
+        <w:rPr>
+          <w:rFonts w:hint="eastAsia"/>
+        </w:rPr>
+        <w:t xml:space="preserve"> MCP roots/list </w:t>
+      </w:r>
+      <w:r>
+        <w:rPr>
+          <w:rFonts w:hint="eastAsia"/>
+        </w:rPr>
+        <w:t>请求，该请求返回启动</w:t>
+      </w:r>
+      <w:r>
+        <w:rPr>
+          <w:rFonts w:hint="eastAsia"/>
+        </w:rPr>
+        <w:t xml:space="preserve"> Claude Code </w:t>
+      </w:r>
+      <w:r>
+        <w:rPr>
+          <w:rFonts w:hint="eastAsia"/>
+        </w:rPr>
+        <w:t>的目录。</w:t>
+      </w:r>
+    </w:p>
+    <w:p>
+      <w:pPr>
+        <w:ind w:firstLine="420"/>
+      </w:pPr>
+      <w:r>
+        <w:rPr>
+          <w:rFonts w:hint="eastAsia"/>
+        </w:rPr>
+        <w:t>此变量在服务器的环境中设置，而不是在</w:t>
+      </w:r>
+      <w:r>
+        <w:rPr>
+          <w:rFonts w:hint="eastAsia"/>
+        </w:rPr>
+        <w:t xml:space="preserve"> Claude Code </w:t>
+      </w:r>
+      <w:r>
+        <w:rPr>
+          <w:rFonts w:hint="eastAsia"/>
+        </w:rPr>
+        <w:t>自己的环境中，因此在项目或用户范围的</w:t>
+      </w:r>
+      <w:r>
+        <w:rPr>
+          <w:rFonts w:hint="eastAsia"/>
+        </w:rPr>
+        <w:t xml:space="preserve"> .</w:t>
+      </w:r>
+      <w:proofErr w:type="spellStart"/>
+      <w:r>
+        <w:rPr>
+          <w:rFonts w:hint="eastAsia"/>
+        </w:rPr>
+        <w:t>mcp.json</w:t>
+      </w:r>
+      <w:proofErr w:type="spellEnd"/>
+      <w:r>
+        <w:rPr>
+          <w:rFonts w:hint="eastAsia"/>
+        </w:rPr>
+        <w:t xml:space="preserve"> command </w:t>
+      </w:r>
+      <w:r>
+        <w:rPr>
+          <w:rFonts w:hint="eastAsia"/>
+        </w:rPr>
+        <w:t>或</w:t>
+      </w:r>
+      <w:r>
+        <w:rPr>
+          <w:rFonts w:hint="eastAsia"/>
+        </w:rPr>
+        <w:t xml:space="preserve"> </w:t>
+      </w:r>
+      <w:proofErr w:type="spellStart"/>
+      <w:r>
+        <w:rPr>
+          <w:rFonts w:hint="eastAsia"/>
+        </w:rPr>
+        <w:t>args</w:t>
+      </w:r>
+      <w:proofErr w:type="spellEnd"/>
+      <w:r>
+        <w:rPr>
+          <w:rFonts w:hint="eastAsia"/>
+        </w:rPr>
+        <w:t xml:space="preserve"> </w:t>
+      </w:r>
+      <w:r>
+        <w:rPr>
+          <w:rFonts w:hint="eastAsia"/>
+        </w:rPr>
+        <w:t>中通过</w:t>
+      </w:r>
+      <w:r>
+        <w:rPr>
+          <w:rFonts w:hint="eastAsia"/>
+        </w:rPr>
+        <w:t xml:space="preserve"> ${VAR} </w:t>
+      </w:r>
+      <w:r>
+        <w:rPr>
+          <w:rFonts w:hint="eastAsia"/>
+        </w:rPr>
+        <w:t>扩展引用它需要一个默认值，例如</w:t>
+      </w:r>
+      <w:r>
+        <w:rPr>
+          <w:rFonts w:hint="eastAsia"/>
+        </w:rPr>
+        <w:t xml:space="preserve"> ${CLAUDE_PROJECT_DIR:-.}</w:t>
+      </w:r>
+      <w:r>
+        <w:rPr>
+          <w:rFonts w:hint="eastAsia"/>
+        </w:rPr>
+        <w:t>。插件提供的</w:t>
       </w:r>
       <w:r>
         <w:rPr>
@@ -32038,133 +35102,113 @@
         <w:rPr>
           <w:rFonts w:hint="eastAsia"/>
         </w:rPr>
+        <w:t>配置直接替换</w:t>
+      </w:r>
+      <w:r>
+        <w:rPr>
+          <w:rFonts w:hint="eastAsia"/>
+        </w:rPr>
+        <w:t xml:space="preserve"> ${CLAUDE_PROJECT_DIR}</w:t>
+      </w:r>
+      <w:r>
+        <w:rPr>
+          <w:rFonts w:hint="eastAsia"/>
+        </w:rPr>
+        <w:t>，不需要默认值。</w:t>
+      </w:r>
+    </w:p>
+    <w:p>
+      <w:pPr>
+        <w:ind w:firstLine="420"/>
+      </w:pPr>
+      <w:r>
+        <w:rPr>
+          <w:rFonts w:hint="eastAsia"/>
+        </w:rPr>
+        <w:t xml:space="preserve"># </w:t>
+      </w:r>
+      <w:r>
+        <w:rPr>
+          <w:rFonts w:hint="eastAsia"/>
+        </w:rPr>
+        <w:t>基本语法</w:t>
+      </w:r>
+    </w:p>
+    <w:p>
+      <w:pPr>
+        <w:ind w:firstLine="420"/>
+      </w:pPr>
+      <w:proofErr w:type="spellStart"/>
+      <w:r>
+        <w:t>claude</w:t>
+      </w:r>
+      <w:proofErr w:type="spellEnd"/>
+      <w:r>
+        <w:t xml:space="preserve"> </w:t>
+      </w:r>
+      <w:proofErr w:type="spellStart"/>
+      <w:r>
+        <w:t>mcp</w:t>
+      </w:r>
+      <w:proofErr w:type="spellEnd"/>
+      <w:r>
+        <w:t xml:space="preserve"> add [options] &lt;name&gt; -- &lt;command&gt; [</w:t>
+      </w:r>
+      <w:proofErr w:type="spellStart"/>
+      <w:r>
+        <w:t>args</w:t>
+      </w:r>
+      <w:proofErr w:type="spellEnd"/>
+      <w:r>
+        <w:t>...]</w:t>
+      </w:r>
+    </w:p>
+    <w:p>
+      <w:pPr>
+        <w:ind w:firstLine="420"/>
+      </w:pPr>
+      <w:r>
+        <w:rPr>
+          <w:rFonts w:hint="eastAsia"/>
+        </w:rPr>
+        <w:t xml:space="preserve"># </w:t>
+      </w:r>
+      <w:r>
+        <w:rPr>
+          <w:rFonts w:hint="eastAsia"/>
+        </w:rPr>
+        <w:t>真实示例：添加</w:t>
+      </w:r>
+      <w:r>
+        <w:rPr>
+          <w:rFonts w:hint="eastAsia"/>
+        </w:rPr>
+        <w:t xml:space="preserve"> </w:t>
+      </w:r>
+      <w:proofErr w:type="spellStart"/>
+      <w:r>
+        <w:rPr>
+          <w:rFonts w:hint="eastAsia"/>
+        </w:rPr>
+        <w:t>Airtable</w:t>
+      </w:r>
+      <w:proofErr w:type="spellEnd"/>
+      <w:r>
+        <w:rPr>
+          <w:rFonts w:hint="eastAsia"/>
+        </w:rPr>
+        <w:t xml:space="preserve"> </w:t>
+      </w:r>
+      <w:r>
+        <w:rPr>
+          <w:rFonts w:hint="eastAsia"/>
+        </w:rPr>
         <w:t>服务器</w:t>
       </w:r>
     </w:p>
     <w:p>
       <w:pPr>
-        <w:pStyle w:val="4"/>
-      </w:pPr>
-      <w:r>
-        <w:rPr>
-          <w:rFonts w:hint="eastAsia"/>
-        </w:rPr>
-        <w:t>安装</w:t>
-      </w:r>
-      <w:r>
-        <w:rPr>
-          <w:rFonts w:hint="eastAsia"/>
-        </w:rPr>
-        <w:t xml:space="preserve"> MCP </w:t>
-      </w:r>
-      <w:r>
-        <w:rPr>
-          <w:rFonts w:hint="eastAsia"/>
-        </w:rPr>
-        <w:t>服务器</w:t>
-      </w:r>
-    </w:p>
-    <w:p>
-      <w:pPr>
-        <w:rPr>
-          <w:rFonts w:hint="eastAsia"/>
-        </w:rPr>
-      </w:pPr>
-      <w:r>
-        <w:tab/>
-      </w:r>
-      <w:r>
-        <w:t xml:space="preserve">MCP </w:t>
-      </w:r>
-      <w:r>
-        <w:t>服务器可以根据您的需求以三种不同的方式进行配置：</w:t>
-      </w:r>
-    </w:p>
-    <w:p>
-      <w:pPr>
-        <w:pStyle w:val="5"/>
-      </w:pPr>
-      <w:r>
-        <w:rPr>
-          <w:rFonts w:hint="eastAsia"/>
-        </w:rPr>
-        <w:t>选项 1：添加远程 HTTP 服务器</w:t>
-      </w:r>
-    </w:p>
-    <w:p>
-      <w:pPr>
-        <w:rPr>
-          <w:rFonts w:hint="eastAsia"/>
-        </w:rPr>
-      </w:pPr>
-      <w:r>
-        <w:tab/>
-      </w:r>
-      <w:r>
-        <w:rPr>
-          <w:rFonts w:hint="eastAsia"/>
-        </w:rPr>
-        <w:t xml:space="preserve">HTTP </w:t>
-      </w:r>
-      <w:r>
-        <w:rPr>
-          <w:rFonts w:hint="eastAsia"/>
-        </w:rPr>
-        <w:t>服务器是连接到远程</w:t>
-      </w:r>
-      <w:r>
-        <w:rPr>
-          <w:rFonts w:hint="eastAsia"/>
-        </w:rPr>
-        <w:t xml:space="preserve"> MCP </w:t>
-      </w:r>
-      <w:r>
-        <w:rPr>
-          <w:rFonts w:hint="eastAsia"/>
-        </w:rPr>
-        <w:t>服务器的推荐选项。这是</w:t>
-      </w:r>
-      <w:proofErr w:type="gramStart"/>
-      <w:r>
-        <w:rPr>
-          <w:rFonts w:hint="eastAsia"/>
-        </w:rPr>
-        <w:t>云服务</w:t>
-      </w:r>
-      <w:proofErr w:type="gramEnd"/>
-      <w:r>
-        <w:rPr>
-          <w:rFonts w:hint="eastAsia"/>
-        </w:rPr>
-        <w:t>最广泛支持的传输方式。</w:t>
-      </w:r>
-    </w:p>
-    <w:p>
-      <w:pPr>
-        <w:ind w:firstLine="420"/>
-        <w:rPr>
-          <w:rFonts w:hint="eastAsia"/>
-        </w:rPr>
-      </w:pPr>
-      <w:r>
-        <w:rPr>
-          <w:rFonts w:hint="eastAsia"/>
-        </w:rPr>
-        <w:t xml:space="preserve"># </w:t>
-      </w:r>
-      <w:r>
-        <w:rPr>
-          <w:rFonts w:hint="eastAsia"/>
-        </w:rPr>
-        <w:t>基本语法</w:t>
-      </w:r>
-    </w:p>
-    <w:p>
-      <w:pPr>
-        <w:ind w:firstLine="420"/>
-        <w:rPr>
-          <w:rFonts w:hint="eastAsia"/>
-        </w:rPr>
+        <w:ind w:firstLine="420"/>
       </w:pPr>
       <w:proofErr w:type="spellStart"/>
       <w:r>
@@ -32180,57 +35224,44 @@
       </w:r>
       <w:proofErr w:type="spellEnd"/>
       <w:r>
-        <w:t xml:space="preserve"> add --transport http &lt;name&gt; &lt;</w:t>
-      </w:r>
-      <w:proofErr w:type="spellStart"/>
-      <w:r>
-        <w:t>url</w:t>
-      </w:r>
-      <w:proofErr w:type="spellEnd"/>
-      <w:r>
-        <w:t>&gt;</w:t>
-      </w:r>
-    </w:p>
-    <w:p>
-      <w:pPr>
-        <w:ind w:firstLine="420"/>
-        <w:rPr>
-          <w:rFonts w:hint="eastAsia"/>
-        </w:rPr>
-      </w:pPr>
-      <w:r>
-        <w:rPr>
-          <w:rFonts w:hint="eastAsia"/>
-        </w:rPr>
-        <w:t xml:space="preserve"># </w:t>
-      </w:r>
-      <w:r>
-        <w:rPr>
-          <w:rFonts w:hint="eastAsia"/>
-        </w:rPr>
-        <w:t>真实示例：连接到</w:t>
-      </w:r>
-      <w:r>
-        <w:rPr>
-          <w:rFonts w:hint="eastAsia"/>
-        </w:rPr>
-        <w:t xml:space="preserve"> Notion</w:t>
-      </w:r>
-    </w:p>
-    <w:p>
-      <w:pPr>
-        <w:ind w:firstLine="420"/>
-        <w:rPr>
-          <w:rFonts w:hint="eastAsia"/>
-        </w:rPr>
-      </w:pPr>
-      <w:proofErr w:type="spellStart"/>
-      <w:r>
-        <w:t>claude</w:t>
-      </w:r>
-      <w:proofErr w:type="spellEnd"/>
-      <w:r>
-        <w:t xml:space="preserve"> </w:t>
+        <w:t xml:space="preserve"> add --transport </w:t>
+      </w:r>
+      <w:proofErr w:type="spellStart"/>
+      <w:r>
+        <w:t>stdio</w:t>
+      </w:r>
+      <w:proofErr w:type="spellEnd"/>
+      <w:r>
+        <w:t xml:space="preserve"> --env AIRTABLE_API_KEY=YOUR_KEY </w:t>
+      </w:r>
+      <w:proofErr w:type="spellStart"/>
+      <w:r>
+        <w:t>airtable</w:t>
+      </w:r>
+      <w:proofErr w:type="spellEnd"/>
+      <w:r>
+        <w:t xml:space="preserve"> \</w:t>
+      </w:r>
+    </w:p>
+    <w:p>
+      <w:r>
+        <w:t xml:space="preserve">  -- </w:t>
+      </w:r>
+      <w:proofErr w:type="spellStart"/>
+      <w:r>
+        <w:t>npx</w:t>
+      </w:r>
+      <w:proofErr w:type="spellEnd"/>
+      <w:r>
+        <w:t xml:space="preserve"> -y </w:t>
+      </w:r>
+      <w:proofErr w:type="spellStart"/>
+      <w:r>
+        <w:t>airtable</w:t>
+      </w:r>
+      <w:proofErr w:type="spellEnd"/>
+      <w:r>
+        <w:t>-</w:t>
       </w:r>
       <w:proofErr w:type="spellStart"/>
       <w:r>
@@ -32238,1029 +35269,6 @@
       </w:r>
       <w:proofErr w:type="spellEnd"/>
       <w:r>
-        <w:t xml:space="preserve"> add --transport http notion https://mcp.notion.com/mcp</w:t>
-      </w:r>
-    </w:p>
-    <w:p>
-      <w:pPr>
-        <w:ind w:firstLine="420"/>
-        <w:rPr>
-          <w:rFonts w:hint="eastAsia"/>
-        </w:rPr>
-      </w:pPr>
-      <w:r>
-        <w:rPr>
-          <w:rFonts w:hint="eastAsia"/>
-        </w:rPr>
-        <w:t xml:space="preserve"># </w:t>
-      </w:r>
-      <w:r>
-        <w:rPr>
-          <w:rFonts w:hint="eastAsia"/>
-        </w:rPr>
-        <w:t>带有</w:t>
-      </w:r>
-      <w:r>
-        <w:rPr>
-          <w:rFonts w:hint="eastAsia"/>
-        </w:rPr>
-        <w:t xml:space="preserve"> Bearer </w:t>
-      </w:r>
-      <w:r>
-        <w:rPr>
-          <w:rFonts w:hint="eastAsia"/>
-        </w:rPr>
-        <w:t>令牌的示例</w:t>
-      </w:r>
-    </w:p>
-    <w:p>
-      <w:pPr>
-        <w:ind w:firstLine="420"/>
-      </w:pPr>
-      <w:proofErr w:type="spellStart"/>
-      <w:r>
-        <w:t>claude</w:t>
-      </w:r>
-      <w:proofErr w:type="spellEnd"/>
-      <w:r>
-        <w:t xml:space="preserve"> </w:t>
-      </w:r>
-      <w:proofErr w:type="spellStart"/>
-      <w:r>
-        <w:t>mcp</w:t>
-      </w:r>
-      <w:proofErr w:type="spellEnd"/>
-      <w:r>
-        <w:t xml:space="preserve"> add --transport http secure-</w:t>
-      </w:r>
-      <w:proofErr w:type="spellStart"/>
-      <w:r>
-        <w:t>api</w:t>
-      </w:r>
-      <w:proofErr w:type="spellEnd"/>
-      <w:r>
-        <w:t xml:space="preserve"> https://api.example.com/mcp \</w:t>
-      </w:r>
-    </w:p>
-    <w:p>
-      <w:r>
-        <w:t xml:space="preserve">  --header "Authorization: Bearer your-token"</w:t>
-      </w:r>
-    </w:p>
-    <w:p>
-      <w:pPr>
-        <w:ind w:firstLine="420"/>
-        <w:rPr>
-          <w:rFonts w:hint="eastAsia"/>
-        </w:rPr>
-      </w:pPr>
-      <w:r>
-        <w:rPr>
-          <w:rFonts w:hint="eastAsia"/>
-        </w:rPr>
-        <w:t>在通过</w:t>
-      </w:r>
-      <w:r>
-        <w:rPr>
-          <w:rFonts w:hint="eastAsia"/>
-        </w:rPr>
-        <w:t xml:space="preserve"> .</w:t>
-      </w:r>
-      <w:proofErr w:type="spellStart"/>
-      <w:r>
-        <w:rPr>
-          <w:rFonts w:hint="eastAsia"/>
-        </w:rPr>
-        <w:t>mcp.json</w:t>
-      </w:r>
-      <w:proofErr w:type="spellEnd"/>
-      <w:r>
-        <w:rPr>
-          <w:rFonts w:hint="eastAsia"/>
-        </w:rPr>
-        <w:t>、</w:t>
-      </w:r>
-      <w:r>
-        <w:rPr>
-          <w:rFonts w:hint="eastAsia"/>
-        </w:rPr>
-        <w:t>~/.</w:t>
-      </w:r>
-      <w:proofErr w:type="spellStart"/>
-      <w:r>
-        <w:rPr>
-          <w:rFonts w:hint="eastAsia"/>
-        </w:rPr>
-        <w:t>claude.json</w:t>
-      </w:r>
-      <w:proofErr w:type="spellEnd"/>
-      <w:r>
-        <w:rPr>
-          <w:rFonts w:hint="eastAsia"/>
-        </w:rPr>
-        <w:t xml:space="preserve"> </w:t>
-      </w:r>
-      <w:r>
-        <w:rPr>
-          <w:rFonts w:hint="eastAsia"/>
-        </w:rPr>
-        <w:t>或</w:t>
-      </w:r>
-      <w:r>
-        <w:rPr>
-          <w:rFonts w:hint="eastAsia"/>
-        </w:rPr>
-        <w:t xml:space="preserve"> </w:t>
-      </w:r>
-      <w:proofErr w:type="spellStart"/>
-      <w:r>
-        <w:rPr>
-          <w:rFonts w:hint="eastAsia"/>
-        </w:rPr>
-        <w:t>claude</w:t>
-      </w:r>
-      <w:proofErr w:type="spellEnd"/>
-      <w:r>
-        <w:rPr>
-          <w:rFonts w:hint="eastAsia"/>
-        </w:rPr>
-        <w:t xml:space="preserve"> </w:t>
-      </w:r>
-      <w:proofErr w:type="spellStart"/>
-      <w:r>
-        <w:rPr>
-          <w:rFonts w:hint="eastAsia"/>
-        </w:rPr>
-        <w:t>mcp</w:t>
-      </w:r>
-      <w:proofErr w:type="spellEnd"/>
-      <w:r>
-        <w:rPr>
-          <w:rFonts w:hint="eastAsia"/>
-        </w:rPr>
-        <w:t xml:space="preserve"> add-</w:t>
-      </w:r>
-      <w:proofErr w:type="spellStart"/>
-      <w:r>
-        <w:rPr>
-          <w:rFonts w:hint="eastAsia"/>
-        </w:rPr>
-        <w:t>json</w:t>
-      </w:r>
-      <w:proofErr w:type="spellEnd"/>
-      <w:r>
-        <w:rPr>
-          <w:rFonts w:hint="eastAsia"/>
-        </w:rPr>
-        <w:t xml:space="preserve"> </w:t>
-      </w:r>
-      <w:r>
-        <w:rPr>
-          <w:rFonts w:hint="eastAsia"/>
-        </w:rPr>
-        <w:t>中的</w:t>
-      </w:r>
-      <w:r>
-        <w:rPr>
-          <w:rFonts w:hint="eastAsia"/>
-        </w:rPr>
-        <w:t xml:space="preserve"> JSON </w:t>
-      </w:r>
-      <w:r>
-        <w:rPr>
-          <w:rFonts w:hint="eastAsia"/>
-        </w:rPr>
-        <w:t>配置</w:t>
-      </w:r>
-      <w:r>
-        <w:rPr>
-          <w:rFonts w:hint="eastAsia"/>
-        </w:rPr>
-        <w:t xml:space="preserve"> MCP </w:t>
-      </w:r>
-      <w:r>
-        <w:rPr>
-          <w:rFonts w:hint="eastAsia"/>
-        </w:rPr>
-        <w:t>服务器时，</w:t>
-      </w:r>
-      <w:r>
-        <w:rPr>
-          <w:rFonts w:hint="eastAsia"/>
-        </w:rPr>
-        <w:t xml:space="preserve">type </w:t>
-      </w:r>
-      <w:r>
-        <w:rPr>
-          <w:rFonts w:hint="eastAsia"/>
-        </w:rPr>
-        <w:t>字段接受</w:t>
-      </w:r>
-      <w:r>
-        <w:rPr>
-          <w:rFonts w:hint="eastAsia"/>
-        </w:rPr>
-        <w:t xml:space="preserve"> </w:t>
-      </w:r>
-      <w:proofErr w:type="spellStart"/>
-      <w:r>
-        <w:rPr>
-          <w:rFonts w:hint="eastAsia"/>
-        </w:rPr>
-        <w:t>streamable</w:t>
-      </w:r>
-      <w:proofErr w:type="spellEnd"/>
-      <w:r>
-        <w:rPr>
-          <w:rFonts w:hint="eastAsia"/>
-        </w:rPr>
-        <w:t xml:space="preserve">-http </w:t>
-      </w:r>
-      <w:r>
-        <w:rPr>
-          <w:rFonts w:hint="eastAsia"/>
-        </w:rPr>
-        <w:t>作为</w:t>
-      </w:r>
-      <w:r>
-        <w:rPr>
-          <w:rFonts w:hint="eastAsia"/>
-        </w:rPr>
-        <w:t xml:space="preserve"> http </w:t>
-      </w:r>
-      <w:r>
-        <w:rPr>
-          <w:rFonts w:hint="eastAsia"/>
-        </w:rPr>
-        <w:t>的别名。</w:t>
-      </w:r>
-      <w:r>
-        <w:rPr>
-          <w:rFonts w:hint="eastAsia"/>
-        </w:rPr>
-        <w:t xml:space="preserve">MCP </w:t>
-      </w:r>
-      <w:r>
-        <w:rPr>
-          <w:rFonts w:hint="eastAsia"/>
-        </w:rPr>
-        <w:t>规范对此传输使用名称</w:t>
-      </w:r>
-      <w:r>
-        <w:rPr>
-          <w:rFonts w:hint="eastAsia"/>
-        </w:rPr>
-        <w:t xml:space="preserve"> </w:t>
-      </w:r>
-      <w:proofErr w:type="spellStart"/>
-      <w:r>
-        <w:rPr>
-          <w:rFonts w:hint="eastAsia"/>
-        </w:rPr>
-        <w:t>streamable</w:t>
-      </w:r>
-      <w:proofErr w:type="spellEnd"/>
-      <w:r>
-        <w:rPr>
-          <w:rFonts w:hint="eastAsia"/>
-        </w:rPr>
-        <w:t>-http</w:t>
-      </w:r>
-      <w:r>
-        <w:rPr>
-          <w:rFonts w:hint="eastAsia"/>
-        </w:rPr>
-        <w:t>，因此从服务器文档复制的配置无需修改即可工作。</w:t>
-      </w:r>
-    </w:p>
-    <w:p>
-      <w:pPr>
-        <w:pStyle w:val="5"/>
-      </w:pPr>
-      <w:r>
-        <w:rPr>
-          <w:rFonts w:hint="eastAsia"/>
-        </w:rPr>
-        <w:t>选项 2：添加远程 SSE 服务器</w:t>
-      </w:r>
-    </w:p>
-    <w:p>
-      <w:pPr>
-        <w:rPr>
-          <w:rFonts w:hint="eastAsia"/>
-        </w:rPr>
-      </w:pPr>
-      <w:r>
-        <w:tab/>
-      </w:r>
-      <w:r>
-        <w:rPr>
-          <w:rFonts w:hint="eastAsia"/>
-          <w:color w:val="EE0000"/>
-        </w:rPr>
-        <w:t xml:space="preserve">SSE (Server-Sent Events) </w:t>
-      </w:r>
-      <w:r>
-        <w:rPr>
-          <w:rFonts w:hint="eastAsia"/>
-          <w:color w:val="EE0000"/>
-        </w:rPr>
-        <w:t>传输已弃用</w:t>
-      </w:r>
-      <w:r>
-        <w:rPr>
-          <w:rFonts w:hint="eastAsia"/>
-        </w:rPr>
-        <w:t>。请在可用的地方使用</w:t>
-      </w:r>
-      <w:r>
-        <w:rPr>
-          <w:rFonts w:hint="eastAsia"/>
-        </w:rPr>
-        <w:t xml:space="preserve"> HTTP </w:t>
-      </w:r>
-      <w:r>
-        <w:rPr>
-          <w:rFonts w:hint="eastAsia"/>
-        </w:rPr>
-        <w:t>服务器。</w:t>
-      </w:r>
-    </w:p>
-    <w:p>
-      <w:pPr>
-        <w:ind w:firstLine="420"/>
-        <w:rPr>
-          <w:rFonts w:hint="eastAsia"/>
-        </w:rPr>
-      </w:pPr>
-      <w:r>
-        <w:rPr>
-          <w:rFonts w:hint="eastAsia"/>
-        </w:rPr>
-        <w:t xml:space="preserve"># </w:t>
-      </w:r>
-      <w:r>
-        <w:rPr>
-          <w:rFonts w:hint="eastAsia"/>
-        </w:rPr>
-        <w:t>基本语法</w:t>
-      </w:r>
-    </w:p>
-    <w:p>
-      <w:pPr>
-        <w:ind w:firstLine="420"/>
-      </w:pPr>
-      <w:proofErr w:type="spellStart"/>
-      <w:r>
-        <w:t>claude</w:t>
-      </w:r>
-      <w:proofErr w:type="spellEnd"/>
-      <w:r>
-        <w:t xml:space="preserve"> </w:t>
-      </w:r>
-      <w:proofErr w:type="spellStart"/>
-      <w:r>
-        <w:t>mcp</w:t>
-      </w:r>
-      <w:proofErr w:type="spellEnd"/>
-      <w:r>
-        <w:t xml:space="preserve"> add --transport </w:t>
-      </w:r>
-      <w:proofErr w:type="spellStart"/>
-      <w:r>
-        <w:t>sse</w:t>
-      </w:r>
-      <w:proofErr w:type="spellEnd"/>
-      <w:r>
-        <w:t xml:space="preserve"> &lt;name&gt; &lt;</w:t>
-      </w:r>
-      <w:proofErr w:type="spellStart"/>
-      <w:r>
-        <w:t>url</w:t>
-      </w:r>
-      <w:proofErr w:type="spellEnd"/>
-      <w:r>
-        <w:t>&gt;</w:t>
-      </w:r>
-    </w:p>
-    <w:p>
-      <w:pPr>
-        <w:ind w:firstLine="420"/>
-        <w:rPr>
-          <w:rFonts w:hint="eastAsia"/>
-        </w:rPr>
-      </w:pPr>
-      <w:r>
-        <w:rPr>
-          <w:rFonts w:hint="eastAsia"/>
-        </w:rPr>
-        <w:t xml:space="preserve"># </w:t>
-      </w:r>
-      <w:r>
-        <w:rPr>
-          <w:rFonts w:hint="eastAsia"/>
-        </w:rPr>
-        <w:t>真实示例：连接到</w:t>
-      </w:r>
-      <w:r>
-        <w:rPr>
-          <w:rFonts w:hint="eastAsia"/>
-        </w:rPr>
-        <w:t xml:space="preserve"> Asana</w:t>
-      </w:r>
-    </w:p>
-    <w:p>
-      <w:pPr>
-        <w:ind w:firstLine="420"/>
-      </w:pPr>
-      <w:proofErr w:type="spellStart"/>
-      <w:r>
-        <w:t>claude</w:t>
-      </w:r>
-      <w:proofErr w:type="spellEnd"/>
-      <w:r>
-        <w:t xml:space="preserve"> </w:t>
-      </w:r>
-      <w:proofErr w:type="spellStart"/>
-      <w:r>
-        <w:t>mcp</w:t>
-      </w:r>
-      <w:proofErr w:type="spellEnd"/>
-      <w:r>
-        <w:t xml:space="preserve"> add --transport </w:t>
-      </w:r>
-      <w:proofErr w:type="spellStart"/>
-      <w:r>
-        <w:t>sse</w:t>
-      </w:r>
-      <w:proofErr w:type="spellEnd"/>
-      <w:r>
-        <w:t xml:space="preserve"> asana https://mcp.asana.com/sse</w:t>
-      </w:r>
-    </w:p>
-    <w:p>
-      <w:pPr>
-        <w:ind w:firstLine="420"/>
-        <w:rPr>
-          <w:rFonts w:hint="eastAsia"/>
-        </w:rPr>
-      </w:pPr>
-      <w:r>
-        <w:rPr>
-          <w:rFonts w:hint="eastAsia"/>
-        </w:rPr>
-        <w:t xml:space="preserve"># </w:t>
-      </w:r>
-      <w:r>
-        <w:rPr>
-          <w:rFonts w:hint="eastAsia"/>
-        </w:rPr>
-        <w:t>带有身份验证标头的示例</w:t>
-      </w:r>
-    </w:p>
-    <w:p>
-      <w:pPr>
-        <w:ind w:firstLine="420"/>
-      </w:pPr>
-      <w:proofErr w:type="spellStart"/>
-      <w:r>
-        <w:t>claude</w:t>
-      </w:r>
-      <w:proofErr w:type="spellEnd"/>
-      <w:r>
-        <w:t xml:space="preserve"> </w:t>
-      </w:r>
-      <w:proofErr w:type="spellStart"/>
-      <w:r>
-        <w:t>mcp</w:t>
-      </w:r>
-      <w:proofErr w:type="spellEnd"/>
-      <w:r>
-        <w:t xml:space="preserve"> add --transport </w:t>
-      </w:r>
-      <w:proofErr w:type="spellStart"/>
-      <w:r>
-        <w:t>sse</w:t>
-      </w:r>
-      <w:proofErr w:type="spellEnd"/>
-      <w:r>
-        <w:t xml:space="preserve"> private-</w:t>
-      </w:r>
-      <w:proofErr w:type="spellStart"/>
-      <w:r>
-        <w:t>api</w:t>
-      </w:r>
-      <w:proofErr w:type="spellEnd"/>
-      <w:r>
-        <w:t xml:space="preserve"> https://api.company.com/sse \</w:t>
-      </w:r>
-    </w:p>
-    <w:p>
-      <w:pPr>
-        <w:rPr>
-          <w:rFonts w:hint="eastAsia"/>
-        </w:rPr>
-      </w:pPr>
-      <w:r>
-        <w:t xml:space="preserve">  --header "X-API-Key: your-key-here"</w:t>
-      </w:r>
-    </w:p>
-    <w:p>
-      <w:pPr>
-        <w:pStyle w:val="5"/>
-      </w:pPr>
-      <w:r>
-        <w:rPr>
-          <w:rFonts w:hint="eastAsia"/>
-        </w:rPr>
-        <w:lastRenderedPageBreak/>
-        <w:t xml:space="preserve">选项 3：添加本地 </w:t>
-      </w:r>
-      <w:proofErr w:type="spellStart"/>
-      <w:r>
-        <w:rPr>
-          <w:rFonts w:hint="eastAsia"/>
-        </w:rPr>
-        <w:t>stdio</w:t>
-      </w:r>
-      <w:proofErr w:type="spellEnd"/>
-      <w:r>
-        <w:rPr>
-          <w:rFonts w:hint="eastAsia"/>
-        </w:rPr>
-        <w:t xml:space="preserve"> 服务器</w:t>
-      </w:r>
-    </w:p>
-    <w:p>
-      <w:pPr>
-        <w:rPr>
-          <w:rFonts w:hint="eastAsia"/>
-        </w:rPr>
-      </w:pPr>
-      <w:r>
-        <w:tab/>
-      </w:r>
-      <w:proofErr w:type="spellStart"/>
-      <w:r>
-        <w:rPr>
-          <w:rFonts w:hint="eastAsia"/>
-        </w:rPr>
-        <w:t>Stdio</w:t>
-      </w:r>
-      <w:proofErr w:type="spellEnd"/>
-      <w:r>
-        <w:rPr>
-          <w:rFonts w:hint="eastAsia"/>
-        </w:rPr>
-        <w:t xml:space="preserve"> </w:t>
-      </w:r>
-      <w:r>
-        <w:rPr>
-          <w:rFonts w:hint="eastAsia"/>
-        </w:rPr>
-        <w:t>服务器作为您机器上的本地进程运行。它们非常适合需要直接系统访问或自定义脚本的工具。</w:t>
-      </w:r>
-    </w:p>
-    <w:p>
-      <w:pPr>
-        <w:ind w:firstLine="420"/>
-        <w:rPr>
-          <w:rFonts w:hint="eastAsia"/>
-        </w:rPr>
-      </w:pPr>
-      <w:r>
-        <w:rPr>
-          <w:rFonts w:hint="eastAsia"/>
-        </w:rPr>
-        <w:t xml:space="preserve">Claude Code </w:t>
-      </w:r>
-      <w:r>
-        <w:rPr>
-          <w:rFonts w:hint="eastAsia"/>
-        </w:rPr>
-        <w:t>在生成的服务器的环境中设置</w:t>
-      </w:r>
-      <w:r>
-        <w:rPr>
-          <w:rFonts w:hint="eastAsia"/>
-        </w:rPr>
-        <w:t xml:space="preserve"> CLAUDE_PROJECT_DIR</w:t>
-      </w:r>
-      <w:r>
-        <w:rPr>
-          <w:rFonts w:hint="eastAsia"/>
-        </w:rPr>
-        <w:t>，指向项目根目录，因此您的服务器可以解析项目相对路径，而无需依赖工作目录。这与</w:t>
-      </w:r>
-      <w:r>
-        <w:rPr>
-          <w:rFonts w:hint="eastAsia"/>
-        </w:rPr>
-        <w:t xml:space="preserve"> hooks </w:t>
-      </w:r>
-      <w:r>
-        <w:rPr>
-          <w:rFonts w:hint="eastAsia"/>
-        </w:rPr>
-        <w:t>在其</w:t>
-      </w:r>
-      <w:r>
-        <w:rPr>
-          <w:rFonts w:hint="eastAsia"/>
-        </w:rPr>
-        <w:t xml:space="preserve"> CLAUDE_PROJECT_DIR </w:t>
-      </w:r>
-      <w:r>
-        <w:rPr>
-          <w:rFonts w:hint="eastAsia"/>
-        </w:rPr>
-        <w:t>变量中接收的目录相同。从服务器进程内部读取它，例如</w:t>
-      </w:r>
-      <w:r>
-        <w:rPr>
-          <w:rFonts w:hint="eastAsia"/>
-        </w:rPr>
-        <w:t xml:space="preserve"> Node </w:t>
-      </w:r>
-      <w:r>
-        <w:rPr>
-          <w:rFonts w:hint="eastAsia"/>
-        </w:rPr>
-        <w:t>中的</w:t>
-      </w:r>
-      <w:r>
-        <w:rPr>
-          <w:rFonts w:hint="eastAsia"/>
-        </w:rPr>
-        <w:t xml:space="preserve"> </w:t>
-      </w:r>
-      <w:proofErr w:type="spellStart"/>
-      <w:r>
-        <w:rPr>
-          <w:rFonts w:hint="eastAsia"/>
-        </w:rPr>
-        <w:t>process.env.CLAUDE_PROJECT_DIR</w:t>
-      </w:r>
-      <w:proofErr w:type="spellEnd"/>
-      <w:r>
-        <w:rPr>
-          <w:rFonts w:hint="eastAsia"/>
-        </w:rPr>
-        <w:t xml:space="preserve"> </w:t>
-      </w:r>
-      <w:r>
-        <w:rPr>
-          <w:rFonts w:hint="eastAsia"/>
-        </w:rPr>
-        <w:t>或</w:t>
-      </w:r>
-      <w:r>
-        <w:rPr>
-          <w:rFonts w:hint="eastAsia"/>
-        </w:rPr>
-        <w:t xml:space="preserve"> Python </w:t>
-      </w:r>
-      <w:r>
-        <w:rPr>
-          <w:rFonts w:hint="eastAsia"/>
-        </w:rPr>
-        <w:t>中的</w:t>
-      </w:r>
-      <w:r>
-        <w:rPr>
-          <w:rFonts w:hint="eastAsia"/>
-        </w:rPr>
-        <w:t xml:space="preserve"> </w:t>
-      </w:r>
-      <w:proofErr w:type="spellStart"/>
-      <w:r>
-        <w:rPr>
-          <w:rFonts w:hint="eastAsia"/>
-        </w:rPr>
-        <w:t>os.environ</w:t>
-      </w:r>
-      <w:proofErr w:type="spellEnd"/>
-      <w:r>
-        <w:rPr>
-          <w:rFonts w:hint="eastAsia"/>
-        </w:rPr>
-        <w:t>["CLAUDE_PROJECT_DIR"]</w:t>
-      </w:r>
-      <w:r>
-        <w:rPr>
-          <w:rFonts w:hint="eastAsia"/>
-        </w:rPr>
-        <w:t>。您的服务器也可以调用</w:t>
-      </w:r>
-      <w:r>
-        <w:rPr>
-          <w:rFonts w:hint="eastAsia"/>
-        </w:rPr>
-        <w:t xml:space="preserve"> MCP roots/list </w:t>
-      </w:r>
-      <w:r>
-        <w:rPr>
-          <w:rFonts w:hint="eastAsia"/>
-        </w:rPr>
-        <w:t>请求，该请求返回启动</w:t>
-      </w:r>
-      <w:r>
-        <w:rPr>
-          <w:rFonts w:hint="eastAsia"/>
-        </w:rPr>
-        <w:t xml:space="preserve"> Claude Code </w:t>
-      </w:r>
-      <w:r>
-        <w:rPr>
-          <w:rFonts w:hint="eastAsia"/>
-        </w:rPr>
-        <w:t>的目录。</w:t>
-      </w:r>
-    </w:p>
-    <w:p>
-      <w:pPr>
-        <w:ind w:firstLine="420"/>
-        <w:rPr>
-          <w:rFonts w:hint="eastAsia"/>
-        </w:rPr>
-      </w:pPr>
-      <w:r>
-        <w:rPr>
-          <w:rFonts w:hint="eastAsia"/>
-        </w:rPr>
-        <w:t>此变量在服务器的环境中设置，而不是在</w:t>
-      </w:r>
-      <w:r>
-        <w:rPr>
-          <w:rFonts w:hint="eastAsia"/>
-        </w:rPr>
-        <w:t xml:space="preserve"> Claude Code </w:t>
-      </w:r>
-      <w:r>
-        <w:rPr>
-          <w:rFonts w:hint="eastAsia"/>
-        </w:rPr>
-        <w:t>自己的环境中，因此在项目或用户范围的</w:t>
-      </w:r>
-      <w:r>
-        <w:rPr>
-          <w:rFonts w:hint="eastAsia"/>
-        </w:rPr>
-        <w:t xml:space="preserve"> .</w:t>
-      </w:r>
-      <w:proofErr w:type="spellStart"/>
-      <w:r>
-        <w:rPr>
-          <w:rFonts w:hint="eastAsia"/>
-        </w:rPr>
-        <w:t>mcp.json</w:t>
-      </w:r>
-      <w:proofErr w:type="spellEnd"/>
-      <w:r>
-        <w:rPr>
-          <w:rFonts w:hint="eastAsia"/>
-        </w:rPr>
-        <w:t xml:space="preserve"> command </w:t>
-      </w:r>
-      <w:r>
-        <w:rPr>
-          <w:rFonts w:hint="eastAsia"/>
-        </w:rPr>
-        <w:t>或</w:t>
-      </w:r>
-      <w:r>
-        <w:rPr>
-          <w:rFonts w:hint="eastAsia"/>
-        </w:rPr>
-        <w:t xml:space="preserve"> </w:t>
-      </w:r>
-      <w:proofErr w:type="spellStart"/>
-      <w:r>
-        <w:rPr>
-          <w:rFonts w:hint="eastAsia"/>
-        </w:rPr>
-        <w:t>args</w:t>
-      </w:r>
-      <w:proofErr w:type="spellEnd"/>
-      <w:r>
-        <w:rPr>
-          <w:rFonts w:hint="eastAsia"/>
-        </w:rPr>
-        <w:t xml:space="preserve"> </w:t>
-      </w:r>
-      <w:r>
-        <w:rPr>
-          <w:rFonts w:hint="eastAsia"/>
-        </w:rPr>
-        <w:t>中通过</w:t>
-      </w:r>
-      <w:r>
-        <w:rPr>
-          <w:rFonts w:hint="eastAsia"/>
-        </w:rPr>
-        <w:t xml:space="preserve"> ${VAR} </w:t>
-      </w:r>
-      <w:r>
-        <w:rPr>
-          <w:rFonts w:hint="eastAsia"/>
-        </w:rPr>
-        <w:t>扩展引用它需要一个默认值，例如</w:t>
-      </w:r>
-      <w:r>
-        <w:rPr>
-          <w:rFonts w:hint="eastAsia"/>
-        </w:rPr>
-        <w:t xml:space="preserve"> ${CLAUDE_PROJECT_DIR:-.}</w:t>
-      </w:r>
-      <w:r>
-        <w:rPr>
-          <w:rFonts w:hint="eastAsia"/>
-        </w:rPr>
-        <w:t>。插件提供的</w:t>
-      </w:r>
-      <w:r>
-        <w:rPr>
-          <w:rFonts w:hint="eastAsia"/>
-        </w:rPr>
-        <w:t xml:space="preserve"> MCP </w:t>
-      </w:r>
-      <w:r>
-        <w:rPr>
-          <w:rFonts w:hint="eastAsia"/>
-        </w:rPr>
-        <w:t>配置直接替换</w:t>
-      </w:r>
-      <w:r>
-        <w:rPr>
-          <w:rFonts w:hint="eastAsia"/>
-        </w:rPr>
-        <w:t xml:space="preserve"> ${CLAUDE_PROJECT_DIR}</w:t>
-      </w:r>
-      <w:r>
-        <w:rPr>
-          <w:rFonts w:hint="eastAsia"/>
-        </w:rPr>
-        <w:t>，不需要默认值。</w:t>
-      </w:r>
-    </w:p>
-    <w:p>
-      <w:pPr>
-        <w:ind w:firstLine="420"/>
-        <w:rPr>
-          <w:rFonts w:hint="eastAsia"/>
-        </w:rPr>
-      </w:pPr>
-      <w:r>
-        <w:rPr>
-          <w:rFonts w:hint="eastAsia"/>
-        </w:rPr>
-        <w:t xml:space="preserve"># </w:t>
-      </w:r>
-      <w:r>
-        <w:rPr>
-          <w:rFonts w:hint="eastAsia"/>
-        </w:rPr>
-        <w:t>基本语法</w:t>
-      </w:r>
-    </w:p>
-    <w:p>
-      <w:pPr>
-        <w:ind w:firstLine="420"/>
-      </w:pPr>
-      <w:proofErr w:type="spellStart"/>
-      <w:r>
-        <w:t>claude</w:t>
-      </w:r>
-      <w:proofErr w:type="spellEnd"/>
-      <w:r>
-        <w:t xml:space="preserve"> </w:t>
-      </w:r>
-      <w:proofErr w:type="spellStart"/>
-      <w:r>
-        <w:t>mcp</w:t>
-      </w:r>
-      <w:proofErr w:type="spellEnd"/>
-      <w:r>
-        <w:t xml:space="preserve"> add [options] &lt;name&gt; -- &lt;command&gt; [</w:t>
-      </w:r>
-      <w:proofErr w:type="spellStart"/>
-      <w:r>
-        <w:t>args</w:t>
-      </w:r>
-      <w:proofErr w:type="spellEnd"/>
-      <w:r>
-        <w:t>...]</w:t>
-      </w:r>
-    </w:p>
-    <w:p>
-      <w:pPr>
-        <w:ind w:firstLine="420"/>
-        <w:rPr>
-          <w:rFonts w:hint="eastAsia"/>
-        </w:rPr>
-      </w:pPr>
-      <w:r>
-        <w:rPr>
-          <w:rFonts w:hint="eastAsia"/>
-        </w:rPr>
-        <w:t xml:space="preserve"># </w:t>
-      </w:r>
-      <w:r>
-        <w:rPr>
-          <w:rFonts w:hint="eastAsia"/>
-        </w:rPr>
-        <w:t>真实示例：添加</w:t>
-      </w:r>
-      <w:r>
-        <w:rPr>
-          <w:rFonts w:hint="eastAsia"/>
-        </w:rPr>
-        <w:t xml:space="preserve"> </w:t>
-      </w:r>
-      <w:proofErr w:type="spellStart"/>
-      <w:r>
-        <w:rPr>
-          <w:rFonts w:hint="eastAsia"/>
-        </w:rPr>
-        <w:t>Airtable</w:t>
-      </w:r>
-      <w:proofErr w:type="spellEnd"/>
-      <w:r>
-        <w:rPr>
-          <w:rFonts w:hint="eastAsia"/>
-        </w:rPr>
-        <w:t xml:space="preserve"> </w:t>
-      </w:r>
-      <w:r>
-        <w:rPr>
-          <w:rFonts w:hint="eastAsia"/>
-        </w:rPr>
-        <w:t>服务器</w:t>
-      </w:r>
-    </w:p>
-    <w:p>
-      <w:pPr>
-        <w:ind w:firstLine="420"/>
-      </w:pPr>
-      <w:proofErr w:type="spellStart"/>
-      <w:r>
-        <w:t>claude</w:t>
-      </w:r>
-      <w:proofErr w:type="spellEnd"/>
-      <w:r>
-        <w:t xml:space="preserve"> </w:t>
-      </w:r>
-      <w:proofErr w:type="spellStart"/>
-      <w:r>
-        <w:t>mcp</w:t>
-      </w:r>
-      <w:proofErr w:type="spellEnd"/>
-      <w:r>
-        <w:t xml:space="preserve"> add --transport </w:t>
-      </w:r>
-      <w:proofErr w:type="spellStart"/>
-      <w:r>
-        <w:t>stdio</w:t>
-      </w:r>
-      <w:proofErr w:type="spellEnd"/>
-      <w:r>
-        <w:t xml:space="preserve"> --env AIRTABLE_API_KEY=YOUR_KEY </w:t>
-      </w:r>
-      <w:proofErr w:type="spellStart"/>
-      <w:r>
-        <w:t>airtable</w:t>
-      </w:r>
-      <w:proofErr w:type="spellEnd"/>
-      <w:r>
-        <w:t xml:space="preserve"> \</w:t>
-      </w:r>
-    </w:p>
-    <w:p>
-      <w:r>
-        <w:t xml:space="preserve">  -- </w:t>
-      </w:r>
-      <w:proofErr w:type="spellStart"/>
-      <w:r>
-        <w:t>npx</w:t>
-      </w:r>
-      <w:proofErr w:type="spellEnd"/>
-      <w:r>
-        <w:t xml:space="preserve"> -y </w:t>
-      </w:r>
-      <w:proofErr w:type="spellStart"/>
-      <w:r>
-        <w:t>airtable</w:t>
-      </w:r>
-      <w:proofErr w:type="spellEnd"/>
-      <w:r>
-        <w:t>-</w:t>
-      </w:r>
-      <w:proofErr w:type="spellStart"/>
-      <w:r>
-        <w:t>mcp</w:t>
-      </w:r>
-      <w:proofErr w:type="spellEnd"/>
-      <w:r>
         <w:t>-server</w:t>
       </w:r>
     </w:p>
@@ -33268,7 +35276,6 @@
       <w:pPr>
         <w:ind w:firstLine="420"/>
         <w:rPr>
-          <w:rFonts w:hint="eastAsia"/>
           <w:b/>
           <w:bCs/>
         </w:rPr>
@@ -33285,9 +35292,6 @@
     <w:p>
       <w:pPr>
         <w:ind w:firstLine="420"/>
-        <w:rPr>
-          <w:rFonts w:hint="eastAsia"/>
-        </w:rPr>
       </w:pPr>
       <w:r>
         <w:rPr>
@@ -33390,9 +35394,6 @@
     <w:p>
       <w:pPr>
         <w:ind w:firstLine="420"/>
-        <w:rPr>
-          <w:rFonts w:hint="eastAsia"/>
-        </w:rPr>
       </w:pPr>
       <w:r>
         <w:rPr>
@@ -33404,9 +35405,6 @@
     <w:p>
       <w:pPr>
         <w:ind w:firstLine="420"/>
-        <w:rPr>
-          <w:rFonts w:hint="eastAsia"/>
-        </w:rPr>
       </w:pPr>
       <w:proofErr w:type="spellStart"/>
       <w:r>
@@ -33518,11 +35516,6 @@
       </w:r>
     </w:p>
     <w:p>
-      <w:pPr>
-        <w:rPr>
-          <w:rFonts w:hint="eastAsia"/>
-        </w:rPr>
-      </w:pPr>
       <w:proofErr w:type="spellStart"/>
       <w:r>
         <w:rPr>
@@ -33617,15 +35610,11 @@
       </w:r>
     </w:p>
     <w:p>
-      <w:pPr>
-        <w:rPr>
-          <w:rFonts w:hint="eastAsia"/>
-        </w:rPr>
-      </w:pPr>
-      <w:r>
-        <w:rPr>
-          <w:rFonts w:hint="eastAsia"/>
-        </w:rPr>
+      <w:r>
+        <w:rPr>
+          <w:rFonts w:hint="eastAsia"/>
+        </w:rPr>
+        <w:lastRenderedPageBreak/>
         <w:t>这可以防止</w:t>
       </w:r>
       <w:r>
@@ -33653,7 +35642,6 @@
         <w:rPr>
           <w:rFonts w:hint="eastAsia"/>
         </w:rPr>
-        <w:lastRenderedPageBreak/>
         <w:t>管理您</w:t>
       </w:r>
       <w:proofErr w:type="gramEnd"/>
@@ -33717,7 +35705,19 @@
         <w:rPr>
           <w:rFonts w:hint="eastAsia"/>
         </w:rPr>
-        <w:t>插件提供的 MCP 服务器</w:t>
+        <w:t>插件提供的</w:t>
+      </w:r>
+      <w:r>
+        <w:rPr>
+          <w:rFonts w:hint="eastAsia"/>
+        </w:rPr>
+        <w:t xml:space="preserve"> MCP </w:t>
+      </w:r>
+      <w:r>
+        <w:rPr>
+          <w:rFonts w:hint="eastAsia"/>
+        </w:rPr>
+        <w:t>服务器</w:t>
       </w:r>
     </w:p>
     <w:p>
@@ -33751,9 +35751,6 @@
     <w:p>
       <w:pPr>
         <w:jc w:val="center"/>
-        <w:rPr>
-          <w:rFonts w:hint="eastAsia"/>
-        </w:rPr>
       </w:pPr>
       <w:r>
         <w:rPr>
@@ -33799,6 +35796,9 @@
     <w:p>
       <w:pPr>
         <w:pStyle w:val="5"/>
+        <w:rPr>
+          <w:rFonts w:hint="eastAsia"/>
+        </w:rPr>
       </w:pPr>
       <w:r>
         <w:rPr>
@@ -33808,11 +35808,6 @@
       </w:r>
     </w:p>
     <w:p>
-      <w:pPr>
-        <w:rPr>
-          <w:rFonts w:hint="eastAsia"/>
-        </w:rPr>
-      </w:pPr>
       <w:r>
         <w:tab/>
       </w:r>
@@ -33885,9 +35880,6 @@
     <w:p>
       <w:pPr>
         <w:ind w:firstLine="420"/>
-        <w:rPr>
-          <w:rFonts w:hint="eastAsia"/>
-        </w:rPr>
       </w:pPr>
       <w:r>
         <w:rPr>
@@ -33899,19 +35891,7 @@
         <w:rPr>
           <w:rFonts w:hint="eastAsia"/>
         </w:rPr>
-        <w:t>服务器的</w:t>
-      </w:r>
-      <w:r>
-        <w:rPr>
-          <w:rFonts w:hint="eastAsia"/>
-        </w:rPr>
-        <w:t>“</w:t>
-      </w:r>
-      <w:r>
-        <w:rPr>
-          <w:rFonts w:hint="eastAsia"/>
-        </w:rPr>
-        <w:t>本地范围”术语与一般本地设置不同。</w:t>
+        <w:t>服务器的“本地范围”术语与一般本地设置不同。</w:t>
       </w:r>
       <w:r>
         <w:rPr>
@@ -34028,9 +36008,6 @@
     <w:p>
       <w:pPr>
         <w:ind w:firstLine="420"/>
-        <w:rPr>
-          <w:rFonts w:hint="eastAsia"/>
-        </w:rPr>
       </w:pPr>
       <w:r>
         <w:rPr>
@@ -34070,9 +36047,6 @@
     <w:p>
       <w:pPr>
         <w:ind w:firstLine="420"/>
-        <w:rPr>
-          <w:rFonts w:hint="eastAsia"/>
-        </w:rPr>
       </w:pPr>
       <w:r>
         <w:rPr>
@@ -34111,14 +36085,12 @@
     <w:p>
       <w:pPr>
         <w:ind w:firstLine="420"/>
-        <w:rPr>
-          <w:rFonts w:hint="eastAsia"/>
-        </w:rPr>
-      </w:pPr>
-      <w:r>
-        <w:rPr>
-          <w:rFonts w:hint="eastAsia"/>
-        </w:rPr>
+      </w:pPr>
+      <w:r>
+        <w:rPr>
+          <w:rFonts w:hint="eastAsia"/>
+        </w:rPr>
+        <w:lastRenderedPageBreak/>
         <w:t>该命令将服务器写入</w:t>
       </w:r>
       <w:r>
@@ -34159,271 +36131,608 @@
         <w:rPr>
           <w:rFonts w:hint="eastAsia"/>
         </w:rPr>
-        <w:t>项目的条目。下面的示例显示</w:t>
-      </w:r>
-      <w:r>
-        <w:rPr>
-          <w:rFonts w:hint="eastAsia"/>
-        </w:rPr>
+        <w:t>项目的条目。下面的示例显示从</w:t>
+      </w:r>
+      <w:r>
+        <w:rPr>
+          <w:rFonts w:hint="eastAsia"/>
+        </w:rPr>
+        <w:t xml:space="preserve"> /path/to/your/project </w:t>
+      </w:r>
+      <w:r>
+        <w:rPr>
+          <w:rFonts w:hint="eastAsia"/>
+        </w:rPr>
+        <w:t>运行时的结果：</w:t>
+      </w:r>
+    </w:p>
+    <w:p>
+      <w:pPr>
+        <w:ind w:leftChars="200" w:left="480"/>
+      </w:pPr>
+      <w:r>
+        <w:t>{</w:t>
+      </w:r>
+    </w:p>
+    <w:p>
+      <w:pPr>
+        <w:ind w:leftChars="200" w:left="480"/>
+      </w:pPr>
+      <w:r>
+        <w:t xml:space="preserve">  "projects</w:t>
+      </w:r>
+      <w:proofErr w:type="gramStart"/>
+      <w:r>
+        <w:t>": {</w:t>
+      </w:r>
+      <w:proofErr w:type="gramEnd"/>
+    </w:p>
+    <w:p>
+      <w:pPr>
+        <w:ind w:leftChars="200" w:left="480"/>
+      </w:pPr>
+      <w:r>
+        <w:t xml:space="preserve">    "/path/to/your/project</w:t>
+      </w:r>
+      <w:proofErr w:type="gramStart"/>
+      <w:r>
+        <w:t>": {</w:t>
+      </w:r>
+      <w:proofErr w:type="gramEnd"/>
+    </w:p>
+    <w:p>
+      <w:pPr>
+        <w:ind w:leftChars="200" w:left="480"/>
+      </w:pPr>
+      <w:r>
+        <w:t xml:space="preserve">      "</w:t>
+      </w:r>
+      <w:proofErr w:type="spellStart"/>
+      <w:r>
+        <w:t>mcpServers</w:t>
+      </w:r>
+      <w:proofErr w:type="spellEnd"/>
+      <w:proofErr w:type="gramStart"/>
+      <w:r>
+        <w:t>": {</w:t>
+      </w:r>
+      <w:proofErr w:type="gramEnd"/>
+    </w:p>
+    <w:p>
+      <w:pPr>
+        <w:ind w:leftChars="200" w:left="480"/>
+      </w:pPr>
+      <w:r>
+        <w:t xml:space="preserve">        "stripe</w:t>
+      </w:r>
+      <w:proofErr w:type="gramStart"/>
+      <w:r>
+        <w:t>": {</w:t>
+      </w:r>
+      <w:proofErr w:type="gramEnd"/>
+    </w:p>
+    <w:p>
+      <w:pPr>
+        <w:ind w:leftChars="200" w:left="480"/>
+      </w:pPr>
+      <w:r>
+        <w:t xml:space="preserve">          "type": "http",</w:t>
+      </w:r>
+    </w:p>
+    <w:p>
+      <w:pPr>
+        <w:ind w:leftChars="200" w:left="480"/>
+      </w:pPr>
+      <w:r>
+        <w:t xml:space="preserve">          "</w:t>
+      </w:r>
+      <w:proofErr w:type="spellStart"/>
+      <w:r>
+        <w:t>url</w:t>
+      </w:r>
+      <w:proofErr w:type="spellEnd"/>
+      <w:r>
+        <w:t>": "https://mcp.stripe.com"</w:t>
+      </w:r>
+    </w:p>
+    <w:p>
+      <w:pPr>
+        <w:ind w:leftChars="200" w:left="480"/>
+      </w:pPr>
+      <w:r>
+        <w:t xml:space="preserve">        }</w:t>
+      </w:r>
+    </w:p>
+    <w:p>
+      <w:pPr>
+        <w:ind w:leftChars="200" w:left="480"/>
+      </w:pPr>
+      <w:r>
+        <w:t xml:space="preserve">      }</w:t>
+      </w:r>
+    </w:p>
+    <w:p>
+      <w:pPr>
+        <w:ind w:leftChars="200" w:left="480"/>
+      </w:pPr>
+      <w:r>
+        <w:t xml:space="preserve">    }</w:t>
+      </w:r>
+    </w:p>
+    <w:p>
+      <w:pPr>
+        <w:ind w:leftChars="200" w:left="480"/>
+      </w:pPr>
+      <w:r>
+        <w:t xml:space="preserve">  }</w:t>
+      </w:r>
+    </w:p>
+    <w:p>
+      <w:pPr>
+        <w:ind w:leftChars="200" w:left="480"/>
+      </w:pPr>
+      <w:r>
+        <w:t>}</w:t>
+      </w:r>
+    </w:p>
+    <w:p>
+      <w:pPr>
+        <w:pStyle w:val="5"/>
+        <w:rPr>
+          <w:rFonts w:hint="eastAsia"/>
+        </w:rPr>
+      </w:pPr>
+      <w:r>
+        <w:rPr>
+          <w:rFonts w:hint="eastAsia"/>
+        </w:rPr>
+        <w:t>项目范围</w:t>
+      </w:r>
+    </w:p>
+    <w:p>
+      <w:r>
+        <w:tab/>
+      </w:r>
+      <w:r>
+        <w:rPr>
+          <w:rFonts w:hint="eastAsia"/>
+        </w:rPr>
+        <w:t>项目范围的服务器通过在项目根目录中存储配置在</w:t>
+      </w:r>
+      <w:r>
+        <w:rPr>
+          <w:rFonts w:hint="eastAsia"/>
+        </w:rPr>
+        <w:t xml:space="preserve"> .</w:t>
+      </w:r>
+      <w:proofErr w:type="spellStart"/>
+      <w:r>
+        <w:rPr>
+          <w:rFonts w:hint="eastAsia"/>
+        </w:rPr>
+        <w:t>mcp.json</w:t>
+      </w:r>
+      <w:proofErr w:type="spellEnd"/>
+      <w:r>
+        <w:rPr>
+          <w:rFonts w:hint="eastAsia"/>
+        </w:rPr>
+        <w:t xml:space="preserve"> </w:t>
+      </w:r>
+      <w:r>
+        <w:rPr>
+          <w:rFonts w:hint="eastAsia"/>
+        </w:rPr>
+        <w:t>文件中来启用团队协作。此文件设计</w:t>
+      </w:r>
+      <w:proofErr w:type="gramStart"/>
+      <w:r>
+        <w:rPr>
+          <w:rFonts w:hint="eastAsia"/>
+        </w:rPr>
+        <w:t>为检入版本控制</w:t>
+      </w:r>
+      <w:proofErr w:type="gramEnd"/>
+      <w:r>
+        <w:rPr>
+          <w:rFonts w:hint="eastAsia"/>
+        </w:rPr>
+        <w:t>，确保所有团队成员都可以访问相同的</w:t>
+      </w:r>
+      <w:r>
+        <w:rPr>
+          <w:rFonts w:hint="eastAsia"/>
+        </w:rPr>
+        <w:t xml:space="preserve"> MCP </w:t>
+      </w:r>
+      <w:r>
+        <w:rPr>
+          <w:rFonts w:hint="eastAsia"/>
+        </w:rPr>
+        <w:t>工具和服务。添加项目范围的服务器时，</w:t>
+      </w:r>
+      <w:r>
+        <w:rPr>
+          <w:rFonts w:hint="eastAsia"/>
+        </w:rPr>
+        <w:t xml:space="preserve">Claude Code </w:t>
+      </w:r>
+      <w:r>
+        <w:rPr>
+          <w:rFonts w:hint="eastAsia"/>
+        </w:rPr>
+        <w:t>会自动创建或</w:t>
+      </w:r>
+      <w:proofErr w:type="gramStart"/>
+      <w:r>
+        <w:rPr>
+          <w:rFonts w:hint="eastAsia"/>
+        </w:rPr>
+        <w:t>更新此</w:t>
+      </w:r>
+      <w:proofErr w:type="gramEnd"/>
+      <w:r>
+        <w:rPr>
+          <w:rFonts w:hint="eastAsia"/>
+        </w:rPr>
+        <w:t>文件，使用适当的配置结构。</w:t>
+      </w:r>
+    </w:p>
+    <w:p>
+      <w:pPr>
+        <w:ind w:firstLine="420"/>
+      </w:pPr>
+      <w:r>
+        <w:rPr>
+          <w:rFonts w:hint="eastAsia"/>
+        </w:rPr>
+        <w:t xml:space="preserve"># </w:t>
+      </w:r>
+      <w:r>
+        <w:rPr>
+          <w:rFonts w:hint="eastAsia"/>
+        </w:rPr>
+        <w:t>添加项目范围的服务器</w:t>
+      </w:r>
+    </w:p>
+    <w:p>
+      <w:pPr>
+        <w:ind w:firstLine="420"/>
+      </w:pPr>
+      <w:proofErr w:type="spellStart"/>
+      <w:r>
+        <w:t>claude</w:t>
+      </w:r>
+      <w:proofErr w:type="spellEnd"/>
+      <w:r>
+        <w:t xml:space="preserve"> </w:t>
+      </w:r>
+      <w:proofErr w:type="spellStart"/>
+      <w:r>
+        <w:t>mcp</w:t>
+      </w:r>
+      <w:proofErr w:type="spellEnd"/>
+      <w:r>
+        <w:t xml:space="preserve"> add --transport http </w:t>
+      </w:r>
+      <w:proofErr w:type="spellStart"/>
+      <w:r>
+        <w:t>paypal</w:t>
+      </w:r>
+      <w:proofErr w:type="spellEnd"/>
+      <w:r>
+        <w:t xml:space="preserve"> --scope project https://mcp.paypal.com/mcp</w:t>
+      </w:r>
+    </w:p>
+    <w:p>
+      <w:pPr>
+        <w:ind w:firstLine="420"/>
+      </w:pPr>
+      <w:r>
+        <w:rPr>
+          <w:rFonts w:hint="eastAsia"/>
+        </w:rPr>
+        <w:t>生成的</w:t>
+      </w:r>
+      <w:r>
+        <w:rPr>
+          <w:rFonts w:hint="eastAsia"/>
+        </w:rPr>
+        <w:t xml:space="preserve"> .</w:t>
+      </w:r>
+      <w:proofErr w:type="spellStart"/>
+      <w:r>
+        <w:rPr>
+          <w:rFonts w:hint="eastAsia"/>
+        </w:rPr>
+        <w:t>mcp.json</w:t>
+      </w:r>
+      <w:proofErr w:type="spellEnd"/>
+      <w:r>
+        <w:rPr>
+          <w:rFonts w:hint="eastAsia"/>
+        </w:rPr>
+        <w:t xml:space="preserve"> </w:t>
+      </w:r>
+      <w:r>
+        <w:rPr>
+          <w:rFonts w:hint="eastAsia"/>
+        </w:rPr>
+        <w:t>文件遵循标准化格式：</w:t>
+      </w:r>
+    </w:p>
+    <w:p>
+      <w:pPr>
+        <w:ind w:leftChars="200" w:left="480"/>
+      </w:pPr>
+      <w:r>
+        <w:t>{</w:t>
+      </w:r>
+    </w:p>
+    <w:p>
+      <w:pPr>
+        <w:ind w:leftChars="200" w:left="480"/>
+      </w:pPr>
+      <w:r>
+        <w:t xml:space="preserve">  "</w:t>
+      </w:r>
+      <w:proofErr w:type="spellStart"/>
+      <w:r>
+        <w:t>mcpServers</w:t>
+      </w:r>
+      <w:proofErr w:type="spellEnd"/>
+      <w:proofErr w:type="gramStart"/>
+      <w:r>
+        <w:t>": {</w:t>
+      </w:r>
+      <w:proofErr w:type="gramEnd"/>
+    </w:p>
+    <w:p>
+      <w:pPr>
+        <w:ind w:leftChars="200" w:left="480"/>
+      </w:pPr>
+      <w:r>
+        <w:t xml:space="preserve">    "</w:t>
+      </w:r>
+      <w:proofErr w:type="gramStart"/>
+      <w:r>
+        <w:t>shared</w:t>
+      </w:r>
+      <w:proofErr w:type="gramEnd"/>
+      <w:r>
+        <w:t>-server</w:t>
+      </w:r>
+      <w:proofErr w:type="gramStart"/>
+      <w:r>
+        <w:t>": {</w:t>
+      </w:r>
+      <w:proofErr w:type="gramEnd"/>
+    </w:p>
+    <w:p>
+      <w:pPr>
+        <w:ind w:leftChars="200" w:left="480"/>
+      </w:pPr>
+      <w:r>
+        <w:t xml:space="preserve">      "command": "/path/to/server",</w:t>
+      </w:r>
+    </w:p>
+    <w:p>
+      <w:pPr>
+        <w:ind w:leftChars="200" w:left="480"/>
+      </w:pPr>
+      <w:r>
+        <w:t xml:space="preserve">      "</w:t>
+      </w:r>
+      <w:proofErr w:type="spellStart"/>
+      <w:r>
+        <w:t>args</w:t>
+      </w:r>
+      <w:proofErr w:type="spellEnd"/>
+      <w:r>
+        <w:t>": [],</w:t>
+      </w:r>
+    </w:p>
+    <w:p>
+      <w:pPr>
+        <w:ind w:leftChars="200" w:left="480"/>
+      </w:pPr>
+      <w:r>
+        <w:t xml:space="preserve">      "env</w:t>
+      </w:r>
+      <w:proofErr w:type="gramStart"/>
+      <w:r>
+        <w:t>": {}</w:t>
+      </w:r>
+      <w:proofErr w:type="gramEnd"/>
+    </w:p>
+    <w:p>
+      <w:pPr>
+        <w:ind w:leftChars="200" w:left="480"/>
+      </w:pPr>
+      <w:r>
+        <w:t xml:space="preserve">    }</w:t>
+      </w:r>
+    </w:p>
+    <w:p>
+      <w:pPr>
+        <w:ind w:leftChars="200" w:left="480"/>
+      </w:pPr>
+      <w:r>
         <w:lastRenderedPageBreak/>
-        <w:t>从</w:t>
-      </w:r>
-      <w:r>
-        <w:rPr>
-          <w:rFonts w:hint="eastAsia"/>
-        </w:rPr>
-        <w:t xml:space="preserve"> /path/to/your/project </w:t>
-      </w:r>
-      <w:r>
-        <w:rPr>
-          <w:rFonts w:hint="eastAsia"/>
-        </w:rPr>
-        <w:t>运行时的结果：</w:t>
-      </w:r>
-    </w:p>
-    <w:p>
-      <w:pPr>
-        <w:ind w:leftChars="200" w:left="480"/>
-      </w:pPr>
-      <w:r>
-        <w:t>{</w:t>
-      </w:r>
-    </w:p>
-    <w:p>
-      <w:pPr>
-        <w:ind w:leftChars="200" w:left="480"/>
-      </w:pPr>
-      <w:r>
-        <w:t xml:space="preserve">  "projects</w:t>
+        <w:t xml:space="preserve">  }</w:t>
+      </w:r>
+    </w:p>
+    <w:p>
+      <w:pPr>
+        <w:ind w:leftChars="200" w:left="480"/>
+      </w:pPr>
+      <w:r>
+        <w:t>}</w:t>
+      </w:r>
+    </w:p>
+    <w:p>
+      <w:pPr>
+        <w:ind w:firstLine="420"/>
+      </w:pPr>
+      <w:r>
+        <w:rPr>
+          <w:rFonts w:hint="eastAsia"/>
+          <w:color w:val="EE0000"/>
+        </w:rPr>
+        <w:t>出于安全原因，</w:t>
+      </w:r>
+      <w:r>
+        <w:rPr>
+          <w:rFonts w:hint="eastAsia"/>
+          <w:color w:val="EE0000"/>
+        </w:rPr>
+        <w:t xml:space="preserve">Claude Code </w:t>
+      </w:r>
+      <w:r>
+        <w:rPr>
+          <w:rFonts w:hint="eastAsia"/>
+          <w:color w:val="EE0000"/>
+        </w:rPr>
+        <w:t>在使用来自</w:t>
+      </w:r>
+      <w:r>
+        <w:rPr>
+          <w:rFonts w:hint="eastAsia"/>
+          <w:color w:val="EE0000"/>
+        </w:rPr>
+        <w:t xml:space="preserve"> .</w:t>
+      </w:r>
+      <w:proofErr w:type="spellStart"/>
+      <w:r>
+        <w:rPr>
+          <w:rFonts w:hint="eastAsia"/>
+          <w:color w:val="EE0000"/>
+        </w:rPr>
+        <w:t>mcp.json</w:t>
+      </w:r>
+      <w:proofErr w:type="spellEnd"/>
+      <w:r>
+        <w:rPr>
+          <w:rFonts w:hint="eastAsia"/>
+          <w:color w:val="EE0000"/>
+        </w:rPr>
+        <w:t xml:space="preserve"> </w:t>
+      </w:r>
+      <w:r>
+        <w:rPr>
+          <w:rFonts w:hint="eastAsia"/>
+          <w:color w:val="EE0000"/>
+        </w:rPr>
+        <w:t>文件的项目范围的服务器之前会提示批准</w:t>
+      </w:r>
+      <w:r>
+        <w:rPr>
+          <w:rFonts w:hint="eastAsia"/>
+        </w:rPr>
+        <w:t>。如果您需要重置这些批准选择，请使用</w:t>
+      </w:r>
+      <w:r>
+        <w:rPr>
+          <w:rFonts w:hint="eastAsia"/>
+        </w:rPr>
+        <w:t xml:space="preserve"> </w:t>
+      </w:r>
+      <w:proofErr w:type="spellStart"/>
+      <w:r>
+        <w:rPr>
+          <w:rFonts w:hint="eastAsia"/>
+        </w:rPr>
+        <w:t>claude</w:t>
+      </w:r>
+      <w:proofErr w:type="spellEnd"/>
+      <w:r>
+        <w:rPr>
+          <w:rFonts w:hint="eastAsia"/>
+        </w:rPr>
+        <w:t xml:space="preserve"> </w:t>
+      </w:r>
+      <w:proofErr w:type="spellStart"/>
+      <w:r>
+        <w:rPr>
+          <w:rFonts w:hint="eastAsia"/>
+        </w:rPr>
+        <w:t>mcp</w:t>
+      </w:r>
+      <w:proofErr w:type="spellEnd"/>
+      <w:r>
+        <w:rPr>
+          <w:rFonts w:hint="eastAsia"/>
+        </w:rPr>
+        <w:t xml:space="preserve"> reset-project-choices </w:t>
+      </w:r>
+      <w:r>
+        <w:rPr>
+          <w:rFonts w:hint="eastAsia"/>
+        </w:rPr>
+        <w:t>命令。</w:t>
+      </w:r>
+    </w:p>
+    <w:p>
+      <w:pPr>
+        <w:pStyle w:val="5"/>
+        <w:rPr>
+          <w:rFonts w:hint="eastAsia"/>
+        </w:rPr>
+      </w:pPr>
+      <w:r>
+        <w:rPr>
+          <w:rFonts w:hint="eastAsia"/>
+        </w:rPr>
+        <w:t>用户范围</w:t>
+      </w:r>
+    </w:p>
+    <w:p>
+      <w:r>
+        <w:tab/>
+      </w:r>
+      <w:r>
+        <w:t>用户范围的服务器存储在</w:t>
+      </w:r>
+      <w:r>
+        <w:rPr>
+          <w:color w:val="EE0000"/>
+        </w:rPr>
+        <w:t xml:space="preserve"> ~/.</w:t>
+      </w:r>
+      <w:proofErr w:type="spellStart"/>
+      <w:r>
+        <w:rPr>
+          <w:color w:val="EE0000"/>
+        </w:rPr>
+        <w:t>claude.json</w:t>
+      </w:r>
+      <w:proofErr w:type="spellEnd"/>
+      <w:r>
+        <w:t xml:space="preserve"> </w:t>
+      </w:r>
+      <w:r>
+        <w:t>中，并提供</w:t>
       </w:r>
       <w:proofErr w:type="gramStart"/>
       <w:r>
-        <w:t>": {</w:t>
+        <w:t>跨项目</w:t>
       </w:r>
       <w:proofErr w:type="gramEnd"/>
-    </w:p>
-    <w:p>
-      <w:pPr>
-        <w:ind w:leftChars="200" w:left="480"/>
-      </w:pPr>
-      <w:r>
-        <w:t xml:space="preserve">    "/path/to/your/project</w:t>
+      <w:r>
+        <w:t>可访问性，使其在您机器上的所有项目中可用，同时对您的用户</w:t>
       </w:r>
       <w:proofErr w:type="gramStart"/>
       <w:r>
-        <w:t>": {</w:t>
+        <w:t>帐户</w:t>
       </w:r>
       <w:proofErr w:type="gramEnd"/>
-    </w:p>
-    <w:p>
-      <w:pPr>
-        <w:ind w:leftChars="200" w:left="480"/>
-      </w:pPr>
-      <w:r>
-        <w:t xml:space="preserve">      "</w:t>
-      </w:r>
-      <w:proofErr w:type="spellStart"/>
-      <w:r>
-        <w:t>mcpServers</w:t>
-      </w:r>
-      <w:proofErr w:type="spellEnd"/>
-      <w:proofErr w:type="gramStart"/>
-      <w:r>
-        <w:t>": {</w:t>
-      </w:r>
-      <w:proofErr w:type="gramEnd"/>
-    </w:p>
-    <w:p>
-      <w:pPr>
-        <w:ind w:leftChars="200" w:left="480"/>
-      </w:pPr>
-      <w:r>
-        <w:t xml:space="preserve">        "stripe</w:t>
-      </w:r>
-      <w:proofErr w:type="gramStart"/>
-      <w:r>
-        <w:t>": {</w:t>
-      </w:r>
-      <w:proofErr w:type="gramEnd"/>
-    </w:p>
-    <w:p>
-      <w:pPr>
-        <w:ind w:leftChars="200" w:left="480"/>
-      </w:pPr>
-      <w:r>
-        <w:t xml:space="preserve">          "type": "http",</w:t>
-      </w:r>
-    </w:p>
-    <w:p>
-      <w:pPr>
-        <w:ind w:leftChars="200" w:left="480"/>
-      </w:pPr>
-      <w:r>
-        <w:t xml:space="preserve">          "</w:t>
-      </w:r>
-      <w:proofErr w:type="spellStart"/>
-      <w:r>
-        <w:t>url</w:t>
-      </w:r>
-      <w:proofErr w:type="spellEnd"/>
-      <w:r>
-        <w:t>": "https://mcp.stripe.com"</w:t>
-      </w:r>
-    </w:p>
-    <w:p>
-      <w:pPr>
-        <w:ind w:leftChars="200" w:left="480"/>
-      </w:pPr>
-      <w:r>
-        <w:t xml:space="preserve">        }</w:t>
-      </w:r>
-    </w:p>
-    <w:p>
-      <w:pPr>
-        <w:ind w:leftChars="200" w:left="480"/>
-      </w:pPr>
-      <w:r>
-        <w:t xml:space="preserve">      }</w:t>
-      </w:r>
-    </w:p>
-    <w:p>
-      <w:pPr>
-        <w:ind w:leftChars="200" w:left="480"/>
-      </w:pPr>
-      <w:r>
-        <w:t xml:space="preserve">    }</w:t>
-      </w:r>
-    </w:p>
-    <w:p>
-      <w:pPr>
-        <w:ind w:leftChars="200" w:left="480"/>
-      </w:pPr>
-      <w:r>
-        <w:t xml:space="preserve">  }</w:t>
-      </w:r>
-    </w:p>
-    <w:p>
-      <w:pPr>
-        <w:ind w:leftChars="200" w:left="480"/>
-        <w:rPr>
-          <w:rFonts w:hint="eastAsia"/>
-        </w:rPr>
-      </w:pPr>
-      <w:r>
-        <w:t>}</w:t>
-      </w:r>
-    </w:p>
-    <w:p>
-      <w:pPr>
-        <w:pStyle w:val="5"/>
-      </w:pPr>
-      <w:r>
-        <w:rPr>
-          <w:rFonts w:hint="eastAsia"/>
-        </w:rPr>
-        <w:t>项目范围</w:t>
-      </w:r>
-    </w:p>
-    <w:p>
-      <w:pPr>
-        <w:rPr>
-          <w:rFonts w:hint="eastAsia"/>
-        </w:rPr>
-      </w:pPr>
-      <w:r>
-        <w:tab/>
-      </w:r>
-      <w:r>
-        <w:rPr>
-          <w:rFonts w:hint="eastAsia"/>
-        </w:rPr>
-        <w:t>项目范围的服务器通过在项目根目录中存储配置在</w:t>
-      </w:r>
-      <w:r>
-        <w:rPr>
-          <w:rFonts w:hint="eastAsia"/>
-        </w:rPr>
-        <w:t xml:space="preserve"> .</w:t>
-      </w:r>
-      <w:proofErr w:type="spellStart"/>
-      <w:r>
-        <w:rPr>
-          <w:rFonts w:hint="eastAsia"/>
-        </w:rPr>
-        <w:t>mcp.json</w:t>
-      </w:r>
-      <w:proofErr w:type="spellEnd"/>
-      <w:r>
-        <w:rPr>
-          <w:rFonts w:hint="eastAsia"/>
-        </w:rPr>
-        <w:t xml:space="preserve"> </w:t>
-      </w:r>
-      <w:r>
-        <w:rPr>
-          <w:rFonts w:hint="eastAsia"/>
-        </w:rPr>
-        <w:t>文件中来启用团队协作。此文件设计</w:t>
-      </w:r>
-      <w:proofErr w:type="gramStart"/>
-      <w:r>
-        <w:rPr>
-          <w:rFonts w:hint="eastAsia"/>
-        </w:rPr>
-        <w:t>为检入版本控制</w:t>
-      </w:r>
-      <w:proofErr w:type="gramEnd"/>
-      <w:r>
-        <w:rPr>
-          <w:rFonts w:hint="eastAsia"/>
-        </w:rPr>
-        <w:t>，确保所有团队成员都可以访问相同的</w:t>
-      </w:r>
-      <w:r>
-        <w:rPr>
-          <w:rFonts w:hint="eastAsia"/>
-        </w:rPr>
-        <w:t xml:space="preserve"> MCP </w:t>
-      </w:r>
-      <w:r>
-        <w:rPr>
-          <w:rFonts w:hint="eastAsia"/>
-        </w:rPr>
-        <w:t>工具和服务。添加项目范围的服务器时，</w:t>
-      </w:r>
-      <w:r>
-        <w:rPr>
-          <w:rFonts w:hint="eastAsia"/>
-        </w:rPr>
-        <w:t xml:space="preserve">Claude Code </w:t>
-      </w:r>
-      <w:r>
-        <w:rPr>
-          <w:rFonts w:hint="eastAsia"/>
-        </w:rPr>
-        <w:t>会自动创建或</w:t>
-      </w:r>
-      <w:proofErr w:type="gramStart"/>
-      <w:r>
-        <w:rPr>
-          <w:rFonts w:hint="eastAsia"/>
-        </w:rPr>
-        <w:t>更新此</w:t>
-      </w:r>
-      <w:proofErr w:type="gramEnd"/>
-      <w:r>
-        <w:rPr>
-          <w:rFonts w:hint="eastAsia"/>
-        </w:rPr>
-        <w:t>文件，使用适当的配置结构。</w:t>
-      </w:r>
-    </w:p>
-    <w:p>
-      <w:pPr>
-        <w:ind w:firstLine="420"/>
-        <w:rPr>
-          <w:rFonts w:hint="eastAsia"/>
-        </w:rPr>
+      <w:r>
+        <w:t>保持私密。此范围适用于个人实用程序服务器、开发工具或您在不同项目中经常使用的服务。</w:t>
+      </w:r>
+    </w:p>
+    <w:p>
+      <w:pPr>
+        <w:ind w:firstLine="420"/>
       </w:pPr>
       <w:r>
         <w:rPr>
@@ -34435,373 +36744,12 @@
         <w:rPr>
           <w:rFonts w:hint="eastAsia"/>
         </w:rPr>
-        <w:t>添加项目范围的服务器</w:t>
-      </w:r>
-    </w:p>
-    <w:p>
-      <w:pPr>
-        <w:ind w:firstLine="420"/>
-      </w:pPr>
-      <w:proofErr w:type="spellStart"/>
-      <w:r>
-        <w:t>claude</w:t>
-      </w:r>
-      <w:proofErr w:type="spellEnd"/>
-      <w:r>
-        <w:t xml:space="preserve"> </w:t>
-      </w:r>
-      <w:proofErr w:type="spellStart"/>
-      <w:r>
-        <w:t>mcp</w:t>
-      </w:r>
-      <w:proofErr w:type="spellEnd"/>
-      <w:r>
-        <w:t xml:space="preserve"> add --transport http </w:t>
-      </w:r>
-      <w:proofErr w:type="spellStart"/>
-      <w:r>
-        <w:t>paypal</w:t>
-      </w:r>
-      <w:proofErr w:type="spellEnd"/>
-      <w:r>
-        <w:t xml:space="preserve"> --scope project https://mcp.paypal.com/mcp</w:t>
-      </w:r>
-    </w:p>
-    <w:p>
-      <w:pPr>
-        <w:ind w:firstLine="420"/>
-        <w:rPr>
-          <w:rFonts w:hint="eastAsia"/>
-        </w:rPr>
-      </w:pPr>
-      <w:r>
-        <w:rPr>
-          <w:rFonts w:hint="eastAsia"/>
-        </w:rPr>
-        <w:t>生成的</w:t>
-      </w:r>
-      <w:r>
-        <w:rPr>
-          <w:rFonts w:hint="eastAsia"/>
-        </w:rPr>
-        <w:t xml:space="preserve"> .</w:t>
-      </w:r>
-      <w:proofErr w:type="spellStart"/>
-      <w:r>
-        <w:rPr>
-          <w:rFonts w:hint="eastAsia"/>
-        </w:rPr>
-        <w:t>mcp.json</w:t>
-      </w:r>
-      <w:proofErr w:type="spellEnd"/>
-      <w:r>
-        <w:rPr>
-          <w:rFonts w:hint="eastAsia"/>
-        </w:rPr>
-        <w:t xml:space="preserve"> </w:t>
-      </w:r>
-      <w:r>
-        <w:rPr>
-          <w:rFonts w:hint="eastAsia"/>
-        </w:rPr>
-        <w:t>文件遵循标准化格式：</w:t>
-      </w:r>
-    </w:p>
-    <w:p>
-      <w:pPr>
-        <w:ind w:leftChars="200" w:left="480"/>
-      </w:pPr>
-      <w:r>
-        <w:t>{</w:t>
-      </w:r>
-    </w:p>
-    <w:p>
-      <w:pPr>
-        <w:ind w:leftChars="200" w:left="480"/>
-      </w:pPr>
-      <w:r>
-        <w:t xml:space="preserve">  "</w:t>
-      </w:r>
-      <w:proofErr w:type="spellStart"/>
-      <w:r>
-        <w:t>mcpServers</w:t>
-      </w:r>
-      <w:proofErr w:type="spellEnd"/>
-      <w:proofErr w:type="gramStart"/>
-      <w:r>
-        <w:t>": {</w:t>
-      </w:r>
-      <w:proofErr w:type="gramEnd"/>
-    </w:p>
-    <w:p>
-      <w:pPr>
-        <w:ind w:leftChars="200" w:left="480"/>
-      </w:pPr>
-      <w:r>
-        <w:t xml:space="preserve">    "</w:t>
-      </w:r>
-      <w:proofErr w:type="gramStart"/>
-      <w:r>
-        <w:t>shared</w:t>
-      </w:r>
-      <w:proofErr w:type="gramEnd"/>
-      <w:r>
-        <w:t>-server</w:t>
-      </w:r>
-      <w:proofErr w:type="gramStart"/>
-      <w:r>
-        <w:t>": {</w:t>
-      </w:r>
-      <w:proofErr w:type="gramEnd"/>
-    </w:p>
-    <w:p>
-      <w:pPr>
-        <w:ind w:leftChars="200" w:left="480"/>
-      </w:pPr>
-      <w:r>
-        <w:t xml:space="preserve">      "command": "/path/to/server",</w:t>
-      </w:r>
-    </w:p>
-    <w:p>
-      <w:pPr>
-        <w:ind w:leftChars="200" w:left="480"/>
-      </w:pPr>
-      <w:r>
-        <w:t xml:space="preserve">      "</w:t>
-      </w:r>
-      <w:proofErr w:type="spellStart"/>
-      <w:r>
-        <w:t>args</w:t>
-      </w:r>
-      <w:proofErr w:type="spellEnd"/>
-      <w:r>
-        <w:t>": [],</w:t>
-      </w:r>
-    </w:p>
-    <w:p>
-      <w:pPr>
-        <w:ind w:leftChars="200" w:left="480"/>
-      </w:pPr>
-      <w:r>
-        <w:t xml:space="preserve">      "env</w:t>
-      </w:r>
-      <w:proofErr w:type="gramStart"/>
-      <w:r>
-        <w:t>": {}</w:t>
-      </w:r>
-      <w:proofErr w:type="gramEnd"/>
-    </w:p>
-    <w:p>
-      <w:pPr>
-        <w:ind w:leftChars="200" w:left="480"/>
-      </w:pPr>
-      <w:r>
-        <w:t xml:space="preserve">    }</w:t>
-      </w:r>
-    </w:p>
-    <w:p>
-      <w:pPr>
-        <w:ind w:leftChars="200" w:left="480"/>
-      </w:pPr>
-      <w:r>
-        <w:t xml:space="preserve">  }</w:t>
-      </w:r>
-    </w:p>
-    <w:p>
-      <w:pPr>
-        <w:ind w:leftChars="200" w:left="480"/>
-      </w:pPr>
-      <w:r>
-        <w:lastRenderedPageBreak/>
-        <w:t>}</w:t>
-      </w:r>
-    </w:p>
-    <w:p>
-      <w:pPr>
-        <w:ind w:firstLine="420"/>
-        <w:rPr>
-          <w:rFonts w:hint="eastAsia"/>
-        </w:rPr>
-      </w:pPr>
-      <w:r>
-        <w:rPr>
-          <w:rFonts w:hint="eastAsia"/>
-          <w:color w:val="EE0000"/>
-        </w:rPr>
-        <w:t>出于安全原因，</w:t>
-      </w:r>
-      <w:r>
-        <w:rPr>
-          <w:rFonts w:hint="eastAsia"/>
-          <w:color w:val="EE0000"/>
-        </w:rPr>
-        <w:t xml:space="preserve">Claude Code </w:t>
-      </w:r>
-      <w:r>
-        <w:rPr>
-          <w:rFonts w:hint="eastAsia"/>
-          <w:color w:val="EE0000"/>
-        </w:rPr>
-        <w:t>在使用来自</w:t>
-      </w:r>
-      <w:r>
-        <w:rPr>
-          <w:rFonts w:hint="eastAsia"/>
-          <w:color w:val="EE0000"/>
-        </w:rPr>
-        <w:t xml:space="preserve"> .</w:t>
-      </w:r>
-      <w:proofErr w:type="spellStart"/>
-      <w:r>
-        <w:rPr>
-          <w:rFonts w:hint="eastAsia"/>
-          <w:color w:val="EE0000"/>
-        </w:rPr>
-        <w:t>mcp.json</w:t>
-      </w:r>
-      <w:proofErr w:type="spellEnd"/>
-      <w:r>
-        <w:rPr>
-          <w:rFonts w:hint="eastAsia"/>
-          <w:color w:val="EE0000"/>
-        </w:rPr>
-        <w:t xml:space="preserve"> </w:t>
-      </w:r>
-      <w:r>
-        <w:rPr>
-          <w:rFonts w:hint="eastAsia"/>
-          <w:color w:val="EE0000"/>
-        </w:rPr>
-        <w:t>文件的项目范围的服务器之前会提示批准</w:t>
-      </w:r>
-      <w:r>
-        <w:rPr>
-          <w:rFonts w:hint="eastAsia"/>
-        </w:rPr>
-        <w:t>。如果您需要重置这些批准选择，请使用</w:t>
-      </w:r>
-      <w:r>
-        <w:rPr>
-          <w:rFonts w:hint="eastAsia"/>
-        </w:rPr>
-        <w:t xml:space="preserve"> </w:t>
-      </w:r>
-      <w:proofErr w:type="spellStart"/>
-      <w:r>
-        <w:rPr>
-          <w:rFonts w:hint="eastAsia"/>
-        </w:rPr>
-        <w:t>claude</w:t>
-      </w:r>
-      <w:proofErr w:type="spellEnd"/>
-      <w:r>
-        <w:rPr>
-          <w:rFonts w:hint="eastAsia"/>
-        </w:rPr>
-        <w:t xml:space="preserve"> </w:t>
-      </w:r>
-      <w:proofErr w:type="spellStart"/>
-      <w:r>
-        <w:rPr>
-          <w:rFonts w:hint="eastAsia"/>
-        </w:rPr>
-        <w:t>mcp</w:t>
-      </w:r>
-      <w:proofErr w:type="spellEnd"/>
-      <w:r>
-        <w:rPr>
-          <w:rFonts w:hint="eastAsia"/>
-        </w:rPr>
-        <w:t xml:space="preserve"> reset-project-choices </w:t>
-      </w:r>
-      <w:r>
-        <w:rPr>
-          <w:rFonts w:hint="eastAsia"/>
-        </w:rPr>
-        <w:t>命令。</w:t>
-      </w:r>
-    </w:p>
-    <w:p>
-      <w:pPr>
-        <w:pStyle w:val="5"/>
-      </w:pPr>
-      <w:r>
-        <w:rPr>
-          <w:rFonts w:hint="eastAsia"/>
-        </w:rPr>
-        <w:t>用户范围</w:t>
-      </w:r>
-    </w:p>
-    <w:p>
-      <w:r>
-        <w:tab/>
-      </w:r>
-      <w:r>
-        <w:t>用户范围的服务器存储在</w:t>
-      </w:r>
-      <w:r>
-        <w:rPr>
-          <w:color w:val="EE0000"/>
-        </w:rPr>
-        <w:t xml:space="preserve"> ~/.</w:t>
-      </w:r>
-      <w:proofErr w:type="spellStart"/>
-      <w:r>
-        <w:rPr>
-          <w:color w:val="EE0000"/>
-        </w:rPr>
-        <w:t>claude.json</w:t>
-      </w:r>
-      <w:proofErr w:type="spellEnd"/>
-      <w:r>
-        <w:t xml:space="preserve"> </w:t>
-      </w:r>
-      <w:r>
-        <w:t>中，并提供</w:t>
-      </w:r>
-      <w:proofErr w:type="gramStart"/>
-      <w:r>
-        <w:t>跨项目</w:t>
-      </w:r>
-      <w:proofErr w:type="gramEnd"/>
-      <w:r>
-        <w:t>可访问性，使其在您机器上的所有项目中可用，同时对您的用户</w:t>
-      </w:r>
-      <w:proofErr w:type="gramStart"/>
-      <w:r>
-        <w:t>帐户</w:t>
-      </w:r>
-      <w:proofErr w:type="gramEnd"/>
-      <w:r>
-        <w:t>保持私密。此范围适用于个人实用程序服务器、开发工具或您在不同项目中经常使用的服务。</w:t>
-      </w:r>
-    </w:p>
-    <w:p>
-      <w:pPr>
-        <w:ind w:firstLine="420"/>
-        <w:rPr>
-          <w:rFonts w:hint="eastAsia"/>
-        </w:rPr>
-      </w:pPr>
-      <w:r>
-        <w:rPr>
-          <w:rFonts w:hint="eastAsia"/>
-        </w:rPr>
-        <w:t xml:space="preserve"># </w:t>
-      </w:r>
-      <w:r>
-        <w:rPr>
-          <w:rFonts w:hint="eastAsia"/>
-        </w:rPr>
         <w:t>添加用户服务器</w:t>
       </w:r>
     </w:p>
     <w:p>
       <w:pPr>
         <w:ind w:firstLine="420"/>
-        <w:rPr>
-          <w:rFonts w:hint="eastAsia"/>
-        </w:rPr>
       </w:pPr>
       <w:proofErr w:type="spellStart"/>
       <w:r>
@@ -34868,7 +36816,13 @@
         <w:rPr>
           <w:rFonts w:hint="eastAsia"/>
         </w:rPr>
-        <w:t xml:space="preserve"> 中的环境变量扩展</w:t>
+        <w:t xml:space="preserve"> </w:t>
+      </w:r>
+      <w:r>
+        <w:rPr>
+          <w:rFonts w:hint="eastAsia"/>
+        </w:rPr>
+        <w:t>中的环境变量扩展</w:t>
       </w:r>
     </w:p>
     <w:p>
@@ -34893,7 +36847,19 @@
         <w:rPr>
           <w:rFonts w:hint="eastAsia"/>
         </w:rPr>
-        <w:t>示例：使用 Sentry 监控错误</w:t>
+        <w:t>示例：使用</w:t>
+      </w:r>
+      <w:r>
+        <w:rPr>
+          <w:rFonts w:hint="eastAsia"/>
+        </w:rPr>
+        <w:t xml:space="preserve"> Sentry </w:t>
+      </w:r>
+      <w:r>
+        <w:rPr>
+          <w:rFonts w:hint="eastAsia"/>
+        </w:rPr>
+        <w:t>监控错误</w:t>
       </w:r>
     </w:p>
     <w:p>
@@ -34907,7 +36873,19 @@
         <w:rPr>
           <w:rFonts w:hint="eastAsia"/>
         </w:rPr>
-        <w:t>示例：连接到 GitHub 进行代码审查</w:t>
+        <w:t>示例：连接到</w:t>
+      </w:r>
+      <w:r>
+        <w:rPr>
+          <w:rFonts w:hint="eastAsia"/>
+        </w:rPr>
+        <w:t xml:space="preserve"> GitHub </w:t>
+      </w:r>
+      <w:r>
+        <w:rPr>
+          <w:rFonts w:hint="eastAsia"/>
+        </w:rPr>
+        <w:t>进行代码审查</w:t>
       </w:r>
     </w:p>
     <w:p>
@@ -34935,7 +36913,19 @@
         <w:rPr>
           <w:rFonts w:hint="eastAsia"/>
         </w:rPr>
-        <w:t>的 PostgreSQL 数据库</w:t>
+        <w:t>的</w:t>
+      </w:r>
+      <w:r>
+        <w:rPr>
+          <w:rFonts w:hint="eastAsia"/>
+        </w:rPr>
+        <w:t xml:space="preserve"> PostgreSQL </w:t>
+      </w:r>
+      <w:r>
+        <w:rPr>
+          <w:rFonts w:hint="eastAsia"/>
+        </w:rPr>
+        <w:t>数据库</w:t>
       </w:r>
     </w:p>
     <w:p>
@@ -34972,7 +36962,19 @@
         <w:rPr>
           <w:rFonts w:hint="eastAsia"/>
         </w:rPr>
-        <w:t>使用固定的 OAuth 回调端口</w:t>
+        <w:t>使用固定的</w:t>
+      </w:r>
+      <w:r>
+        <w:rPr>
+          <w:rFonts w:hint="eastAsia"/>
+        </w:rPr>
+        <w:t xml:space="preserve"> OAuth </w:t>
+      </w:r>
+      <w:r>
+        <w:rPr>
+          <w:rFonts w:hint="eastAsia"/>
+        </w:rPr>
+        <w:t>回调端口</w:t>
       </w:r>
     </w:p>
     <w:p>
@@ -34986,7 +36988,19 @@
         <w:rPr>
           <w:rFonts w:hint="eastAsia"/>
         </w:rPr>
-        <w:t>使用预配置的 OAuth 凭据</w:t>
+        <w:t>使用预配置的</w:t>
+      </w:r>
+      <w:r>
+        <w:rPr>
+          <w:rFonts w:hint="eastAsia"/>
+        </w:rPr>
+        <w:t xml:space="preserve"> OAuth </w:t>
+      </w:r>
+      <w:r>
+        <w:rPr>
+          <w:rFonts w:hint="eastAsia"/>
+        </w:rPr>
+        <w:t>凭据</w:t>
       </w:r>
     </w:p>
     <w:p>
@@ -35000,7 +37014,19 @@
         <w:rPr>
           <w:rFonts w:hint="eastAsia"/>
         </w:rPr>
-        <w:t>覆盖 OAuth 元数据发现</w:t>
+        <w:t>覆盖</w:t>
+      </w:r>
+      <w:r>
+        <w:rPr>
+          <w:rFonts w:hint="eastAsia"/>
+        </w:rPr>
+        <w:t xml:space="preserve"> OAuth </w:t>
+      </w:r>
+      <w:r>
+        <w:rPr>
+          <w:rFonts w:hint="eastAsia"/>
+        </w:rPr>
+        <w:t>元数据发现</w:t>
       </w:r>
     </w:p>
     <w:p>
@@ -35014,7 +37040,19 @@
         <w:rPr>
           <w:rFonts w:hint="eastAsia"/>
         </w:rPr>
-        <w:t>限制 OAuth 范围</w:t>
+        <w:t>限制</w:t>
+      </w:r>
+      <w:r>
+        <w:rPr>
+          <w:rFonts w:hint="eastAsia"/>
+        </w:rPr>
+        <w:t xml:space="preserve"> OAuth </w:t>
+      </w:r>
+      <w:r>
+        <w:rPr>
+          <w:rFonts w:hint="eastAsia"/>
+        </w:rPr>
+        <w:t>范围</w:t>
       </w:r>
     </w:p>
     <w:p>
@@ -35259,7 +37297,19 @@
         <w:rPr>
           <w:rFonts w:hint="eastAsia"/>
         </w:rPr>
-        <w:t>引用 MCP 资源</w:t>
+        <w:t>引用</w:t>
+      </w:r>
+      <w:r>
+        <w:rPr>
+          <w:rFonts w:hint="eastAsia"/>
+        </w:rPr>
+        <w:t xml:space="preserve"> MCP </w:t>
+      </w:r>
+      <w:r>
+        <w:rPr>
+          <w:rFonts w:hint="eastAsia"/>
+        </w:rPr>
+        <w:t>资源</w:t>
       </w:r>
     </w:p>
     <w:p>
@@ -35310,7 +37360,19 @@
         <w:rPr>
           <w:rFonts w:hint="eastAsia"/>
         </w:rPr>
-        <w:t>对于 MCP 服务器作者</w:t>
+        <w:t>对于</w:t>
+      </w:r>
+      <w:r>
+        <w:rPr>
+          <w:rFonts w:hint="eastAsia"/>
+        </w:rPr>
+        <w:t xml:space="preserve"> MCP </w:t>
+      </w:r>
+      <w:r>
+        <w:rPr>
+          <w:rFonts w:hint="eastAsia"/>
+        </w:rPr>
+        <w:t>服务器作者</w:t>
       </w:r>
     </w:p>
     <w:p>
@@ -35375,7 +37437,19 @@
         <w:rPr>
           <w:rFonts w:hint="eastAsia"/>
         </w:rPr>
-        <w:t>执行 MCP 提示</w:t>
+        <w:t>执行</w:t>
+      </w:r>
+      <w:r>
+        <w:rPr>
+          <w:rFonts w:hint="eastAsia"/>
+        </w:rPr>
+        <w:t xml:space="preserve"> MCP </w:t>
+      </w:r>
+      <w:r>
+        <w:rPr>
+          <w:rFonts w:hint="eastAsia"/>
+        </w:rPr>
+        <w:t>提示</w:t>
       </w:r>
     </w:p>
     <w:p>
@@ -35564,7 +37638,19 @@
         <w:rPr>
           <w:rFonts w:hint="eastAsia"/>
         </w:rPr>
-        <w:t>从 GitHub 添加</w:t>
+        <w:t>从</w:t>
+      </w:r>
+      <w:r>
+        <w:rPr>
+          <w:rFonts w:hint="eastAsia"/>
+        </w:rPr>
+        <w:t xml:space="preserve"> GitHub </w:t>
+      </w:r>
+      <w:r>
+        <w:rPr>
+          <w:rFonts w:hint="eastAsia"/>
+        </w:rPr>
+        <w:t>添加</w:t>
       </w:r>
     </w:p>
     <w:p>
@@ -35578,7 +37664,19 @@
         <w:rPr>
           <w:rFonts w:hint="eastAsia"/>
         </w:rPr>
-        <w:t>从其他 Git 主机添加</w:t>
+        <w:t>从其他</w:t>
+      </w:r>
+      <w:r>
+        <w:rPr>
+          <w:rFonts w:hint="eastAsia"/>
+        </w:rPr>
+        <w:t xml:space="preserve"> Git </w:t>
+      </w:r>
+      <w:r>
+        <w:rPr>
+          <w:rFonts w:hint="eastAsia"/>
+        </w:rPr>
+        <w:t>主机添加</w:t>
       </w:r>
     </w:p>
     <w:p>
@@ -35606,7 +37704,19 @@
         <w:rPr>
           <w:rFonts w:hint="eastAsia"/>
         </w:rPr>
-        <w:t>从远程 URL 添加</w:t>
+        <w:t>从远程</w:t>
+      </w:r>
+      <w:r>
+        <w:rPr>
+          <w:rFonts w:hint="eastAsia"/>
+        </w:rPr>
+        <w:t xml:space="preserve"> URL </w:t>
+      </w:r>
+      <w:r>
+        <w:rPr>
+          <w:rFonts w:hint="eastAsia"/>
+        </w:rPr>
+        <w:t>添加</w:t>
       </w:r>
     </w:p>
     <w:p>
@@ -35681,7 +37791,19 @@
         <w:rPr>
           <w:rFonts w:hint="eastAsia"/>
         </w:rPr>
-        <w:t>使用 CLI 命令</w:t>
+        <w:t>使用</w:t>
+      </w:r>
+      <w:r>
+        <w:rPr>
+          <w:rFonts w:hint="eastAsia"/>
+        </w:rPr>
+        <w:t xml:space="preserve"> CLI </w:t>
+      </w:r>
+      <w:r>
+        <w:rPr>
+          <w:rFonts w:hint="eastAsia"/>
+        </w:rPr>
+        <w:t>命令</w:t>
       </w:r>
     </w:p>
     <w:p>
@@ -35742,7 +37864,13 @@
         <w:rPr>
           <w:rFonts w:hint="eastAsia"/>
         </w:rPr>
-        <w:t>/plugin 命令无法识别</w:t>
+        <w:t xml:space="preserve">/plugin </w:t>
+      </w:r>
+      <w:r>
+        <w:rPr>
+          <w:rFonts w:hint="eastAsia"/>
+        </w:rPr>
+        <w:t>命令无法识别</w:t>
       </w:r>
     </w:p>
     <w:p>
@@ -35881,7 +38009,13 @@
         <w:rPr>
           <w:rFonts w:hint="eastAsia"/>
         </w:rPr>
-        <w:t>向你的插件添加 Skills</w:t>
+        <w:t>向你的插件添加</w:t>
+      </w:r>
+      <w:r>
+        <w:rPr>
+          <w:rFonts w:hint="eastAsia"/>
+        </w:rPr>
+        <w:t xml:space="preserve"> Skills</w:t>
       </w:r>
     </w:p>
     <w:p>
@@ -35895,7 +38029,13 @@
         <w:rPr>
           <w:rFonts w:hint="eastAsia"/>
         </w:rPr>
-        <w:t>向你的插件添加 LSP servers</w:t>
+        <w:t>向你的插件添加</w:t>
+      </w:r>
+      <w:r>
+        <w:rPr>
+          <w:rFonts w:hint="eastAsia"/>
+        </w:rPr>
+        <w:t xml:space="preserve"> LSP servers</w:t>
       </w:r>
     </w:p>
     <w:p>
@@ -36175,9 +38315,6 @@
     <w:p>
       <w:pPr>
         <w:ind w:firstLine="420"/>
-        <w:rPr>
-          <w:rFonts w:hint="eastAsia"/>
-        </w:rPr>
       </w:pPr>
       <w:r>
         <w:rPr>
@@ -36402,9 +38539,6 @@
     <w:p>
       <w:pPr>
         <w:ind w:firstLine="420"/>
-        <w:rPr>
-          <w:rFonts w:hint="eastAsia"/>
-        </w:rPr>
       </w:pPr>
       <w:r>
         <w:rPr>
@@ -36416,9 +38550,6 @@
     <w:p>
       <w:pPr>
         <w:ind w:firstLine="420"/>
-        <w:rPr>
-          <w:rFonts w:hint="eastAsia"/>
-        </w:rPr>
       </w:pPr>
       <w:r>
         <w:rPr>
@@ -36535,9 +38666,6 @@
     <w:p>
       <w:pPr>
         <w:ind w:firstLine="420"/>
-        <w:rPr>
-          <w:rFonts w:hint="eastAsia"/>
-        </w:rPr>
       </w:pPr>
       <w:r>
         <w:rPr>
@@ -36711,9 +38839,6 @@
     <w:p>
       <w:pPr>
         <w:ind w:firstLine="420"/>
-        <w:rPr>
-          <w:rFonts w:hint="eastAsia"/>
-        </w:rPr>
       </w:pPr>
       <w:r>
         <w:rPr>
@@ -36794,11 +38919,6 @@
       </w:r>
     </w:p>
     <w:p>
-      <w:pPr>
-        <w:rPr>
-          <w:rFonts w:hint="eastAsia"/>
-        </w:rPr>
-      </w:pPr>
       <w:r>
         <w:tab/>
       </w:r>
@@ -37018,9 +39138,6 @@
     <w:p>
       <w:pPr>
         <w:ind w:firstLine="420"/>
-        <w:rPr>
-          <w:rFonts w:hint="eastAsia"/>
-        </w:rPr>
       </w:pPr>
       <w:r>
         <w:rPr>
@@ -37056,6 +39173,9 @@
     <w:p>
       <w:pPr>
         <w:pStyle w:val="5"/>
+        <w:rPr>
+          <w:rFonts w:hint="eastAsia"/>
+        </w:rPr>
       </w:pPr>
       <w:r>
         <w:rPr>
@@ -37124,11 +39244,6 @@
       </w:r>
     </w:p>
     <w:p>
-      <w:pPr>
-        <w:rPr>
-          <w:rFonts w:hint="eastAsia"/>
-        </w:rPr>
-      </w:pPr>
       <w:r>
         <w:lastRenderedPageBreak/>
         <w:tab/>
@@ -37167,9 +39282,6 @@
     <w:p>
       <w:pPr>
         <w:ind w:firstLine="420"/>
-        <w:rPr>
-          <w:rFonts w:hint="eastAsia"/>
-        </w:rPr>
       </w:pPr>
       <w:r>
         <w:rPr>
@@ -37293,9 +39405,6 @@
     <w:p>
       <w:pPr>
         <w:ind w:firstLine="420"/>
-        <w:rPr>
-          <w:rFonts w:hint="eastAsia"/>
-        </w:rPr>
       </w:pPr>
       <w:r>
         <w:rPr>
@@ -37410,20 +39519,24 @@
     <w:p>
       <w:pPr>
         <w:pStyle w:val="5"/>
-      </w:pPr>
-      <w:r>
-        <w:rPr>
-          <w:rFonts w:hint="eastAsia"/>
-        </w:rPr>
-        <w:t>创建你的第一个 skill</w:t>
-      </w:r>
-    </w:p>
-    <w:p>
-      <w:pPr>
-        <w:rPr>
-          <w:rFonts w:hint="eastAsia"/>
-        </w:rPr>
-      </w:pPr>
+        <w:rPr>
+          <w:rFonts w:hint="eastAsia"/>
+        </w:rPr>
+      </w:pPr>
+      <w:r>
+        <w:rPr>
+          <w:rFonts w:hint="eastAsia"/>
+        </w:rPr>
+        <w:t>创建你的第一个</w:t>
+      </w:r>
+      <w:r>
+        <w:rPr>
+          <w:rFonts w:hint="eastAsia"/>
+        </w:rPr>
+        <w:t xml:space="preserve"> skill</w:t>
+      </w:r>
+    </w:p>
+    <w:p>
       <w:r>
         <w:tab/>
       </w:r>
@@ -37533,9 +39646,6 @@
     <w:p>
       <w:pPr>
         <w:ind w:firstLine="420"/>
-        <w:rPr>
-          <w:rFonts w:hint="eastAsia"/>
-        </w:rPr>
       </w:pPr>
       <w:r>
         <w:t>1</w:t>
@@ -37544,13 +39654,7 @@
         <w:rPr>
           <w:rFonts w:hint="eastAsia"/>
         </w:rPr>
-        <w:t>、</w:t>
-      </w:r>
-      <w:r>
-        <w:rPr>
-          <w:rFonts w:hint="eastAsia"/>
-        </w:rPr>
-        <w:t>创建</w:t>
+        <w:t>、创建</w:t>
       </w:r>
       <w:r>
         <w:rPr>
@@ -37568,9 +39672,6 @@
     <w:p>
       <w:pPr>
         <w:ind w:firstLine="420"/>
-        <w:rPr>
-          <w:rFonts w:hint="eastAsia"/>
-        </w:rPr>
       </w:pPr>
       <w:r>
         <w:rPr>
@@ -37644,9 +39745,6 @@
     <w:p>
       <w:pPr>
         <w:ind w:firstLine="420"/>
-        <w:rPr>
-          <w:rFonts w:hint="eastAsia"/>
-        </w:rPr>
       </w:pPr>
       <w:r>
         <w:t>2</w:t>
@@ -37655,13 +39753,7 @@
         <w:rPr>
           <w:rFonts w:hint="eastAsia"/>
         </w:rPr>
-        <w:t>、</w:t>
-      </w:r>
-      <w:r>
-        <w:rPr>
-          <w:rFonts w:hint="eastAsia"/>
-        </w:rPr>
-        <w:t>编写</w:t>
+        <w:t>、编写</w:t>
       </w:r>
       <w:r>
         <w:rPr>
@@ -37673,9 +39765,6 @@
     <w:p>
       <w:pPr>
         <w:ind w:firstLine="420"/>
-        <w:rPr>
-          <w:rFonts w:hint="eastAsia"/>
-        </w:rPr>
       </w:pPr>
       <w:r>
         <w:rPr>
@@ -37842,9 +39931,6 @@
     <w:p>
       <w:pPr>
         <w:ind w:firstLine="420"/>
-        <w:rPr>
-          <w:rFonts w:hint="eastAsia"/>
-        </w:rPr>
       </w:pPr>
       <w:r>
         <w:rPr>
@@ -37962,9 +40048,6 @@
     <w:p>
       <w:pPr>
         <w:ind w:firstLine="420"/>
-        <w:rPr>
-          <w:rFonts w:hint="eastAsia"/>
-        </w:rPr>
       </w:pPr>
       <w:proofErr w:type="gramStart"/>
       <w:r>
@@ -38038,9 +40121,6 @@
     <w:p>
       <w:pPr>
         <w:ind w:firstLine="420"/>
-        <w:rPr>
-          <w:rFonts w:hint="eastAsia"/>
-        </w:rPr>
       </w:pPr>
       <w:r>
         <w:t>3</w:t>
@@ -38049,13 +40129,7 @@
         <w:rPr>
           <w:rFonts w:hint="eastAsia"/>
         </w:rPr>
-        <w:t>、</w:t>
-      </w:r>
-      <w:r>
-        <w:rPr>
-          <w:rFonts w:hint="eastAsia"/>
-        </w:rPr>
-        <w:t>测试</w:t>
+        <w:t>、测试</w:t>
       </w:r>
       <w:r>
         <w:rPr>
@@ -38067,9 +40141,6 @@
     <w:p>
       <w:pPr>
         <w:ind w:firstLine="420"/>
-        <w:rPr>
-          <w:rFonts w:hint="eastAsia"/>
-        </w:rPr>
       </w:pPr>
       <w:r>
         <w:rPr>
@@ -38131,9 +40202,6 @@
     <w:p>
       <w:pPr>
         <w:ind w:firstLine="420"/>
-        <w:rPr>
-          <w:rFonts w:hint="eastAsia"/>
-        </w:rPr>
       </w:pPr>
       <w:r>
         <w:rPr>
@@ -38165,9 +40233,6 @@
     <w:p>
       <w:pPr>
         <w:ind w:firstLine="420"/>
-        <w:rPr>
-          <w:rFonts w:hint="eastAsia"/>
-        </w:rPr>
       </w:pPr>
       <w:r>
         <w:rPr>
@@ -38207,9 +40272,6 @@
     <w:p>
       <w:pPr>
         <w:ind w:firstLine="420"/>
-        <w:rPr>
-          <w:rFonts w:hint="eastAsia"/>
-        </w:rPr>
       </w:pPr>
       <w:r>
         <w:rPr>
@@ -38233,12 +40295,21 @@
     <w:p>
       <w:pPr>
         <w:pStyle w:val="5"/>
-      </w:pPr>
-      <w:r>
-        <w:rPr>
-          <w:rFonts w:hint="eastAsia"/>
-        </w:rPr>
-        <w:t>Skills 的位置</w:t>
+        <w:rPr>
+          <w:rFonts w:hint="eastAsia"/>
+        </w:rPr>
+      </w:pPr>
+      <w:r>
+        <w:rPr>
+          <w:rFonts w:hint="eastAsia"/>
+        </w:rPr>
+        <w:t xml:space="preserve">Skills </w:t>
+      </w:r>
+      <w:r>
+        <w:rPr>
+          <w:rFonts w:hint="eastAsia"/>
+        </w:rPr>
+        <w:t>的位置</w:t>
       </w:r>
     </w:p>
     <w:p>
@@ -38301,11 +40372,6 @@
       </w:r>
     </w:p>
     <w:p>
-      <w:pPr>
-        <w:rPr>
-          <w:rFonts w:hint="eastAsia"/>
-        </w:rPr>
-      </w:pPr>
       <w:r>
         <w:lastRenderedPageBreak/>
         <w:tab/>
@@ -38381,11 +40447,6 @@
       </w:r>
     </w:p>
     <w:p>
-      <w:pPr>
-        <w:rPr>
-          <w:rFonts w:hint="eastAsia"/>
-        </w:rPr>
-      </w:pPr>
       <w:r>
         <w:tab/>
       </w:r>
@@ -38682,17 +40743,12 @@
           <w:color w:val="EE0000"/>
         </w:rPr>
         <w:tab/>
+        <w:t xml:space="preserve">SKILL.md </w:t>
       </w:r>
       <w:r>
         <w:rPr>
           <w:color w:val="EE0000"/>
         </w:rPr>
-        <w:t xml:space="preserve">SKILL.md </w:t>
-      </w:r>
-      <w:r>
-        <w:rPr>
-          <w:color w:val="EE0000"/>
-        </w:rPr>
         <w:t>包含主要说明，是必需的</w:t>
       </w:r>
       <w:r>
@@ -38730,11 +40786,6 @@
       </w:r>
     </w:p>
     <w:p>
-      <w:pPr>
-        <w:rPr>
-          <w:rFonts w:hint="eastAsia"/>
-        </w:rPr>
-      </w:pPr>
       <w:r>
         <w:tab/>
       </w:r>
@@ -38746,11 +40797,6 @@
       </w:r>
     </w:p>
     <w:p>
-      <w:pPr>
-        <w:rPr>
-          <w:rFonts w:hint="eastAsia"/>
-        </w:rPr>
-      </w:pPr>
       <w:r>
         <w:tab/>
       </w:r>
@@ -38813,11 +40859,6 @@
       </w:r>
     </w:p>
     <w:p>
-      <w:pPr>
-        <w:rPr>
-          <w:rFonts w:hint="eastAsia"/>
-        </w:rPr>
-      </w:pPr>
       <w:r>
         <w:t>​</w:t>
       </w:r>
@@ -38840,9 +40881,6 @@
     <w:p>
       <w:pPr>
         <w:ind w:firstLine="420"/>
-        <w:rPr>
-          <w:rFonts w:hint="eastAsia"/>
-        </w:rPr>
       </w:pPr>
       <w:r>
         <w:rPr>
@@ -39034,9 +41072,6 @@
     <w:p>
       <w:pPr>
         <w:ind w:firstLine="420"/>
-        <w:rPr>
-          <w:rFonts w:hint="eastAsia"/>
-        </w:rPr>
       </w:pPr>
       <w:r>
         <w:rPr>
@@ -39048,9 +41083,6 @@
     <w:p>
       <w:pPr>
         <w:ind w:firstLine="420"/>
-        <w:rPr>
-          <w:rFonts w:hint="eastAsia"/>
-        </w:rPr>
       </w:pPr>
       <w:r>
         <w:rPr>
@@ -39169,7 +41201,13 @@
         <w:rPr>
           <w:rFonts w:hint="eastAsia"/>
         </w:rPr>
-        <w:t>Skill 内容的类型</w:t>
+        <w:t xml:space="preserve">Skill </w:t>
+      </w:r>
+      <w:r>
+        <w:rPr>
+          <w:rFonts w:hint="eastAsia"/>
+        </w:rPr>
+        <w:t>内容的类型</w:t>
       </w:r>
     </w:p>
     <w:p>
@@ -39183,7 +41221,13 @@
         <w:rPr>
           <w:rFonts w:hint="eastAsia"/>
         </w:rPr>
-        <w:t>Frontmatter 参考</w:t>
+        <w:t xml:space="preserve">Frontmatter </w:t>
+      </w:r>
+      <w:r>
+        <w:rPr>
+          <w:rFonts w:hint="eastAsia"/>
+        </w:rPr>
+        <w:t>参考</w:t>
       </w:r>
     </w:p>
     <w:p>
@@ -39222,7 +41266,13 @@
         <w:rPr>
           <w:rFonts w:hint="eastAsia"/>
         </w:rPr>
-        <w:t>控制谁调用 skill</w:t>
+        <w:t>控制谁调用</w:t>
+      </w:r>
+      <w:r>
+        <w:rPr>
+          <w:rFonts w:hint="eastAsia"/>
+        </w:rPr>
+        <w:t xml:space="preserve"> skill</w:t>
       </w:r>
     </w:p>
     <w:p>
@@ -39236,7 +41286,13 @@
         <w:rPr>
           <w:rFonts w:hint="eastAsia"/>
         </w:rPr>
-        <w:t>Skill 内容生命周期</w:t>
+        <w:t xml:space="preserve">Skill </w:t>
+      </w:r>
+      <w:r>
+        <w:rPr>
+          <w:rFonts w:hint="eastAsia"/>
+        </w:rPr>
+        <w:t>内容生命周期</w:t>
       </w:r>
     </w:p>
     <w:p>
@@ -39250,7 +41306,19 @@
         <w:rPr>
           <w:rFonts w:hint="eastAsia"/>
         </w:rPr>
-        <w:t>为 skill 预先批准工具</w:t>
+        <w:t>为</w:t>
+      </w:r>
+      <w:r>
+        <w:rPr>
+          <w:rFonts w:hint="eastAsia"/>
+        </w:rPr>
+        <w:t xml:space="preserve"> skill </w:t>
+      </w:r>
+      <w:r>
+        <w:rPr>
+          <w:rFonts w:hint="eastAsia"/>
+        </w:rPr>
+        <w:t>预先批准工具</w:t>
       </w:r>
     </w:p>
     <w:p>
@@ -39264,7 +41332,13 @@
         <w:rPr>
           <w:rFonts w:hint="eastAsia"/>
         </w:rPr>
-        <w:t>将参数传递给 skills</w:t>
+        <w:t>将参数传递给</w:t>
+      </w:r>
+      <w:r>
+        <w:rPr>
+          <w:rFonts w:hint="eastAsia"/>
+        </w:rPr>
+        <w:t xml:space="preserve"> skills</w:t>
       </w:r>
     </w:p>
     <w:p>
@@ -39303,7 +41377,25 @@
         <w:rPr>
           <w:rFonts w:hint="eastAsia"/>
         </w:rPr>
-        <w:t>在 subagent 中运行 skills</w:t>
+        <w:t>在</w:t>
+      </w:r>
+      <w:r>
+        <w:rPr>
+          <w:rFonts w:hint="eastAsia"/>
+        </w:rPr>
+        <w:t xml:space="preserve"> subagent </w:t>
+      </w:r>
+      <w:r>
+        <w:rPr>
+          <w:rFonts w:hint="eastAsia"/>
+        </w:rPr>
+        <w:t>中运行</w:t>
+      </w:r>
+      <w:r>
+        <w:rPr>
+          <w:rFonts w:hint="eastAsia"/>
+        </w:rPr>
+        <w:t xml:space="preserve"> skills</w:t>
       </w:r>
     </w:p>
     <w:p>
@@ -39346,7 +41438,31 @@
         <w:rPr>
           <w:rFonts w:hint="eastAsia"/>
         </w:rPr>
-        <w:t>限制 Claude 的 skill 访问</w:t>
+        <w:t>限制</w:t>
+      </w:r>
+      <w:r>
+        <w:rPr>
+          <w:rFonts w:hint="eastAsia"/>
+        </w:rPr>
+        <w:t xml:space="preserve"> Claude </w:t>
+      </w:r>
+      <w:r>
+        <w:rPr>
+          <w:rFonts w:hint="eastAsia"/>
+        </w:rPr>
+        <w:t>的</w:t>
+      </w:r>
+      <w:r>
+        <w:rPr>
+          <w:rFonts w:hint="eastAsia"/>
+        </w:rPr>
+        <w:t xml:space="preserve"> skill </w:t>
+      </w:r>
+      <w:r>
+        <w:rPr>
+          <w:rFonts w:hint="eastAsia"/>
+        </w:rPr>
+        <w:t>访问</w:t>
       </w:r>
     </w:p>
     <w:p>
@@ -39368,7 +41484,19 @@
         <w:rPr>
           <w:rFonts w:hint="eastAsia"/>
         </w:rPr>
-        <w:t>覆盖 skill 可见性</w:t>
+        <w:t>覆盖</w:t>
+      </w:r>
+      <w:r>
+        <w:rPr>
+          <w:rFonts w:hint="eastAsia"/>
+        </w:rPr>
+        <w:t xml:space="preserve"> skill </w:t>
+      </w:r>
+      <w:r>
+        <w:rPr>
+          <w:rFonts w:hint="eastAsia"/>
+        </w:rPr>
+        <w:t>可见性</w:t>
       </w:r>
     </w:p>
     <w:p>
@@ -39424,7 +41552,13 @@
         <w:rPr>
           <w:rFonts w:hint="eastAsia"/>
         </w:rPr>
-        <w:t>Skill 未触发</w:t>
+        <w:t xml:space="preserve">Skill </w:t>
+      </w:r>
+      <w:r>
+        <w:rPr>
+          <w:rFonts w:hint="eastAsia"/>
+        </w:rPr>
+        <w:t>未触发</w:t>
       </w:r>
     </w:p>
     <w:p>
@@ -39438,7 +41572,13 @@
         <w:rPr>
           <w:rFonts w:hint="eastAsia"/>
         </w:rPr>
-        <w:t>Skill 触发过于频繁</w:t>
+        <w:t xml:space="preserve">Skill </w:t>
+      </w:r>
+      <w:r>
+        <w:rPr>
+          <w:rFonts w:hint="eastAsia"/>
+        </w:rPr>
+        <w:t>触发过于频繁</w:t>
       </w:r>
     </w:p>
     <w:p>
@@ -39452,7 +41592,13 @@
         <w:rPr>
           <w:rFonts w:hint="eastAsia"/>
         </w:rPr>
-        <w:t>Skill 描述被截断</w:t>
+        <w:t xml:space="preserve">Skill </w:t>
+      </w:r>
+      <w:r>
+        <w:rPr>
+          <w:rFonts w:hint="eastAsia"/>
+        </w:rPr>
+        <w:t>描述被截断</w:t>
       </w:r>
     </w:p>
     <w:p>
@@ -39541,7 +41687,19 @@
         <w:rPr>
           <w:rFonts w:hint="eastAsia"/>
         </w:rPr>
-        <w:t>在 Claude 需要输入时获得通知</w:t>
+        <w:t>在</w:t>
+      </w:r>
+      <w:r>
+        <w:rPr>
+          <w:rFonts w:hint="eastAsia"/>
+        </w:rPr>
+        <w:t xml:space="preserve"> Claude </w:t>
+      </w:r>
+      <w:r>
+        <w:rPr>
+          <w:rFonts w:hint="eastAsia"/>
+        </w:rPr>
+        <w:t>需要输入时获得通知</w:t>
       </w:r>
     </w:p>
     <w:p>
@@ -39657,7 +41815,19 @@
         <w:rPr>
           <w:rFonts w:hint="eastAsia"/>
         </w:rPr>
-        <w:t>合并来自多个 hooks 的结果</w:t>
+        <w:t>合并来自多个</w:t>
+      </w:r>
+      <w:r>
+        <w:rPr>
+          <w:rFonts w:hint="eastAsia"/>
+        </w:rPr>
+        <w:t xml:space="preserve"> hooks </w:t>
+      </w:r>
+      <w:r>
+        <w:rPr>
+          <w:rFonts w:hint="eastAsia"/>
+        </w:rPr>
+        <w:t>的结果</w:t>
       </w:r>
     </w:p>
     <w:p>
@@ -39742,7 +41912,13 @@
         <w:rPr>
           <w:rFonts w:hint="eastAsia"/>
         </w:rPr>
-        <w:t>使用匹配器过滤 hooks</w:t>
+        <w:t>使用匹配器过滤</w:t>
+      </w:r>
+      <w:r>
+        <w:rPr>
+          <w:rFonts w:hint="eastAsia"/>
+        </w:rPr>
+        <w:t xml:space="preserve"> hooks</w:t>
       </w:r>
     </w:p>
     <w:p>
@@ -39793,7 +41969,19 @@
         <w:rPr>
           <w:rFonts w:hint="eastAsia"/>
         </w:rPr>
-        <w:t>配置 hook 位置</w:t>
+        <w:t>配置</w:t>
+      </w:r>
+      <w:r>
+        <w:rPr>
+          <w:rFonts w:hint="eastAsia"/>
+        </w:rPr>
+        <w:t xml:space="preserve"> hook </w:t>
+      </w:r>
+      <w:r>
+        <w:rPr>
+          <w:rFonts w:hint="eastAsia"/>
+        </w:rPr>
+        <w:t>位置</w:t>
       </w:r>
     </w:p>
     <w:p>
@@ -39874,7 +42062,13 @@
         <w:rPr>
           <w:rFonts w:hint="eastAsia"/>
         </w:rPr>
-        <w:t>Hooks 和权限模式</w:t>
+        <w:t xml:space="preserve">Hooks </w:t>
+      </w:r>
+      <w:r>
+        <w:rPr>
+          <w:rFonts w:hint="eastAsia"/>
+        </w:rPr>
+        <w:t>和权限模式</w:t>
       </w:r>
     </w:p>
     <w:p>
@@ -39888,7 +42082,13 @@
         <w:rPr>
           <w:rFonts w:hint="eastAsia"/>
         </w:rPr>
-        <w:t>Hook 未触发</w:t>
+        <w:t xml:space="preserve">Hook </w:t>
+      </w:r>
+      <w:r>
+        <w:rPr>
+          <w:rFonts w:hint="eastAsia"/>
+        </w:rPr>
+        <w:t>未触发</w:t>
       </w:r>
     </w:p>
     <w:p>
@@ -39902,7 +42102,13 @@
         <w:rPr>
           <w:rFonts w:hint="eastAsia"/>
         </w:rPr>
-        <w:t>Hook 输出中的错误</w:t>
+        <w:t xml:space="preserve">Hook </w:t>
+      </w:r>
+      <w:r>
+        <w:rPr>
+          <w:rFonts w:hint="eastAsia"/>
+        </w:rPr>
+        <w:t>输出中的错误</w:t>
       </w:r>
     </w:p>
     <w:p>
@@ -39916,7 +42122,19 @@
         <w:rPr>
           <w:rFonts w:hint="eastAsia"/>
         </w:rPr>
-        <w:t>/hooks 显示未配置 hooks</w:t>
+        <w:t xml:space="preserve">/hooks </w:t>
+      </w:r>
+      <w:r>
+        <w:rPr>
+          <w:rFonts w:hint="eastAsia"/>
+        </w:rPr>
+        <w:t>显示未配置</w:t>
+      </w:r>
+      <w:r>
+        <w:rPr>
+          <w:rFonts w:hint="eastAsia"/>
+        </w:rPr>
+        <w:t xml:space="preserve"> hooks</w:t>
       </w:r>
     </w:p>
     <w:p>
@@ -39930,7 +42148,13 @@
         <w:rPr>
           <w:rFonts w:hint="eastAsia"/>
         </w:rPr>
-        <w:t>Stop hook 达到阻止上限</w:t>
+        <w:t xml:space="preserve">Stop hook </w:t>
+      </w:r>
+      <w:r>
+        <w:rPr>
+          <w:rFonts w:hint="eastAsia"/>
+        </w:rPr>
+        <w:t>达到阻止上限</w:t>
       </w:r>
     </w:p>
     <w:p>
@@ -39944,7 +42168,13 @@
         <w:rPr>
           <w:rFonts w:hint="eastAsia"/>
         </w:rPr>
-        <w:t>JSON 验证失败</w:t>
+        <w:t xml:space="preserve">JSON </w:t>
+      </w:r>
+      <w:r>
+        <w:rPr>
+          <w:rFonts w:hint="eastAsia"/>
+        </w:rPr>
+        <w:t>验证失败</w:t>
       </w:r>
     </w:p>
     <w:p>
@@ -40057,7 +42287,13 @@
         <w:rPr>
           <w:rFonts w:hint="eastAsia"/>
         </w:rPr>
-        <w:t>为您的组织启用 channels</w:t>
+        <w:t>为您的组织启用</w:t>
+      </w:r>
+      <w:r>
+        <w:rPr>
+          <w:rFonts w:hint="eastAsia"/>
+        </w:rPr>
+        <w:t xml:space="preserve"> channels</w:t>
       </w:r>
     </w:p>
     <w:p>
@@ -40071,7 +42307,19 @@
         <w:rPr>
           <w:rFonts w:hint="eastAsia"/>
         </w:rPr>
-        <w:t>限制哪些 channel 插件可以运行</w:t>
+        <w:t>限制哪些</w:t>
+      </w:r>
+      <w:r>
+        <w:rPr>
+          <w:rFonts w:hint="eastAsia"/>
+        </w:rPr>
+        <w:t xml:space="preserve"> channel </w:t>
+      </w:r>
+      <w:r>
+        <w:rPr>
+          <w:rFonts w:hint="eastAsia"/>
+        </w:rPr>
+        <w:t>插件可以运行</w:t>
       </w:r>
     </w:p>
     <w:p>
@@ -40183,7 +42431,19 @@
         <w:rPr>
           <w:rFonts w:hint="eastAsia"/>
         </w:rPr>
-        <w:t>让 Claude 选择间隔</w:t>
+        <w:t>让</w:t>
+      </w:r>
+      <w:r>
+        <w:rPr>
+          <w:rFonts w:hint="eastAsia"/>
+        </w:rPr>
+        <w:t xml:space="preserve"> Claude </w:t>
+      </w:r>
+      <w:r>
+        <w:rPr>
+          <w:rFonts w:hint="eastAsia"/>
+        </w:rPr>
+        <w:t>选择间隔</w:t>
       </w:r>
     </w:p>
     <w:p>
@@ -40211,7 +42471,19 @@
         <w:rPr>
           <w:rFonts w:hint="eastAsia"/>
         </w:rPr>
-        <w:t>使用 loop.md 自定义默认提示词</w:t>
+        <w:t>使用</w:t>
+      </w:r>
+      <w:r>
+        <w:rPr>
+          <w:rFonts w:hint="eastAsia"/>
+        </w:rPr>
+        <w:t xml:space="preserve"> loop.md </w:t>
+      </w:r>
+      <w:r>
+        <w:rPr>
+          <w:rFonts w:hint="eastAsia"/>
+        </w:rPr>
+        <w:t>自定义默认提示词</w:t>
       </w:r>
     </w:p>
     <w:p>
@@ -40569,7 +42841,19 @@
         <w:rPr>
           <w:rFonts w:hint="eastAsia"/>
         </w:rPr>
-        <w:t>通过 Claude 管道传输数据</w:t>
+        <w:t>通过</w:t>
+      </w:r>
+      <w:r>
+        <w:rPr>
+          <w:rFonts w:hint="eastAsia"/>
+        </w:rPr>
+        <w:t xml:space="preserve"> Claude </w:t>
+      </w:r>
+      <w:r>
+        <w:rPr>
+          <w:rFonts w:hint="eastAsia"/>
+        </w:rPr>
+        <w:t>管道传输数据</w:t>
       </w:r>
     </w:p>
     <w:p>
@@ -40583,7 +42867,19 @@
         <w:rPr>
           <w:rFonts w:hint="eastAsia"/>
         </w:rPr>
-        <w:t>将 Claude 添加到构建脚本</w:t>
+        <w:t>将</w:t>
+      </w:r>
+      <w:r>
+        <w:rPr>
+          <w:rFonts w:hint="eastAsia"/>
+        </w:rPr>
+        <w:t xml:space="preserve"> Claude </w:t>
+      </w:r>
+      <w:r>
+        <w:rPr>
+          <w:rFonts w:hint="eastAsia"/>
+        </w:rPr>
+        <w:t>添加到构建脚本</w:t>
       </w:r>
     </w:p>
     <w:p>
@@ -40739,7 +43035,13 @@
         <w:rPr>
           <w:rFonts w:hint="eastAsia"/>
         </w:rPr>
-        <w:t xml:space="preserve">在 </w:t>
+        <w:t>在</w:t>
+      </w:r>
+      <w:r>
+        <w:rPr>
+          <w:rFonts w:hint="eastAsia"/>
+        </w:rPr>
+        <w:t xml:space="preserve"> </w:t>
       </w:r>
       <w:proofErr w:type="spellStart"/>
       <w:r>
@@ -40753,7 +43055,25 @@
         <w:rPr>
           <w:rFonts w:hint="eastAsia"/>
         </w:rPr>
-        <w:t xml:space="preserve"> 和 repo 之间选择</w:t>
+        <w:t xml:space="preserve"> </w:t>
+      </w:r>
+      <w:r>
+        <w:rPr>
+          <w:rFonts w:hint="eastAsia"/>
+        </w:rPr>
+        <w:t>和</w:t>
+      </w:r>
+      <w:r>
+        <w:rPr>
+          <w:rFonts w:hint="eastAsia"/>
+        </w:rPr>
+        <w:t xml:space="preserve"> repo </w:t>
+      </w:r>
+      <w:r>
+        <w:rPr>
+          <w:rFonts w:hint="eastAsia"/>
+        </w:rPr>
+        <w:t>之间选择</w:t>
       </w:r>
     </w:p>
     <w:p>
@@ -40792,7 +43112,19 @@
         <w:rPr>
           <w:rFonts w:hint="eastAsia"/>
         </w:rPr>
-        <w:t>从 shell 打开链接</w:t>
+        <w:t>从</w:t>
+      </w:r>
+      <w:r>
+        <w:rPr>
+          <w:rFonts w:hint="eastAsia"/>
+        </w:rPr>
+        <w:t xml:space="preserve"> shell </w:t>
+      </w:r>
+      <w:r>
+        <w:rPr>
+          <w:rFonts w:hint="eastAsia"/>
+        </w:rPr>
+        <w:t>打开链接</w:t>
       </w:r>
     </w:p>
     <w:p>
@@ -42263,6 +44595,7 @@
         <w:rPr>
           <w:rFonts w:hint="eastAsia"/>
         </w:rPr>
+        <w:lastRenderedPageBreak/>
         <w:t>上下文管理</w:t>
       </w:r>
     </w:p>
@@ -42286,6 +44619,172 @@
           <w:rFonts w:hint="eastAsia"/>
         </w:rPr>
         <w:t>子代理战术</w:t>
+      </w:r>
+    </w:p>
+    <w:p>
+      <w:pPr>
+        <w:pStyle w:val="1"/>
+      </w:pPr>
+      <w:r>
+        <w:rPr>
+          <w:rFonts w:hint="eastAsia"/>
+        </w:rPr>
+        <w:t>全流程工程化框架</w:t>
+      </w:r>
+    </w:p>
+    <w:p>
+      <w:pPr>
+        <w:pStyle w:val="2"/>
+      </w:pPr>
+      <w:r>
+        <w:t>S</w:t>
+      </w:r>
+      <w:r>
+        <w:t>uperpowers</w:t>
+      </w:r>
+    </w:p>
+    <w:p>
+      <w:r>
+        <w:tab/>
+      </w:r>
+      <w:r>
+        <w:rPr>
+          <w:rFonts w:hint="eastAsia"/>
+        </w:rPr>
+        <w:t>参考：</w:t>
+      </w:r>
+    </w:p>
+    <w:p>
+      <w:r>
+        <w:tab/>
+      </w:r>
+      <w:hyperlink r:id="rId50" w:history="1">
+        <w:r>
+          <w:rPr>
+            <w:rStyle w:val="ae"/>
+          </w:rPr>
+          <w:t>https://datawhalechina.github.io/easy-vibe/zh-cn/stage-3/core-skills/superpowers/</w:t>
+        </w:r>
+      </w:hyperlink>
+    </w:p>
+    <w:p>
+      <w:pPr>
+        <w:pStyle w:val="3"/>
+      </w:pPr>
+      <w:r>
+        <w:rPr>
+          <w:rFonts w:hint="eastAsia"/>
+        </w:rPr>
+        <w:t>概述</w:t>
+      </w:r>
+    </w:p>
+    <w:p>
+      <w:pPr>
+        <w:pStyle w:val="3"/>
+      </w:pPr>
+      <w:r>
+        <w:rPr>
+          <w:rFonts w:hint="eastAsia"/>
+        </w:rPr>
+        <w:t>安装配置</w:t>
+      </w:r>
+    </w:p>
+    <w:p>
+      <w:pPr>
+        <w:pStyle w:val="3"/>
+        <w:rPr>
+          <w:rFonts w:hint="eastAsia"/>
+        </w:rPr>
+      </w:pPr>
+      <w:r>
+        <w:rPr>
+          <w:rFonts w:hint="eastAsia"/>
+        </w:rPr>
+        <w:t>快速开始</w:t>
+      </w:r>
+    </w:p>
+    <w:p>
+      <w:pPr>
+        <w:pStyle w:val="3"/>
+      </w:pPr>
+      <w:r>
+        <w:rPr>
+          <w:rFonts w:hint="eastAsia"/>
+        </w:rPr>
+        <w:t>核心技能</w:t>
+      </w:r>
+    </w:p>
+    <w:p>
+      <w:pPr>
+        <w:pStyle w:val="3"/>
+      </w:pPr>
+      <w:r>
+        <w:rPr>
+          <w:rFonts w:hint="eastAsia"/>
+        </w:rPr>
+        <w:t>工作流程</w:t>
+      </w:r>
+    </w:p>
+    <w:p>
+      <w:pPr>
+        <w:pStyle w:val="3"/>
+        <w:rPr>
+          <w:rFonts w:hint="eastAsia"/>
+        </w:rPr>
+      </w:pPr>
+      <w:r>
+        <w:rPr>
+          <w:rFonts w:hint="eastAsia"/>
+        </w:rPr>
+        <w:t>常见技能表</w:t>
+      </w:r>
+    </w:p>
+    <w:p>
+      <w:pPr>
+        <w:pStyle w:val="3"/>
+      </w:pPr>
+      <w:r>
+        <w:rPr>
+          <w:rFonts w:hint="eastAsia"/>
+        </w:rPr>
+        <w:t>最佳实践</w:t>
+      </w:r>
+    </w:p>
+    <w:p>
+      <w:pPr>
+        <w:pStyle w:val="2"/>
+      </w:pPr>
+      <w:r>
+        <w:t>Groundwork</w:t>
+      </w:r>
+    </w:p>
+    <w:p>
+      <w:pPr>
+        <w:pStyle w:val="2"/>
+      </w:pPr>
+      <w:r>
+        <w:t>Shipyard</w:t>
+      </w:r>
+    </w:p>
+    <w:p>
+      <w:pPr>
+        <w:pStyle w:val="2"/>
+      </w:pPr>
+      <w:proofErr w:type="spellStart"/>
+      <w:r>
+        <w:t>Devloop</w:t>
+      </w:r>
+      <w:proofErr w:type="spellEnd"/>
+    </w:p>
+    <w:p>
+      <w:pPr>
+        <w:pStyle w:val="2"/>
+        <w:rPr>
+          <w:rFonts w:hint="eastAsia"/>
+        </w:rPr>
+      </w:pPr>
+      <w:r>
+        <w:t>Ralph Loop</w:t>
       </w:r>
     </w:p>
     <w:sectPr>
@@ -43966,14 +46465,14 @@
     <w:uiPriority w:val="9"/>
     <w:unhideWhenUsed/>
     <w:qFormat/>
-    <w:rsid w:val="00F37D55"/>
+    <w:rsid w:val="002459DF"/>
     <w:pPr>
       <w:keepNext/>
       <w:keepLines/>
       <w:outlineLvl w:val="4"/>
     </w:pPr>
     <w:rPr>
-      <w:rFonts w:ascii="仿宋" w:hAnsi="仿宋" w:cstheme="majorBidi"/>
+      <w:rFonts w:cstheme="majorBidi"/>
       <w:b/>
       <w:color w:val="000000" w:themeColor="text1"/>
     </w:rPr>
@@ -44147,9 +46646,9 @@
     <w:basedOn w:val="a0"/>
     <w:link w:val="5"/>
     <w:uiPriority w:val="9"/>
-    <w:rsid w:val="00F37D55"/>
+    <w:rsid w:val="002459DF"/>
     <w:rPr>
-      <w:rFonts w:ascii="仿宋" w:eastAsia="仿宋" w:hAnsi="仿宋" w:cstheme="majorBidi"/>
+      <w:rFonts w:ascii="Times New Roman" w:eastAsia="仿宋" w:hAnsi="Times New Roman" w:cstheme="majorBidi"/>
       <w:b/>
       <w:color w:val="000000" w:themeColor="text1"/>
       <w:sz w:val="24"/>

--- a/4. 人工智能应用/AI-Coding/2. Claude Code.docx
+++ b/4. 人工智能应用/AI-Coding/2. Claude Code.docx
@@ -47967,9 +47967,6 @@
     <w:p>
       <w:pPr>
         <w:ind w:firstLine="420"/>
-        <w:rPr>
-          <w:rFonts w:hint="eastAsia"/>
-        </w:rPr>
       </w:pPr>
       <w:r>
         <w:rPr>
@@ -48029,9 +48026,6 @@
     <w:p>
       <w:pPr>
         <w:ind w:firstLine="420"/>
-        <w:rPr>
-          <w:rFonts w:hint="eastAsia"/>
-        </w:rPr>
       </w:pPr>
       <w:r>
         <w:t>1</w:t>
@@ -48040,13 +48034,7 @@
         <w:rPr>
           <w:rFonts w:hint="eastAsia"/>
         </w:rPr>
-        <w:t>、</w:t>
-      </w:r>
-      <w:r>
-        <w:rPr>
-          <w:rFonts w:hint="eastAsia"/>
-        </w:rPr>
-        <w:t>将</w:t>
+        <w:t>、将</w:t>
       </w:r>
       <w:r>
         <w:rPr>
@@ -48064,9 +48052,6 @@
     <w:p>
       <w:pPr>
         <w:ind w:firstLine="420"/>
-        <w:rPr>
-          <w:rFonts w:hint="eastAsia"/>
-        </w:rPr>
       </w:pPr>
       <w:r>
         <w:rPr>
@@ -48332,9 +48317,6 @@
     <w:p>
       <w:pPr>
         <w:ind w:firstLine="420"/>
-        <w:rPr>
-          <w:rFonts w:hint="eastAsia"/>
-        </w:rPr>
       </w:pPr>
       <w:r>
         <w:rPr>
@@ -48627,9 +48609,6 @@
     <w:p>
       <w:pPr>
         <w:ind w:firstLine="420"/>
-        <w:rPr>
-          <w:rFonts w:hint="eastAsia"/>
-        </w:rPr>
       </w:pPr>
       <w:r>
         <w:rPr>
@@ -48677,9 +48656,6 @@
     <w:p>
       <w:pPr>
         <w:ind w:firstLine="420"/>
-        <w:rPr>
-          <w:rFonts w:hint="eastAsia"/>
-        </w:rPr>
       </w:pPr>
       <w:r>
         <w:t>2</w:t>
@@ -48688,21 +48664,12 @@
         <w:rPr>
           <w:rFonts w:hint="eastAsia"/>
         </w:rPr>
-        <w:t>、</w:t>
-      </w:r>
-      <w:r>
-        <w:rPr>
-          <w:rFonts w:hint="eastAsia"/>
-        </w:rPr>
-        <w:t>验证配置</w:t>
-      </w:r>
-    </w:p>
-    <w:p>
-      <w:pPr>
-        <w:ind w:firstLine="420"/>
-        <w:rPr>
-          <w:rFonts w:hint="eastAsia"/>
-        </w:rPr>
+        <w:t>、验证配置</w:t>
+      </w:r>
+    </w:p>
+    <w:p>
+      <w:pPr>
+        <w:ind w:firstLine="420"/>
       </w:pPr>
       <w:r>
         <w:rPr>
@@ -48805,9 +48772,6 @@
     <w:p>
       <w:pPr>
         <w:ind w:firstLine="420"/>
-        <w:rPr>
-          <w:rFonts w:hint="eastAsia"/>
-        </w:rPr>
       </w:pPr>
       <w:r>
         <w:t>3</w:t>
@@ -48816,13 +48780,7 @@
         <w:rPr>
           <w:rFonts w:hint="eastAsia"/>
         </w:rPr>
-        <w:t>、</w:t>
-      </w:r>
-      <w:r>
-        <w:rPr>
-          <w:rFonts w:hint="eastAsia"/>
-        </w:rPr>
-        <w:t>测试</w:t>
+        <w:t>、测试</w:t>
       </w:r>
       <w:r>
         <w:rPr>
@@ -48834,9 +48792,6 @@
     <w:p>
       <w:pPr>
         <w:ind w:firstLine="420"/>
-        <w:rPr>
-          <w:rFonts w:hint="eastAsia"/>
-        </w:rPr>
       </w:pPr>
       <w:r>
         <w:rPr>
@@ -48895,9 +48850,6 @@
     <w:p>
       <w:pPr>
         <w:ind w:firstLine="420"/>
-        <w:rPr>
-          <w:rFonts w:hint="eastAsia"/>
-        </w:rPr>
       </w:pPr>
       <w:r>
         <w:rPr>
@@ -48960,11 +48912,6 @@
       </w:r>
     </w:p>
     <w:p>
-      <w:pPr>
-        <w:rPr>
-          <w:rFonts w:hint="eastAsia"/>
-        </w:rPr>
-      </w:pPr>
       <w:r>
         <w:tab/>
       </w:r>
@@ -49046,9 +48993,6 @@
     <w:p>
       <w:pPr>
         <w:ind w:firstLine="420"/>
-        <w:rPr>
-          <w:rFonts w:hint="eastAsia"/>
-        </w:rPr>
       </w:pPr>
       <w:r>
         <w:rPr>
@@ -49072,9 +49016,6 @@
     <w:p>
       <w:pPr>
         <w:ind w:firstLine="420"/>
-        <w:rPr>
-          <w:rFonts w:hint="eastAsia"/>
-        </w:rPr>
       </w:pPr>
       <w:r>
         <w:rPr>
@@ -49098,9 +49039,6 @@
     <w:p>
       <w:pPr>
         <w:ind w:firstLine="420"/>
-        <w:rPr>
-          <w:rFonts w:hint="eastAsia"/>
-        </w:rPr>
       </w:pPr>
       <w:r>
         <w:rPr>
@@ -49112,9 +49050,6 @@
     <w:p>
       <w:pPr>
         <w:ind w:firstLine="420"/>
-        <w:rPr>
-          <w:rFonts w:hint="eastAsia"/>
-        </w:rPr>
       </w:pPr>
       <w:r>
         <w:rPr>
@@ -49126,9 +49061,6 @@
     <w:p>
       <w:pPr>
         <w:ind w:firstLine="420"/>
-        <w:rPr>
-          <w:rFonts w:hint="eastAsia"/>
-        </w:rPr>
       </w:pPr>
       <w:r>
         <w:rPr>
@@ -49140,9 +49072,6 @@
     <w:p>
       <w:pPr>
         <w:ind w:firstLine="420"/>
-        <w:rPr>
-          <w:rFonts w:hint="eastAsia"/>
-        </w:rPr>
       </w:pPr>
       <w:r>
         <w:rPr>
@@ -49154,9 +49083,6 @@
     <w:p>
       <w:pPr>
         <w:ind w:firstLine="420"/>
-        <w:rPr>
-          <w:rFonts w:hint="eastAsia"/>
-        </w:rPr>
       </w:pPr>
       <w:r>
         <w:rPr>
@@ -49168,9 +49094,6 @@
     <w:p>
       <w:pPr>
         <w:ind w:firstLine="420"/>
-        <w:rPr>
-          <w:rFonts w:hint="eastAsia"/>
-        </w:rPr>
       </w:pPr>
       <w:r>
         <w:rPr>
@@ -49203,11 +49126,6 @@
       </w:r>
     </w:p>
     <w:p>
-      <w:pPr>
-        <w:rPr>
-          <w:rFonts w:hint="eastAsia"/>
-        </w:rPr>
-      </w:pPr>
       <w:r>
         <w:tab/>
       </w:r>
@@ -49800,29 +49718,17 @@
     <w:p>
       <w:pPr>
         <w:ind w:leftChars="200" w:left="480"/>
-        <w:rPr>
-          <w:rFonts w:hint="eastAsia"/>
-        </w:rPr>
-      </w:pPr>
-      <w:r>
-        <w:rPr>
-          <w:rFonts w:hint="eastAsia"/>
-        </w:rPr>
-        <w:t>如果没有通知出现</w:t>
-      </w:r>
-      <w:r>
-        <w:rPr>
-          <w:rFonts w:hint="eastAsia"/>
-        </w:rPr>
-        <w:t>：</w:t>
-      </w:r>
-    </w:p>
-    <w:p>
-      <w:pPr>
-        <w:ind w:firstLine="420"/>
-        <w:rPr>
-          <w:rFonts w:hint="eastAsia"/>
-        </w:rPr>
+      </w:pPr>
+      <w:r>
+        <w:rPr>
+          <w:rFonts w:hint="eastAsia"/>
+        </w:rPr>
+        <w:t>如果没有通知出现：</w:t>
+      </w:r>
+    </w:p>
+    <w:p>
+      <w:pPr>
+        <w:ind w:firstLine="420"/>
       </w:pPr>
       <w:proofErr w:type="spellStart"/>
       <w:r>
@@ -50054,11 +49960,6 @@
       </w:r>
     </w:p>
     <w:p>
-      <w:pPr>
-        <w:rPr>
-          <w:rFonts w:hint="eastAsia"/>
-        </w:rPr>
-      </w:pPr>
       <w:r>
         <w:tab/>
       </w:r>
@@ -50138,11 +50039,6 @@
       </w:r>
     </w:p>
     <w:p>
-      <w:pPr>
-        <w:rPr>
-          <w:rFonts w:hint="eastAsia"/>
-        </w:rPr>
-      </w:pPr>
       <w:r>
         <w:tab/>
       </w:r>
@@ -50181,9 +50077,6 @@
     <w:p>
       <w:pPr>
         <w:ind w:firstLine="420"/>
-        <w:rPr>
-          <w:rFonts w:hint="eastAsia"/>
-        </w:rPr>
       </w:pPr>
       <w:r>
         <w:rPr>
@@ -50487,15 +50380,7 @@
       </w:r>
       <w:proofErr w:type="spellEnd"/>
       <w:r>
-        <w:t xml:space="preserve"> </w:t>
-      </w:r>
-      <w:proofErr w:type="spellStart"/>
-      <w:r>
-        <w:t>npx</w:t>
-      </w:r>
-      <w:proofErr w:type="spellEnd"/>
-      <w:r>
-        <w:t xml:space="preserve"> prettier --write"</w:t>
+        <w:t xml:space="preserve"> npx prettier --write"</w:t>
       </w:r>
     </w:p>
     <w:p>
@@ -50561,9 +50446,6 @@
     <w:p>
       <w:pPr>
         <w:ind w:firstLine="420"/>
-        <w:rPr>
-          <w:rFonts w:hint="eastAsia"/>
-        </w:rPr>
       </w:pPr>
       <w:r>
         <w:rPr>
@@ -50724,11 +50606,6 @@
       </w:r>
     </w:p>
     <w:p>
-      <w:pPr>
-        <w:rPr>
-          <w:rFonts w:hint="eastAsia"/>
-        </w:rPr>
-      </w:pPr>
       <w:r>
         <w:tab/>
       </w:r>
@@ -50819,9 +50696,6 @@
     <w:p>
       <w:pPr>
         <w:ind w:firstLine="420"/>
-        <w:rPr>
-          <w:rFonts w:hint="eastAsia"/>
-        </w:rPr>
       </w:pPr>
       <w:r>
         <w:rPr>
@@ -50857,9 +50731,6 @@
     <w:p>
       <w:pPr>
         <w:ind w:firstLine="420"/>
-        <w:rPr>
-          <w:rFonts w:hint="eastAsia"/>
-        </w:rPr>
       </w:pPr>
       <w:r>
         <w:t>1</w:t>
@@ -50868,13 +50739,7 @@
         <w:rPr>
           <w:rFonts w:hint="eastAsia"/>
         </w:rPr>
-        <w:t>、</w:t>
-      </w:r>
-      <w:r>
-        <w:rPr>
-          <w:rFonts w:hint="eastAsia"/>
-        </w:rPr>
-        <w:t>创建</w:t>
+        <w:t>、创建</w:t>
       </w:r>
       <w:r>
         <w:rPr>
@@ -50892,9 +50757,6 @@
     <w:p>
       <w:pPr>
         <w:ind w:firstLine="420"/>
-        <w:rPr>
-          <w:rFonts w:hint="eastAsia"/>
-        </w:rPr>
       </w:pPr>
       <w:r>
         <w:rPr>
@@ -51143,9 +51005,6 @@
     <w:p>
       <w:pPr>
         <w:ind w:firstLine="420"/>
-        <w:rPr>
-          <w:rFonts w:hint="eastAsia"/>
-        </w:rPr>
       </w:pPr>
       <w:r>
         <w:t>2</w:t>
@@ -51154,13 +51013,7 @@
         <w:rPr>
           <w:rFonts w:hint="eastAsia"/>
         </w:rPr>
-        <w:t>、</w:t>
-      </w:r>
-      <w:r>
-        <w:rPr>
-          <w:rFonts w:hint="eastAsia"/>
-        </w:rPr>
-        <w:t>使脚本可执行（</w:t>
+        <w:t>、使脚本可执行（</w:t>
       </w:r>
       <w:r>
         <w:rPr>
@@ -51178,9 +51031,6 @@
     <w:p>
       <w:pPr>
         <w:ind w:firstLine="420"/>
-        <w:rPr>
-          <w:rFonts w:hint="eastAsia"/>
-        </w:rPr>
       </w:pPr>
       <w:r>
         <w:rPr>
@@ -51231,9 +51081,6 @@
     <w:p>
       <w:pPr>
         <w:ind w:firstLine="420"/>
-        <w:rPr>
-          <w:rFonts w:hint="eastAsia"/>
-        </w:rPr>
       </w:pPr>
       <w:r>
         <w:lastRenderedPageBreak/>
@@ -51243,13 +51090,7 @@
         <w:rPr>
           <w:rFonts w:hint="eastAsia"/>
         </w:rPr>
-        <w:t>、</w:t>
-      </w:r>
-      <w:r>
-        <w:rPr>
-          <w:rFonts w:hint="eastAsia"/>
-        </w:rPr>
-        <w:t>注册</w:t>
+        <w:t>、注册</w:t>
       </w:r>
       <w:r>
         <w:rPr>
@@ -51261,9 +51102,6 @@
     <w:p>
       <w:pPr>
         <w:ind w:firstLine="420"/>
-        <w:rPr>
-          <w:rFonts w:hint="eastAsia"/>
-        </w:rPr>
       </w:pPr>
       <w:r>
         <w:rPr>
@@ -51500,9 +51338,6 @@
     <w:p>
       <w:pPr>
         <w:ind w:leftChars="200" w:left="480"/>
-        <w:rPr>
-          <w:rFonts w:hint="eastAsia"/>
-        </w:rPr>
       </w:pPr>
       <w:r>
         <w:t>}</w:t>
@@ -51520,11 +51355,6 @@
       </w:r>
     </w:p>
     <w:p>
-      <w:pPr>
-        <w:rPr>
-          <w:rFonts w:hint="eastAsia"/>
-        </w:rPr>
-      </w:pPr>
       <w:r>
         <w:tab/>
       </w:r>
@@ -51607,9 +51437,6 @@
     <w:p>
       <w:pPr>
         <w:ind w:firstLine="420"/>
-        <w:rPr>
-          <w:rFonts w:hint="eastAsia"/>
-        </w:rPr>
       </w:pPr>
       <w:r>
         <w:rPr>
@@ -51847,9 +51674,6 @@
     <w:p>
       <w:pPr>
         <w:ind w:firstLine="420"/>
-        <w:rPr>
-          <w:rFonts w:hint="eastAsia"/>
-        </w:rPr>
       </w:pPr>
       <w:r>
         <w:rPr>
@@ -51932,11 +51756,6 @@
       </w:r>
     </w:p>
     <w:p>
-      <w:pPr>
-        <w:rPr>
-          <w:rFonts w:hint="eastAsia"/>
-        </w:rPr>
-      </w:pPr>
       <w:r>
         <w:tab/>
       </w:r>
@@ -52007,9 +51826,6 @@
     <w:p>
       <w:pPr>
         <w:ind w:firstLine="420"/>
-        <w:rPr>
-          <w:rFonts w:hint="eastAsia"/>
-        </w:rPr>
       </w:pPr>
       <w:r>
         <w:rPr>
@@ -52229,9 +52045,6 @@
     <w:p>
       <w:pPr>
         <w:ind w:firstLine="420"/>
-        <w:rPr>
-          <w:rFonts w:hint="eastAsia"/>
-        </w:rPr>
       </w:pPr>
       <w:r>
         <w:rPr>
@@ -52378,9 +52191,6 @@
     <w:p>
       <w:pPr>
         <w:ind w:firstLine="420"/>
-        <w:rPr>
-          <w:rFonts w:hint="eastAsia"/>
-        </w:rPr>
       </w:pPr>
       <w:r>
         <w:rPr>
@@ -52448,9 +52258,6 @@
     <w:p>
       <w:pPr>
         <w:ind w:firstLine="420"/>
-        <w:rPr>
-          <w:rFonts w:hint="eastAsia"/>
-        </w:rPr>
       </w:pPr>
       <w:r>
         <w:rPr>
@@ -52896,9 +52703,6 @@
     <w:p>
       <w:pPr>
         <w:ind w:firstLine="420"/>
-        <w:rPr>
-          <w:rFonts w:hint="eastAsia"/>
-        </w:rPr>
       </w:pPr>
       <w:r>
         <w:rPr>
@@ -53152,9 +52956,6 @@
     <w:p>
       <w:pPr>
         <w:ind w:firstLine="420"/>
-        <w:rPr>
-          <w:rFonts w:hint="eastAsia"/>
-        </w:rPr>
       </w:pPr>
       <w:r>
         <w:rPr>
@@ -53467,9 +53268,6 @@
     <w:p>
       <w:pPr>
         <w:ind w:firstLine="420"/>
-        <w:rPr>
-          <w:rFonts w:hint="eastAsia"/>
-        </w:rPr>
       </w:pPr>
       <w:r>
         <w:rPr>
@@ -53574,11 +53372,6 @@
       </w:r>
     </w:p>
     <w:p>
-      <w:pPr>
-        <w:rPr>
-          <w:rFonts w:hint="eastAsia"/>
-        </w:rPr>
-      </w:pPr>
       <w:r>
         <w:tab/>
       </w:r>
@@ -53624,9 +53417,6 @@
     <w:p>
       <w:pPr>
         <w:ind w:firstLine="420"/>
-        <w:rPr>
-          <w:rFonts w:hint="eastAsia"/>
-        </w:rPr>
       </w:pPr>
       <w:r>
         <w:rPr>
@@ -53726,9 +53516,6 @@
     <w:p>
       <w:pPr>
         <w:ind w:firstLine="420"/>
-        <w:rPr>
-          <w:rFonts w:hint="eastAsia"/>
-        </w:rPr>
       </w:pPr>
       <w:r>
         <w:rPr>
@@ -54028,9 +53815,6 @@
     <w:p>
       <w:pPr>
         <w:ind w:firstLine="420"/>
-        <w:rPr>
-          <w:rFonts w:hint="eastAsia"/>
-        </w:rPr>
       </w:pPr>
       <w:r>
         <w:rPr>
@@ -54271,9 +54055,6 @@
     <w:p>
       <w:pPr>
         <w:ind w:firstLine="420"/>
-        <w:rPr>
-          <w:rFonts w:hint="eastAsia"/>
-        </w:rPr>
       </w:pPr>
       <w:r>
         <w:rPr>
@@ -54285,9 +54066,6 @@
     <w:p>
       <w:pPr>
         <w:ind w:firstLine="420"/>
-        <w:rPr>
-          <w:rFonts w:hint="eastAsia"/>
-        </w:rPr>
       </w:pPr>
       <w:proofErr w:type="spellStart"/>
       <w:r>
@@ -54449,9 +54227,6 @@
     <w:p>
       <w:pPr>
         <w:ind w:firstLine="420"/>
-        <w:rPr>
-          <w:rFonts w:hint="eastAsia"/>
-        </w:rPr>
       </w:pPr>
       <w:r>
         <w:rPr>
@@ -54683,9 +54458,6 @@
     <w:p>
       <w:pPr>
         <w:ind w:firstLine="420"/>
-        <w:rPr>
-          <w:rFonts w:hint="eastAsia"/>
-        </w:rPr>
       </w:pPr>
       <w:r>
         <w:rPr>
@@ -54851,11 +54623,6 @@
       </w:r>
     </w:p>
     <w:p>
-      <w:pPr>
-        <w:rPr>
-          <w:rFonts w:hint="eastAsia"/>
-        </w:rPr>
-      </w:pPr>
       <w:r>
         <w:tab/>
       </w:r>
@@ -54946,9 +54713,6 @@
     <w:p>
       <w:pPr>
         <w:ind w:firstLine="420"/>
-        <w:rPr>
-          <w:rFonts w:hint="eastAsia"/>
-        </w:rPr>
       </w:pPr>
       <w:r>
         <w:rPr>
@@ -55004,9 +54768,6 @@
     <w:p>
       <w:pPr>
         <w:ind w:firstLine="420"/>
-        <w:rPr>
-          <w:rFonts w:hint="eastAsia"/>
-        </w:rPr>
       </w:pPr>
       <w:r>
         <w:rPr>
@@ -55065,9 +54826,6 @@
     <w:p>
       <w:pPr>
         <w:ind w:firstLine="420"/>
-        <w:rPr>
-          <w:rFonts w:hint="eastAsia"/>
-        </w:rPr>
       </w:pPr>
       <w:r>
         <w:rPr>
@@ -55110,9 +54868,6 @@
     <w:p>
       <w:pPr>
         <w:ind w:firstLine="420"/>
-        <w:rPr>
-          <w:rFonts w:hint="eastAsia"/>
-        </w:rPr>
       </w:pPr>
       <w:r>
         <w:rPr>
@@ -55176,11 +54931,6 @@
       </w:r>
     </w:p>
     <w:p>
-      <w:pPr>
-        <w:rPr>
-          <w:rFonts w:hint="eastAsia"/>
-        </w:rPr>
-      </w:pPr>
       <w:r>
         <w:tab/>
       </w:r>
@@ -55302,9 +55052,6 @@
     <w:p>
       <w:pPr>
         <w:ind w:firstLine="420"/>
-        <w:rPr>
-          <w:rFonts w:hint="eastAsia"/>
-        </w:rPr>
       </w:pPr>
       <w:r>
         <w:rPr>
@@ -55471,9 +55218,6 @@
     <w:p>
       <w:pPr>
         <w:ind w:firstLine="420"/>
-        <w:rPr>
-          <w:rFonts w:hint="eastAsia"/>
-        </w:rPr>
       </w:pPr>
       <w:r>
         <w:rPr>
@@ -55770,9 +55514,6 @@
     <w:p>
       <w:pPr>
         <w:ind w:firstLine="420"/>
-        <w:rPr>
-          <w:rFonts w:hint="eastAsia"/>
-        </w:rPr>
       </w:pPr>
       <w:r>
         <w:rPr>
@@ -55965,11 +55706,6 @@
       </w:r>
     </w:p>
     <w:p>
-      <w:pPr>
-        <w:rPr>
-          <w:rFonts w:hint="eastAsia"/>
-        </w:rPr>
-      </w:pPr>
       <w:r>
         <w:tab/>
       </w:r>
@@ -56056,11 +55792,6 @@
       </w:r>
     </w:p>
     <w:p>
-      <w:pPr>
-        <w:rPr>
-          <w:rFonts w:hint="eastAsia"/>
-        </w:rPr>
-      </w:pPr>
       <w:r>
         <w:tab/>
       </w:r>
@@ -56184,9 +55915,6 @@
     <w:p>
       <w:pPr>
         <w:ind w:leftChars="200" w:left="480"/>
-        <w:rPr>
-          <w:rFonts w:hint="eastAsia"/>
-        </w:rPr>
       </w:pPr>
       <w:r>
         <w:rPr>
@@ -56224,9 +55952,6 @@
     <w:p>
       <w:pPr>
         <w:ind w:leftChars="200" w:left="480"/>
-        <w:rPr>
-          <w:rFonts w:hint="eastAsia"/>
-        </w:rPr>
       </w:pPr>
       <w:r>
         <w:rPr>
@@ -56286,9 +56011,6 @@
     <w:p>
       <w:pPr>
         <w:ind w:leftChars="200" w:left="480"/>
-        <w:rPr>
-          <w:rFonts w:hint="eastAsia"/>
-        </w:rPr>
       </w:pPr>
       <w:r>
         <w:rPr>
@@ -56340,9 +56062,6 @@
     <w:p>
       <w:pPr>
         <w:ind w:leftChars="200" w:left="480"/>
-        <w:rPr>
-          <w:rFonts w:hint="eastAsia"/>
-        </w:rPr>
       </w:pPr>
       <w:r>
         <w:rPr>
@@ -56374,9 +56093,6 @@
     <w:p>
       <w:pPr>
         <w:ind w:leftChars="200" w:left="480"/>
-        <w:rPr>
-          <w:rFonts w:hint="eastAsia"/>
-        </w:rPr>
       </w:pPr>
       <w:r>
         <w:rPr>
@@ -56422,9 +56138,6 @@
     <w:p>
       <w:pPr>
         <w:ind w:leftChars="200" w:left="480"/>
-        <w:rPr>
-          <w:rFonts w:hint="eastAsia"/>
-        </w:rPr>
       </w:pPr>
       <w:r>
         <w:rPr>
@@ -56496,9 +56209,6 @@
     <w:p>
       <w:pPr>
         <w:ind w:firstLine="420"/>
-        <w:rPr>
-          <w:rFonts w:hint="eastAsia"/>
-        </w:rPr>
       </w:pPr>
       <w:r>
         <w:rPr>
@@ -56614,11 +56324,6 @@
       </w:r>
     </w:p>
     <w:p>
-      <w:pPr>
-        <w:rPr>
-          <w:rFonts w:hint="eastAsia"/>
-        </w:rPr>
-      </w:pPr>
       <w:r>
         <w:tab/>
       </w:r>
@@ -56779,9 +56484,6 @@
     <w:p>
       <w:pPr>
         <w:ind w:leftChars="200" w:left="480"/>
-        <w:rPr>
-          <w:rFonts w:hint="eastAsia"/>
-        </w:rPr>
       </w:pPr>
       <w:r>
         <w:rPr>
@@ -56811,9 +56513,6 @@
     <w:p>
       <w:pPr>
         <w:ind w:leftChars="200" w:left="480"/>
-        <w:rPr>
-          <w:rFonts w:hint="eastAsia"/>
-        </w:rPr>
       </w:pPr>
       <w:r>
         <w:rPr>
@@ -56839,9 +56538,6 @@
     <w:p>
       <w:pPr>
         <w:ind w:firstLine="420"/>
-        <w:rPr>
-          <w:rFonts w:hint="eastAsia"/>
-        </w:rPr>
       </w:pPr>
       <w:r>
         <w:rPr>
@@ -56859,9 +56555,6 @@
     <w:p>
       <w:pPr>
         <w:ind w:firstLine="420"/>
-        <w:rPr>
-          <w:rFonts w:hint="eastAsia"/>
-        </w:rPr>
       </w:pPr>
       <w:r>
         <w:rPr>
@@ -56873,9 +56566,6 @@
     <w:p>
       <w:pPr>
         <w:ind w:firstLine="420"/>
-        <w:rPr>
-          <w:rFonts w:hint="eastAsia"/>
-        </w:rPr>
       </w:pPr>
       <w:r>
         <w:rPr>
@@ -57076,9 +56766,6 @@
     <w:p>
       <w:pPr>
         <w:ind w:firstLine="420"/>
-        <w:rPr>
-          <w:rFonts w:hint="eastAsia"/>
-        </w:rPr>
       </w:pPr>
       <w:r>
         <w:rPr>
@@ -57239,9 +56926,6 @@
     <w:p>
       <w:pPr>
         <w:ind w:firstLine="420"/>
-        <w:rPr>
-          <w:rFonts w:hint="eastAsia"/>
-        </w:rPr>
       </w:pPr>
       <w:r>
         <w:rPr>
@@ -57424,11 +57108,6 @@
       </w:r>
     </w:p>
     <w:p>
-      <w:pPr>
-        <w:rPr>
-          <w:rFonts w:hint="eastAsia"/>
-        </w:rPr>
-      </w:pPr>
       <w:r>
         <w:tab/>
       </w:r>
@@ -57526,9 +57205,6 @@
     <w:p>
       <w:pPr>
         <w:ind w:firstLine="420"/>
-        <w:rPr>
-          <w:rFonts w:hint="eastAsia"/>
-        </w:rPr>
       </w:pPr>
       <w:r>
         <w:rPr>
@@ -57572,9 +57248,101 @@
     <w:p>
       <w:pPr>
         <w:ind w:firstLine="420"/>
-        <w:rPr>
-          <w:rFonts w:hint="eastAsia"/>
-        </w:rPr>
+      </w:pPr>
+      <w:r>
+        <w:rPr>
+          <w:rFonts w:hint="eastAsia"/>
+        </w:rPr>
+        <w:t>- "ok": true</w:t>
+      </w:r>
+      <w:r>
+        <w:rPr>
+          <w:rFonts w:hint="eastAsia"/>
+        </w:rPr>
+        <w:t>：操作继续</w:t>
+      </w:r>
+    </w:p>
+    <w:p>
+      <w:pPr>
+        <w:ind w:firstLine="420"/>
+      </w:pPr>
+      <w:r>
+        <w:rPr>
+          <w:rFonts w:hint="eastAsia"/>
+        </w:rPr>
+        <w:t>- "ok": false</w:t>
+      </w:r>
+      <w:r>
+        <w:rPr>
+          <w:rFonts w:hint="eastAsia"/>
+        </w:rPr>
+        <w:t>：发生的情况取决于事件：</w:t>
+      </w:r>
+    </w:p>
+    <w:p>
+      <w:pPr>
+        <w:ind w:left="420" w:firstLine="420"/>
+      </w:pPr>
+      <w:r>
+        <w:rPr>
+          <w:rFonts w:hint="eastAsia"/>
+        </w:rPr>
+        <w:t xml:space="preserve">- Stop </w:t>
+      </w:r>
+      <w:r>
+        <w:rPr>
+          <w:rFonts w:hint="eastAsia"/>
+        </w:rPr>
+        <w:t>和</w:t>
+      </w:r>
+      <w:r>
+        <w:rPr>
+          <w:rFonts w:hint="eastAsia"/>
+        </w:rPr>
+        <w:t xml:space="preserve"> </w:t>
+      </w:r>
+      <w:proofErr w:type="spellStart"/>
+      <w:r>
+        <w:rPr>
+          <w:rFonts w:hint="eastAsia"/>
+        </w:rPr>
+        <w:t>SubagentStop</w:t>
+      </w:r>
+      <w:proofErr w:type="spellEnd"/>
+      <w:r>
+        <w:rPr>
+          <w:rFonts w:hint="eastAsia"/>
+        </w:rPr>
+        <w:t>：</w:t>
+      </w:r>
+      <w:r>
+        <w:rPr>
+          <w:rFonts w:hint="eastAsia"/>
+        </w:rPr>
+        <w:t xml:space="preserve">reason </w:t>
+      </w:r>
+      <w:r>
+        <w:rPr>
+          <w:rFonts w:hint="eastAsia"/>
+        </w:rPr>
+        <w:t>被反馈给</w:t>
+      </w:r>
+      <w:r>
+        <w:rPr>
+          <w:rFonts w:hint="eastAsia"/>
+        </w:rPr>
+        <w:t xml:space="preserve"> Claude</w:t>
+      </w:r>
+      <w:r>
+        <w:rPr>
+          <w:rFonts w:hint="eastAsia"/>
+        </w:rPr>
+        <w:t>，以便它继续工作</w:t>
+      </w:r>
+    </w:p>
+    <w:p>
+      <w:pPr>
+        <w:ind w:left="420" w:firstLine="420"/>
       </w:pPr>
       <w:r>
         <w:rPr>
@@ -57582,25 +57350,48 @@
         </w:rPr>
         <w:t xml:space="preserve">- </w:t>
       </w:r>
-      <w:r>
-        <w:rPr>
-          <w:rFonts w:hint="eastAsia"/>
-        </w:rPr>
-        <w:t>"ok": true</w:t>
-      </w:r>
-      <w:r>
-        <w:rPr>
-          <w:rFonts w:hint="eastAsia"/>
-        </w:rPr>
-        <w:t>：操作继续</w:t>
-      </w:r>
-    </w:p>
-    <w:p>
-      <w:pPr>
-        <w:ind w:firstLine="420"/>
-        <w:rPr>
-          <w:rFonts w:hint="eastAsia"/>
-        </w:rPr>
+      <w:proofErr w:type="spellStart"/>
+      <w:r>
+        <w:rPr>
+          <w:rFonts w:hint="eastAsia"/>
+        </w:rPr>
+        <w:t>PreToolUse</w:t>
+      </w:r>
+      <w:proofErr w:type="spellEnd"/>
+      <w:r>
+        <w:rPr>
+          <w:rFonts w:hint="eastAsia"/>
+        </w:rPr>
+        <w:t>：工具调用被拒绝，</w:t>
+      </w:r>
+      <w:r>
+        <w:rPr>
+          <w:rFonts w:hint="eastAsia"/>
+        </w:rPr>
+        <w:t xml:space="preserve">reason </w:t>
+      </w:r>
+      <w:r>
+        <w:rPr>
+          <w:rFonts w:hint="eastAsia"/>
+        </w:rPr>
+        <w:t>作为工具错误返回给</w:t>
+      </w:r>
+      <w:r>
+        <w:rPr>
+          <w:rFonts w:hint="eastAsia"/>
+        </w:rPr>
+        <w:t xml:space="preserve"> Claude</w:t>
+      </w:r>
+      <w:r>
+        <w:rPr>
+          <w:rFonts w:hint="eastAsia"/>
+        </w:rPr>
+        <w:t>，以便它可以调整并继续</w:t>
+      </w:r>
+    </w:p>
+    <w:p>
+      <w:pPr>
+        <w:ind w:left="420" w:firstLine="420"/>
       </w:pPr>
       <w:r>
         <w:rPr>
@@ -57608,63 +57399,61 @@
         </w:rPr>
         <w:t xml:space="preserve">- </w:t>
       </w:r>
-      <w:r>
-        <w:rPr>
-          <w:rFonts w:hint="eastAsia"/>
-        </w:rPr>
-        <w:t>"ok": false</w:t>
-      </w:r>
-      <w:r>
-        <w:rPr>
-          <w:rFonts w:hint="eastAsia"/>
-        </w:rPr>
-        <w:t>：发生的情况取决于事件：</w:t>
-      </w:r>
-    </w:p>
-    <w:p>
-      <w:pPr>
-        <w:ind w:left="420" w:firstLine="420"/>
-        <w:rPr>
-          <w:rFonts w:hint="eastAsia"/>
-        </w:rPr>
-      </w:pPr>
-      <w:r>
-        <w:rPr>
-          <w:rFonts w:hint="eastAsia"/>
-        </w:rPr>
-        <w:t xml:space="preserve">- </w:t>
-      </w:r>
-      <w:r>
-        <w:rPr>
-          <w:rFonts w:hint="eastAsia"/>
-        </w:rPr>
-        <w:t xml:space="preserve">Stop </w:t>
-      </w:r>
+      <w:proofErr w:type="spellStart"/>
+      <w:r>
+        <w:rPr>
+          <w:rFonts w:hint="eastAsia"/>
+        </w:rPr>
+        <w:t>PostToolUse</w:t>
+      </w:r>
+      <w:proofErr w:type="spellEnd"/>
+      <w:r>
+        <w:rPr>
+          <w:rFonts w:hint="eastAsia"/>
+        </w:rPr>
+        <w:t>、</w:t>
+      </w:r>
+      <w:proofErr w:type="spellStart"/>
+      <w:r>
+        <w:rPr>
+          <w:rFonts w:hint="eastAsia"/>
+        </w:rPr>
+        <w:t>PostToolBatch</w:t>
+      </w:r>
+      <w:proofErr w:type="spellEnd"/>
+      <w:r>
+        <w:rPr>
+          <w:rFonts w:hint="eastAsia"/>
+        </w:rPr>
+        <w:t>、</w:t>
+      </w:r>
+      <w:proofErr w:type="spellStart"/>
+      <w:r>
+        <w:rPr>
+          <w:rFonts w:hint="eastAsia"/>
+        </w:rPr>
+        <w:t>UserPromptSubmit</w:t>
+      </w:r>
+      <w:proofErr w:type="spellEnd"/>
       <w:r>
         <w:rPr>
           <w:rFonts w:hint="eastAsia"/>
         </w:rPr>
         <w:t>和</w:t>
       </w:r>
-      <w:r>
-        <w:rPr>
-          <w:rFonts w:hint="eastAsia"/>
-        </w:rPr>
-        <w:t xml:space="preserve"> </w:t>
-      </w:r>
-      <w:proofErr w:type="spellStart"/>
-      <w:r>
-        <w:rPr>
-          <w:rFonts w:hint="eastAsia"/>
-        </w:rPr>
-        <w:t>SubagentStop</w:t>
-      </w:r>
-      <w:proofErr w:type="spellEnd"/>
-      <w:r>
-        <w:rPr>
-          <w:rFonts w:hint="eastAsia"/>
-        </w:rPr>
-        <w:t>：</w:t>
+      <w:proofErr w:type="spellStart"/>
+      <w:r>
+        <w:rPr>
+          <w:rFonts w:hint="eastAsia"/>
+        </w:rPr>
+        <w:t>UserPromptExpansion</w:t>
+      </w:r>
+      <w:proofErr w:type="spellEnd"/>
+      <w:r>
+        <w:rPr>
+          <w:rFonts w:hint="eastAsia"/>
+        </w:rPr>
+        <w:t>：回合结束，</w:t>
       </w:r>
       <w:r>
         <w:rPr>
@@ -57676,161 +57465,12 @@
         <w:rPr>
           <w:rFonts w:hint="eastAsia"/>
         </w:rPr>
-        <w:t>被反馈给</w:t>
-      </w:r>
-      <w:r>
-        <w:rPr>
-          <w:rFonts w:hint="eastAsia"/>
-        </w:rPr>
-        <w:t xml:space="preserve"> Claude</w:t>
-      </w:r>
-      <w:r>
-        <w:rPr>
-          <w:rFonts w:hint="eastAsia"/>
-        </w:rPr>
-        <w:t>，以便它继续工作</w:t>
-      </w:r>
-    </w:p>
-    <w:p>
-      <w:pPr>
-        <w:ind w:left="420" w:firstLine="420"/>
-        <w:rPr>
-          <w:rFonts w:hint="eastAsia"/>
-        </w:rPr>
-      </w:pPr>
-      <w:r>
-        <w:rPr>
-          <w:rFonts w:hint="eastAsia"/>
-        </w:rPr>
-        <w:t xml:space="preserve">- </w:t>
-      </w:r>
-      <w:proofErr w:type="spellStart"/>
-      <w:r>
-        <w:rPr>
-          <w:rFonts w:hint="eastAsia"/>
-        </w:rPr>
-        <w:t>PreToolUse</w:t>
-      </w:r>
-      <w:proofErr w:type="spellEnd"/>
-      <w:r>
-        <w:rPr>
-          <w:rFonts w:hint="eastAsia"/>
-        </w:rPr>
-        <w:t>：工具调用被拒绝，</w:t>
-      </w:r>
-      <w:r>
-        <w:rPr>
-          <w:rFonts w:hint="eastAsia"/>
-        </w:rPr>
-        <w:t xml:space="preserve">reason </w:t>
-      </w:r>
-      <w:r>
-        <w:rPr>
-          <w:rFonts w:hint="eastAsia"/>
-        </w:rPr>
-        <w:t>作为工具错误返回给</w:t>
-      </w:r>
-      <w:r>
-        <w:rPr>
-          <w:rFonts w:hint="eastAsia"/>
-        </w:rPr>
-        <w:t xml:space="preserve"> Claude</w:t>
-      </w:r>
-      <w:r>
-        <w:rPr>
-          <w:rFonts w:hint="eastAsia"/>
-        </w:rPr>
-        <w:t>，以便它可以调整并继续</w:t>
-      </w:r>
-    </w:p>
-    <w:p>
-      <w:pPr>
-        <w:ind w:left="420" w:firstLine="420"/>
-        <w:rPr>
-          <w:rFonts w:hint="eastAsia"/>
-        </w:rPr>
-      </w:pPr>
-      <w:r>
-        <w:rPr>
-          <w:rFonts w:hint="eastAsia"/>
-        </w:rPr>
-        <w:t xml:space="preserve">- </w:t>
-      </w:r>
-      <w:proofErr w:type="spellStart"/>
-      <w:r>
-        <w:rPr>
-          <w:rFonts w:hint="eastAsia"/>
-        </w:rPr>
-        <w:t>PostToolUse</w:t>
-      </w:r>
-      <w:proofErr w:type="spellEnd"/>
-      <w:r>
-        <w:rPr>
-          <w:rFonts w:hint="eastAsia"/>
-        </w:rPr>
-        <w:t>、</w:t>
-      </w:r>
-      <w:proofErr w:type="spellStart"/>
-      <w:r>
-        <w:rPr>
-          <w:rFonts w:hint="eastAsia"/>
-        </w:rPr>
-        <w:t>PostToolBatch</w:t>
-      </w:r>
-      <w:proofErr w:type="spellEnd"/>
-      <w:r>
-        <w:rPr>
-          <w:rFonts w:hint="eastAsia"/>
-        </w:rPr>
-        <w:t>、</w:t>
-      </w:r>
-      <w:proofErr w:type="spellStart"/>
-      <w:r>
-        <w:rPr>
-          <w:rFonts w:hint="eastAsia"/>
-        </w:rPr>
-        <w:t>UserPromptSubmit</w:t>
-      </w:r>
-      <w:proofErr w:type="spellEnd"/>
-      <w:r>
-        <w:rPr>
-          <w:rFonts w:hint="eastAsia"/>
-        </w:rPr>
-        <w:t>和</w:t>
-      </w:r>
-      <w:proofErr w:type="spellStart"/>
-      <w:r>
-        <w:rPr>
-          <w:rFonts w:hint="eastAsia"/>
-        </w:rPr>
-        <w:t>UserPromptExpansion</w:t>
-      </w:r>
-      <w:proofErr w:type="spellEnd"/>
-      <w:r>
-        <w:rPr>
-          <w:rFonts w:hint="eastAsia"/>
-        </w:rPr>
-        <w:t>：回合结束，</w:t>
-      </w:r>
-      <w:r>
-        <w:rPr>
-          <w:rFonts w:hint="eastAsia"/>
-        </w:rPr>
-        <w:t xml:space="preserve">reason </w:t>
-      </w:r>
-      <w:r>
-        <w:rPr>
-          <w:rFonts w:hint="eastAsia"/>
-        </w:rPr>
         <w:t>在聊天中显示为警告行</w:t>
       </w:r>
     </w:p>
     <w:p>
       <w:pPr>
         <w:ind w:firstLine="420"/>
-        <w:rPr>
-          <w:rFonts w:hint="eastAsia"/>
-        </w:rPr>
       </w:pPr>
       <w:r>
         <w:rPr>
@@ -58024,9 +57664,6 @@
     <w:p>
       <w:pPr>
         <w:ind w:firstLine="420"/>
-        <w:rPr>
-          <w:rFonts w:hint="eastAsia"/>
-        </w:rPr>
       </w:pPr>
       <w:r>
         <w:rPr>
@@ -58090,9 +57727,6 @@
     <w:p>
       <w:pPr>
         <w:ind w:firstLine="420"/>
-        <w:rPr>
-          <w:rFonts w:hint="eastAsia"/>
-        </w:rPr>
       </w:pPr>
       <w:r>
         <w:rPr>
@@ -58145,9 +57779,6 @@
     <w:p>
       <w:pPr>
         <w:ind w:firstLine="420"/>
-        <w:rPr>
-          <w:rFonts w:hint="eastAsia"/>
-        </w:rPr>
       </w:pPr>
       <w:r>
         <w:rPr>
@@ -58219,9 +57850,6 @@
     <w:p>
       <w:pPr>
         <w:ind w:firstLine="420"/>
-        <w:rPr>
-          <w:rFonts w:hint="eastAsia"/>
-        </w:rPr>
       </w:pPr>
       <w:r>
         <w:rPr>
@@ -58301,9 +57929,6 @@
     <w:p>
       <w:pPr>
         <w:ind w:firstLine="420"/>
-        <w:rPr>
-          <w:rFonts w:hint="eastAsia"/>
-        </w:rPr>
       </w:pPr>
       <w:r>
         <w:rPr>
@@ -58453,9 +58078,6 @@
     <w:p>
       <w:pPr>
         <w:ind w:firstLine="420"/>
-        <w:rPr>
-          <w:rFonts w:hint="eastAsia"/>
-        </w:rPr>
       </w:pPr>
       <w:r>
         <w:rPr>
@@ -58503,9 +58125,6 @@
     <w:p>
       <w:pPr>
         <w:ind w:firstLine="420"/>
-        <w:rPr>
-          <w:rFonts w:hint="eastAsia"/>
-        </w:rPr>
       </w:pPr>
       <w:r>
         <w:rPr>
@@ -58799,11 +58418,6 @@
       </w:r>
     </w:p>
     <w:p>
-      <w:pPr>
-        <w:rPr>
-          <w:rFonts w:hint="eastAsia"/>
-        </w:rPr>
-      </w:pPr>
       <w:r>
         <w:tab/>
       </w:r>
@@ -58817,9 +58431,6 @@
     <w:p>
       <w:pPr>
         <w:ind w:firstLine="420"/>
-        <w:rPr>
-          <w:rFonts w:hint="eastAsia"/>
-        </w:rPr>
       </w:pPr>
       <w:r>
         <w:rPr>
@@ -58897,9 +58508,6 @@
     <w:p>
       <w:pPr>
         <w:ind w:firstLine="420"/>
-        <w:rPr>
-          <w:rFonts w:hint="eastAsia"/>
-        </w:rPr>
       </w:pPr>
       <w:r>
         <w:rPr>
@@ -59031,9 +58639,6 @@
     <w:p>
       <w:pPr>
         <w:ind w:firstLine="420"/>
-        <w:rPr>
-          <w:rFonts w:hint="eastAsia"/>
-        </w:rPr>
       </w:pPr>
       <w:r>
         <w:rPr>
@@ -59064,9 +58669,6 @@
     <w:p>
       <w:pPr>
         <w:ind w:firstLine="420"/>
-        <w:rPr>
-          <w:rFonts w:hint="eastAsia"/>
-        </w:rPr>
       </w:pPr>
       <w:r>
         <w:rPr>
@@ -59126,9 +58728,6 @@
     <w:p>
       <w:pPr>
         <w:ind w:firstLine="420"/>
-        <w:rPr>
-          <w:rFonts w:hint="eastAsia"/>
-        </w:rPr>
       </w:pPr>
       <w:r>
         <w:rPr>
@@ -59192,9 +58791,6 @@
     <w:p>
       <w:pPr>
         <w:ind w:firstLine="420"/>
-        <w:rPr>
-          <w:rFonts w:hint="eastAsia"/>
-        </w:rPr>
       </w:pPr>
       <w:r>
         <w:rPr>
@@ -59206,9 +58802,6 @@
     <w:p>
       <w:pPr>
         <w:ind w:firstLine="420"/>
-        <w:rPr>
-          <w:rFonts w:hint="eastAsia"/>
-        </w:rPr>
       </w:pPr>
       <w:r>
         <w:rPr>
@@ -59268,9 +58861,6 @@
     <w:p>
       <w:pPr>
         <w:ind w:firstLine="420"/>
-        <w:rPr>
-          <w:rFonts w:hint="eastAsia"/>
-        </w:rPr>
       </w:pPr>
       <w:r>
         <w:rPr>
@@ -59314,9 +58904,6 @@
     <w:p>
       <w:pPr>
         <w:ind w:firstLine="420"/>
-        <w:rPr>
-          <w:rFonts w:hint="eastAsia"/>
-        </w:rPr>
       </w:pPr>
       <w:r>
         <w:rPr>
@@ -59328,9 +58915,6 @@
     <w:p>
       <w:pPr>
         <w:ind w:firstLine="420"/>
-        <w:rPr>
-          <w:rFonts w:hint="eastAsia"/>
-        </w:rPr>
       </w:pPr>
       <w:r>
         <w:rPr>
@@ -59378,9 +58962,6 @@
     <w:p>
       <w:pPr>
         <w:ind w:firstLine="420"/>
-        <w:rPr>
-          <w:rFonts w:hint="eastAsia"/>
-        </w:rPr>
       </w:pPr>
       <w:r>
         <w:rPr>
@@ -59422,9 +59003,6 @@
     <w:p>
       <w:pPr>
         <w:ind w:firstLine="420"/>
-        <w:rPr>
-          <w:rFonts w:hint="eastAsia"/>
-        </w:rPr>
       </w:pPr>
       <w:r>
         <w:rPr>
@@ -65893,7 +65471,2150 @@
         <w:rPr>
           <w:rFonts w:hint="eastAsia"/>
         </w:rPr>
+        <w:t>背景</w:t>
+      </w:r>
+    </w:p>
+    <w:p>
+      <w:pPr>
+        <w:rPr>
+          <w:rFonts w:hint="eastAsia"/>
+          <w:b/>
+          <w:bCs/>
+        </w:rPr>
+      </w:pPr>
+      <w:r>
+        <w:tab/>
+      </w:r>
+      <w:r>
+        <w:rPr>
+          <w:rFonts w:hint="eastAsia"/>
+          <w:b/>
+          <w:bCs/>
+        </w:rPr>
+        <w:t>原生</w:t>
+      </w:r>
+      <w:r>
+        <w:rPr>
+          <w:rFonts w:hint="eastAsia"/>
+          <w:b/>
+          <w:bCs/>
+        </w:rPr>
+        <w:t xml:space="preserve"> Claude Code</w:t>
+      </w:r>
+      <w:r>
+        <w:rPr>
+          <w:rFonts w:hint="eastAsia"/>
+          <w:b/>
+          <w:bCs/>
+        </w:rPr>
+        <w:t>（不用</w:t>
+      </w:r>
+      <w:r>
+        <w:rPr>
+          <w:rFonts w:hint="eastAsia"/>
+          <w:b/>
+          <w:bCs/>
+        </w:rPr>
+        <w:t xml:space="preserve"> Superpowers</w:t>
+      </w:r>
+      <w:r>
+        <w:rPr>
+          <w:rFonts w:hint="eastAsia"/>
+          <w:b/>
+          <w:bCs/>
+        </w:rPr>
+        <w:t>）</w:t>
+      </w:r>
+    </w:p>
+    <w:p>
+      <w:pPr>
+        <w:ind w:firstLine="420"/>
+        <w:rPr>
+          <w:rFonts w:hint="eastAsia"/>
+        </w:rPr>
+      </w:pPr>
+      <w:r>
+        <w:rPr>
+          <w:rFonts w:hint="eastAsia"/>
+        </w:rPr>
+        <w:t xml:space="preserve">- </w:t>
+      </w:r>
+      <w:r>
+        <w:rPr>
+          <w:rFonts w:hint="eastAsia"/>
+        </w:rPr>
+        <w:t>行为：你说需求</w:t>
+      </w:r>
+      <w:r>
+        <w:rPr>
+          <w:rFonts w:hint="eastAsia"/>
+        </w:rPr>
+        <w:t xml:space="preserve"> </w:t>
+      </w:r>
+      <w:r>
+        <w:rPr>
+          <w:rFonts w:hint="eastAsia"/>
+        </w:rPr>
+        <w:t>→</w:t>
+      </w:r>
+      <w:r>
+        <w:rPr>
+          <w:rFonts w:hint="eastAsia"/>
+        </w:rPr>
+        <w:t xml:space="preserve"> </w:t>
+      </w:r>
+      <w:r>
+        <w:rPr>
+          <w:rFonts w:hint="eastAsia"/>
+        </w:rPr>
+        <w:t>直接写代码</w:t>
+      </w:r>
+      <w:r>
+        <w:rPr>
+          <w:rFonts w:hint="eastAsia"/>
+        </w:rPr>
+        <w:t xml:space="preserve"> </w:t>
+      </w:r>
+      <w:r>
+        <w:rPr>
+          <w:rFonts w:hint="eastAsia"/>
+        </w:rPr>
+        <w:t>→</w:t>
+      </w:r>
+      <w:r>
+        <w:rPr>
+          <w:rFonts w:hint="eastAsia"/>
+        </w:rPr>
+        <w:t xml:space="preserve"> </w:t>
+      </w:r>
+      <w:r>
+        <w:rPr>
+          <w:rFonts w:hint="eastAsia"/>
+          <w:color w:val="EE0000"/>
+        </w:rPr>
+        <w:t>不确认、不规划、不写测试、不审查</w:t>
+      </w:r>
+    </w:p>
+    <w:p>
+      <w:pPr>
+        <w:ind w:firstLine="420"/>
+        <w:rPr>
+          <w:rFonts w:hint="eastAsia"/>
+        </w:rPr>
+      </w:pPr>
+      <w:r>
+        <w:rPr>
+          <w:rFonts w:hint="eastAsia"/>
+        </w:rPr>
+        <w:t xml:space="preserve">- </w:t>
+      </w:r>
+      <w:r>
+        <w:rPr>
+          <w:rFonts w:hint="eastAsia"/>
+        </w:rPr>
+        <w:t>特点：反应快、轻量、适合小脚本</w:t>
+      </w:r>
+      <w:r>
+        <w:rPr>
+          <w:rFonts w:hint="eastAsia"/>
+        </w:rPr>
+        <w:t xml:space="preserve"> / </w:t>
+      </w:r>
+      <w:r>
+        <w:rPr>
+          <w:rFonts w:hint="eastAsia"/>
+        </w:rPr>
+        <w:t>玩具项目</w:t>
+      </w:r>
+    </w:p>
+    <w:p>
+      <w:pPr>
+        <w:ind w:firstLine="420"/>
+        <w:rPr>
+          <w:rFonts w:hint="eastAsia"/>
+        </w:rPr>
+      </w:pPr>
+      <w:r>
+        <w:rPr>
+          <w:rFonts w:hint="eastAsia"/>
+        </w:rPr>
+        <w:t xml:space="preserve">- </w:t>
+      </w:r>
+      <w:r>
+        <w:rPr>
+          <w:rFonts w:hint="eastAsia"/>
+        </w:rPr>
+        <w:t>痛点：</w:t>
+      </w:r>
+    </w:p>
+    <w:p>
+      <w:pPr>
+        <w:ind w:left="420" w:firstLine="420"/>
+        <w:rPr>
+          <w:rFonts w:hint="eastAsia"/>
+        </w:rPr>
+      </w:pPr>
+      <w:r>
+        <w:rPr>
+          <w:rFonts w:hint="eastAsia"/>
+        </w:rPr>
+        <w:t xml:space="preserve">- </w:t>
+      </w:r>
+      <w:r>
+        <w:rPr>
+          <w:rFonts w:hint="eastAsia"/>
+        </w:rPr>
+        <w:t>需求理解跑偏，不问清就开写</w:t>
+      </w:r>
+    </w:p>
+    <w:p>
+      <w:pPr>
+        <w:ind w:left="420" w:firstLine="420"/>
+        <w:rPr>
+          <w:rFonts w:hint="eastAsia"/>
+        </w:rPr>
+      </w:pPr>
+      <w:r>
+        <w:rPr>
+          <w:rFonts w:hint="eastAsia"/>
+        </w:rPr>
+        <w:t xml:space="preserve">- </w:t>
+      </w:r>
+      <w:r>
+        <w:rPr>
+          <w:rFonts w:hint="eastAsia"/>
+        </w:rPr>
+        <w:t>复杂项目「长会话漂移」，越改越乱</w:t>
+      </w:r>
+    </w:p>
+    <w:p>
+      <w:pPr>
+        <w:ind w:left="420" w:firstLine="420"/>
+        <w:rPr>
+          <w:rFonts w:hint="eastAsia"/>
+        </w:rPr>
+      </w:pPr>
+      <w:r>
+        <w:rPr>
+          <w:rFonts w:hint="eastAsia"/>
+        </w:rPr>
+        <w:t xml:space="preserve">- </w:t>
+      </w:r>
+      <w:r>
+        <w:rPr>
+          <w:rFonts w:hint="eastAsia"/>
+        </w:rPr>
+        <w:t>无测试、无评审，质量全靠运气</w:t>
+      </w:r>
+    </w:p>
+    <w:p>
+      <w:pPr>
+        <w:ind w:left="420" w:firstLine="420"/>
+        <w:rPr>
+          <w:rFonts w:hint="eastAsia"/>
+        </w:rPr>
+      </w:pPr>
+      <w:r>
+        <w:rPr>
+          <w:rFonts w:hint="eastAsia"/>
+        </w:rPr>
+        <w:t xml:space="preserve">- </w:t>
+      </w:r>
+      <w:r>
+        <w:rPr>
+          <w:rFonts w:hint="eastAsia"/>
+        </w:rPr>
+        <w:t>长任务（</w:t>
+      </w:r>
+      <w:r>
+        <w:rPr>
+          <w:rFonts w:hint="eastAsia"/>
+        </w:rPr>
+        <w:t xml:space="preserve">10 + </w:t>
+      </w:r>
+      <w:r>
+        <w:rPr>
+          <w:rFonts w:hint="eastAsia"/>
+        </w:rPr>
+        <w:t>文件）容易失控、反复返工</w:t>
+      </w:r>
+    </w:p>
+    <w:p>
+      <w:pPr>
+        <w:ind w:left="420" w:firstLine="420"/>
+        <w:rPr>
+          <w:rFonts w:hint="eastAsia"/>
+        </w:rPr>
+      </w:pPr>
+      <w:r>
+        <w:rPr>
+          <w:rFonts w:hint="eastAsia"/>
+        </w:rPr>
+        <w:t xml:space="preserve">- </w:t>
+      </w:r>
+      <w:r>
+        <w:rPr>
+          <w:rFonts w:hint="eastAsia"/>
+        </w:rPr>
+        <w:t>团队协作无统一规范，每个人调教方式不一样</w:t>
+      </w:r>
+    </w:p>
+    <w:p>
+      <w:pPr>
+        <w:ind w:firstLine="420"/>
+        <w:rPr>
+          <w:rFonts w:hint="eastAsia"/>
+          <w:b/>
+          <w:bCs/>
+        </w:rPr>
+      </w:pPr>
+      <w:r>
+        <w:rPr>
+          <w:rFonts w:hint="eastAsia"/>
+          <w:b/>
+          <w:bCs/>
+        </w:rPr>
+        <w:t>用</w:t>
+      </w:r>
+      <w:r>
+        <w:rPr>
+          <w:rFonts w:hint="eastAsia"/>
+          <w:b/>
+          <w:bCs/>
+        </w:rPr>
+        <w:t xml:space="preserve"> Superpowers</w:t>
+      </w:r>
+      <w:r>
+        <w:rPr>
+          <w:rFonts w:hint="eastAsia"/>
+          <w:b/>
+          <w:bCs/>
+        </w:rPr>
+        <w:t>（核心优势）</w:t>
+      </w:r>
+    </w:p>
+    <w:p>
+      <w:pPr>
+        <w:ind w:firstLine="420"/>
+        <w:rPr>
+          <w:rFonts w:hint="eastAsia"/>
+        </w:rPr>
+      </w:pPr>
+      <w:r>
+        <w:rPr>
+          <w:rFonts w:hint="eastAsia"/>
+        </w:rPr>
+        <w:t>一句话：</w:t>
+      </w:r>
+      <w:r>
+        <w:rPr>
+          <w:rFonts w:hint="eastAsia"/>
+          <w:color w:val="EE0000"/>
+        </w:rPr>
+        <w:t>给</w:t>
+      </w:r>
+      <w:r>
+        <w:rPr>
+          <w:rFonts w:hint="eastAsia"/>
+          <w:color w:val="EE0000"/>
+        </w:rPr>
+        <w:t xml:space="preserve"> Claude </w:t>
+      </w:r>
+      <w:r>
+        <w:rPr>
+          <w:rFonts w:hint="eastAsia"/>
+          <w:color w:val="EE0000"/>
+        </w:rPr>
+        <w:t>套上「软件工程纪律与护栏」，从「随性写代码」变成「按标准流程交付」</w:t>
+      </w:r>
+      <w:r>
+        <w:rPr>
+          <w:rFonts w:hint="eastAsia"/>
+        </w:rPr>
+        <w:t>。</w:t>
+      </w:r>
+    </w:p>
+    <w:p>
+      <w:pPr>
+        <w:ind w:firstLine="420"/>
+        <w:rPr>
+          <w:rFonts w:hint="eastAsia"/>
+        </w:rPr>
+      </w:pPr>
+      <w:r>
+        <w:rPr>
+          <w:rFonts w:hint="eastAsia"/>
+        </w:rPr>
+        <w:t>1</w:t>
+      </w:r>
+      <w:r>
+        <w:rPr>
+          <w:rFonts w:hint="eastAsia"/>
+        </w:rPr>
+        <w:t>、</w:t>
+      </w:r>
+      <w:r>
+        <w:rPr>
+          <w:rFonts w:hint="eastAsia"/>
+        </w:rPr>
+        <w:t>强制标准化工作流（</w:t>
+      </w:r>
+      <w:r>
+        <w:rPr>
+          <w:rFonts w:hint="eastAsia"/>
+        </w:rPr>
+        <w:t>Process over Prompt</w:t>
+      </w:r>
+      <w:r>
+        <w:rPr>
+          <w:rFonts w:hint="eastAsia"/>
+        </w:rPr>
+        <w:t>）</w:t>
+      </w:r>
+    </w:p>
+    <w:p>
+      <w:pPr>
+        <w:ind w:firstLine="420"/>
+        <w:rPr>
+          <w:rFonts w:hint="eastAsia"/>
+        </w:rPr>
+      </w:pPr>
+      <w:r>
+        <w:rPr>
+          <w:rFonts w:hint="eastAsia"/>
+        </w:rPr>
+        <w:t>固定</w:t>
+      </w:r>
+      <w:r>
+        <w:rPr>
+          <w:rFonts w:hint="eastAsia"/>
+        </w:rPr>
+        <w:t xml:space="preserve"> 7 </w:t>
+      </w:r>
+      <w:r>
+        <w:rPr>
+          <w:rFonts w:hint="eastAsia"/>
+        </w:rPr>
+        <w:t>步闭环，</w:t>
+      </w:r>
+      <w:r>
+        <w:rPr>
+          <w:rFonts w:hint="eastAsia"/>
+          <w:color w:val="EE0000"/>
+        </w:rPr>
+        <w:t>每一步都有「质量门」，不满足不能往下走</w:t>
+      </w:r>
+      <w:r>
+        <w:rPr>
+          <w:rFonts w:hint="eastAsia"/>
+        </w:rPr>
+        <w:t>：</w:t>
+      </w:r>
+    </w:p>
+    <w:p>
+      <w:pPr>
+        <w:ind w:firstLine="420"/>
+        <w:rPr>
+          <w:rFonts w:hint="eastAsia"/>
+        </w:rPr>
+      </w:pPr>
+      <w:r>
+        <w:rPr>
+          <w:rFonts w:hint="eastAsia"/>
+          <w:color w:val="EE0000"/>
+        </w:rPr>
+        <w:t>Brainstorm</w:t>
+      </w:r>
+      <w:r>
+        <w:rPr>
+          <w:rFonts w:hint="eastAsia"/>
+          <w:color w:val="EE0000"/>
+        </w:rPr>
+        <w:t>（需求澄清</w:t>
+      </w:r>
+      <w:r>
+        <w:rPr>
+          <w:rFonts w:hint="eastAsia"/>
+          <w:color w:val="EE0000"/>
+        </w:rPr>
+        <w:t xml:space="preserve"> / </w:t>
+      </w:r>
+      <w:r>
+        <w:rPr>
+          <w:rFonts w:hint="eastAsia"/>
+          <w:color w:val="EE0000"/>
+        </w:rPr>
+        <w:t>方案选型）</w:t>
+      </w:r>
+      <w:r>
+        <w:rPr>
+          <w:rFonts w:hint="eastAsia"/>
+        </w:rPr>
+        <w:t>→</w:t>
+      </w:r>
+      <w:r>
+        <w:rPr>
+          <w:rFonts w:hint="eastAsia"/>
+        </w:rPr>
+        <w:t xml:space="preserve"> </w:t>
+      </w:r>
+      <w:r>
+        <w:rPr>
+          <w:rFonts w:hint="eastAsia"/>
+        </w:rPr>
+        <w:t>必须输出设计文档</w:t>
+      </w:r>
+    </w:p>
+    <w:p>
+      <w:pPr>
+        <w:ind w:firstLine="420"/>
+        <w:rPr>
+          <w:rFonts w:hint="eastAsia"/>
+        </w:rPr>
+      </w:pPr>
+      <w:r>
+        <w:rPr>
+          <w:rFonts w:hint="eastAsia"/>
+        </w:rPr>
+        <w:t xml:space="preserve">Git </w:t>
+      </w:r>
+      <w:r>
+        <w:rPr>
+          <w:rFonts w:hint="eastAsia"/>
+        </w:rPr>
+        <w:t>分支隔离（自动建分支，不污染主分支）</w:t>
+      </w:r>
+    </w:p>
+    <w:p>
+      <w:pPr>
+        <w:ind w:firstLine="420"/>
+        <w:rPr>
+          <w:rFonts w:hint="eastAsia"/>
+        </w:rPr>
+      </w:pPr>
+      <w:r>
+        <w:rPr>
+          <w:rFonts w:hint="eastAsia"/>
+          <w:color w:val="EE0000"/>
+        </w:rPr>
+        <w:t>Writing Plans</w:t>
+      </w:r>
+      <w:r>
+        <w:rPr>
+          <w:rFonts w:hint="eastAsia"/>
+        </w:rPr>
+        <w:t>（拆成</w:t>
+      </w:r>
+      <w:r>
+        <w:rPr>
+          <w:rFonts w:hint="eastAsia"/>
+        </w:rPr>
+        <w:t xml:space="preserve"> 2</w:t>
+      </w:r>
+      <w:r>
+        <w:rPr>
+          <w:rFonts w:hint="eastAsia"/>
+        </w:rPr>
+        <w:t>–</w:t>
+      </w:r>
+      <w:r>
+        <w:rPr>
+          <w:rFonts w:hint="eastAsia"/>
+        </w:rPr>
+        <w:t xml:space="preserve">5 </w:t>
+      </w:r>
+      <w:proofErr w:type="gramStart"/>
+      <w:r>
+        <w:rPr>
+          <w:rFonts w:hint="eastAsia"/>
+        </w:rPr>
+        <w:t>分钟小</w:t>
+      </w:r>
+      <w:proofErr w:type="gramEnd"/>
+      <w:r>
+        <w:rPr>
+          <w:rFonts w:hint="eastAsia"/>
+        </w:rPr>
+        <w:t>任务，带路径</w:t>
+      </w:r>
+      <w:r>
+        <w:rPr>
+          <w:rFonts w:hint="eastAsia"/>
+        </w:rPr>
+        <w:t xml:space="preserve"> / </w:t>
+      </w:r>
+      <w:r>
+        <w:rPr>
+          <w:rFonts w:hint="eastAsia"/>
+        </w:rPr>
+        <w:t>命令</w:t>
+      </w:r>
+      <w:r>
+        <w:rPr>
+          <w:rFonts w:hint="eastAsia"/>
+        </w:rPr>
+        <w:t xml:space="preserve"> / </w:t>
+      </w:r>
+      <w:r>
+        <w:rPr>
+          <w:rFonts w:hint="eastAsia"/>
+        </w:rPr>
+        <w:t>预期）</w:t>
+      </w:r>
+    </w:p>
+    <w:p>
+      <w:pPr>
+        <w:ind w:firstLine="420"/>
+        <w:rPr>
+          <w:rFonts w:hint="eastAsia"/>
+        </w:rPr>
+      </w:pPr>
+      <w:r>
+        <w:rPr>
+          <w:rFonts w:hint="eastAsia"/>
+          <w:color w:val="EE0000"/>
+        </w:rPr>
+        <w:t>TDD</w:t>
+      </w:r>
+      <w:r>
+        <w:rPr>
+          <w:rFonts w:hint="eastAsia"/>
+        </w:rPr>
+        <w:t>（先</w:t>
+      </w:r>
+      <w:proofErr w:type="gramStart"/>
+      <w:r>
+        <w:rPr>
+          <w:rFonts w:hint="eastAsia"/>
+        </w:rPr>
+        <w:t>写失败</w:t>
+      </w:r>
+      <w:proofErr w:type="gramEnd"/>
+      <w:r>
+        <w:rPr>
+          <w:rFonts w:hint="eastAsia"/>
+        </w:rPr>
+        <w:t>测试</w:t>
+      </w:r>
+      <w:r>
+        <w:rPr>
+          <w:rFonts w:hint="eastAsia"/>
+        </w:rPr>
+        <w:t xml:space="preserve"> </w:t>
+      </w:r>
+      <w:r>
+        <w:rPr>
+          <w:rFonts w:hint="eastAsia"/>
+        </w:rPr>
+        <w:t>→</w:t>
+      </w:r>
+      <w:r>
+        <w:rPr>
+          <w:rFonts w:hint="eastAsia"/>
+        </w:rPr>
+        <w:t xml:space="preserve"> </w:t>
+      </w:r>
+      <w:r>
+        <w:rPr>
+          <w:rFonts w:hint="eastAsia"/>
+        </w:rPr>
+        <w:t>再写代码</w:t>
+      </w:r>
+      <w:r>
+        <w:rPr>
+          <w:rFonts w:hint="eastAsia"/>
+        </w:rPr>
+        <w:t xml:space="preserve"> </w:t>
+      </w:r>
+      <w:r>
+        <w:rPr>
+          <w:rFonts w:hint="eastAsia"/>
+        </w:rPr>
+        <w:t>→</w:t>
+      </w:r>
+      <w:r>
+        <w:rPr>
+          <w:rFonts w:hint="eastAsia"/>
+        </w:rPr>
+        <w:t xml:space="preserve"> </w:t>
+      </w:r>
+      <w:r>
+        <w:rPr>
+          <w:rFonts w:hint="eastAsia"/>
+        </w:rPr>
+        <w:t>重构，强制红→绿→重构）</w:t>
+      </w:r>
+    </w:p>
+    <w:p>
+      <w:pPr>
+        <w:ind w:firstLine="420"/>
+        <w:rPr>
+          <w:rFonts w:hint="eastAsia"/>
+        </w:rPr>
+      </w:pPr>
+      <w:r>
+        <w:rPr>
+          <w:rFonts w:hint="eastAsia"/>
+          <w:color w:val="EE0000"/>
+        </w:rPr>
+        <w:t>并行子代理执行</w:t>
+      </w:r>
+      <w:r>
+        <w:rPr>
+          <w:rFonts w:hint="eastAsia"/>
+        </w:rPr>
+        <w:t>（多</w:t>
+      </w:r>
+      <w:r>
+        <w:rPr>
+          <w:rFonts w:hint="eastAsia"/>
+        </w:rPr>
+        <w:t xml:space="preserve"> Subagent </w:t>
+      </w:r>
+      <w:r>
+        <w:rPr>
+          <w:rFonts w:hint="eastAsia"/>
+        </w:rPr>
+        <w:t>同时做独立任务）</w:t>
+      </w:r>
+    </w:p>
+    <w:p>
+      <w:pPr>
+        <w:ind w:firstLine="420"/>
+        <w:rPr>
+          <w:rFonts w:hint="eastAsia"/>
+        </w:rPr>
+      </w:pPr>
+      <w:proofErr w:type="gramStart"/>
+      <w:r>
+        <w:rPr>
+          <w:rFonts w:hint="eastAsia"/>
+          <w:color w:val="EE0000"/>
+        </w:rPr>
+        <w:t>双阶段</w:t>
+      </w:r>
+      <w:proofErr w:type="gramEnd"/>
+      <w:r>
+        <w:rPr>
+          <w:rFonts w:hint="eastAsia"/>
+          <w:color w:val="EE0000"/>
+        </w:rPr>
+        <w:t>代码审查</w:t>
+      </w:r>
+      <w:r>
+        <w:rPr>
+          <w:rFonts w:hint="eastAsia"/>
+        </w:rPr>
+        <w:t>（自我审查</w:t>
+      </w:r>
+      <w:r>
+        <w:rPr>
+          <w:rFonts w:hint="eastAsia"/>
+        </w:rPr>
+        <w:t xml:space="preserve"> + </w:t>
+      </w:r>
+      <w:r>
+        <w:rPr>
+          <w:rFonts w:hint="eastAsia"/>
+        </w:rPr>
+        <w:t>规范审查）</w:t>
+      </w:r>
+    </w:p>
+    <w:p>
+      <w:pPr>
+        <w:ind w:firstLine="420"/>
+        <w:rPr>
+          <w:rFonts w:hint="eastAsia"/>
+        </w:rPr>
+      </w:pPr>
+      <w:r>
+        <w:rPr>
+          <w:rFonts w:hint="eastAsia"/>
+        </w:rPr>
+        <w:t>提交</w:t>
+      </w:r>
+      <w:r>
+        <w:rPr>
+          <w:rFonts w:hint="eastAsia"/>
+        </w:rPr>
+        <w:t xml:space="preserve"> / PR / </w:t>
+      </w:r>
+      <w:r>
+        <w:rPr>
+          <w:rFonts w:hint="eastAsia"/>
+        </w:rPr>
+        <w:t>归档（自动规范</w:t>
+      </w:r>
+      <w:r>
+        <w:rPr>
+          <w:rFonts w:hint="eastAsia"/>
+        </w:rPr>
+        <w:t xml:space="preserve"> commit</w:t>
+      </w:r>
+      <w:r>
+        <w:rPr>
+          <w:rFonts w:hint="eastAsia"/>
+        </w:rPr>
+        <w:t>、</w:t>
+      </w:r>
+      <w:r>
+        <w:rPr>
+          <w:rFonts w:hint="eastAsia"/>
+        </w:rPr>
+        <w:t>changelog</w:t>
+      </w:r>
+      <w:r>
+        <w:rPr>
+          <w:rFonts w:hint="eastAsia"/>
+        </w:rPr>
+        <w:t>）</w:t>
+      </w:r>
+    </w:p>
+    <w:p>
+      <w:pPr>
+        <w:ind w:firstLine="420"/>
+        <w:rPr>
+          <w:rFonts w:hint="eastAsia"/>
+        </w:rPr>
+      </w:pPr>
+      <w:r>
+        <w:rPr>
+          <w:rFonts w:hint="eastAsia"/>
+        </w:rPr>
+        <w:lastRenderedPageBreak/>
+        <w:t>2</w:t>
+      </w:r>
+      <w:r>
+        <w:rPr>
+          <w:rFonts w:hint="eastAsia"/>
+        </w:rPr>
+        <w:t>、</w:t>
+      </w:r>
+      <w:r>
+        <w:rPr>
+          <w:rFonts w:hint="eastAsia"/>
+        </w:rPr>
+        <w:t>内置</w:t>
+      </w:r>
+      <w:r>
+        <w:rPr>
+          <w:rFonts w:hint="eastAsia"/>
+        </w:rPr>
+        <w:t xml:space="preserve"> 20+ </w:t>
+      </w:r>
+      <w:proofErr w:type="gramStart"/>
+      <w:r>
+        <w:rPr>
+          <w:rFonts w:hint="eastAsia"/>
+        </w:rPr>
+        <w:t>个</w:t>
+      </w:r>
+      <w:proofErr w:type="gramEnd"/>
+      <w:r>
+        <w:rPr>
+          <w:rFonts w:hint="eastAsia"/>
+        </w:rPr>
+        <w:t>生产级</w:t>
+      </w:r>
+      <w:r>
+        <w:rPr>
+          <w:rFonts w:hint="eastAsia"/>
+        </w:rPr>
+        <w:t xml:space="preserve"> Skill</w:t>
+      </w:r>
+      <w:r>
+        <w:rPr>
+          <w:rFonts w:hint="eastAsia"/>
+        </w:rPr>
+        <w:t>（技能）</w:t>
+      </w:r>
+    </w:p>
+    <w:p>
+      <w:pPr>
+        <w:ind w:firstLine="420"/>
+        <w:rPr>
+          <w:rFonts w:hint="eastAsia"/>
+        </w:rPr>
+      </w:pPr>
+      <w:r>
+        <w:rPr>
+          <w:rFonts w:hint="eastAsia"/>
+        </w:rPr>
+        <w:t>每个</w:t>
+      </w:r>
+      <w:r>
+        <w:rPr>
+          <w:rFonts w:hint="eastAsia"/>
+        </w:rPr>
+        <w:t xml:space="preserve"> Skill </w:t>
+      </w:r>
+      <w:r>
+        <w:rPr>
+          <w:rFonts w:hint="eastAsia"/>
+        </w:rPr>
+        <w:t>是一个「可复用的小工作流」，覆盖全流程：</w:t>
+      </w:r>
+    </w:p>
+    <w:p>
+      <w:pPr>
+        <w:ind w:firstLine="420"/>
+        <w:rPr>
+          <w:rFonts w:hint="eastAsia"/>
+        </w:rPr>
+      </w:pPr>
+      <w:r>
+        <w:rPr>
+          <w:rFonts w:hint="eastAsia"/>
+        </w:rPr>
+        <w:t>brainstorming</w:t>
+      </w:r>
+      <w:r>
+        <w:rPr>
+          <w:rFonts w:hint="eastAsia"/>
+        </w:rPr>
+        <w:t>：需求深挖、技术选型、方案对比</w:t>
+      </w:r>
+    </w:p>
+    <w:p>
+      <w:pPr>
+        <w:ind w:firstLine="420"/>
+        <w:rPr>
+          <w:rFonts w:hint="eastAsia"/>
+        </w:rPr>
+      </w:pPr>
+      <w:r>
+        <w:rPr>
+          <w:rFonts w:hint="eastAsia"/>
+        </w:rPr>
+        <w:t>writing-plans</w:t>
+      </w:r>
+      <w:r>
+        <w:rPr>
+          <w:rFonts w:hint="eastAsia"/>
+        </w:rPr>
+        <w:t>：结构化任务拆解（防遗漏、防混乱）</w:t>
+      </w:r>
+    </w:p>
+    <w:p>
+      <w:pPr>
+        <w:ind w:firstLine="420"/>
+        <w:rPr>
+          <w:rFonts w:hint="eastAsia"/>
+        </w:rPr>
+      </w:pPr>
+      <w:r>
+        <w:rPr>
+          <w:rFonts w:hint="eastAsia"/>
+        </w:rPr>
+        <w:t>test-driven-development</w:t>
+      </w:r>
+      <w:r>
+        <w:rPr>
+          <w:rFonts w:hint="eastAsia"/>
+        </w:rPr>
+        <w:t>：强制</w:t>
+      </w:r>
+      <w:r>
+        <w:rPr>
+          <w:rFonts w:hint="eastAsia"/>
+        </w:rPr>
+        <w:t xml:space="preserve"> TDD</w:t>
+      </w:r>
+      <w:r>
+        <w:rPr>
+          <w:rFonts w:hint="eastAsia"/>
+        </w:rPr>
+        <w:t>，质量底线</w:t>
+      </w:r>
+    </w:p>
+    <w:p>
+      <w:pPr>
+        <w:ind w:firstLine="420"/>
+        <w:rPr>
+          <w:rFonts w:hint="eastAsia"/>
+        </w:rPr>
+      </w:pPr>
+      <w:r>
+        <w:rPr>
+          <w:rFonts w:hint="eastAsia"/>
+        </w:rPr>
+        <w:t>systematic-debugging</w:t>
+      </w:r>
+      <w:r>
+        <w:rPr>
+          <w:rFonts w:hint="eastAsia"/>
+        </w:rPr>
+        <w:t>：系统化排错（日志分析、二分定位）</w:t>
+      </w:r>
+    </w:p>
+    <w:p>
+      <w:pPr>
+        <w:ind w:firstLine="420"/>
+        <w:rPr>
+          <w:rFonts w:hint="eastAsia"/>
+        </w:rPr>
+      </w:pPr>
+      <w:r>
+        <w:rPr>
+          <w:rFonts w:hint="eastAsia"/>
+        </w:rPr>
+        <w:t>dispatching-parallel-agents</w:t>
+      </w:r>
+      <w:r>
+        <w:rPr>
+          <w:rFonts w:hint="eastAsia"/>
+        </w:rPr>
+        <w:t>：并行多任务（加速复杂项目）</w:t>
+      </w:r>
+    </w:p>
+    <w:p>
+      <w:pPr>
+        <w:ind w:firstLine="420"/>
+        <w:rPr>
+          <w:rFonts w:hint="eastAsia"/>
+        </w:rPr>
+      </w:pPr>
+      <w:proofErr w:type="spellStart"/>
+      <w:r>
+        <w:rPr>
+          <w:rFonts w:hint="eastAsia"/>
+        </w:rPr>
+        <w:t>chinese</w:t>
+      </w:r>
+      <w:proofErr w:type="spellEnd"/>
+      <w:r>
+        <w:rPr>
+          <w:rFonts w:hint="eastAsia"/>
+        </w:rPr>
+        <w:t>-commit-conventions</w:t>
+      </w:r>
+      <w:r>
+        <w:rPr>
+          <w:rFonts w:hint="eastAsia"/>
+        </w:rPr>
+        <w:t>：中文规范</w:t>
+      </w:r>
+      <w:r>
+        <w:rPr>
+          <w:rFonts w:hint="eastAsia"/>
+        </w:rPr>
+        <w:t xml:space="preserve"> commit</w:t>
+      </w:r>
+      <w:r>
+        <w:rPr>
+          <w:rFonts w:hint="eastAsia"/>
+        </w:rPr>
+        <w:t>、自动</w:t>
+      </w:r>
+      <w:r>
+        <w:rPr>
+          <w:rFonts w:hint="eastAsia"/>
+        </w:rPr>
+        <w:t xml:space="preserve"> changelog</w:t>
+      </w:r>
+    </w:p>
+    <w:p>
+      <w:pPr>
+        <w:ind w:firstLine="420"/>
+        <w:rPr>
+          <w:rFonts w:hint="eastAsia"/>
+        </w:rPr>
+      </w:pPr>
+      <w:r>
+        <w:rPr>
+          <w:rFonts w:hint="eastAsia"/>
+        </w:rPr>
+        <w:t>code-review</w:t>
+      </w:r>
+      <w:r>
+        <w:rPr>
+          <w:rFonts w:hint="eastAsia"/>
+        </w:rPr>
+        <w:t>：两轮审查（找</w:t>
+      </w:r>
+      <w:r>
+        <w:rPr>
+          <w:rFonts w:hint="eastAsia"/>
+        </w:rPr>
+        <w:t xml:space="preserve"> bug</w:t>
+      </w:r>
+      <w:r>
+        <w:rPr>
+          <w:rFonts w:hint="eastAsia"/>
+        </w:rPr>
+        <w:t>、风格、安全问题）</w:t>
+      </w:r>
+    </w:p>
+    <w:p>
+      <w:pPr>
+        <w:ind w:firstLine="420"/>
+        <w:rPr>
+          <w:rFonts w:hint="eastAsia"/>
+        </w:rPr>
+      </w:pPr>
+      <w:r>
+        <w:rPr>
+          <w:rFonts w:hint="eastAsia"/>
+        </w:rPr>
+        <w:t>3</w:t>
+      </w:r>
+      <w:r>
+        <w:rPr>
+          <w:rFonts w:hint="eastAsia"/>
+        </w:rPr>
+        <w:t>、</w:t>
+      </w:r>
+      <w:r>
+        <w:rPr>
+          <w:rFonts w:hint="eastAsia"/>
+        </w:rPr>
+        <w:t>原生支持多</w:t>
+      </w:r>
+      <w:r>
+        <w:rPr>
+          <w:rFonts w:hint="eastAsia"/>
+        </w:rPr>
+        <w:t xml:space="preserve"> Agent </w:t>
+      </w:r>
+      <w:r>
+        <w:rPr>
+          <w:rFonts w:hint="eastAsia"/>
+        </w:rPr>
+        <w:t>编排（</w:t>
+      </w:r>
+      <w:r>
+        <w:rPr>
+          <w:rFonts w:hint="eastAsia"/>
+        </w:rPr>
+        <w:t>Subagent</w:t>
+      </w:r>
+      <w:r>
+        <w:rPr>
+          <w:rFonts w:hint="eastAsia"/>
+        </w:rPr>
+        <w:t>）</w:t>
+      </w:r>
+    </w:p>
+    <w:p>
+      <w:pPr>
+        <w:ind w:firstLine="420"/>
+        <w:rPr>
+          <w:rFonts w:hint="eastAsia"/>
+        </w:rPr>
+      </w:pPr>
+      <w:r>
+        <w:rPr>
+          <w:rFonts w:hint="eastAsia"/>
+        </w:rPr>
+        <w:t>自动</w:t>
+      </w:r>
+      <w:r>
+        <w:rPr>
+          <w:rFonts w:hint="eastAsia"/>
+        </w:rPr>
+        <w:t xml:space="preserve"> spawn </w:t>
+      </w:r>
+      <w:r>
+        <w:rPr>
+          <w:rFonts w:hint="eastAsia"/>
+        </w:rPr>
+        <w:t>多个子代理，分工协作（如：一个写接口、一个写测试、一个做审查）</w:t>
+      </w:r>
+    </w:p>
+    <w:p>
+      <w:pPr>
+        <w:ind w:firstLine="420"/>
+        <w:rPr>
+          <w:rFonts w:hint="eastAsia"/>
+        </w:rPr>
+      </w:pPr>
+      <w:r>
+        <w:rPr>
+          <w:rFonts w:hint="eastAsia"/>
+        </w:rPr>
+        <w:t>支持并行执行，互不干扰，提升效率</w:t>
+      </w:r>
+    </w:p>
+    <w:p>
+      <w:pPr>
+        <w:ind w:firstLine="420"/>
+        <w:rPr>
+          <w:rFonts w:hint="eastAsia"/>
+        </w:rPr>
+      </w:pPr>
+      <w:r>
+        <w:rPr>
+          <w:rFonts w:hint="eastAsia"/>
+        </w:rPr>
+        <w:t>每个子代理有独立上下文、工具、指令，专注单一任务</w:t>
+      </w:r>
+    </w:p>
+    <w:p>
+      <w:pPr>
+        <w:ind w:firstLine="420"/>
+        <w:rPr>
+          <w:rFonts w:hint="eastAsia"/>
+        </w:rPr>
+      </w:pPr>
+      <w:r>
+        <w:rPr>
+          <w:rFonts w:hint="eastAsia"/>
+        </w:rPr>
+        <w:t>4</w:t>
+      </w:r>
+      <w:r>
+        <w:rPr>
+          <w:rFonts w:hint="eastAsia"/>
+        </w:rPr>
+        <w:t>、</w:t>
+      </w:r>
+      <w:r>
+        <w:rPr>
+          <w:rFonts w:hint="eastAsia"/>
+        </w:rPr>
+        <w:t>质量稳定、返工少、</w:t>
+      </w:r>
+      <w:proofErr w:type="gramStart"/>
+      <w:r>
+        <w:rPr>
+          <w:rFonts w:hint="eastAsia"/>
+        </w:rPr>
+        <w:t>长任务</w:t>
+      </w:r>
+      <w:proofErr w:type="gramEnd"/>
+      <w:r>
+        <w:rPr>
+          <w:rFonts w:hint="eastAsia"/>
+        </w:rPr>
+        <w:t>可控</w:t>
+      </w:r>
+    </w:p>
+    <w:p>
+      <w:pPr>
+        <w:ind w:firstLine="420"/>
+        <w:rPr>
+          <w:rFonts w:hint="eastAsia"/>
+        </w:rPr>
+      </w:pPr>
+      <w:r>
+        <w:rPr>
+          <w:rFonts w:hint="eastAsia"/>
+        </w:rPr>
+        <w:t>全程有记录、可追溯，中间断了能恢复</w:t>
+      </w:r>
+    </w:p>
+    <w:p>
+      <w:pPr>
+        <w:ind w:firstLine="420"/>
+        <w:rPr>
+          <w:rFonts w:hint="eastAsia"/>
+        </w:rPr>
+      </w:pPr>
+      <w:r>
+        <w:rPr>
+          <w:rFonts w:hint="eastAsia"/>
+        </w:rPr>
+        <w:t>强制测试</w:t>
+      </w:r>
+      <w:r>
+        <w:rPr>
+          <w:rFonts w:hint="eastAsia"/>
+        </w:rPr>
+        <w:t xml:space="preserve"> + </w:t>
+      </w:r>
+      <w:r>
+        <w:rPr>
+          <w:rFonts w:hint="eastAsia"/>
+        </w:rPr>
+        <w:t>审查，</w:t>
+      </w:r>
+      <w:r>
+        <w:rPr>
+          <w:rFonts w:hint="eastAsia"/>
+        </w:rPr>
+        <w:t xml:space="preserve">Bug </w:t>
+      </w:r>
+      <w:r>
+        <w:rPr>
+          <w:rFonts w:hint="eastAsia"/>
+        </w:rPr>
+        <w:t>率大幅降低</w:t>
+      </w:r>
+    </w:p>
+    <w:p>
+      <w:pPr>
+        <w:ind w:firstLine="420"/>
+        <w:rPr>
+          <w:rFonts w:hint="eastAsia"/>
+        </w:rPr>
+      </w:pPr>
+      <w:r>
+        <w:rPr>
+          <w:rFonts w:hint="eastAsia"/>
+        </w:rPr>
+        <w:t>长会话不漂移，始终按最初架构执行</w:t>
+      </w:r>
+    </w:p>
+    <w:p>
+      <w:pPr>
+        <w:ind w:firstLine="420"/>
+        <w:rPr>
+          <w:rFonts w:hint="eastAsia"/>
+        </w:rPr>
+      </w:pPr>
+      <w:r>
+        <w:rPr>
+          <w:rFonts w:hint="eastAsia"/>
+        </w:rPr>
+        <w:t>团队统一规范，</w:t>
+      </w:r>
+      <w:r>
+        <w:rPr>
+          <w:rFonts w:hint="eastAsia"/>
+        </w:rPr>
+        <w:t xml:space="preserve">AI </w:t>
+      </w:r>
+      <w:r>
+        <w:rPr>
+          <w:rFonts w:hint="eastAsia"/>
+        </w:rPr>
+        <w:t>行为一致，不用反复调教</w:t>
+      </w:r>
+    </w:p>
+    <w:p>
+      <w:pPr>
+        <w:ind w:firstLine="420"/>
+        <w:rPr>
+          <w:rFonts w:hint="eastAsia"/>
+        </w:rPr>
+      </w:pPr>
+      <w:r>
+        <w:rPr>
+          <w:rFonts w:hint="eastAsia"/>
+        </w:rPr>
+        <w:t>5</w:t>
+      </w:r>
+      <w:r>
+        <w:rPr>
+          <w:rFonts w:hint="eastAsia"/>
+        </w:rPr>
+        <w:t>、</w:t>
+      </w:r>
+      <w:r>
+        <w:rPr>
+          <w:rFonts w:hint="eastAsia"/>
+        </w:rPr>
+        <w:t>和</w:t>
+      </w:r>
+      <w:r>
+        <w:rPr>
+          <w:rFonts w:hint="eastAsia"/>
+        </w:rPr>
+        <w:t xml:space="preserve"> MCP </w:t>
+      </w:r>
+      <w:r>
+        <w:rPr>
+          <w:rFonts w:hint="eastAsia"/>
+        </w:rPr>
+        <w:t>完美互补（你现在的配置）</w:t>
+      </w:r>
+    </w:p>
+    <w:p>
+      <w:pPr>
+        <w:ind w:firstLine="420"/>
+        <w:rPr>
+          <w:rFonts w:hint="eastAsia"/>
+          <w:color w:val="EE0000"/>
+        </w:rPr>
+      </w:pPr>
+      <w:r>
+        <w:rPr>
+          <w:rFonts w:hint="eastAsia"/>
+          <w:color w:val="EE0000"/>
+        </w:rPr>
+        <w:t>MCP</w:t>
+      </w:r>
+      <w:r>
+        <w:rPr>
+          <w:rFonts w:hint="eastAsia"/>
+          <w:color w:val="EE0000"/>
+        </w:rPr>
+        <w:t>（</w:t>
+      </w:r>
+      <w:r>
+        <w:rPr>
+          <w:rFonts w:hint="eastAsia"/>
+          <w:color w:val="EE0000"/>
+        </w:rPr>
+        <w:t>filesystem/sequential-thinking</w:t>
+      </w:r>
+      <w:r>
+        <w:rPr>
+          <w:rFonts w:hint="eastAsia"/>
+          <w:color w:val="EE0000"/>
+        </w:rPr>
+        <w:t>）：给</w:t>
+      </w:r>
+      <w:r>
+        <w:rPr>
+          <w:rFonts w:hint="eastAsia"/>
+          <w:color w:val="EE0000"/>
+        </w:rPr>
+        <w:t xml:space="preserve"> Claude</w:t>
+      </w:r>
+      <w:r>
+        <w:rPr>
+          <w:rFonts w:hint="eastAsia"/>
+          <w:color w:val="EE0000"/>
+        </w:rPr>
+        <w:t>「读写文件</w:t>
+      </w:r>
+      <w:r>
+        <w:rPr>
+          <w:rFonts w:hint="eastAsia"/>
+          <w:color w:val="EE0000"/>
+        </w:rPr>
+        <w:t xml:space="preserve"> + </w:t>
+      </w:r>
+      <w:r>
+        <w:rPr>
+          <w:rFonts w:hint="eastAsia"/>
+          <w:color w:val="EE0000"/>
+        </w:rPr>
+        <w:t>深度思考」的能力</w:t>
+      </w:r>
+    </w:p>
+    <w:p>
+      <w:pPr>
+        <w:ind w:firstLine="420"/>
+        <w:rPr>
+          <w:rFonts w:hint="eastAsia"/>
+        </w:rPr>
+      </w:pPr>
+      <w:r>
+        <w:rPr>
+          <w:rFonts w:hint="eastAsia"/>
+        </w:rPr>
+        <w:t>Superpowers</w:t>
+      </w:r>
+      <w:r>
+        <w:rPr>
+          <w:rFonts w:hint="eastAsia"/>
+        </w:rPr>
+        <w:t>：把这些能力串成「规范工程流程」</w:t>
+      </w:r>
+    </w:p>
+    <w:p>
+      <w:pPr>
+        <w:ind w:firstLine="420"/>
+      </w:pPr>
+      <w:r>
+        <w:rPr>
+          <w:rFonts w:hint="eastAsia"/>
+        </w:rPr>
+        <w:t>组合效果：全自动高质量</w:t>
+      </w:r>
+      <w:r>
+        <w:rPr>
+          <w:rFonts w:hint="eastAsia"/>
+        </w:rPr>
+        <w:t xml:space="preserve"> AI </w:t>
+      </w:r>
+      <w:r>
+        <w:rPr>
+          <w:rFonts w:hint="eastAsia"/>
+        </w:rPr>
+        <w:t>开发环境</w:t>
+      </w:r>
+    </w:p>
+    <w:p>
+      <w:pPr>
+        <w:jc w:val="center"/>
+        <w:rPr>
+          <w:rFonts w:hint="eastAsia"/>
+        </w:rPr>
+      </w:pPr>
+      <w:r>
+        <w:rPr>
+          <w:noProof/>
+        </w:rPr>
+        <w:lastRenderedPageBreak/>
+        <w:drawing>
+          <wp:inline distT="0" distB="0" distL="0" distR="0" wp14:anchorId="49F65BA2" wp14:editId="51897EE6">
+            <wp:extent cx="4250182" cy="2774950"/>
+            <wp:effectExtent l="0" t="0" r="0" b="6350"/>
+            <wp:docPr id="1293173030" name="图片 1"/>
+            <wp:cNvGraphicFramePr>
+              <a:graphicFrameLocks xmlns:a="http://schemas.openxmlformats.org/drawingml/2006/main" noChangeAspect="1"/>
+            </wp:cNvGraphicFramePr>
+            <a:graphic xmlns:a="http://schemas.openxmlformats.org/drawingml/2006/main">
+              <a:graphicData uri="http://schemas.openxmlformats.org/drawingml/2006/picture">
+                <pic:pic xmlns:pic="http://schemas.openxmlformats.org/drawingml/2006/picture">
+                  <pic:nvPicPr>
+                    <pic:cNvPr id="1293173030" name=""/>
+                    <pic:cNvPicPr/>
+                  </pic:nvPicPr>
+                  <pic:blipFill>
+                    <a:blip r:embed="rId62"/>
+                    <a:stretch>
+                      <a:fillRect/>
+                    </a:stretch>
+                  </pic:blipFill>
+                  <pic:spPr>
+                    <a:xfrm>
+                      <a:off x="0" y="0"/>
+                      <a:ext cx="4253734" cy="2777269"/>
+                    </a:xfrm>
+                    <a:prstGeom prst="rect">
+                      <a:avLst/>
+                    </a:prstGeom>
+                  </pic:spPr>
+                </pic:pic>
+              </a:graphicData>
+            </a:graphic>
+          </wp:inline>
+        </w:drawing>
+      </w:r>
+    </w:p>
+    <w:p>
+      <w:pPr>
+        <w:pStyle w:val="3"/>
+      </w:pPr>
+      <w:r>
+        <w:rPr>
+          <w:rFonts w:hint="eastAsia"/>
+        </w:rPr>
         <w:t>概述</w:t>
+      </w:r>
+    </w:p>
+    <w:p>
+      <w:pPr>
+        <w:rPr>
+          <w:rFonts w:hint="eastAsia"/>
+        </w:rPr>
+      </w:pPr>
+      <w:r>
+        <w:tab/>
+      </w:r>
+      <w:r>
+        <w:rPr>
+          <w:rFonts w:hint="eastAsia"/>
+        </w:rPr>
+        <w:t xml:space="preserve">Superpowers </w:t>
+      </w:r>
+      <w:r>
+        <w:rPr>
+          <w:rFonts w:hint="eastAsia"/>
+        </w:rPr>
+        <w:t>是</w:t>
+      </w:r>
+      <w:r>
+        <w:rPr>
+          <w:rFonts w:hint="eastAsia"/>
+        </w:rPr>
+        <w:t xml:space="preserve"> Claude Code </w:t>
+      </w:r>
+      <w:r>
+        <w:rPr>
+          <w:rFonts w:hint="eastAsia"/>
+        </w:rPr>
+        <w:t>的「</w:t>
+      </w:r>
+      <w:proofErr w:type="gramStart"/>
+      <w:r>
+        <w:rPr>
+          <w:rFonts w:hint="eastAsia"/>
+        </w:rPr>
+        <w:t>插件级</w:t>
+      </w:r>
+      <w:proofErr w:type="gramEnd"/>
+      <w:r>
+        <w:rPr>
+          <w:rFonts w:hint="eastAsia"/>
+        </w:rPr>
+        <w:t>工作流框架</w:t>
+      </w:r>
+      <w:r>
+        <w:rPr>
+          <w:rFonts w:hint="eastAsia"/>
+        </w:rPr>
+        <w:t xml:space="preserve"> + </w:t>
+      </w:r>
+      <w:r>
+        <w:rPr>
+          <w:rFonts w:hint="eastAsia"/>
+        </w:rPr>
+        <w:t>技能系统（</w:t>
+      </w:r>
+      <w:r>
+        <w:rPr>
+          <w:rFonts w:hint="eastAsia"/>
+        </w:rPr>
+        <w:t>Skills Framework</w:t>
+      </w:r>
+      <w:r>
+        <w:rPr>
+          <w:rFonts w:hint="eastAsia"/>
+        </w:rPr>
+        <w:t>）」，核心是「把软件工程最佳实践编码成</w:t>
+      </w:r>
+      <w:r>
+        <w:rPr>
+          <w:rFonts w:hint="eastAsia"/>
+        </w:rPr>
+        <w:t xml:space="preserve"> AI </w:t>
+      </w:r>
+      <w:r>
+        <w:rPr>
+          <w:rFonts w:hint="eastAsia"/>
+        </w:rPr>
+        <w:t>必须遵守的流程」。</w:t>
+      </w:r>
+    </w:p>
+    <w:p>
+      <w:pPr>
+        <w:ind w:firstLine="420"/>
+        <w:rPr>
+          <w:rFonts w:hint="eastAsia"/>
+          <w:b/>
+          <w:bCs/>
+        </w:rPr>
+      </w:pPr>
+      <w:r>
+        <w:rPr>
+          <w:rFonts w:hint="eastAsia"/>
+          <w:b/>
+          <w:bCs/>
+        </w:rPr>
+        <w:t>官方</w:t>
+      </w:r>
+      <w:r>
+        <w:rPr>
+          <w:rFonts w:hint="eastAsia"/>
+          <w:b/>
+          <w:bCs/>
+        </w:rPr>
+        <w:t xml:space="preserve"> / </w:t>
+      </w:r>
+      <w:r>
+        <w:rPr>
+          <w:rFonts w:hint="eastAsia"/>
+          <w:b/>
+          <w:bCs/>
+        </w:rPr>
+        <w:t>社区定位</w:t>
+      </w:r>
+    </w:p>
+    <w:p>
+      <w:pPr>
+        <w:ind w:firstLine="420"/>
+        <w:rPr>
+          <w:rFonts w:hint="eastAsia"/>
+        </w:rPr>
+      </w:pPr>
+      <w:r>
+        <w:rPr>
+          <w:rFonts w:hint="eastAsia"/>
+          <w:color w:val="EE0000"/>
+        </w:rPr>
+        <w:t>不是模型</w:t>
+      </w:r>
+      <w:r>
+        <w:rPr>
+          <w:rFonts w:hint="eastAsia"/>
+        </w:rPr>
+        <w:t>：不改变</w:t>
+      </w:r>
+      <w:r>
+        <w:rPr>
+          <w:rFonts w:hint="eastAsia"/>
+        </w:rPr>
+        <w:t xml:space="preserve"> Claude </w:t>
+      </w:r>
+      <w:r>
+        <w:rPr>
+          <w:rFonts w:hint="eastAsia"/>
+        </w:rPr>
+        <w:t>本身能力，是「能力的组织方式」</w:t>
+      </w:r>
+    </w:p>
+    <w:p>
+      <w:pPr>
+        <w:ind w:firstLine="420"/>
+        <w:rPr>
+          <w:rFonts w:hint="eastAsia"/>
+        </w:rPr>
+      </w:pPr>
+      <w:r>
+        <w:rPr>
+          <w:rFonts w:hint="eastAsia"/>
+          <w:color w:val="EE0000"/>
+        </w:rPr>
+        <w:t>不是简单插件</w:t>
+      </w:r>
+      <w:r>
+        <w:rPr>
+          <w:rFonts w:hint="eastAsia"/>
+        </w:rPr>
+        <w:t>：是「全流程方法论</w:t>
+      </w:r>
+      <w:r>
+        <w:rPr>
+          <w:rFonts w:hint="eastAsia"/>
+        </w:rPr>
+        <w:t xml:space="preserve"> + 20+ </w:t>
+      </w:r>
+      <w:r>
+        <w:rPr>
+          <w:rFonts w:hint="eastAsia"/>
+        </w:rPr>
+        <w:t>可复用技能库」</w:t>
+      </w:r>
+    </w:p>
+    <w:p>
+      <w:pPr>
+        <w:ind w:firstLine="420"/>
+        <w:rPr>
+          <w:rFonts w:hint="eastAsia"/>
+        </w:rPr>
+      </w:pPr>
+      <w:r>
+        <w:rPr>
+          <w:rFonts w:hint="eastAsia"/>
+          <w:color w:val="EE0000"/>
+        </w:rPr>
+        <w:t>不是</w:t>
+      </w:r>
+      <w:r>
+        <w:rPr>
+          <w:rFonts w:hint="eastAsia"/>
+          <w:color w:val="EE0000"/>
+        </w:rPr>
+        <w:t xml:space="preserve"> Prompt </w:t>
+      </w:r>
+      <w:r>
+        <w:rPr>
+          <w:rFonts w:hint="eastAsia"/>
+          <w:color w:val="EE0000"/>
+        </w:rPr>
+        <w:t>模板</w:t>
+      </w:r>
+      <w:r>
+        <w:rPr>
+          <w:rFonts w:hint="eastAsia"/>
+        </w:rPr>
+        <w:t>：是「可执行、可强制、可扩展的工作流引擎」</w:t>
+      </w:r>
+    </w:p>
+    <w:p>
+      <w:pPr>
+        <w:ind w:firstLine="420"/>
+        <w:rPr>
+          <w:rFonts w:hint="eastAsia"/>
+          <w:b/>
+          <w:bCs/>
+        </w:rPr>
+      </w:pPr>
+      <w:r>
+        <w:rPr>
+          <w:rFonts w:hint="eastAsia"/>
+          <w:b/>
+          <w:bCs/>
+        </w:rPr>
+        <w:t>类比：</w:t>
+      </w:r>
+    </w:p>
+    <w:p>
+      <w:pPr>
+        <w:ind w:firstLine="420"/>
+        <w:rPr>
+          <w:rFonts w:hint="eastAsia"/>
+        </w:rPr>
+      </w:pPr>
+      <w:r>
+        <w:rPr>
+          <w:rFonts w:hint="eastAsia"/>
+        </w:rPr>
+        <w:t>原生</w:t>
+      </w:r>
+      <w:r>
+        <w:rPr>
+          <w:rFonts w:hint="eastAsia"/>
+        </w:rPr>
+        <w:t xml:space="preserve"> Claude = </w:t>
+      </w:r>
+      <w:r>
+        <w:rPr>
+          <w:rFonts w:hint="eastAsia"/>
+        </w:rPr>
+        <w:t>会写代码的实习生</w:t>
+      </w:r>
+    </w:p>
+    <w:p>
+      <w:pPr>
+        <w:ind w:firstLine="420"/>
+        <w:rPr>
+          <w:rFonts w:hint="eastAsia"/>
+        </w:rPr>
+      </w:pPr>
+      <w:r>
+        <w:rPr>
+          <w:rFonts w:hint="eastAsia"/>
+        </w:rPr>
+        <w:t xml:space="preserve">Superpowers = </w:t>
+      </w:r>
+      <w:r>
+        <w:rPr>
+          <w:rFonts w:hint="eastAsia"/>
+        </w:rPr>
+        <w:t>资深工程师团队（带规范、流程、审查、分工）</w:t>
+      </w:r>
+    </w:p>
+    <w:p>
+      <w:pPr>
+        <w:ind w:firstLine="420"/>
+        <w:rPr>
+          <w:rFonts w:hint="eastAsia"/>
+        </w:rPr>
+      </w:pPr>
+      <w:r>
+        <w:rPr>
+          <w:rFonts w:hint="eastAsia"/>
+        </w:rPr>
+        <w:t>更精准：</w:t>
+      </w:r>
+      <w:r>
+        <w:rPr>
+          <w:rFonts w:hint="eastAsia"/>
+        </w:rPr>
+        <w:t xml:space="preserve">AI </w:t>
+      </w:r>
+      <w:r>
+        <w:rPr>
+          <w:rFonts w:hint="eastAsia"/>
+        </w:rPr>
+        <w:t>编程的「施工队工作手册</w:t>
+      </w:r>
+      <w:r>
+        <w:rPr>
+          <w:rFonts w:hint="eastAsia"/>
+        </w:rPr>
+        <w:t xml:space="preserve"> + </w:t>
+      </w:r>
+      <w:r>
+        <w:rPr>
+          <w:rFonts w:hint="eastAsia"/>
+        </w:rPr>
+        <w:t>工程监理」</w:t>
+      </w:r>
+    </w:p>
+    <w:p>
+      <w:pPr>
+        <w:ind w:firstLine="420"/>
+        <w:rPr>
+          <w:rFonts w:hint="eastAsia"/>
+          <w:b/>
+          <w:bCs/>
+        </w:rPr>
+      </w:pPr>
+      <w:r>
+        <w:rPr>
+          <w:rFonts w:hint="eastAsia"/>
+          <w:b/>
+          <w:bCs/>
+        </w:rPr>
+        <w:t>和「插件</w:t>
+      </w:r>
+      <w:r>
+        <w:rPr>
+          <w:rFonts w:hint="eastAsia"/>
+          <w:b/>
+          <w:bCs/>
+        </w:rPr>
+        <w:t xml:space="preserve"> / Skill/Subagent/MCP</w:t>
+      </w:r>
+      <w:r>
+        <w:rPr>
+          <w:rFonts w:hint="eastAsia"/>
+          <w:b/>
+          <w:bCs/>
+        </w:rPr>
+        <w:t>」的关系</w:t>
+      </w:r>
+    </w:p>
+    <w:p>
+      <w:pPr>
+        <w:ind w:firstLine="420"/>
+        <w:rPr>
+          <w:rFonts w:hint="eastAsia"/>
+        </w:rPr>
+      </w:pPr>
+      <w:r>
+        <w:rPr>
+          <w:rFonts w:hint="eastAsia"/>
+        </w:rPr>
+        <w:t>Plugin</w:t>
+      </w:r>
+      <w:r>
+        <w:rPr>
+          <w:rFonts w:hint="eastAsia"/>
+        </w:rPr>
+        <w:t>（插件）：</w:t>
+      </w:r>
+      <w:r>
+        <w:rPr>
+          <w:rFonts w:hint="eastAsia"/>
+        </w:rPr>
+        <w:t xml:space="preserve">Superpowers </w:t>
+      </w:r>
+      <w:r>
+        <w:rPr>
+          <w:rFonts w:hint="eastAsia"/>
+        </w:rPr>
+        <w:t>是</w:t>
+      </w:r>
+      <w:r>
+        <w:rPr>
+          <w:rFonts w:hint="eastAsia"/>
+        </w:rPr>
+        <w:t xml:space="preserve"> Claude Code </w:t>
+      </w:r>
+      <w:r>
+        <w:rPr>
+          <w:rFonts w:hint="eastAsia"/>
+        </w:rPr>
+        <w:t>的一个插件（</w:t>
+      </w:r>
+      <w:r>
+        <w:rPr>
+          <w:rFonts w:hint="eastAsia"/>
+        </w:rPr>
+        <w:t xml:space="preserve">.plugin </w:t>
+      </w:r>
+      <w:r>
+        <w:rPr>
+          <w:rFonts w:hint="eastAsia"/>
+        </w:rPr>
+        <w:t>格式）</w:t>
+      </w:r>
+    </w:p>
+    <w:p>
+      <w:pPr>
+        <w:ind w:firstLine="420"/>
+        <w:rPr>
+          <w:rFonts w:hint="eastAsia"/>
+        </w:rPr>
+      </w:pPr>
+      <w:r>
+        <w:rPr>
+          <w:rFonts w:hint="eastAsia"/>
+        </w:rPr>
+        <w:t>Skill</w:t>
+      </w:r>
+      <w:r>
+        <w:rPr>
+          <w:rFonts w:hint="eastAsia"/>
+        </w:rPr>
+        <w:t>（技能）：</w:t>
+      </w:r>
+      <w:r>
+        <w:rPr>
+          <w:rFonts w:hint="eastAsia"/>
+        </w:rPr>
+        <w:t xml:space="preserve">Superpowers </w:t>
+      </w:r>
+      <w:r>
+        <w:rPr>
+          <w:rFonts w:hint="eastAsia"/>
+        </w:rPr>
+        <w:t>内置</w:t>
+      </w:r>
+      <w:r>
+        <w:rPr>
+          <w:rFonts w:hint="eastAsia"/>
+        </w:rPr>
+        <w:t xml:space="preserve"> 20+ Skill</w:t>
+      </w:r>
+      <w:r>
+        <w:rPr>
+          <w:rFonts w:hint="eastAsia"/>
+        </w:rPr>
+        <w:t>，每个</w:t>
+      </w:r>
+      <w:r>
+        <w:rPr>
+          <w:rFonts w:hint="eastAsia"/>
+        </w:rPr>
+        <w:t xml:space="preserve"> Skill </w:t>
+      </w:r>
+      <w:r>
+        <w:rPr>
+          <w:rFonts w:hint="eastAsia"/>
+        </w:rPr>
+        <w:t>是一个「小工作流模板」</w:t>
+      </w:r>
+    </w:p>
+    <w:p>
+      <w:pPr>
+        <w:ind w:firstLine="420"/>
+        <w:rPr>
+          <w:rFonts w:hint="eastAsia"/>
+        </w:rPr>
+      </w:pPr>
+      <w:r>
+        <w:rPr>
+          <w:rFonts w:hint="eastAsia"/>
+        </w:rPr>
+        <w:t>Subagent</w:t>
+      </w:r>
+      <w:r>
+        <w:rPr>
+          <w:rFonts w:hint="eastAsia"/>
+        </w:rPr>
+        <w:t>（子代理）：</w:t>
+      </w:r>
+      <w:r>
+        <w:rPr>
+          <w:rFonts w:hint="eastAsia"/>
+        </w:rPr>
+        <w:t xml:space="preserve">Superpowers </w:t>
+      </w:r>
+      <w:r>
+        <w:rPr>
+          <w:rFonts w:hint="eastAsia"/>
+        </w:rPr>
+        <w:t>调度</w:t>
+      </w:r>
+      <w:r>
+        <w:rPr>
+          <w:rFonts w:hint="eastAsia"/>
+        </w:rPr>
+        <w:t xml:space="preserve"> Claude </w:t>
+      </w:r>
+      <w:r>
+        <w:rPr>
+          <w:rFonts w:hint="eastAsia"/>
+        </w:rPr>
+        <w:t>原生</w:t>
+      </w:r>
+      <w:r>
+        <w:rPr>
+          <w:rFonts w:hint="eastAsia"/>
+        </w:rPr>
+        <w:t xml:space="preserve"> Subagent </w:t>
+      </w:r>
+      <w:r>
+        <w:rPr>
+          <w:rFonts w:hint="eastAsia"/>
+        </w:rPr>
+        <w:t>执行具体任务（多</w:t>
+      </w:r>
+      <w:r>
+        <w:rPr>
+          <w:rFonts w:hint="eastAsia"/>
+        </w:rPr>
+        <w:t xml:space="preserve"> Agent </w:t>
+      </w:r>
+      <w:r>
+        <w:rPr>
+          <w:rFonts w:hint="eastAsia"/>
+        </w:rPr>
+        <w:t>编排）</w:t>
+      </w:r>
+    </w:p>
+    <w:p>
+      <w:pPr>
+        <w:ind w:firstLine="420"/>
+        <w:rPr>
+          <w:rFonts w:hint="eastAsia"/>
+        </w:rPr>
+      </w:pPr>
+      <w:r>
+        <w:rPr>
+          <w:rFonts w:hint="eastAsia"/>
+        </w:rPr>
+        <w:t>MCP</w:t>
+      </w:r>
+      <w:r>
+        <w:rPr>
+          <w:rFonts w:hint="eastAsia"/>
+        </w:rPr>
+        <w:t>（模型上下文协议）：给</w:t>
+      </w:r>
+      <w:r>
+        <w:rPr>
+          <w:rFonts w:hint="eastAsia"/>
+        </w:rPr>
+        <w:t xml:space="preserve"> Subagent </w:t>
+      </w:r>
+      <w:r>
+        <w:rPr>
+          <w:rFonts w:hint="eastAsia"/>
+        </w:rPr>
+        <w:t>提供「文件读写、思考、数据库访问」等权限</w:t>
+      </w:r>
+    </w:p>
+    <w:p>
+      <w:pPr>
+        <w:ind w:firstLine="420"/>
+        <w:rPr>
+          <w:rFonts w:hint="eastAsia"/>
+        </w:rPr>
+      </w:pPr>
+      <w:r>
+        <w:rPr>
+          <w:rFonts w:hint="eastAsia"/>
+        </w:rPr>
+        <w:lastRenderedPageBreak/>
+        <w:t>一句话：</w:t>
+      </w:r>
+      <w:r>
+        <w:rPr>
+          <w:rFonts w:hint="eastAsia"/>
+          <w:color w:val="EE0000"/>
+        </w:rPr>
+        <w:t xml:space="preserve">MCP </w:t>
+      </w:r>
+      <w:r>
+        <w:rPr>
+          <w:rFonts w:hint="eastAsia"/>
+          <w:color w:val="EE0000"/>
+        </w:rPr>
+        <w:t>给能力，</w:t>
+      </w:r>
+      <w:r>
+        <w:rPr>
+          <w:rFonts w:hint="eastAsia"/>
+          <w:color w:val="EE0000"/>
+        </w:rPr>
+        <w:t xml:space="preserve">Superpowers </w:t>
+      </w:r>
+      <w:r>
+        <w:rPr>
+          <w:rFonts w:hint="eastAsia"/>
+          <w:color w:val="EE0000"/>
+        </w:rPr>
+        <w:t>管流程，</w:t>
+      </w:r>
+      <w:r>
+        <w:rPr>
+          <w:rFonts w:hint="eastAsia"/>
+          <w:color w:val="EE0000"/>
+        </w:rPr>
+        <w:t xml:space="preserve">Subagent </w:t>
+      </w:r>
+      <w:r>
+        <w:rPr>
+          <w:rFonts w:hint="eastAsia"/>
+          <w:color w:val="EE0000"/>
+        </w:rPr>
+        <w:t>去执行</w:t>
+      </w:r>
+      <w:r>
+        <w:rPr>
+          <w:rFonts w:hint="eastAsia"/>
+        </w:rPr>
+        <w:t>。</w:t>
       </w:r>
     </w:p>
     <w:p>
